--- a/skills/dazzler-frontend/assets/templates/docx/fun.docx
+++ b/skills/dazzler-frontend/assets/templates/docx/fun.docx
@@ -18,60 +18,39 @@
         <w:jc w:val="center"/>
       </w:pPr>
       <w:r>
-        <w:t>Game night invitation</w:t>
+        <w:t>The great game night</w:t>
       </w:r>
     </w:p>
     <w:p>
       <w:pPr>
         <w:pStyle w:val="Subtitle"/>
-        <w:jc w:val="center"/>
       </w:pPr>
       <w:r>
-        <w:t>Good company and a little friendly competition</w:t>
-      </w:r>
-    </w:p>
-    <w:p>
-      <w:r>
-        <w:t>[Invite your guests in your own voice. Add the theme and what makes this gathering special.]</w:t>
+        <w:t>Pick a team • Bring your best terrible drawing</w:t>
       </w:r>
     </w:p>
     <w:p>
       <w:pPr>
-        <w:pStyle w:val="Heading1"/>
+        <w:spacing w:before="160" w:after="200"/>
+        <w:shd w:fill="F9EBF3"/>
       </w:pPr>
       <w:r>
-        <w:t>The plan</w:t>
+        <w:rPr>
+          <w:b/>
+        </w:rPr>
+        <w:t>SATURDAY 24 JULY</w:t>
+        <w:br/>
+      </w:r>
+      <w:r>
+        <w:t>6:30–10:00 PM  •  The Rivera living room</w:t>
+        <w:br/>
+        <w:t>18 Willow Lane, Sampletown — fictional venue</w:t>
       </w:r>
     </w:p>
     <w:p>
+      <w:pPr/>
       <w:r>
-        <w:t>[Describe the games, activities, and approximate schedule.]</w:t>
-      </w:r>
-    </w:p>
-    <w:p>
-      <w:pPr>
-        <w:pStyle w:val="Heading1"/>
-      </w:pPr>
-      <w:r>
-        <w:t>Bring along</w:t>
-      </w:r>
-    </w:p>
-    <w:p>
-      <w:r>
-        <w:t>[List anything guests should bring, including optional snacks or games.]</w:t>
-      </w:r>
-    </w:p>
-    <w:p>
-      <w:pPr>
-        <w:pStyle w:val="Heading1"/>
-      </w:pPr>
-      <w:r>
-        <w:t>Let us know</w:t>
-      </w:r>
-    </w:p>
-    <w:p>
-      <w:r>
-        <w:t>[Add an RSVP date and preferred contact method.]</w:t>
+        <w:t>Come for the pizza. Stay for the dramatic final round. We are mixing quick team games with a few old favorites, and there is a seat for complete beginners.</w:t>
       </w:r>
     </w:p>
     <w:tbl>
@@ -81,23 +60,23 @@
         <w:tblLook w:firstColumn="1" w:firstRow="1" w:lastColumn="0" w:lastRow="0" w:noHBand="0" w:noVBand="1" w:val="04A0"/>
       </w:tblPr>
       <w:tblGrid>
-        <w:gridCol w:w="3312"/>
-        <w:gridCol w:w="3312"/>
-        <w:gridCol w:w="3312"/>
+        <w:gridCol w:w="2033"/>
+        <w:gridCol w:w="8133"/>
       </w:tblGrid>
       <w:tr>
         <w:trPr>
+          <w:cantSplit/>
           <w:tblHeader/>
         </w:trPr>
         <w:tc>
           <w:tcPr>
-            <w:tcW w:type="dxa" w:w="3312"/>
+            <w:tcW w:type="dxa" w:w="2033"/>
             <w:shd w:fill="F9EBF3"/>
             <w:tcMar>
-              <w:top w:w="110" w:type="dxa"/>
-              <w:left w:w="110" w:type="dxa"/>
-              <w:bottom w:w="110" w:type="dxa"/>
-              <w:right w:w="110" w:type="dxa"/>
+              <w:top w:w="80" w:type="dxa"/>
+              <w:left w:w="80" w:type="dxa"/>
+              <w:bottom w:w="80" w:type="dxa"/>
+              <w:right w:w="80" w:type="dxa"/>
             </w:tcMar>
           </w:tcPr>
           <w:p>
@@ -107,21 +86,21 @@
             <w:r>
               <w:rPr>
                 <w:b/>
-                <w:sz w:val="19"/>
+                <w:sz w:val="18"/>
               </w:rPr>
-              <w:t>When</w:t>
+              <w:t>Time</w:t>
             </w:r>
           </w:p>
         </w:tc>
         <w:tc>
           <w:tcPr>
-            <w:tcW w:type="dxa" w:w="3312"/>
+            <w:tcW w:type="dxa" w:w="8133"/>
             <w:shd w:fill="F9EBF3"/>
             <w:tcMar>
-              <w:top w:w="110" w:type="dxa"/>
-              <w:left w:w="110" w:type="dxa"/>
-              <w:bottom w:w="110" w:type="dxa"/>
-              <w:right w:w="110" w:type="dxa"/>
+              <w:top w:w="80" w:type="dxa"/>
+              <w:left w:w="80" w:type="dxa"/>
+              <w:bottom w:w="80" w:type="dxa"/>
+              <w:right w:w="80" w:type="dxa"/>
             </w:tcMar>
           </w:tcPr>
           <w:p>
@@ -131,47 +110,26 @@
             <w:r>
               <w:rPr>
                 <w:b/>
-                <w:sz w:val="19"/>
+                <w:sz w:val="18"/>
               </w:rPr>
-              <w:t>Where</w:t>
-            </w:r>
-          </w:p>
-        </w:tc>
-        <w:tc>
-          <w:tcPr>
-            <w:tcW w:type="dxa" w:w="3312"/>
-            <w:shd w:fill="F9EBF3"/>
-            <w:tcMar>
-              <w:top w:w="110" w:type="dxa"/>
-              <w:left w:w="110" w:type="dxa"/>
-              <w:bottom w:w="110" w:type="dxa"/>
-              <w:right w:w="110" w:type="dxa"/>
-            </w:tcMar>
-          </w:tcPr>
-          <w:p>
-            <w:pPr>
-              <w:spacing w:after="20"/>
-            </w:pPr>
-            <w:r>
-              <w:rPr>
-                <w:b/>
-                <w:sz w:val="19"/>
-              </w:rPr>
-              <w:t>For whom</w:t>
+              <w:t>What is happening</w:t>
             </w:r>
           </w:p>
         </w:tc>
       </w:tr>
       <w:tr>
+        <w:trPr>
+          <w:cantSplit/>
+        </w:trPr>
         <w:tc>
           <w:tcPr>
-            <w:tcW w:type="dxa" w:w="3312"/>
+            <w:tcW w:type="dxa" w:w="2033"/>
             <w:shd w:fill="FFFFFF"/>
             <w:tcMar>
-              <w:top w:w="110" w:type="dxa"/>
-              <w:left w:w="110" w:type="dxa"/>
-              <w:bottom w:w="110" w:type="dxa"/>
-              <w:right w:w="110" w:type="dxa"/>
+              <w:top w:w="80" w:type="dxa"/>
+              <w:left w:w="80" w:type="dxa"/>
+              <w:bottom w:w="80" w:type="dxa"/>
+              <w:right w:w="80" w:type="dxa"/>
             </w:tcMar>
           </w:tcPr>
           <w:p>
@@ -181,21 +139,21 @@
             <w:r>
               <w:rPr>
                 <w:b w:val="0"/>
-                <w:sz w:val="19"/>
+                <w:sz w:val="18"/>
               </w:rPr>
-              <w:t>[Day and time]</w:t>
+              <w:t>6:30</w:t>
             </w:r>
           </w:p>
         </w:tc>
         <w:tc>
           <w:tcPr>
-            <w:tcW w:type="dxa" w:w="3312"/>
+            <w:tcW w:type="dxa" w:w="8133"/>
             <w:shd w:fill="FFFFFF"/>
             <w:tcMar>
-              <w:top w:w="110" w:type="dxa"/>
-              <w:left w:w="110" w:type="dxa"/>
-              <w:bottom w:w="110" w:type="dxa"/>
-              <w:right w:w="110" w:type="dxa"/>
+              <w:top w:w="80" w:type="dxa"/>
+              <w:left w:w="80" w:type="dxa"/>
+              <w:bottom w:w="80" w:type="dxa"/>
+              <w:right w:w="80" w:type="dxa"/>
             </w:tcMar>
           </w:tcPr>
           <w:p>
@@ -205,21 +163,26 @@
             <w:r>
               <w:rPr>
                 <w:b w:val="0"/>
-                <w:sz w:val="19"/>
+                <w:sz w:val="18"/>
               </w:rPr>
-              <w:t>[Location]</w:t>
+              <w:t>Arrive, choose a team and grab a slice</w:t>
             </w:r>
           </w:p>
         </w:tc>
+      </w:tr>
+      <w:tr>
+        <w:trPr>
+          <w:cantSplit/>
+        </w:trPr>
         <w:tc>
           <w:tcPr>
-            <w:tcW w:type="dxa" w:w="3312"/>
-            <w:shd w:fill="FFFFFF"/>
+            <w:tcW w:type="dxa" w:w="2033"/>
+            <w:shd w:fill="F9EBF3"/>
             <w:tcMar>
-              <w:top w:w="110" w:type="dxa"/>
-              <w:left w:w="110" w:type="dxa"/>
-              <w:bottom w:w="110" w:type="dxa"/>
-              <w:right w:w="110" w:type="dxa"/>
+              <w:top w:w="80" w:type="dxa"/>
+              <w:left w:w="80" w:type="dxa"/>
+              <w:bottom w:w="80" w:type="dxa"/>
+              <w:right w:w="80" w:type="dxa"/>
             </w:tcMar>
           </w:tcPr>
           <w:p>
@@ -229,22 +192,277 @@
             <w:r>
               <w:rPr>
                 <w:b w:val="0"/>
-                <w:sz w:val="19"/>
+                <w:sz w:val="18"/>
               </w:rPr>
-              <w:t>[Guests]</w:t>
+              <w:t>7:00</w:t>
+            </w:r>
+          </w:p>
+        </w:tc>
+        <w:tc>
+          <w:tcPr>
+            <w:tcW w:type="dxa" w:w="8133"/>
+            <w:shd w:fill="F9EBF3"/>
+            <w:tcMar>
+              <w:top w:w="80" w:type="dxa"/>
+              <w:left w:w="80" w:type="dxa"/>
+              <w:bottom w:w="80" w:type="dxa"/>
+              <w:right w:w="80" w:type="dxa"/>
+            </w:tcMar>
+          </w:tcPr>
+          <w:p>
+            <w:pPr>
+              <w:spacing w:after="20"/>
+            </w:pPr>
+            <w:r>
+              <w:rPr>
+                <w:b w:val="0"/>
+                <w:sz w:val="18"/>
+              </w:rPr>
+              <w:t>Drawing game warm-up</w:t>
+            </w:r>
+          </w:p>
+        </w:tc>
+      </w:tr>
+      <w:tr>
+        <w:trPr>
+          <w:cantSplit/>
+        </w:trPr>
+        <w:tc>
+          <w:tcPr>
+            <w:tcW w:type="dxa" w:w="2033"/>
+            <w:shd w:fill="FFFFFF"/>
+            <w:tcMar>
+              <w:top w:w="80" w:type="dxa"/>
+              <w:left w:w="80" w:type="dxa"/>
+              <w:bottom w:w="80" w:type="dxa"/>
+              <w:right w:w="80" w:type="dxa"/>
+            </w:tcMar>
+          </w:tcPr>
+          <w:p>
+            <w:pPr>
+              <w:spacing w:after="20"/>
+            </w:pPr>
+            <w:r>
+              <w:rPr>
+                <w:b w:val="0"/>
+                <w:sz w:val="18"/>
+              </w:rPr>
+              <w:t>7:45</w:t>
+            </w:r>
+          </w:p>
+        </w:tc>
+        <w:tc>
+          <w:tcPr>
+            <w:tcW w:type="dxa" w:w="8133"/>
+            <w:shd w:fill="FFFFFF"/>
+            <w:tcMar>
+              <w:top w:w="80" w:type="dxa"/>
+              <w:left w:w="80" w:type="dxa"/>
+              <w:bottom w:w="80" w:type="dxa"/>
+              <w:right w:w="80" w:type="dxa"/>
+            </w:tcMar>
+          </w:tcPr>
+          <w:p>
+            <w:pPr>
+              <w:spacing w:after="20"/>
+            </w:pPr>
+            <w:r>
+              <w:rPr>
+                <w:b w:val="0"/>
+                <w:sz w:val="18"/>
+              </w:rPr>
+              <w:t>Team trivia and snack break</w:t>
+            </w:r>
+          </w:p>
+        </w:tc>
+      </w:tr>
+      <w:tr>
+        <w:trPr>
+          <w:cantSplit/>
+        </w:trPr>
+        <w:tc>
+          <w:tcPr>
+            <w:tcW w:type="dxa" w:w="2033"/>
+            <w:shd w:fill="F9EBF3"/>
+            <w:tcMar>
+              <w:top w:w="80" w:type="dxa"/>
+              <w:left w:w="80" w:type="dxa"/>
+              <w:bottom w:w="80" w:type="dxa"/>
+              <w:right w:w="80" w:type="dxa"/>
+            </w:tcMar>
+          </w:tcPr>
+          <w:p>
+            <w:pPr>
+              <w:spacing w:after="20"/>
+            </w:pPr>
+            <w:r>
+              <w:rPr>
+                <w:b w:val="0"/>
+                <w:sz w:val="18"/>
+              </w:rPr>
+              <w:t>8:45</w:t>
+            </w:r>
+          </w:p>
+        </w:tc>
+        <w:tc>
+          <w:tcPr>
+            <w:tcW w:type="dxa" w:w="8133"/>
+            <w:shd w:fill="F9EBF3"/>
+            <w:tcMar>
+              <w:top w:w="80" w:type="dxa"/>
+              <w:left w:w="80" w:type="dxa"/>
+              <w:bottom w:w="80" w:type="dxa"/>
+              <w:right w:w="80" w:type="dxa"/>
+            </w:tcMar>
+          </w:tcPr>
+          <w:p>
+            <w:pPr>
+              <w:spacing w:after="20"/>
+            </w:pPr>
+            <w:r>
+              <w:rPr>
+                <w:b w:val="0"/>
+                <w:sz w:val="18"/>
+              </w:rPr>
+              <w:t>Choose-your-own table games</w:t>
+            </w:r>
+          </w:p>
+        </w:tc>
+      </w:tr>
+      <w:tr>
+        <w:trPr>
+          <w:cantSplit/>
+        </w:trPr>
+        <w:tc>
+          <w:tcPr>
+            <w:tcW w:type="dxa" w:w="2033"/>
+            <w:shd w:fill="FFFFFF"/>
+            <w:tcMar>
+              <w:top w:w="80" w:type="dxa"/>
+              <w:left w:w="80" w:type="dxa"/>
+              <w:bottom w:w="80" w:type="dxa"/>
+              <w:right w:w="80" w:type="dxa"/>
+            </w:tcMar>
+          </w:tcPr>
+          <w:p>
+            <w:pPr>
+              <w:spacing w:after="20"/>
+            </w:pPr>
+            <w:r>
+              <w:rPr>
+                <w:b w:val="0"/>
+                <w:sz w:val="18"/>
+              </w:rPr>
+              <w:t>9:45</w:t>
+            </w:r>
+          </w:p>
+        </w:tc>
+        <w:tc>
+          <w:tcPr>
+            <w:tcW w:type="dxa" w:w="8133"/>
+            <w:shd w:fill="FFFFFF"/>
+            <w:tcMar>
+              <w:top w:w="80" w:type="dxa"/>
+              <w:left w:w="80" w:type="dxa"/>
+              <w:bottom w:w="80" w:type="dxa"/>
+              <w:right w:w="80" w:type="dxa"/>
+            </w:tcMar>
+          </w:tcPr>
+          <w:p>
+            <w:pPr>
+              <w:spacing w:after="20"/>
+            </w:pPr>
+            <w:r>
+              <w:rPr>
+                <w:b w:val="0"/>
+                <w:sz w:val="18"/>
+              </w:rPr>
+              <w:t>One last round and the extremely unofficial awards</w:t>
             </w:r>
           </w:p>
         </w:tc>
       </w:tr>
     </w:tbl>
+    <w:p>
+      <w:pPr>
+        <w:spacing w:after="0"/>
+      </w:pPr>
+    </w:p>
+    <w:p>
+      <w:pPr>
+        <w:pStyle w:val="Heading1"/>
+      </w:pPr>
+      <w:r>
+        <w:t>Bring one thing</w:t>
+      </w:r>
+    </w:p>
+    <w:p>
+      <w:pPr/>
+      <w:r>
+        <w:t>A favorite game, a snack to share, or just yourself. Comfortable clothes encouraged. Please tell us about food needs when you reply.</w:t>
+      </w:r>
+    </w:p>
+    <w:p>
+      <w:pPr>
+        <w:pStyle w:val="Heading1"/>
+      </w:pPr>
+      <w:r>
+        <w:t>Save your seat</w:t>
+      </w:r>
+    </w:p>
+    <w:p>
+      <w:pPr/>
+      <w:r>
+        <w:t>RSVP to Alex by 20 July at games@example.com. Let us know how many people are coming so we can plan teams and dinner.</w:t>
+      </w:r>
+    </w:p>
+    <w:p>
+      <w:pPr/>
+      <w:r>
+        <w:t>All ages welcome with a grown-up. Step-free entry through the side gate. Quiet room available away from the games.</w:t>
+      </w:r>
+    </w:p>
+    <w:p>
+      <w:pPr>
+        <w:spacing w:before="160" w:after="200"/>
+        <w:shd w:fill="F9EBF3"/>
+      </w:pPr>
+      <w:r>
+        <w:rPr>
+          <w:b/>
+        </w:rPr>
+        <w:t>HOUSE RULE</w:t>
+        <w:br/>
+      </w:r>
+      <w:r>
+        <w:t>Be kind, explain the rules, and celebrate a good move—even when it is not yours.</w:t>
+      </w:r>
+    </w:p>
     <w:sectPr>
+      <w:footerReference w:type="default" r:id="rId9"/>
       <w:pgSz w:w="12240" w:h="15840"/>
-      <w:pgMar w:top="1008" w:right="1152" w:bottom="1008" w:left="1152" w:header="720" w:footer="720" w:gutter="0"/>
+      <w:pgMar w:top="864" w:right="1037" w:bottom="864" w:left="1037" w:header="720" w:footer="720" w:gutter="0"/>
       <w:cols w:space="720"/>
       <w:docGrid w:linePitch="360"/>
     </w:sectPr>
   </w:body>
 </w:document>
+</file>
+
+<file path=word/footer1.xml><?xml version="1.0" encoding="utf-8"?>
+<w:ftr xmlns:m="http://schemas.openxmlformats.org/officeDocument/2006/math" xmlns:mc="http://schemas.openxmlformats.org/markup-compatibility/2006" xmlns:mo="http://schemas.microsoft.com/office/mac/office/2008/main" xmlns:mv="urn:schemas-microsoft-com:mac:vml" xmlns:o="urn:schemas-microsoft-com:office:office" xmlns:r="http://schemas.openxmlformats.org/officeDocument/2006/relationships" xmlns:v="urn:schemas-microsoft-com:vml" xmlns:w10="urn:schemas-microsoft-com:office:word" xmlns:w14="http://schemas.microsoft.com/office/word/2010/wordml" xmlns:w="http://schemas.openxmlformats.org/wordprocessingml/2006/main" xmlns:wne="http://schemas.microsoft.com/office/word/2006/wordml" xmlns:wp14="http://schemas.microsoft.com/office/word/2010/wordprocessingDrawing" xmlns:wp="http://schemas.openxmlformats.org/drawingml/2006/wordprocessingDrawing" xmlns:wpc="http://schemas.microsoft.com/office/word/2010/wordprocessingCanvas" xmlns:wpg="http://schemas.microsoft.com/office/word/2010/wordprocessingGroup" xmlns:wpi="http://schemas.microsoft.com/office/word/2010/wordprocessingInk" xmlns:wps="http://schemas.microsoft.com/office/word/2010/wordprocessingShape" mc:Ignorable="w14 wp14">
+  <w:p>
+    <w:pPr>
+      <w:pStyle w:val="Footer"/>
+    </w:pPr>
+    <w:r>
+      <w:rPr>
+        <w:sz w:val="16"/>
+      </w:rPr>
+      <w:t>Dazzler sample template • fun • Replace fictional details before use</w:t>
+    </w:r>
+  </w:p>
+</w:ftr>
 </file>
 
 <file path=word/numbering.xml><?xml version="1.0" encoding="utf-8"?>
@@ -611,12 +829,12 @@
     <w:qFormat/>
     <w:rsid w:val="00FC693F"/>
     <w:pPr>
-      <w:spacing w:after="140" w:line="276" w:lineRule="auto"/>
+      <w:spacing w:line="259" w:lineRule="auto" w:after="120"/>
     </w:pPr>
     <w:rPr>
-      <w:rFonts w:ascii="Arial" w:hAnsi="Arial" w:eastAsia="Arial" w:cs="Arial"/>
+      <w:rFonts w:ascii="Arial" w:hAnsi="Arial"/>
       <w:color w:val="000000"/>
-      <w:sz w:val="21"/>
+      <w:sz w:val="20"/>
     </w:rPr>
   </w:style>
   <w:style w:type="paragraph" w:styleId="Header">
@@ -674,15 +892,15 @@
     <w:pPr>
       <w:keepNext/>
       <w:keepLines/>
-      <w:spacing w:before="320" w:after="140"/>
+      <w:spacing w:before="240" w:after="120" w:line="259" w:lineRule="auto"/>
       <w:outlineLvl w:val="0"/>
     </w:pPr>
     <w:rPr>
-      <w:rFonts w:cstheme="majorBidi" w:ascii="Arial" w:hAnsi="Arial" w:eastAsia="Arial" w:cs="Arial"/>
+      <w:rFonts w:cstheme="majorBidi" w:ascii="Arial" w:hAnsi="Arial"/>
       <w:b/>
       <w:bCs/>
       <w:color w:val="000000"/>
-      <w:sz w:val="28"/>
+      <w:sz w:val="26"/>
       <w:szCs w:val="28"/>
     </w:rPr>
   </w:style>
@@ -698,15 +916,15 @@
     <w:pPr>
       <w:keepNext/>
       <w:keepLines/>
-      <w:spacing w:before="200" w:after="140"/>
+      <w:spacing w:before="200" w:after="120" w:line="259" w:lineRule="auto"/>
       <w:outlineLvl w:val="1"/>
     </w:pPr>
     <w:rPr>
-      <w:rFonts w:cstheme="majorBidi" w:ascii="Arial" w:hAnsi="Arial" w:eastAsia="Arial" w:cs="Arial"/>
+      <w:rFonts w:cstheme="majorBidi" w:ascii="Arial" w:hAnsi="Arial"/>
       <w:b/>
       <w:bCs/>
       <w:color w:val="000000"/>
-      <w:sz w:val="26"/>
+      <w:sz w:val="22"/>
       <w:szCs w:val="26"/>
     </w:rPr>
   </w:style>
@@ -960,15 +1178,15 @@
     <w:qFormat/>
     <w:rsid w:val="00FC693F"/>
     <w:pPr>
-      <w:spacing w:after="200" w:line="240" w:lineRule="auto"/>
+      <w:spacing w:after="120" w:line="259" w:lineRule="auto"/>
       <w:contextualSpacing/>
     </w:pPr>
     <w:rPr>
-      <w:rFonts w:cstheme="majorBidi" w:ascii="Arial" w:hAnsi="Arial" w:eastAsia="Arial" w:cs="Arial"/>
+      <w:rFonts w:cstheme="majorBidi" w:ascii="Arial" w:hAnsi="Arial"/>
       <w:color w:val="000000"/>
       <w:spacing w:val="5"/>
       <w:kern w:val="28"/>
-      <w:sz w:val="58"/>
+      <w:sz w:val="56"/>
       <w:szCs w:val="52"/>
     </w:rPr>
   </w:style>
@@ -999,10 +1217,10 @@
       <w:numPr>
         <w:ilvl w:val="1"/>
       </w:numPr>
-      <w:spacing w:after="140"/>
+      <w:spacing w:line="259" w:lineRule="auto" w:after="120"/>
     </w:pPr>
     <w:rPr>
-      <w:rFonts w:cstheme="majorBidi" w:ascii="Arial" w:hAnsi="Arial" w:eastAsia="Arial" w:cs="Arial"/>
+      <w:rFonts w:cstheme="majorBidi" w:ascii="Arial" w:hAnsi="Arial"/>
       <w:i/>
       <w:iCs/>
       <w:color w:val="000000"/>
@@ -1143,8 +1361,14 @@
       <w:numPr>
         <w:numId w:val="1"/>
       </w:numPr>
+      <w:spacing w:line="259" w:lineRule="auto" w:after="120"/>
       <w:contextualSpacing/>
     </w:pPr>
+    <w:rPr>
+      <w:rFonts w:ascii="Arial" w:hAnsi="Arial"/>
+      <w:color w:val="000000"/>
+      <w:sz w:val="20"/>
+    </w:rPr>
   </w:style>
   <w:style w:type="paragraph" w:styleId="ListBullet2">
     <w:name w:val="List Bullet 2"/>

--- a/skills/dazzler-frontend/assets/templates/docx/fun.docx
+++ b/skills/dazzler-frontend/assets/templates/docx/fun.docx
@@ -6,16 +6,15 @@
       <w:r>
         <w:rPr>
           <w:b/>
-          <w:color w:val="80396A"/>
-          <w:sz w:val="18"/>
+          <w:color w:val="AD145B"/>
+          <w:sz w:val="16"/>
         </w:rPr>
-        <w:t>YOU ARE INVITED</w:t>
+        <w:t>YOU ARE INVITED   /   01</w:t>
       </w:r>
     </w:p>
     <w:p>
       <w:pPr>
         <w:pStyle w:val="Title"/>
-        <w:jc w:val="center"/>
       </w:pPr>
       <w:r>
         <w:t>The great game night</w:t>
@@ -26,30 +25,244 @@
         <w:pStyle w:val="Subtitle"/>
       </w:pPr>
       <w:r>
+        <w:rPr>
+          <w:i/>
+        </w:rPr>
         <w:t>Pick a team • Bring your best terrible drawing</w:t>
       </w:r>
     </w:p>
     <w:p>
       <w:pPr>
-        <w:spacing w:before="160" w:after="200"/>
-        <w:shd w:fill="F9EBF3"/>
+        <w:shd w:fill="EDF2F9"/>
+        <w:spacing w:before="120" w:after="160"/>
       </w:pPr>
       <w:r>
         <w:rPr>
           <w:b/>
+          <w:color w:val="AD145B"/>
+          <w:sz w:val="18"/>
         </w:rPr>
         <w:t>SATURDAY 24 JULY</w:t>
         <w:br/>
       </w:r>
       <w:r>
+        <w:rPr>
+          <w:b w:val="0"/>
+        </w:rPr>
         <w:t>6:30–10:00 PM  •  The Rivera living room</w:t>
         <w:br/>
-        <w:t>18 Willow Lane, Sampletown — fictional venue</w:t>
+        <w:t xml:space="preserve">18 Willow Lane, Sampletown — </w:t>
+      </w:r>
+      <w:r>
+        <w:rPr>
+          <w:b/>
+          <w:color w:val="AD145B"/>
+        </w:rPr>
+        <w:t>fictional</w:t>
+      </w:r>
+      <w:r>
+        <w:rPr>
+          <w:b w:val="0"/>
+        </w:rPr>
+        <w:t xml:space="preserve"> venue</w:t>
+      </w:r>
+    </w:p>
+    <w:tbl>
+      <w:tblPr>
+        <w:tblW w:type="auto" w:w="0"/>
+        <w:tblLayout w:type="fixed"/>
+        <w:tblLook w:firstColumn="1" w:firstRow="1" w:lastColumn="0" w:lastRow="0" w:noHBand="0" w:noVBand="1" w:val="04A0"/>
+      </w:tblPr>
+      <w:tblGrid>
+        <w:gridCol w:w="3485"/>
+        <w:gridCol w:w="3485"/>
+        <w:gridCol w:w="3485"/>
+      </w:tblGrid>
+      <w:tr>
+        <w:trPr>
+          <w:cantSplit/>
+          <w:tblHeader/>
+        </w:trPr>
+        <w:tc>
+          <w:tcPr>
+            <w:tcW w:type="dxa" w:w="3485"/>
+            <w:shd w:fill="AD145B"/>
+            <w:tcMar>
+              <w:top w:w="85" w:type="dxa"/>
+              <w:left w:w="85" w:type="dxa"/>
+              <w:bottom w:w="85" w:type="dxa"/>
+              <w:right w:w="85" w:type="dxa"/>
+            </w:tcMar>
+          </w:tcPr>
+          <w:p>
+            <w:pPr>
+              <w:spacing w:after="0"/>
+            </w:pPr>
+            <w:r>
+              <w:rPr>
+                <w:rFonts w:ascii="Arial" w:hAnsi="Arial"/>
+                <w:b/>
+                <w:color w:val="FFFFFF"/>
+                <w:sz w:val="58"/>
+              </w:rPr>
+              <w:t>24</w:t>
+            </w:r>
+          </w:p>
+        </w:tc>
+        <w:tc>
+          <w:tcPr>
+            <w:tcW w:type="dxa" w:w="3485"/>
+            <w:shd w:fill="AD145B"/>
+            <w:tcMar>
+              <w:top w:w="85" w:type="dxa"/>
+              <w:left w:w="85" w:type="dxa"/>
+              <w:bottom w:w="85" w:type="dxa"/>
+              <w:right w:w="85" w:type="dxa"/>
+            </w:tcMar>
+            <w:shd w:fill="2440B2"/>
+          </w:tcPr>
+          <w:p>
+            <w:pPr>
+              <w:spacing w:after="0"/>
+            </w:pPr>
+            <w:r>
+              <w:rPr>
+                <w:rFonts w:ascii="Arial" w:hAnsi="Arial"/>
+                <w:b/>
+                <w:color w:val="FFFFFF"/>
+                <w:sz w:val="58"/>
+              </w:rPr>
+              <w:t>4</w:t>
+            </w:r>
+          </w:p>
+        </w:tc>
+        <w:tc>
+          <w:tcPr>
+            <w:tcW w:type="dxa" w:w="3485"/>
+            <w:shd w:fill="AD145B"/>
+            <w:tcMar>
+              <w:top w:w="85" w:type="dxa"/>
+              <w:left w:w="85" w:type="dxa"/>
+              <w:bottom w:w="85" w:type="dxa"/>
+              <w:right w:w="85" w:type="dxa"/>
+            </w:tcMar>
+          </w:tcPr>
+          <w:p>
+            <w:pPr>
+              <w:spacing w:after="0"/>
+            </w:pPr>
+            <w:r>
+              <w:rPr>
+                <w:rFonts w:ascii="Arial" w:hAnsi="Arial"/>
+                <w:b/>
+                <w:color w:val="FFFFFF"/>
+                <w:sz w:val="58"/>
+              </w:rPr>
+              <w:t>1</w:t>
+            </w:r>
+          </w:p>
+        </w:tc>
+      </w:tr>
+      <w:tr>
+        <w:trPr>
+          <w:cantSplit/>
+        </w:trPr>
+        <w:tc>
+          <w:tcPr>
+            <w:tcW w:type="dxa" w:w="3485"/>
+            <w:shd w:fill="F0F2F6"/>
+            <w:tcMar>
+              <w:top w:w="85" w:type="dxa"/>
+              <w:left w:w="85" w:type="dxa"/>
+              <w:bottom w:w="85" w:type="dxa"/>
+              <w:right w:w="85" w:type="dxa"/>
+            </w:tcMar>
+          </w:tcPr>
+          <w:p>
+            <w:pPr>
+              <w:spacing w:after="0"/>
+            </w:pPr>
+            <w:r>
+              <w:rPr>
+                <w:rFonts w:ascii="Arial" w:hAnsi="Arial"/>
+                <w:b w:val="0"/>
+                <w:color w:val="172033"/>
+                <w:sz w:val="20"/>
+              </w:rPr>
+              <w:t>places planned</w:t>
+            </w:r>
+          </w:p>
+        </w:tc>
+        <w:tc>
+          <w:tcPr>
+            <w:tcW w:type="dxa" w:w="3485"/>
+            <w:shd w:fill="F0F2F6"/>
+            <w:tcMar>
+              <w:top w:w="85" w:type="dxa"/>
+              <w:left w:w="85" w:type="dxa"/>
+              <w:bottom w:w="85" w:type="dxa"/>
+              <w:right w:w="85" w:type="dxa"/>
+            </w:tcMar>
+          </w:tcPr>
+          <w:p>
+            <w:pPr>
+              <w:spacing w:after="0"/>
+            </w:pPr>
+            <w:r>
+              <w:rPr>
+                <w:rFonts w:ascii="Arial" w:hAnsi="Arial"/>
+                <w:b w:val="0"/>
+                <w:color w:val="172033"/>
+                <w:sz w:val="20"/>
+              </w:rPr>
+              <w:t>game stations</w:t>
+            </w:r>
+          </w:p>
+        </w:tc>
+        <w:tc>
+          <w:tcPr>
+            <w:tcW w:type="dxa" w:w="3485"/>
+            <w:shd w:fill="F0F2F6"/>
+            <w:tcMar>
+              <w:top w:w="85" w:type="dxa"/>
+              <w:left w:w="85" w:type="dxa"/>
+              <w:bottom w:w="85" w:type="dxa"/>
+              <w:right w:w="85" w:type="dxa"/>
+            </w:tcMar>
+          </w:tcPr>
+          <w:p>
+            <w:pPr>
+              <w:spacing w:after="0"/>
+            </w:pPr>
+            <w:r>
+              <w:rPr>
+                <w:rFonts w:ascii="Arial" w:hAnsi="Arial"/>
+                <w:b w:val="0"/>
+                <w:color w:val="172033"/>
+                <w:sz w:val="20"/>
+              </w:rPr>
+              <w:t>glorious final round</w:t>
+            </w:r>
+          </w:p>
+        </w:tc>
+      </w:tr>
+    </w:tbl>
+    <w:p>
+      <w:pPr>
+        <w:spacing w:after="0" w:before="0" w:line="60" w:lineRule="exact"/>
+      </w:pPr>
+      <w:r>
+        <w:rPr>
+          <w:sz w:val="6"/>
+        </w:rPr>
       </w:r>
     </w:p>
     <w:p>
       <w:pPr/>
       <w:r>
+        <w:rPr>
+          <w:b w:val="0"/>
+        </w:rPr>
         <w:t>Come for the pizza. Stay for the dramatic final round. We are mixing quick team games with a few old favorites, and there is a seat for complete beginners.</w:t>
       </w:r>
     </w:p>
@@ -60,8 +273,8 @@
         <w:tblLook w:firstColumn="1" w:firstRow="1" w:lastColumn="0" w:lastRow="0" w:noHBand="0" w:noVBand="1" w:val="04A0"/>
       </w:tblPr>
       <w:tblGrid>
-        <w:gridCol w:w="2033"/>
-        <w:gridCol w:w="8133"/>
+        <w:gridCol w:w="2091"/>
+        <w:gridCol w:w="8363"/>
       </w:tblGrid>
       <w:tr>
         <w:trPr>
@@ -70,23 +283,25 @@
         </w:trPr>
         <w:tc>
           <w:tcPr>
-            <w:tcW w:type="dxa" w:w="2033"/>
-            <w:shd w:fill="F9EBF3"/>
+            <w:tcW w:type="dxa" w:w="2091"/>
+            <w:shd w:fill="AD145B"/>
             <w:tcMar>
-              <w:top w:w="80" w:type="dxa"/>
-              <w:left w:w="80" w:type="dxa"/>
-              <w:bottom w:w="80" w:type="dxa"/>
-              <w:right w:w="80" w:type="dxa"/>
+              <w:top w:w="85" w:type="dxa"/>
+              <w:left w:w="85" w:type="dxa"/>
+              <w:bottom w:w="85" w:type="dxa"/>
+              <w:right w:w="85" w:type="dxa"/>
             </w:tcMar>
           </w:tcPr>
           <w:p>
             <w:pPr>
-              <w:spacing w:after="20"/>
+              <w:spacing w:after="0"/>
             </w:pPr>
             <w:r>
               <w:rPr>
+                <w:rFonts w:ascii="Arial" w:hAnsi="Arial"/>
                 <w:b/>
-                <w:sz w:val="18"/>
+                <w:color w:val="FFFFFF"/>
+                <w:sz w:val="20"/>
               </w:rPr>
               <w:t>Time</w:t>
             </w:r>
@@ -94,23 +309,25 @@
         </w:tc>
         <w:tc>
           <w:tcPr>
-            <w:tcW w:type="dxa" w:w="8133"/>
-            <w:shd w:fill="F9EBF3"/>
+            <w:tcW w:type="dxa" w:w="8363"/>
+            <w:shd w:fill="AD145B"/>
             <w:tcMar>
-              <w:top w:w="80" w:type="dxa"/>
-              <w:left w:w="80" w:type="dxa"/>
-              <w:bottom w:w="80" w:type="dxa"/>
-              <w:right w:w="80" w:type="dxa"/>
+              <w:top w:w="85" w:type="dxa"/>
+              <w:left w:w="85" w:type="dxa"/>
+              <w:bottom w:w="85" w:type="dxa"/>
+              <w:right w:w="85" w:type="dxa"/>
             </w:tcMar>
           </w:tcPr>
           <w:p>
             <w:pPr>
-              <w:spacing w:after="20"/>
+              <w:spacing w:after="0"/>
             </w:pPr>
             <w:r>
               <w:rPr>
+                <w:rFonts w:ascii="Arial" w:hAnsi="Arial"/>
                 <w:b/>
-                <w:sz w:val="18"/>
+                <w:color w:val="FFFFFF"/>
+                <w:sz w:val="20"/>
               </w:rPr>
               <w:t>What is happening</w:t>
             </w:r>
@@ -123,23 +340,25 @@
         </w:trPr>
         <w:tc>
           <w:tcPr>
-            <w:tcW w:type="dxa" w:w="2033"/>
-            <w:shd w:fill="FFFFFF"/>
+            <w:tcW w:type="dxa" w:w="2091"/>
+            <w:shd w:fill="F0F2F6"/>
             <w:tcMar>
-              <w:top w:w="80" w:type="dxa"/>
-              <w:left w:w="80" w:type="dxa"/>
-              <w:bottom w:w="80" w:type="dxa"/>
-              <w:right w:w="80" w:type="dxa"/>
+              <w:top w:w="85" w:type="dxa"/>
+              <w:left w:w="85" w:type="dxa"/>
+              <w:bottom w:w="85" w:type="dxa"/>
+              <w:right w:w="85" w:type="dxa"/>
             </w:tcMar>
           </w:tcPr>
           <w:p>
             <w:pPr>
-              <w:spacing w:after="20"/>
+              <w:spacing w:after="0"/>
             </w:pPr>
             <w:r>
               <w:rPr>
+                <w:rFonts w:ascii="Arial" w:hAnsi="Arial"/>
                 <w:b w:val="0"/>
-                <w:sz w:val="18"/>
+                <w:color w:val="172033"/>
+                <w:sz w:val="20"/>
               </w:rPr>
               <w:t>6:30</w:t>
             </w:r>
@@ -147,23 +366,25 @@
         </w:tc>
         <w:tc>
           <w:tcPr>
-            <w:tcW w:type="dxa" w:w="8133"/>
-            <w:shd w:fill="FFFFFF"/>
+            <w:tcW w:type="dxa" w:w="8363"/>
+            <w:shd w:fill="F0F2F6"/>
             <w:tcMar>
-              <w:top w:w="80" w:type="dxa"/>
-              <w:left w:w="80" w:type="dxa"/>
-              <w:bottom w:w="80" w:type="dxa"/>
-              <w:right w:w="80" w:type="dxa"/>
+              <w:top w:w="85" w:type="dxa"/>
+              <w:left w:w="85" w:type="dxa"/>
+              <w:bottom w:w="85" w:type="dxa"/>
+              <w:right w:w="85" w:type="dxa"/>
             </w:tcMar>
           </w:tcPr>
           <w:p>
             <w:pPr>
-              <w:spacing w:after="20"/>
+              <w:spacing w:after="0"/>
             </w:pPr>
             <w:r>
               <w:rPr>
+                <w:rFonts w:ascii="Arial" w:hAnsi="Arial"/>
                 <w:b w:val="0"/>
-                <w:sz w:val="18"/>
+                <w:color w:val="172033"/>
+                <w:sz w:val="20"/>
               </w:rPr>
               <w:t>Arrive, choose a team and grab a slice</w:t>
             </w:r>
@@ -176,23 +397,25 @@
         </w:trPr>
         <w:tc>
           <w:tcPr>
-            <w:tcW w:type="dxa" w:w="2033"/>
-            <w:shd w:fill="F9EBF3"/>
+            <w:tcW w:type="dxa" w:w="2091"/>
+            <w:shd w:fill="FFFFFF"/>
             <w:tcMar>
-              <w:top w:w="80" w:type="dxa"/>
-              <w:left w:w="80" w:type="dxa"/>
-              <w:bottom w:w="80" w:type="dxa"/>
-              <w:right w:w="80" w:type="dxa"/>
+              <w:top w:w="85" w:type="dxa"/>
+              <w:left w:w="85" w:type="dxa"/>
+              <w:bottom w:w="85" w:type="dxa"/>
+              <w:right w:w="85" w:type="dxa"/>
             </w:tcMar>
           </w:tcPr>
           <w:p>
             <w:pPr>
-              <w:spacing w:after="20"/>
+              <w:spacing w:after="0"/>
             </w:pPr>
             <w:r>
               <w:rPr>
+                <w:rFonts w:ascii="Arial" w:hAnsi="Arial"/>
                 <w:b w:val="0"/>
-                <w:sz w:val="18"/>
+                <w:color w:val="172033"/>
+                <w:sz w:val="20"/>
               </w:rPr>
               <w:t>7:00</w:t>
             </w:r>
@@ -200,23 +423,25 @@
         </w:tc>
         <w:tc>
           <w:tcPr>
-            <w:tcW w:type="dxa" w:w="8133"/>
-            <w:shd w:fill="F9EBF3"/>
+            <w:tcW w:type="dxa" w:w="8363"/>
+            <w:shd w:fill="FFFFFF"/>
             <w:tcMar>
-              <w:top w:w="80" w:type="dxa"/>
-              <w:left w:w="80" w:type="dxa"/>
-              <w:bottom w:w="80" w:type="dxa"/>
-              <w:right w:w="80" w:type="dxa"/>
+              <w:top w:w="85" w:type="dxa"/>
+              <w:left w:w="85" w:type="dxa"/>
+              <w:bottom w:w="85" w:type="dxa"/>
+              <w:right w:w="85" w:type="dxa"/>
             </w:tcMar>
           </w:tcPr>
           <w:p>
             <w:pPr>
-              <w:spacing w:after="20"/>
+              <w:spacing w:after="0"/>
             </w:pPr>
             <w:r>
               <w:rPr>
+                <w:rFonts w:ascii="Arial" w:hAnsi="Arial"/>
                 <w:b w:val="0"/>
-                <w:sz w:val="18"/>
+                <w:color w:val="172033"/>
+                <w:sz w:val="20"/>
               </w:rPr>
               <w:t>Drawing game warm-up</w:t>
             </w:r>
@@ -229,23 +454,25 @@
         </w:trPr>
         <w:tc>
           <w:tcPr>
-            <w:tcW w:type="dxa" w:w="2033"/>
-            <w:shd w:fill="FFFFFF"/>
+            <w:tcW w:type="dxa" w:w="2091"/>
+            <w:shd w:fill="F0F2F6"/>
             <w:tcMar>
-              <w:top w:w="80" w:type="dxa"/>
-              <w:left w:w="80" w:type="dxa"/>
-              <w:bottom w:w="80" w:type="dxa"/>
-              <w:right w:w="80" w:type="dxa"/>
+              <w:top w:w="85" w:type="dxa"/>
+              <w:left w:w="85" w:type="dxa"/>
+              <w:bottom w:w="85" w:type="dxa"/>
+              <w:right w:w="85" w:type="dxa"/>
             </w:tcMar>
           </w:tcPr>
           <w:p>
             <w:pPr>
-              <w:spacing w:after="20"/>
+              <w:spacing w:after="0"/>
             </w:pPr>
             <w:r>
               <w:rPr>
+                <w:rFonts w:ascii="Arial" w:hAnsi="Arial"/>
                 <w:b w:val="0"/>
-                <w:sz w:val="18"/>
+                <w:color w:val="172033"/>
+                <w:sz w:val="20"/>
               </w:rPr>
               <w:t>7:45</w:t>
             </w:r>
@@ -253,23 +480,25 @@
         </w:tc>
         <w:tc>
           <w:tcPr>
-            <w:tcW w:type="dxa" w:w="8133"/>
-            <w:shd w:fill="FFFFFF"/>
+            <w:tcW w:type="dxa" w:w="8363"/>
+            <w:shd w:fill="F0F2F6"/>
             <w:tcMar>
-              <w:top w:w="80" w:type="dxa"/>
-              <w:left w:w="80" w:type="dxa"/>
-              <w:bottom w:w="80" w:type="dxa"/>
-              <w:right w:w="80" w:type="dxa"/>
+              <w:top w:w="85" w:type="dxa"/>
+              <w:left w:w="85" w:type="dxa"/>
+              <w:bottom w:w="85" w:type="dxa"/>
+              <w:right w:w="85" w:type="dxa"/>
             </w:tcMar>
           </w:tcPr>
           <w:p>
             <w:pPr>
-              <w:spacing w:after="20"/>
+              <w:spacing w:after="0"/>
             </w:pPr>
             <w:r>
               <w:rPr>
+                <w:rFonts w:ascii="Arial" w:hAnsi="Arial"/>
                 <w:b w:val="0"/>
-                <w:sz w:val="18"/>
+                <w:color w:val="172033"/>
+                <w:sz w:val="20"/>
               </w:rPr>
               <w:t>Team trivia and snack break</w:t>
             </w:r>
@@ -282,23 +511,25 @@
         </w:trPr>
         <w:tc>
           <w:tcPr>
-            <w:tcW w:type="dxa" w:w="2033"/>
-            <w:shd w:fill="F9EBF3"/>
+            <w:tcW w:type="dxa" w:w="2091"/>
+            <w:shd w:fill="FFFFFF"/>
             <w:tcMar>
-              <w:top w:w="80" w:type="dxa"/>
-              <w:left w:w="80" w:type="dxa"/>
-              <w:bottom w:w="80" w:type="dxa"/>
-              <w:right w:w="80" w:type="dxa"/>
+              <w:top w:w="85" w:type="dxa"/>
+              <w:left w:w="85" w:type="dxa"/>
+              <w:bottom w:w="85" w:type="dxa"/>
+              <w:right w:w="85" w:type="dxa"/>
             </w:tcMar>
           </w:tcPr>
           <w:p>
             <w:pPr>
-              <w:spacing w:after="20"/>
+              <w:spacing w:after="0"/>
             </w:pPr>
             <w:r>
               <w:rPr>
+                <w:rFonts w:ascii="Arial" w:hAnsi="Arial"/>
                 <w:b w:val="0"/>
-                <w:sz w:val="18"/>
+                <w:color w:val="172033"/>
+                <w:sz w:val="20"/>
               </w:rPr>
               <w:t>8:45</w:t>
             </w:r>
@@ -306,23 +537,25 @@
         </w:tc>
         <w:tc>
           <w:tcPr>
-            <w:tcW w:type="dxa" w:w="8133"/>
-            <w:shd w:fill="F9EBF3"/>
+            <w:tcW w:type="dxa" w:w="8363"/>
+            <w:shd w:fill="FFFFFF"/>
             <w:tcMar>
-              <w:top w:w="80" w:type="dxa"/>
-              <w:left w:w="80" w:type="dxa"/>
-              <w:bottom w:w="80" w:type="dxa"/>
-              <w:right w:w="80" w:type="dxa"/>
+              <w:top w:w="85" w:type="dxa"/>
+              <w:left w:w="85" w:type="dxa"/>
+              <w:bottom w:w="85" w:type="dxa"/>
+              <w:right w:w="85" w:type="dxa"/>
             </w:tcMar>
           </w:tcPr>
           <w:p>
             <w:pPr>
-              <w:spacing w:after="20"/>
+              <w:spacing w:after="0"/>
             </w:pPr>
             <w:r>
               <w:rPr>
+                <w:rFonts w:ascii="Arial" w:hAnsi="Arial"/>
                 <w:b w:val="0"/>
-                <w:sz w:val="18"/>
+                <w:color w:val="172033"/>
+                <w:sz w:val="20"/>
               </w:rPr>
               <w:t>Choose-your-own table games</w:t>
             </w:r>
@@ -335,23 +568,25 @@
         </w:trPr>
         <w:tc>
           <w:tcPr>
-            <w:tcW w:type="dxa" w:w="2033"/>
-            <w:shd w:fill="FFFFFF"/>
+            <w:tcW w:type="dxa" w:w="2091"/>
+            <w:shd w:fill="F0F2F6"/>
             <w:tcMar>
-              <w:top w:w="80" w:type="dxa"/>
-              <w:left w:w="80" w:type="dxa"/>
-              <w:bottom w:w="80" w:type="dxa"/>
-              <w:right w:w="80" w:type="dxa"/>
+              <w:top w:w="85" w:type="dxa"/>
+              <w:left w:w="85" w:type="dxa"/>
+              <w:bottom w:w="85" w:type="dxa"/>
+              <w:right w:w="85" w:type="dxa"/>
             </w:tcMar>
           </w:tcPr>
           <w:p>
             <w:pPr>
-              <w:spacing w:after="20"/>
+              <w:spacing w:after="0"/>
             </w:pPr>
             <w:r>
               <w:rPr>
+                <w:rFonts w:ascii="Arial" w:hAnsi="Arial"/>
                 <w:b w:val="0"/>
-                <w:sz w:val="18"/>
+                <w:color w:val="172033"/>
+                <w:sz w:val="20"/>
               </w:rPr>
               <w:t>9:45</w:t>
             </w:r>
@@ -359,23 +594,25 @@
         </w:tc>
         <w:tc>
           <w:tcPr>
-            <w:tcW w:type="dxa" w:w="8133"/>
-            <w:shd w:fill="FFFFFF"/>
+            <w:tcW w:type="dxa" w:w="8363"/>
+            <w:shd w:fill="F0F2F6"/>
             <w:tcMar>
-              <w:top w:w="80" w:type="dxa"/>
-              <w:left w:w="80" w:type="dxa"/>
-              <w:bottom w:w="80" w:type="dxa"/>
-              <w:right w:w="80" w:type="dxa"/>
+              <w:top w:w="85" w:type="dxa"/>
+              <w:left w:w="85" w:type="dxa"/>
+              <w:bottom w:w="85" w:type="dxa"/>
+              <w:right w:w="85" w:type="dxa"/>
             </w:tcMar>
           </w:tcPr>
           <w:p>
             <w:pPr>
-              <w:spacing w:after="20"/>
+              <w:spacing w:after="0"/>
             </w:pPr>
             <w:r>
               <w:rPr>
+                <w:rFonts w:ascii="Arial" w:hAnsi="Arial"/>
                 <w:b w:val="0"/>
-                <w:sz w:val="18"/>
+                <w:color w:val="172033"/>
+                <w:sz w:val="20"/>
               </w:rPr>
               <w:t>One last round and the extremely unofficial awards</w:t>
             </w:r>
@@ -385,20 +622,31 @@
     </w:tbl>
     <w:p>
       <w:pPr>
-        <w:spacing w:after="0"/>
+        <w:spacing w:after="0" w:before="0" w:line="60" w:lineRule="exact"/>
       </w:pPr>
+      <w:r>
+        <w:rPr>
+          <w:sz w:val="6"/>
+        </w:rPr>
+      </w:r>
     </w:p>
     <w:p>
       <w:pPr>
         <w:pStyle w:val="Heading1"/>
       </w:pPr>
       <w:r>
+        <w:rPr>
+          <w:b w:val="0"/>
+        </w:rPr>
         <w:t>Bring one thing</w:t>
       </w:r>
     </w:p>
     <w:p>
       <w:pPr/>
       <w:r>
+        <w:rPr>
+          <w:b w:val="0"/>
+        </w:rPr>
         <w:t>A favorite game, a snack to share, or just yourself. Comfortable clothes encouraged. Please tell us about food needs when you reply.</w:t>
       </w:r>
     </w:p>
@@ -407,41 +655,1186 @@
         <w:pStyle w:val="Heading1"/>
       </w:pPr>
       <w:r>
+        <w:rPr>
+          <w:b w:val="0"/>
+        </w:rPr>
         <w:t>Save your seat</w:t>
       </w:r>
     </w:p>
     <w:p>
       <w:pPr/>
       <w:r>
-        <w:t>RSVP to Alex by 20 July at games@example.com. Let us know how many people are coming so we can plan teams and dinner.</w:t>
+        <w:rPr>
+          <w:b w:val="0"/>
+        </w:rPr>
+      </w:r>
+      <w:r>
+        <w:rPr>
+          <w:b/>
+          <w:color w:val="AD145B"/>
+        </w:rPr>
+        <w:t>RSVP</w:t>
+      </w:r>
+      <w:r>
+        <w:rPr>
+          <w:b w:val="0"/>
+        </w:rPr>
+        <w:t xml:space="preserve"> to Alex by 20 July at games@example.com. Let us know how many people are coming so we can plan teams and dinner.</w:t>
       </w:r>
     </w:p>
     <w:p>
       <w:pPr/>
       <w:r>
+        <w:rPr>
+          <w:b w:val="0"/>
+        </w:rPr>
         <w:t>All ages welcome with a grown-up. Step-free entry through the side gate. Quiet room available away from the games.</w:t>
       </w:r>
     </w:p>
     <w:p>
       <w:pPr>
-        <w:spacing w:before="160" w:after="200"/>
-        <w:shd w:fill="F9EBF3"/>
+        <w:shd w:fill="EDF2F9"/>
+        <w:spacing w:before="120" w:after="160"/>
       </w:pPr>
       <w:r>
         <w:rPr>
           <w:b/>
+          <w:color w:val="AD145B"/>
+          <w:sz w:val="18"/>
         </w:rPr>
         <w:t>HOUSE RULE</w:t>
         <w:br/>
       </w:r>
       <w:r>
+        <w:rPr>
+          <w:b w:val="0"/>
+        </w:rPr>
         <w:t>Be kind, explain the rules, and celebrate a good move—even when it is not yours.</w:t>
+      </w:r>
+    </w:p>
+    <w:p>
+      <w:r>
+        <w:br w:type="page"/>
+      </w:r>
+    </w:p>
+    <w:p>
+      <w:r>
+        <w:rPr>
+          <w:b/>
+          <w:color w:val="AD145B"/>
+          <w:sz w:val="16"/>
+        </w:rPr>
+        <w:t>YOU ARE INVITED   /   02</w:t>
+      </w:r>
+    </w:p>
+    <w:p>
+      <w:pPr>
+        <w:pStyle w:val="Title"/>
+      </w:pPr>
+      <w:r>
+        <w:t>The host playbook</w:t>
+      </w:r>
+    </w:p>
+    <w:p>
+      <w:pPr/>
+      <w:r>
+        <w:rPr>
+          <w:b w:val="0"/>
+        </w:rPr>
+        <w:t xml:space="preserve">A little planning keeps the evening easy. These are </w:t>
+      </w:r>
+      <w:r>
+        <w:rPr>
+          <w:b/>
+          <w:color w:val="AD145B"/>
+        </w:rPr>
+        <w:t>fictional</w:t>
+      </w:r>
+      <w:r>
+        <w:rPr>
+          <w:b w:val="0"/>
+        </w:rPr>
+        <w:t xml:space="preserve"> RSVPs, not real people or dietary guarantees.</w:t>
+      </w:r>
+    </w:p>
+    <w:tbl>
+      <w:tblPr>
+        <w:tblW w:type="auto" w:w="0"/>
+        <w:tblLayout w:type="fixed"/>
+        <w:tblLook w:firstColumn="1" w:firstRow="1" w:lastColumn="0" w:lastRow="0" w:noHBand="0" w:noVBand="1" w:val="04A0"/>
+      </w:tblPr>
+      <w:tblGrid>
+        <w:gridCol w:w="2300"/>
+        <w:gridCol w:w="1254"/>
+        <w:gridCol w:w="3241"/>
+        <w:gridCol w:w="3659"/>
+      </w:tblGrid>
+      <w:tr>
+        <w:trPr>
+          <w:cantSplit/>
+          <w:tblHeader/>
+        </w:trPr>
+        <w:tc>
+          <w:tcPr>
+            <w:tcW w:type="dxa" w:w="2300"/>
+            <w:shd w:fill="AD145B"/>
+            <w:tcMar>
+              <w:top w:w="85" w:type="dxa"/>
+              <w:left w:w="85" w:type="dxa"/>
+              <w:bottom w:w="85" w:type="dxa"/>
+              <w:right w:w="85" w:type="dxa"/>
+            </w:tcMar>
+          </w:tcPr>
+          <w:p>
+            <w:pPr>
+              <w:spacing w:after="0"/>
+            </w:pPr>
+            <w:r>
+              <w:rPr>
+                <w:rFonts w:ascii="Arial" w:hAnsi="Arial"/>
+                <w:b/>
+                <w:color w:val="FFFFFF"/>
+                <w:sz w:val="20"/>
+              </w:rPr>
+              <w:t>Team</w:t>
+            </w:r>
+          </w:p>
+        </w:tc>
+        <w:tc>
+          <w:tcPr>
+            <w:tcW w:type="dxa" w:w="1254"/>
+            <w:shd w:fill="AD145B"/>
+            <w:tcMar>
+              <w:top w:w="85" w:type="dxa"/>
+              <w:left w:w="85" w:type="dxa"/>
+              <w:bottom w:w="85" w:type="dxa"/>
+              <w:right w:w="85" w:type="dxa"/>
+            </w:tcMar>
+          </w:tcPr>
+          <w:p>
+            <w:pPr>
+              <w:spacing w:after="0"/>
+            </w:pPr>
+            <w:r>
+              <w:rPr>
+                <w:rFonts w:ascii="Arial" w:hAnsi="Arial"/>
+                <w:b/>
+                <w:color w:val="FFFFFF"/>
+                <w:sz w:val="20"/>
+              </w:rPr>
+              <w:t>Guests</w:t>
+            </w:r>
+          </w:p>
+        </w:tc>
+        <w:tc>
+          <w:tcPr>
+            <w:tcW w:type="dxa" w:w="3241"/>
+            <w:shd w:fill="AD145B"/>
+            <w:tcMar>
+              <w:top w:w="85" w:type="dxa"/>
+              <w:left w:w="85" w:type="dxa"/>
+              <w:bottom w:w="85" w:type="dxa"/>
+              <w:right w:w="85" w:type="dxa"/>
+            </w:tcMar>
+          </w:tcPr>
+          <w:p>
+            <w:pPr>
+              <w:spacing w:after="0"/>
+            </w:pPr>
+            <w:r>
+              <w:rPr>
+                <w:rFonts w:ascii="Arial" w:hAnsi="Arial"/>
+                <w:b/>
+                <w:color w:val="FFFFFF"/>
+                <w:sz w:val="20"/>
+              </w:rPr>
+              <w:t>First station</w:t>
+            </w:r>
+          </w:p>
+        </w:tc>
+        <w:tc>
+          <w:tcPr>
+            <w:tcW w:type="dxa" w:w="3659"/>
+            <w:shd w:fill="AD145B"/>
+            <w:tcMar>
+              <w:top w:w="85" w:type="dxa"/>
+              <w:left w:w="85" w:type="dxa"/>
+              <w:bottom w:w="85" w:type="dxa"/>
+              <w:right w:w="85" w:type="dxa"/>
+            </w:tcMar>
+          </w:tcPr>
+          <w:p>
+            <w:pPr>
+              <w:spacing w:after="0"/>
+            </w:pPr>
+            <w:r>
+              <w:rPr>
+                <w:rFonts w:ascii="Arial" w:hAnsi="Arial"/>
+                <w:b/>
+                <w:color w:val="FFFFFF"/>
+                <w:sz w:val="20"/>
+              </w:rPr>
+              <w:t>Food notes</w:t>
+            </w:r>
+          </w:p>
+        </w:tc>
+      </w:tr>
+      <w:tr>
+        <w:trPr>
+          <w:cantSplit/>
+        </w:trPr>
+        <w:tc>
+          <w:tcPr>
+            <w:tcW w:type="dxa" w:w="2300"/>
+            <w:shd w:fill="F0F2F6"/>
+            <w:tcMar>
+              <w:top w:w="85" w:type="dxa"/>
+              <w:left w:w="85" w:type="dxa"/>
+              <w:bottom w:w="85" w:type="dxa"/>
+              <w:right w:w="85" w:type="dxa"/>
+            </w:tcMar>
+          </w:tcPr>
+          <w:p>
+            <w:pPr>
+              <w:spacing w:after="0"/>
+            </w:pPr>
+            <w:r>
+              <w:rPr>
+                <w:rFonts w:ascii="Arial" w:hAnsi="Arial"/>
+                <w:b w:val="0"/>
+                <w:color w:val="172033"/>
+                <w:sz w:val="20"/>
+              </w:rPr>
+              <w:t>Comets</w:t>
+            </w:r>
+          </w:p>
+        </w:tc>
+        <w:tc>
+          <w:tcPr>
+            <w:tcW w:type="dxa" w:w="1254"/>
+            <w:shd w:fill="F0F2F6"/>
+            <w:tcMar>
+              <w:top w:w="85" w:type="dxa"/>
+              <w:left w:w="85" w:type="dxa"/>
+              <w:bottom w:w="85" w:type="dxa"/>
+              <w:right w:w="85" w:type="dxa"/>
+            </w:tcMar>
+          </w:tcPr>
+          <w:p>
+            <w:pPr>
+              <w:spacing w:after="0"/>
+            </w:pPr>
+            <w:r>
+              <w:rPr>
+                <w:rFonts w:ascii="Arial" w:hAnsi="Arial"/>
+                <w:b w:val="0"/>
+                <w:color w:val="172033"/>
+                <w:sz w:val="20"/>
+              </w:rPr>
+              <w:t>6</w:t>
+            </w:r>
+          </w:p>
+        </w:tc>
+        <w:tc>
+          <w:tcPr>
+            <w:tcW w:type="dxa" w:w="3241"/>
+            <w:shd w:fill="F0F2F6"/>
+            <w:tcMar>
+              <w:top w:w="85" w:type="dxa"/>
+              <w:left w:w="85" w:type="dxa"/>
+              <w:bottom w:w="85" w:type="dxa"/>
+              <w:right w:w="85" w:type="dxa"/>
+            </w:tcMar>
+          </w:tcPr>
+          <w:p>
+            <w:pPr>
+              <w:spacing w:after="0"/>
+            </w:pPr>
+            <w:r>
+              <w:rPr>
+                <w:rFonts w:ascii="Arial" w:hAnsi="Arial"/>
+                <w:b w:val="0"/>
+                <w:color w:val="172033"/>
+                <w:sz w:val="20"/>
+              </w:rPr>
+              <w:t>Word relay</w:t>
+            </w:r>
+          </w:p>
+        </w:tc>
+        <w:tc>
+          <w:tcPr>
+            <w:tcW w:type="dxa" w:w="3659"/>
+            <w:shd w:fill="F0F2F6"/>
+            <w:tcMar>
+              <w:top w:w="85" w:type="dxa"/>
+              <w:left w:w="85" w:type="dxa"/>
+              <w:bottom w:w="85" w:type="dxa"/>
+              <w:right w:w="85" w:type="dxa"/>
+            </w:tcMar>
+          </w:tcPr>
+          <w:p>
+            <w:pPr>
+              <w:spacing w:after="0"/>
+            </w:pPr>
+            <w:r>
+              <w:rPr>
+                <w:rFonts w:ascii="Arial" w:hAnsi="Arial"/>
+                <w:b w:val="0"/>
+                <w:color w:val="172033"/>
+                <w:sz w:val="20"/>
+              </w:rPr>
+              <w:t>1 dairy-free request</w:t>
+            </w:r>
+          </w:p>
+        </w:tc>
+      </w:tr>
+      <w:tr>
+        <w:trPr>
+          <w:cantSplit/>
+        </w:trPr>
+        <w:tc>
+          <w:tcPr>
+            <w:tcW w:type="dxa" w:w="2300"/>
+            <w:shd w:fill="FFFFFF"/>
+            <w:tcMar>
+              <w:top w:w="85" w:type="dxa"/>
+              <w:left w:w="85" w:type="dxa"/>
+              <w:bottom w:w="85" w:type="dxa"/>
+              <w:right w:w="85" w:type="dxa"/>
+            </w:tcMar>
+          </w:tcPr>
+          <w:p>
+            <w:pPr>
+              <w:spacing w:after="0"/>
+            </w:pPr>
+            <w:r>
+              <w:rPr>
+                <w:rFonts w:ascii="Arial" w:hAnsi="Arial"/>
+                <w:b w:val="0"/>
+                <w:color w:val="172033"/>
+                <w:sz w:val="20"/>
+              </w:rPr>
+              <w:t>Fireflies</w:t>
+            </w:r>
+          </w:p>
+        </w:tc>
+        <w:tc>
+          <w:tcPr>
+            <w:tcW w:type="dxa" w:w="1254"/>
+            <w:shd w:fill="FFFFFF"/>
+            <w:tcMar>
+              <w:top w:w="85" w:type="dxa"/>
+              <w:left w:w="85" w:type="dxa"/>
+              <w:bottom w:w="85" w:type="dxa"/>
+              <w:right w:w="85" w:type="dxa"/>
+            </w:tcMar>
+          </w:tcPr>
+          <w:p>
+            <w:pPr>
+              <w:spacing w:after="0"/>
+            </w:pPr>
+            <w:r>
+              <w:rPr>
+                <w:rFonts w:ascii="Arial" w:hAnsi="Arial"/>
+                <w:b w:val="0"/>
+                <w:color w:val="172033"/>
+                <w:sz w:val="20"/>
+              </w:rPr>
+              <w:t>6</w:t>
+            </w:r>
+          </w:p>
+        </w:tc>
+        <w:tc>
+          <w:tcPr>
+            <w:tcW w:type="dxa" w:w="3241"/>
+            <w:shd w:fill="FFFFFF"/>
+            <w:tcMar>
+              <w:top w:w="85" w:type="dxa"/>
+              <w:left w:w="85" w:type="dxa"/>
+              <w:bottom w:w="85" w:type="dxa"/>
+              <w:right w:w="85" w:type="dxa"/>
+            </w:tcMar>
+          </w:tcPr>
+          <w:p>
+            <w:pPr>
+              <w:spacing w:after="0"/>
+            </w:pPr>
+            <w:r>
+              <w:rPr>
+                <w:rFonts w:ascii="Arial" w:hAnsi="Arial"/>
+                <w:b w:val="0"/>
+                <w:color w:val="172033"/>
+                <w:sz w:val="20"/>
+              </w:rPr>
+              <w:t>Card table</w:t>
+            </w:r>
+          </w:p>
+        </w:tc>
+        <w:tc>
+          <w:tcPr>
+            <w:tcW w:type="dxa" w:w="3659"/>
+            <w:shd w:fill="FFFFFF"/>
+            <w:tcMar>
+              <w:top w:w="85" w:type="dxa"/>
+              <w:left w:w="85" w:type="dxa"/>
+              <w:bottom w:w="85" w:type="dxa"/>
+              <w:right w:w="85" w:type="dxa"/>
+            </w:tcMar>
+          </w:tcPr>
+          <w:p>
+            <w:pPr>
+              <w:spacing w:after="0"/>
+            </w:pPr>
+            <w:r>
+              <w:rPr>
+                <w:rFonts w:ascii="Arial" w:hAnsi="Arial"/>
+                <w:b w:val="0"/>
+                <w:color w:val="172033"/>
+                <w:sz w:val="20"/>
+              </w:rPr>
+              <w:t>2 vegetarian requests</w:t>
+            </w:r>
+          </w:p>
+        </w:tc>
+      </w:tr>
+      <w:tr>
+        <w:trPr>
+          <w:cantSplit/>
+        </w:trPr>
+        <w:tc>
+          <w:tcPr>
+            <w:tcW w:type="dxa" w:w="2300"/>
+            <w:shd w:fill="F0F2F6"/>
+            <w:tcMar>
+              <w:top w:w="85" w:type="dxa"/>
+              <w:left w:w="85" w:type="dxa"/>
+              <w:bottom w:w="85" w:type="dxa"/>
+              <w:right w:w="85" w:type="dxa"/>
+            </w:tcMar>
+          </w:tcPr>
+          <w:p>
+            <w:pPr>
+              <w:spacing w:after="0"/>
+            </w:pPr>
+            <w:r>
+              <w:rPr>
+                <w:rFonts w:ascii="Arial" w:hAnsi="Arial"/>
+                <w:b w:val="0"/>
+                <w:color w:val="172033"/>
+                <w:sz w:val="20"/>
+              </w:rPr>
+              <w:t>Orbit</w:t>
+            </w:r>
+          </w:p>
+        </w:tc>
+        <w:tc>
+          <w:tcPr>
+            <w:tcW w:type="dxa" w:w="1254"/>
+            <w:shd w:fill="F0F2F6"/>
+            <w:tcMar>
+              <w:top w:w="85" w:type="dxa"/>
+              <w:left w:w="85" w:type="dxa"/>
+              <w:bottom w:w="85" w:type="dxa"/>
+              <w:right w:w="85" w:type="dxa"/>
+            </w:tcMar>
+          </w:tcPr>
+          <w:p>
+            <w:pPr>
+              <w:spacing w:after="0"/>
+            </w:pPr>
+            <w:r>
+              <w:rPr>
+                <w:rFonts w:ascii="Arial" w:hAnsi="Arial"/>
+                <w:b w:val="0"/>
+                <w:color w:val="172033"/>
+                <w:sz w:val="20"/>
+              </w:rPr>
+              <w:t>6</w:t>
+            </w:r>
+          </w:p>
+        </w:tc>
+        <w:tc>
+          <w:tcPr>
+            <w:tcW w:type="dxa" w:w="3241"/>
+            <w:shd w:fill="F0F2F6"/>
+            <w:tcMar>
+              <w:top w:w="85" w:type="dxa"/>
+              <w:left w:w="85" w:type="dxa"/>
+              <w:bottom w:w="85" w:type="dxa"/>
+              <w:right w:w="85" w:type="dxa"/>
+            </w:tcMar>
+          </w:tcPr>
+          <w:p>
+            <w:pPr>
+              <w:spacing w:after="0"/>
+            </w:pPr>
+            <w:r>
+              <w:rPr>
+                <w:rFonts w:ascii="Arial" w:hAnsi="Arial"/>
+                <w:b w:val="0"/>
+                <w:color w:val="172033"/>
+                <w:sz w:val="20"/>
+              </w:rPr>
+              <w:t>Puzzle corner</w:t>
+            </w:r>
+          </w:p>
+        </w:tc>
+        <w:tc>
+          <w:tcPr>
+            <w:tcW w:type="dxa" w:w="3659"/>
+            <w:shd w:fill="F0F2F6"/>
+            <w:tcMar>
+              <w:top w:w="85" w:type="dxa"/>
+              <w:left w:w="85" w:type="dxa"/>
+              <w:bottom w:w="85" w:type="dxa"/>
+              <w:right w:w="85" w:type="dxa"/>
+            </w:tcMar>
+          </w:tcPr>
+          <w:p>
+            <w:pPr>
+              <w:spacing w:after="0"/>
+            </w:pPr>
+            <w:r>
+              <w:rPr>
+                <w:rFonts w:ascii="Arial" w:hAnsi="Arial"/>
+                <w:b w:val="0"/>
+                <w:color w:val="172033"/>
+                <w:sz w:val="20"/>
+              </w:rPr>
+              <w:t>1 nut-avoidance request</w:t>
+            </w:r>
+          </w:p>
+        </w:tc>
+      </w:tr>
+      <w:tr>
+        <w:trPr>
+          <w:cantSplit/>
+        </w:trPr>
+        <w:tc>
+          <w:tcPr>
+            <w:tcW w:type="dxa" w:w="2300"/>
+            <w:shd w:fill="FFFFFF"/>
+            <w:tcMar>
+              <w:top w:w="85" w:type="dxa"/>
+              <w:left w:w="85" w:type="dxa"/>
+              <w:bottom w:w="85" w:type="dxa"/>
+              <w:right w:w="85" w:type="dxa"/>
+            </w:tcMar>
+          </w:tcPr>
+          <w:p>
+            <w:pPr>
+              <w:spacing w:after="0"/>
+            </w:pPr>
+            <w:r>
+              <w:rPr>
+                <w:rFonts w:ascii="Arial" w:hAnsi="Arial"/>
+                <w:b w:val="0"/>
+                <w:color w:val="172033"/>
+                <w:sz w:val="20"/>
+              </w:rPr>
+              <w:t>Wildcards</w:t>
+            </w:r>
+          </w:p>
+        </w:tc>
+        <w:tc>
+          <w:tcPr>
+            <w:tcW w:type="dxa" w:w="1254"/>
+            <w:shd w:fill="FFFFFF"/>
+            <w:tcMar>
+              <w:top w:w="85" w:type="dxa"/>
+              <w:left w:w="85" w:type="dxa"/>
+              <w:bottom w:w="85" w:type="dxa"/>
+              <w:right w:w="85" w:type="dxa"/>
+            </w:tcMar>
+          </w:tcPr>
+          <w:p>
+            <w:pPr>
+              <w:spacing w:after="0"/>
+            </w:pPr>
+            <w:r>
+              <w:rPr>
+                <w:rFonts w:ascii="Arial" w:hAnsi="Arial"/>
+                <w:b w:val="0"/>
+                <w:color w:val="172033"/>
+                <w:sz w:val="20"/>
+              </w:rPr>
+              <w:t>6</w:t>
+            </w:r>
+          </w:p>
+        </w:tc>
+        <w:tc>
+          <w:tcPr>
+            <w:tcW w:type="dxa" w:w="3241"/>
+            <w:shd w:fill="FFFFFF"/>
+            <w:tcMar>
+              <w:top w:w="85" w:type="dxa"/>
+              <w:left w:w="85" w:type="dxa"/>
+              <w:bottom w:w="85" w:type="dxa"/>
+              <w:right w:w="85" w:type="dxa"/>
+            </w:tcMar>
+          </w:tcPr>
+          <w:p>
+            <w:pPr>
+              <w:spacing w:after="0"/>
+            </w:pPr>
+            <w:r>
+              <w:rPr>
+                <w:rFonts w:ascii="Arial" w:hAnsi="Arial"/>
+                <w:b w:val="0"/>
+                <w:color w:val="172033"/>
+                <w:sz w:val="20"/>
+              </w:rPr>
+              <w:t>Cooperative quest</w:t>
+            </w:r>
+          </w:p>
+        </w:tc>
+        <w:tc>
+          <w:tcPr>
+            <w:tcW w:type="dxa" w:w="3659"/>
+            <w:shd w:fill="FFFFFF"/>
+            <w:tcMar>
+              <w:top w:w="85" w:type="dxa"/>
+              <w:left w:w="85" w:type="dxa"/>
+              <w:bottom w:w="85" w:type="dxa"/>
+              <w:right w:w="85" w:type="dxa"/>
+            </w:tcMar>
+          </w:tcPr>
+          <w:p>
+            <w:pPr>
+              <w:spacing w:after="0"/>
+            </w:pPr>
+            <w:r>
+              <w:rPr>
+                <w:rFonts w:ascii="Arial" w:hAnsi="Arial"/>
+                <w:b w:val="0"/>
+                <w:color w:val="172033"/>
+                <w:sz w:val="20"/>
+              </w:rPr>
+              <w:t>No requests recorded</w:t>
+            </w:r>
+          </w:p>
+        </w:tc>
+      </w:tr>
+    </w:tbl>
+    <w:p>
+      <w:pPr>
+        <w:spacing w:after="0" w:before="0" w:line="60" w:lineRule="exact"/>
+      </w:pPr>
+      <w:r>
+        <w:rPr>
+          <w:sz w:val="6"/>
+        </w:rPr>
+      </w:r>
+    </w:p>
+    <w:p>
+      <w:pPr>
+        <w:pStyle w:val="Heading1"/>
+      </w:pPr>
+      <w:r>
+        <w:rPr>
+          <w:b w:val="0"/>
+        </w:rPr>
+        <w:t>Station rotation</w:t>
+      </w:r>
+    </w:p>
+    <w:tbl>
+      <w:tblPr>
+        <w:tblW w:type="auto" w:w="0"/>
+        <w:tblLayout w:type="fixed"/>
+        <w:tblLook w:firstColumn="1" w:firstRow="1" w:lastColumn="0" w:lastRow="0" w:noHBand="0" w:noVBand="1" w:val="04A0"/>
+      </w:tblPr>
+      <w:tblGrid>
+        <w:gridCol w:w="3485"/>
+        <w:gridCol w:w="3485"/>
+        <w:gridCol w:w="3485"/>
+      </w:tblGrid>
+      <w:tr>
+        <w:trPr>
+          <w:cantSplit/>
+          <w:tblHeader/>
+        </w:trPr>
+        <w:tc>
+          <w:tcPr>
+            <w:tcW w:type="dxa" w:w="3485"/>
+            <w:shd w:fill="AD145B"/>
+            <w:tcMar>
+              <w:top w:w="85" w:type="dxa"/>
+              <w:left w:w="85" w:type="dxa"/>
+              <w:bottom w:w="85" w:type="dxa"/>
+              <w:right w:w="85" w:type="dxa"/>
+            </w:tcMar>
+          </w:tcPr>
+          <w:p>
+            <w:pPr>
+              <w:spacing w:after="0"/>
+            </w:pPr>
+            <w:r>
+              <w:rPr>
+                <w:rFonts w:ascii="Arial" w:hAnsi="Arial"/>
+                <w:b/>
+                <w:color w:val="FFFFFF"/>
+                <w:sz w:val="20"/>
+              </w:rPr>
+              <w:t>Round</w:t>
+            </w:r>
+          </w:p>
+        </w:tc>
+        <w:tc>
+          <w:tcPr>
+            <w:tcW w:type="dxa" w:w="3485"/>
+            <w:shd w:fill="AD145B"/>
+            <w:tcMar>
+              <w:top w:w="85" w:type="dxa"/>
+              <w:left w:w="85" w:type="dxa"/>
+              <w:bottom w:w="85" w:type="dxa"/>
+              <w:right w:w="85" w:type="dxa"/>
+            </w:tcMar>
+          </w:tcPr>
+          <w:p>
+            <w:pPr>
+              <w:spacing w:after="0"/>
+            </w:pPr>
+            <w:r>
+              <w:rPr>
+                <w:rFonts w:ascii="Arial" w:hAnsi="Arial"/>
+                <w:b/>
+                <w:color w:val="FFFFFF"/>
+                <w:sz w:val="20"/>
+              </w:rPr>
+              <w:t>Time</w:t>
+            </w:r>
+          </w:p>
+        </w:tc>
+        <w:tc>
+          <w:tcPr>
+            <w:tcW w:type="dxa" w:w="3485"/>
+            <w:shd w:fill="AD145B"/>
+            <w:tcMar>
+              <w:top w:w="85" w:type="dxa"/>
+              <w:left w:w="85" w:type="dxa"/>
+              <w:bottom w:w="85" w:type="dxa"/>
+              <w:right w:w="85" w:type="dxa"/>
+            </w:tcMar>
+          </w:tcPr>
+          <w:p>
+            <w:pPr>
+              <w:spacing w:after="0"/>
+            </w:pPr>
+            <w:r>
+              <w:rPr>
+                <w:rFonts w:ascii="Arial" w:hAnsi="Arial"/>
+                <w:b/>
+                <w:color w:val="FFFFFF"/>
+                <w:sz w:val="20"/>
+              </w:rPr>
+              <w:t>Play</w:t>
+            </w:r>
+          </w:p>
+        </w:tc>
+      </w:tr>
+      <w:tr>
+        <w:trPr>
+          <w:cantSplit/>
+        </w:trPr>
+        <w:tc>
+          <w:tcPr>
+            <w:tcW w:type="dxa" w:w="3485"/>
+            <w:shd w:fill="F0F2F6"/>
+            <w:tcMar>
+              <w:top w:w="85" w:type="dxa"/>
+              <w:left w:w="85" w:type="dxa"/>
+              <w:bottom w:w="85" w:type="dxa"/>
+              <w:right w:w="85" w:type="dxa"/>
+            </w:tcMar>
+          </w:tcPr>
+          <w:p>
+            <w:pPr>
+              <w:spacing w:after="0"/>
+            </w:pPr>
+            <w:r>
+              <w:rPr>
+                <w:rFonts w:ascii="Arial" w:hAnsi="Arial"/>
+                <w:b w:val="0"/>
+                <w:color w:val="172033"/>
+                <w:sz w:val="20"/>
+              </w:rPr>
+              <w:t>1</w:t>
+            </w:r>
+          </w:p>
+        </w:tc>
+        <w:tc>
+          <w:tcPr>
+            <w:tcW w:type="dxa" w:w="3485"/>
+            <w:shd w:fill="F0F2F6"/>
+            <w:tcMar>
+              <w:top w:w="85" w:type="dxa"/>
+              <w:left w:w="85" w:type="dxa"/>
+              <w:bottom w:w="85" w:type="dxa"/>
+              <w:right w:w="85" w:type="dxa"/>
+            </w:tcMar>
+          </w:tcPr>
+          <w:p>
+            <w:pPr>
+              <w:spacing w:after="0"/>
+            </w:pPr>
+            <w:r>
+              <w:rPr>
+                <w:rFonts w:ascii="Arial" w:hAnsi="Arial"/>
+                <w:b w:val="0"/>
+                <w:color w:val="172033"/>
+                <w:sz w:val="20"/>
+              </w:rPr>
+              <w:t>19:00–19:25</w:t>
+            </w:r>
+          </w:p>
+        </w:tc>
+        <w:tc>
+          <w:tcPr>
+            <w:tcW w:type="dxa" w:w="3485"/>
+            <w:shd w:fill="F0F2F6"/>
+            <w:tcMar>
+              <w:top w:w="85" w:type="dxa"/>
+              <w:left w:w="85" w:type="dxa"/>
+              <w:bottom w:w="85" w:type="dxa"/>
+              <w:right w:w="85" w:type="dxa"/>
+            </w:tcMar>
+          </w:tcPr>
+          <w:p>
+            <w:pPr>
+              <w:spacing w:after="0"/>
+            </w:pPr>
+            <w:r>
+              <w:rPr>
+                <w:rFonts w:ascii="Arial" w:hAnsi="Arial"/>
+                <w:b w:val="0"/>
+                <w:color w:val="172033"/>
+                <w:sz w:val="20"/>
+              </w:rPr>
+              <w:t>Start at the assigned station</w:t>
+            </w:r>
+          </w:p>
+        </w:tc>
+      </w:tr>
+      <w:tr>
+        <w:trPr>
+          <w:cantSplit/>
+        </w:trPr>
+        <w:tc>
+          <w:tcPr>
+            <w:tcW w:type="dxa" w:w="3485"/>
+            <w:shd w:fill="FFFFFF"/>
+            <w:tcMar>
+              <w:top w:w="85" w:type="dxa"/>
+              <w:left w:w="85" w:type="dxa"/>
+              <w:bottom w:w="85" w:type="dxa"/>
+              <w:right w:w="85" w:type="dxa"/>
+            </w:tcMar>
+          </w:tcPr>
+          <w:p>
+            <w:pPr>
+              <w:spacing w:after="0"/>
+            </w:pPr>
+            <w:r>
+              <w:rPr>
+                <w:rFonts w:ascii="Arial" w:hAnsi="Arial"/>
+                <w:b w:val="0"/>
+                <w:color w:val="172033"/>
+                <w:sz w:val="20"/>
+              </w:rPr>
+              <w:t>2</w:t>
+            </w:r>
+          </w:p>
+        </w:tc>
+        <w:tc>
+          <w:tcPr>
+            <w:tcW w:type="dxa" w:w="3485"/>
+            <w:shd w:fill="FFFFFF"/>
+            <w:tcMar>
+              <w:top w:w="85" w:type="dxa"/>
+              <w:left w:w="85" w:type="dxa"/>
+              <w:bottom w:w="85" w:type="dxa"/>
+              <w:right w:w="85" w:type="dxa"/>
+            </w:tcMar>
+          </w:tcPr>
+          <w:p>
+            <w:pPr>
+              <w:spacing w:after="0"/>
+            </w:pPr>
+            <w:r>
+              <w:rPr>
+                <w:rFonts w:ascii="Arial" w:hAnsi="Arial"/>
+                <w:b w:val="0"/>
+                <w:color w:val="172033"/>
+                <w:sz w:val="20"/>
+              </w:rPr>
+              <w:t>19:30–19:55</w:t>
+            </w:r>
+          </w:p>
+        </w:tc>
+        <w:tc>
+          <w:tcPr>
+            <w:tcW w:type="dxa" w:w="3485"/>
+            <w:shd w:fill="FFFFFF"/>
+            <w:tcMar>
+              <w:top w:w="85" w:type="dxa"/>
+              <w:left w:w="85" w:type="dxa"/>
+              <w:bottom w:w="85" w:type="dxa"/>
+              <w:right w:w="85" w:type="dxa"/>
+            </w:tcMar>
+          </w:tcPr>
+          <w:p>
+            <w:pPr>
+              <w:spacing w:after="0"/>
+            </w:pPr>
+            <w:r>
+              <w:rPr>
+                <w:rFonts w:ascii="Arial" w:hAnsi="Arial"/>
+                <w:b w:val="0"/>
+                <w:color w:val="172033"/>
+                <w:sz w:val="20"/>
+              </w:rPr>
+              <w:t>Rotate clockwise</w:t>
+            </w:r>
+          </w:p>
+        </w:tc>
+      </w:tr>
+      <w:tr>
+        <w:trPr>
+          <w:cantSplit/>
+        </w:trPr>
+        <w:tc>
+          <w:tcPr>
+            <w:tcW w:type="dxa" w:w="3485"/>
+            <w:shd w:fill="F0F2F6"/>
+            <w:tcMar>
+              <w:top w:w="85" w:type="dxa"/>
+              <w:left w:w="85" w:type="dxa"/>
+              <w:bottom w:w="85" w:type="dxa"/>
+              <w:right w:w="85" w:type="dxa"/>
+            </w:tcMar>
+          </w:tcPr>
+          <w:p>
+            <w:pPr>
+              <w:spacing w:after="0"/>
+            </w:pPr>
+            <w:r>
+              <w:rPr>
+                <w:rFonts w:ascii="Arial" w:hAnsi="Arial"/>
+                <w:b w:val="0"/>
+                <w:color w:val="172033"/>
+                <w:sz w:val="20"/>
+              </w:rPr>
+              <w:t>3</w:t>
+            </w:r>
+          </w:p>
+        </w:tc>
+        <w:tc>
+          <w:tcPr>
+            <w:tcW w:type="dxa" w:w="3485"/>
+            <w:shd w:fill="F0F2F6"/>
+            <w:tcMar>
+              <w:top w:w="85" w:type="dxa"/>
+              <w:left w:w="85" w:type="dxa"/>
+              <w:bottom w:w="85" w:type="dxa"/>
+              <w:right w:w="85" w:type="dxa"/>
+            </w:tcMar>
+          </w:tcPr>
+          <w:p>
+            <w:pPr>
+              <w:spacing w:after="0"/>
+            </w:pPr>
+            <w:r>
+              <w:rPr>
+                <w:rFonts w:ascii="Arial" w:hAnsi="Arial"/>
+                <w:b w:val="0"/>
+                <w:color w:val="172033"/>
+                <w:sz w:val="20"/>
+              </w:rPr>
+              <w:t>20:00–20:25</w:t>
+            </w:r>
+          </w:p>
+        </w:tc>
+        <w:tc>
+          <w:tcPr>
+            <w:tcW w:type="dxa" w:w="3485"/>
+            <w:shd w:fill="F0F2F6"/>
+            <w:tcMar>
+              <w:top w:w="85" w:type="dxa"/>
+              <w:left w:w="85" w:type="dxa"/>
+              <w:bottom w:w="85" w:type="dxa"/>
+              <w:right w:w="85" w:type="dxa"/>
+            </w:tcMar>
+          </w:tcPr>
+          <w:p>
+            <w:pPr>
+              <w:spacing w:after="0"/>
+            </w:pPr>
+            <w:r>
+              <w:rPr>
+                <w:rFonts w:ascii="Arial" w:hAnsi="Arial"/>
+                <w:b w:val="0"/>
+                <w:color w:val="172033"/>
+                <w:sz w:val="20"/>
+              </w:rPr>
+              <w:t>Choose a favorite</w:t>
+            </w:r>
+          </w:p>
+        </w:tc>
+      </w:tr>
+      <w:tr>
+        <w:trPr>
+          <w:cantSplit/>
+        </w:trPr>
+        <w:tc>
+          <w:tcPr>
+            <w:tcW w:type="dxa" w:w="3485"/>
+            <w:shd w:fill="FFFFFF"/>
+            <w:tcMar>
+              <w:top w:w="85" w:type="dxa"/>
+              <w:left w:w="85" w:type="dxa"/>
+              <w:bottom w:w="85" w:type="dxa"/>
+              <w:right w:w="85" w:type="dxa"/>
+            </w:tcMar>
+          </w:tcPr>
+          <w:p>
+            <w:pPr>
+              <w:spacing w:after="0"/>
+            </w:pPr>
+            <w:r>
+              <w:rPr>
+                <w:rFonts w:ascii="Arial" w:hAnsi="Arial"/>
+                <w:b w:val="0"/>
+                <w:color w:val="172033"/>
+                <w:sz w:val="20"/>
+              </w:rPr>
+              <w:t>Final</w:t>
+            </w:r>
+          </w:p>
+        </w:tc>
+        <w:tc>
+          <w:tcPr>
+            <w:tcW w:type="dxa" w:w="3485"/>
+            <w:shd w:fill="FFFFFF"/>
+            <w:tcMar>
+              <w:top w:w="85" w:type="dxa"/>
+              <w:left w:w="85" w:type="dxa"/>
+              <w:bottom w:w="85" w:type="dxa"/>
+              <w:right w:w="85" w:type="dxa"/>
+            </w:tcMar>
+          </w:tcPr>
+          <w:p>
+            <w:pPr>
+              <w:spacing w:after="0"/>
+            </w:pPr>
+            <w:r>
+              <w:rPr>
+                <w:rFonts w:ascii="Arial" w:hAnsi="Arial"/>
+                <w:b w:val="0"/>
+                <w:color w:val="172033"/>
+                <w:sz w:val="20"/>
+              </w:rPr>
+              <w:t>20:40–21:10</w:t>
+            </w:r>
+          </w:p>
+        </w:tc>
+        <w:tc>
+          <w:tcPr>
+            <w:tcW w:type="dxa" w:w="3485"/>
+            <w:shd w:fill="FFFFFF"/>
+            <w:tcMar>
+              <w:top w:w="85" w:type="dxa"/>
+              <w:left w:w="85" w:type="dxa"/>
+              <w:bottom w:w="85" w:type="dxa"/>
+              <w:right w:w="85" w:type="dxa"/>
+            </w:tcMar>
+          </w:tcPr>
+          <w:p>
+            <w:pPr>
+              <w:spacing w:after="0"/>
+            </w:pPr>
+            <w:r>
+              <w:rPr>
+                <w:rFonts w:ascii="Arial" w:hAnsi="Arial"/>
+                <w:b w:val="0"/>
+                <w:color w:val="172033"/>
+                <w:sz w:val="20"/>
+              </w:rPr>
+              <w:t>Whole-room team challenge</w:t>
+            </w:r>
+          </w:p>
+        </w:tc>
+      </w:tr>
+    </w:tbl>
+    <w:p>
+      <w:pPr>
+        <w:spacing w:after="0" w:before="0" w:line="60" w:lineRule="exact"/>
+      </w:pPr>
+      <w:r>
+        <w:rPr>
+          <w:sz w:val="6"/>
+        </w:rPr>
+      </w:r>
+    </w:p>
+    <w:p>
+      <w:pPr>
+        <w:shd w:fill="EDF2F9"/>
+        <w:spacing w:before="120" w:after="160"/>
+      </w:pPr>
+      <w:r>
+        <w:rPr>
+          <w:b/>
+          <w:color w:val="AD145B"/>
+          <w:sz w:val="18"/>
+        </w:rPr>
+        <w:t>GOOD HOSTING</w:t>
+        <w:br/>
+      </w:r>
+      <w:r>
+        <w:rPr>
+          <w:b w:val="0"/>
+        </w:rPr>
+        <w:t>Confirm food needs directly, keep packaging available and ask before sharing photos. A quiet room and beginner-friendly rules are part of the plan.</w:t>
+      </w:r>
+    </w:p>
+    <w:p>
+      <w:pPr/>
+      <w:r>
+        <w:rPr>
+          <w:b w:val="0"/>
+        </w:rPr>
+        <w:t xml:space="preserve">Shopping plan: 8 pizzas, 24 reusable cups, 3 pitchers of lemonade and 4 snack bowls. </w:t>
+      </w:r>
+      <w:r>
+        <w:rPr>
+          <w:b/>
+          <w:color w:val="AD145B"/>
+        </w:rPr>
+        <w:t>Review</w:t>
+      </w:r>
+      <w:r>
+        <w:rPr>
+          <w:b w:val="0"/>
+        </w:rPr>
+        <w:t xml:space="preserve"> quantities against the final guest list.</w:t>
+      </w:r>
+    </w:p>
+    <w:p>
+      <w:pPr>
+        <w:spacing w:before="140"/>
+      </w:pPr>
+      <w:r>
+        <w:rPr>
+          <w:i/>
+          <w:color w:val="505968"/>
+          <w:sz w:val="16"/>
+        </w:rPr>
+        <w:t>Design notes: Expressive type, accessible event information and a host worksheet. Original Dazzler template, Apache-2.0. All sample facts are fictional.</w:t>
       </w:r>
     </w:p>
     <w:sectPr>
       <w:footerReference w:type="default" r:id="rId9"/>
       <w:pgSz w:w="12240" w:h="15840"/>
-      <w:pgMar w:top="864" w:right="1037" w:bottom="864" w:left="1037" w:header="720" w:footer="720" w:gutter="0"/>
+      <w:pgMar w:top="749" w:right="893" w:bottom="749" w:left="893" w:header="720" w:footer="720" w:gutter="0"/>
       <w:cols w:space="720"/>
       <w:docGrid w:linePitch="360"/>
     </w:sectPr>
@@ -457,10 +1850,26 @@
     </w:pPr>
     <w:r>
       <w:rPr>
+        <w:b w:val="0"/>
         <w:sz w:val="16"/>
       </w:rPr>
-      <w:t>Dazzler sample template • fun • Replace fictional details before use</w:t>
     </w:r>
+    <w:r>
+      <w:rPr>
+        <w:b/>
+        <w:color w:val="AD145B"/>
+        <w:sz w:val="16"/>
+      </w:rPr>
+      <w:t>FICTIONAL</w:t>
+    </w:r>
+    <w:r>
+      <w:rPr>
+        <w:b w:val="0"/>
+        <w:sz w:val="16"/>
+      </w:rPr>
+      <w:t xml:space="preserve"> EXAMPLE  /  FUN   •   Dazzler   /   </w:t>
+    </w:r>
+    <w:fldSimple w:instr="PAGE"/>
   </w:p>
 </w:ftr>
 </file>
@@ -829,12 +2238,12 @@
     <w:qFormat/>
     <w:rsid w:val="00FC693F"/>
     <w:pPr>
-      <w:spacing w:line="259" w:lineRule="auto" w:after="120"/>
+      <w:spacing w:after="140" w:line="264" w:lineRule="auto"/>
     </w:pPr>
     <w:rPr>
       <w:rFonts w:ascii="Arial" w:hAnsi="Arial"/>
-      <w:color w:val="000000"/>
-      <w:sz w:val="20"/>
+      <w:color w:val="172033"/>
+      <w:sz w:val="22"/>
     </w:rPr>
   </w:style>
   <w:style w:type="paragraph" w:styleId="Header">
@@ -892,15 +2301,15 @@
     <w:pPr>
       <w:keepNext/>
       <w:keepLines/>
-      <w:spacing w:before="240" w:after="120" w:line="259" w:lineRule="auto"/>
+      <w:spacing w:before="180" w:after="140" w:line="264" w:lineRule="auto"/>
       <w:outlineLvl w:val="0"/>
     </w:pPr>
     <w:rPr>
-      <w:rFonts w:cstheme="majorBidi" w:ascii="Arial" w:hAnsi="Arial"/>
+      <w:rFonts w:cstheme="majorBidi" w:ascii="Trebuchet MS" w:hAnsi="Trebuchet MS"/>
       <w:b/>
       <w:bCs/>
-      <w:color w:val="000000"/>
-      <w:sz w:val="26"/>
+      <w:color w:val="AD145B"/>
+      <w:sz w:val="30"/>
       <w:szCs w:val="28"/>
     </w:rPr>
   </w:style>
@@ -916,15 +2325,15 @@
     <w:pPr>
       <w:keepNext/>
       <w:keepLines/>
-      <w:spacing w:before="200" w:after="120" w:line="259" w:lineRule="auto"/>
+      <w:spacing w:before="200" w:after="140" w:line="264" w:lineRule="auto"/>
       <w:outlineLvl w:val="1"/>
     </w:pPr>
     <w:rPr>
       <w:rFonts w:cstheme="majorBidi" w:ascii="Arial" w:hAnsi="Arial"/>
       <w:b/>
       <w:bCs/>
-      <w:color w:val="000000"/>
-      <w:sz w:val="22"/>
+      <w:color w:val="172033"/>
+      <w:sz w:val="24"/>
       <w:szCs w:val="26"/>
     </w:rPr>
   </w:style>
@@ -944,7 +2353,7 @@
       <w:outlineLvl w:val="2"/>
     </w:pPr>
     <w:rPr>
-      <w:rFonts w:asciiTheme="majorHAnsi" w:eastAsiaTheme="majorEastAsia" w:hAnsiTheme="majorHAnsi" w:cstheme="majorBidi"/>
+      <w:rFonts w:cstheme="majorBidi"/>
       <w:b/>
       <w:bCs/>
       <w:color w:val="4F81BD" w:themeColor="accent1"/>
@@ -967,7 +2376,7 @@
       <w:outlineLvl w:val="3"/>
     </w:pPr>
     <w:rPr>
-      <w:rFonts w:asciiTheme="majorHAnsi" w:eastAsiaTheme="majorEastAsia" w:hAnsiTheme="majorHAnsi" w:cstheme="majorBidi"/>
+      <w:rFonts w:cstheme="majorBidi"/>
       <w:b/>
       <w:bCs/>
       <w:i/>
@@ -992,7 +2401,7 @@
       <w:outlineLvl w:val="4"/>
     </w:pPr>
     <w:rPr>
-      <w:rFonts w:asciiTheme="majorHAnsi" w:eastAsiaTheme="majorEastAsia" w:hAnsiTheme="majorHAnsi" w:cstheme="majorBidi"/>
+      <w:rFonts w:cstheme="majorBidi"/>
       <w:color w:val="243F60" w:themeColor="accent1" w:themeShade="7F"/>
     </w:rPr>
   </w:style>
@@ -1013,7 +2422,7 @@
       <w:outlineLvl w:val="5"/>
     </w:pPr>
     <w:rPr>
-      <w:rFonts w:asciiTheme="majorHAnsi" w:eastAsiaTheme="majorEastAsia" w:hAnsiTheme="majorHAnsi" w:cstheme="majorBidi"/>
+      <w:rFonts w:cstheme="majorBidi"/>
       <w:i/>
       <w:iCs/>
       <w:color w:val="243F60" w:themeColor="accent1" w:themeShade="7F"/>
@@ -1036,7 +2445,7 @@
       <w:outlineLvl w:val="6"/>
     </w:pPr>
     <w:rPr>
-      <w:rFonts w:asciiTheme="majorHAnsi" w:eastAsiaTheme="majorEastAsia" w:hAnsiTheme="majorHAnsi" w:cstheme="majorBidi"/>
+      <w:rFonts w:cstheme="majorBidi"/>
       <w:i/>
       <w:iCs/>
       <w:color w:val="404040" w:themeColor="text1" w:themeTint="BF"/>
@@ -1059,7 +2468,7 @@
       <w:outlineLvl w:val="7"/>
     </w:pPr>
     <w:rPr>
-      <w:rFonts w:asciiTheme="majorHAnsi" w:eastAsiaTheme="majorEastAsia" w:hAnsiTheme="majorHAnsi" w:cstheme="majorBidi"/>
+      <w:rFonts w:cstheme="majorBidi"/>
       <w:color w:val="4F81BD" w:themeColor="accent1"/>
       <w:sz w:val="20"/>
       <w:szCs w:val="20"/>
@@ -1082,7 +2491,7 @@
       <w:outlineLvl w:val="8"/>
     </w:pPr>
     <w:rPr>
-      <w:rFonts w:asciiTheme="majorHAnsi" w:eastAsiaTheme="majorEastAsia" w:hAnsiTheme="majorHAnsi" w:cstheme="majorBidi"/>
+      <w:rFonts w:cstheme="majorBidi"/>
       <w:i/>
       <w:iCs/>
       <w:color w:val="404040" w:themeColor="text1" w:themeTint="BF"/>
@@ -1133,7 +2542,7 @@
     <w:uiPriority w:val="9"/>
     <w:rsid w:val="00FC693F"/>
     <w:rPr>
-      <w:rFonts w:asciiTheme="majorHAnsi" w:eastAsiaTheme="majorEastAsia" w:hAnsiTheme="majorHAnsi" w:cstheme="majorBidi"/>
+      <w:rFonts w:cstheme="majorBidi"/>
       <w:b/>
       <w:bCs/>
       <w:color w:val="365F91" w:themeColor="accent1" w:themeShade="BF"/>
@@ -1148,7 +2557,7 @@
     <w:uiPriority w:val="9"/>
     <w:rsid w:val="00FC693F"/>
     <w:rPr>
-      <w:rFonts w:asciiTheme="majorHAnsi" w:eastAsiaTheme="majorEastAsia" w:hAnsiTheme="majorHAnsi" w:cstheme="majorBidi"/>
+      <w:rFonts w:cstheme="majorBidi"/>
       <w:b/>
       <w:bCs/>
       <w:color w:val="4F81BD" w:themeColor="accent1"/>
@@ -1163,7 +2572,7 @@
     <w:uiPriority w:val="9"/>
     <w:rsid w:val="00FC693F"/>
     <w:rPr>
-      <w:rFonts w:asciiTheme="majorHAnsi" w:eastAsiaTheme="majorEastAsia" w:hAnsiTheme="majorHAnsi" w:cstheme="majorBidi"/>
+      <w:rFonts w:cstheme="majorBidi"/>
       <w:b/>
       <w:bCs/>
       <w:color w:val="4F81BD" w:themeColor="accent1"/>
@@ -1178,15 +2587,17 @@
     <w:qFormat/>
     <w:rsid w:val="00FC693F"/>
     <w:pPr>
-      <w:spacing w:after="120" w:line="259" w:lineRule="auto"/>
+      <w:keepNext/>
+      <w:spacing w:after="140" w:line="264" w:lineRule="auto"/>
       <w:contextualSpacing/>
     </w:pPr>
     <w:rPr>
-      <w:rFonts w:cstheme="majorBidi" w:ascii="Arial" w:hAnsi="Arial"/>
-      <w:color w:val="000000"/>
+      <w:rFonts w:cstheme="majorBidi" w:ascii="Trebuchet MS" w:hAnsi="Trebuchet MS"/>
+      <w:b/>
+      <w:color w:val="AD145B"/>
       <w:spacing w:val="5"/>
       <w:kern w:val="28"/>
-      <w:sz w:val="56"/>
+      <w:sz w:val="86"/>
       <w:szCs w:val="52"/>
     </w:rPr>
   </w:style>
@@ -1197,7 +2608,7 @@
     <w:uiPriority w:val="10"/>
     <w:rsid w:val="00FC693F"/>
     <w:rPr>
-      <w:rFonts w:asciiTheme="majorHAnsi" w:eastAsiaTheme="majorEastAsia" w:hAnsiTheme="majorHAnsi" w:cstheme="majorBidi"/>
+      <w:rFonts w:cstheme="majorBidi"/>
       <w:color w:val="17365D" w:themeColor="text2" w:themeShade="BF"/>
       <w:spacing w:val="5"/>
       <w:kern w:val="28"/>
@@ -1217,13 +2628,13 @@
       <w:numPr>
         <w:ilvl w:val="1"/>
       </w:numPr>
-      <w:spacing w:line="259" w:lineRule="auto" w:after="120"/>
+      <w:spacing w:after="140" w:line="264" w:lineRule="auto"/>
     </w:pPr>
     <w:rPr>
       <w:rFonts w:cstheme="majorBidi" w:ascii="Arial" w:hAnsi="Arial"/>
       <w:i/>
       <w:iCs/>
-      <w:color w:val="000000"/>
+      <w:color w:val="172033"/>
       <w:spacing w:val="15"/>
       <w:sz w:val="24"/>
       <w:szCs w:val="24"/>
@@ -1236,7 +2647,7 @@
     <w:uiPriority w:val="11"/>
     <w:rsid w:val="00FC693F"/>
     <w:rPr>
-      <w:rFonts w:asciiTheme="majorHAnsi" w:eastAsiaTheme="majorEastAsia" w:hAnsiTheme="majorHAnsi" w:cstheme="majorBidi"/>
+      <w:rFonts w:cstheme="majorBidi"/>
       <w:i/>
       <w:iCs/>
       <w:color w:val="4F81BD" w:themeColor="accent1"/>
@@ -1361,13 +2772,13 @@
       <w:numPr>
         <w:numId w:val="1"/>
       </w:numPr>
-      <w:spacing w:line="259" w:lineRule="auto" w:after="120"/>
+      <w:spacing w:after="140" w:line="264" w:lineRule="auto"/>
       <w:contextualSpacing/>
     </w:pPr>
     <w:rPr>
       <w:rFonts w:ascii="Arial" w:hAnsi="Arial"/>
-      <w:color w:val="000000"/>
-      <w:sz w:val="20"/>
+      <w:color w:val="172033"/>
+      <w:sz w:val="22"/>
     </w:rPr>
   </w:style>
   <w:style w:type="paragraph" w:styleId="ListBullet2">
@@ -1540,7 +2951,7 @@
     <w:semiHidden/>
     <w:rsid w:val="00FC693F"/>
     <w:rPr>
-      <w:rFonts w:asciiTheme="majorHAnsi" w:eastAsiaTheme="majorEastAsia" w:hAnsiTheme="majorHAnsi" w:cstheme="majorBidi"/>
+      <w:rFonts w:cstheme="majorBidi"/>
       <w:b/>
       <w:bCs/>
       <w:i/>
@@ -1556,7 +2967,7 @@
     <w:semiHidden/>
     <w:rsid w:val="00FC693F"/>
     <w:rPr>
-      <w:rFonts w:asciiTheme="majorHAnsi" w:eastAsiaTheme="majorEastAsia" w:hAnsiTheme="majorHAnsi" w:cstheme="majorBidi"/>
+      <w:rFonts w:cstheme="majorBidi"/>
       <w:color w:val="243F60" w:themeColor="accent1" w:themeShade="7F"/>
     </w:rPr>
   </w:style>
@@ -1568,7 +2979,7 @@
     <w:semiHidden/>
     <w:rsid w:val="00FC693F"/>
     <w:rPr>
-      <w:rFonts w:asciiTheme="majorHAnsi" w:eastAsiaTheme="majorEastAsia" w:hAnsiTheme="majorHAnsi" w:cstheme="majorBidi"/>
+      <w:rFonts w:cstheme="majorBidi"/>
       <w:i/>
       <w:iCs/>
       <w:color w:val="243F60" w:themeColor="accent1" w:themeShade="7F"/>
@@ -1582,7 +2993,7 @@
     <w:semiHidden/>
     <w:rsid w:val="00FC693F"/>
     <w:rPr>
-      <w:rFonts w:asciiTheme="majorHAnsi" w:eastAsiaTheme="majorEastAsia" w:hAnsiTheme="majorHAnsi" w:cstheme="majorBidi"/>
+      <w:rFonts w:cstheme="majorBidi"/>
       <w:i/>
       <w:iCs/>
       <w:color w:val="404040" w:themeColor="text1" w:themeTint="BF"/>
@@ -1596,7 +3007,7 @@
     <w:semiHidden/>
     <w:rsid w:val="00FC693F"/>
     <w:rPr>
-      <w:rFonts w:asciiTheme="majorHAnsi" w:eastAsiaTheme="majorEastAsia" w:hAnsiTheme="majorHAnsi" w:cstheme="majorBidi"/>
+      <w:rFonts w:cstheme="majorBidi"/>
       <w:color w:val="4F81BD" w:themeColor="accent1"/>
       <w:sz w:val="20"/>
       <w:szCs w:val="20"/>
@@ -1610,7 +3021,7 @@
     <w:semiHidden/>
     <w:rsid w:val="00FC693F"/>
     <w:rPr>
-      <w:rFonts w:asciiTheme="majorHAnsi" w:eastAsiaTheme="majorEastAsia" w:hAnsiTheme="majorHAnsi" w:cstheme="majorBidi"/>
+      <w:rFonts w:cstheme="majorBidi"/>
       <w:i/>
       <w:iCs/>
       <w:color w:val="404040" w:themeColor="text1" w:themeTint="BF"/>
@@ -3196,7 +4607,7 @@
         <w:spacing w:before="0" w:after="0" w:line="240" w:lineRule="auto"/>
       </w:pPr>
       <w:rPr>
-        <w:rFonts w:asciiTheme="majorHAnsi" w:eastAsiaTheme="majorEastAsia" w:hAnsiTheme="majorHAnsi" w:cstheme="majorBidi"/>
+        <w:rFonts w:cstheme="majorBidi"/>
         <w:b/>
         <w:bCs/>
       </w:rPr>
@@ -3217,7 +4628,7 @@
         <w:spacing w:before="0" w:after="0" w:line="240" w:lineRule="auto"/>
       </w:pPr>
       <w:rPr>
-        <w:rFonts w:asciiTheme="majorHAnsi" w:eastAsiaTheme="majorEastAsia" w:hAnsiTheme="majorHAnsi" w:cstheme="majorBidi"/>
+        <w:rFonts w:cstheme="majorBidi"/>
         <w:b/>
         <w:bCs/>
       </w:rPr>
@@ -3235,14 +4646,14 @@
     </w:tblStylePr>
     <w:tblStylePr w:type="firstCol">
       <w:rPr>
-        <w:rFonts w:asciiTheme="majorHAnsi" w:eastAsiaTheme="majorEastAsia" w:hAnsiTheme="majorHAnsi" w:cstheme="majorBidi"/>
+        <w:rFonts w:cstheme="majorBidi"/>
         <w:b/>
         <w:bCs/>
       </w:rPr>
     </w:tblStylePr>
     <w:tblStylePr w:type="lastCol">
       <w:rPr>
-        <w:rFonts w:asciiTheme="majorHAnsi" w:eastAsiaTheme="majorEastAsia" w:hAnsiTheme="majorHAnsi" w:cstheme="majorBidi"/>
+        <w:rFonts w:cstheme="majorBidi"/>
         <w:b/>
         <w:bCs/>
       </w:rPr>
@@ -3326,7 +4737,7 @@
         <w:spacing w:before="0" w:after="0" w:line="240" w:lineRule="auto"/>
       </w:pPr>
       <w:rPr>
-        <w:rFonts w:asciiTheme="majorHAnsi" w:eastAsiaTheme="majorEastAsia" w:hAnsiTheme="majorHAnsi" w:cstheme="majorBidi"/>
+        <w:rFonts w:cstheme="majorBidi"/>
         <w:b/>
         <w:bCs/>
       </w:rPr>
@@ -3347,7 +4758,7 @@
         <w:spacing w:before="0" w:after="0" w:line="240" w:lineRule="auto"/>
       </w:pPr>
       <w:rPr>
-        <w:rFonts w:asciiTheme="majorHAnsi" w:eastAsiaTheme="majorEastAsia" w:hAnsiTheme="majorHAnsi" w:cstheme="majorBidi"/>
+        <w:rFonts w:cstheme="majorBidi"/>
         <w:b/>
         <w:bCs/>
       </w:rPr>
@@ -3365,14 +4776,14 @@
     </w:tblStylePr>
     <w:tblStylePr w:type="firstCol">
       <w:rPr>
-        <w:rFonts w:asciiTheme="majorHAnsi" w:eastAsiaTheme="majorEastAsia" w:hAnsiTheme="majorHAnsi" w:cstheme="majorBidi"/>
+        <w:rFonts w:cstheme="majorBidi"/>
         <w:b/>
         <w:bCs/>
       </w:rPr>
     </w:tblStylePr>
     <w:tblStylePr w:type="lastCol">
       <w:rPr>
-        <w:rFonts w:asciiTheme="majorHAnsi" w:eastAsiaTheme="majorEastAsia" w:hAnsiTheme="majorHAnsi" w:cstheme="majorBidi"/>
+        <w:rFonts w:cstheme="majorBidi"/>
         <w:b/>
         <w:bCs/>
       </w:rPr>
@@ -3456,7 +4867,7 @@
         <w:spacing w:before="0" w:after="0" w:line="240" w:lineRule="auto"/>
       </w:pPr>
       <w:rPr>
-        <w:rFonts w:asciiTheme="majorHAnsi" w:eastAsiaTheme="majorEastAsia" w:hAnsiTheme="majorHAnsi" w:cstheme="majorBidi"/>
+        <w:rFonts w:cstheme="majorBidi"/>
         <w:b/>
         <w:bCs/>
       </w:rPr>
@@ -3477,7 +4888,7 @@
         <w:spacing w:before="0" w:after="0" w:line="240" w:lineRule="auto"/>
       </w:pPr>
       <w:rPr>
-        <w:rFonts w:asciiTheme="majorHAnsi" w:eastAsiaTheme="majorEastAsia" w:hAnsiTheme="majorHAnsi" w:cstheme="majorBidi"/>
+        <w:rFonts w:cstheme="majorBidi"/>
         <w:b/>
         <w:bCs/>
       </w:rPr>
@@ -3495,14 +4906,14 @@
     </w:tblStylePr>
     <w:tblStylePr w:type="firstCol">
       <w:rPr>
-        <w:rFonts w:asciiTheme="majorHAnsi" w:eastAsiaTheme="majorEastAsia" w:hAnsiTheme="majorHAnsi" w:cstheme="majorBidi"/>
+        <w:rFonts w:cstheme="majorBidi"/>
         <w:b/>
         <w:bCs/>
       </w:rPr>
     </w:tblStylePr>
     <w:tblStylePr w:type="lastCol">
       <w:rPr>
-        <w:rFonts w:asciiTheme="majorHAnsi" w:eastAsiaTheme="majorEastAsia" w:hAnsiTheme="majorHAnsi" w:cstheme="majorBidi"/>
+        <w:rFonts w:cstheme="majorBidi"/>
         <w:b/>
         <w:bCs/>
       </w:rPr>
@@ -3586,7 +4997,7 @@
         <w:spacing w:before="0" w:after="0" w:line="240" w:lineRule="auto"/>
       </w:pPr>
       <w:rPr>
-        <w:rFonts w:asciiTheme="majorHAnsi" w:eastAsiaTheme="majorEastAsia" w:hAnsiTheme="majorHAnsi" w:cstheme="majorBidi"/>
+        <w:rFonts w:cstheme="majorBidi"/>
         <w:b/>
         <w:bCs/>
       </w:rPr>
@@ -3607,7 +5018,7 @@
         <w:spacing w:before="0" w:after="0" w:line="240" w:lineRule="auto"/>
       </w:pPr>
       <w:rPr>
-        <w:rFonts w:asciiTheme="majorHAnsi" w:eastAsiaTheme="majorEastAsia" w:hAnsiTheme="majorHAnsi" w:cstheme="majorBidi"/>
+        <w:rFonts w:cstheme="majorBidi"/>
         <w:b/>
         <w:bCs/>
       </w:rPr>
@@ -3625,14 +5036,14 @@
     </w:tblStylePr>
     <w:tblStylePr w:type="firstCol">
       <w:rPr>
-        <w:rFonts w:asciiTheme="majorHAnsi" w:eastAsiaTheme="majorEastAsia" w:hAnsiTheme="majorHAnsi" w:cstheme="majorBidi"/>
+        <w:rFonts w:cstheme="majorBidi"/>
         <w:b/>
         <w:bCs/>
       </w:rPr>
     </w:tblStylePr>
     <w:tblStylePr w:type="lastCol">
       <w:rPr>
-        <w:rFonts w:asciiTheme="majorHAnsi" w:eastAsiaTheme="majorEastAsia" w:hAnsiTheme="majorHAnsi" w:cstheme="majorBidi"/>
+        <w:rFonts w:cstheme="majorBidi"/>
         <w:b/>
         <w:bCs/>
       </w:rPr>
@@ -3716,7 +5127,7 @@
         <w:spacing w:before="0" w:after="0" w:line="240" w:lineRule="auto"/>
       </w:pPr>
       <w:rPr>
-        <w:rFonts w:asciiTheme="majorHAnsi" w:eastAsiaTheme="majorEastAsia" w:hAnsiTheme="majorHAnsi" w:cstheme="majorBidi"/>
+        <w:rFonts w:cstheme="majorBidi"/>
         <w:b/>
         <w:bCs/>
       </w:rPr>
@@ -3737,7 +5148,7 @@
         <w:spacing w:before="0" w:after="0" w:line="240" w:lineRule="auto"/>
       </w:pPr>
       <w:rPr>
-        <w:rFonts w:asciiTheme="majorHAnsi" w:eastAsiaTheme="majorEastAsia" w:hAnsiTheme="majorHAnsi" w:cstheme="majorBidi"/>
+        <w:rFonts w:cstheme="majorBidi"/>
         <w:b/>
         <w:bCs/>
       </w:rPr>
@@ -3755,14 +5166,14 @@
     </w:tblStylePr>
     <w:tblStylePr w:type="firstCol">
       <w:rPr>
-        <w:rFonts w:asciiTheme="majorHAnsi" w:eastAsiaTheme="majorEastAsia" w:hAnsiTheme="majorHAnsi" w:cstheme="majorBidi"/>
+        <w:rFonts w:cstheme="majorBidi"/>
         <w:b/>
         <w:bCs/>
       </w:rPr>
     </w:tblStylePr>
     <w:tblStylePr w:type="lastCol">
       <w:rPr>
-        <w:rFonts w:asciiTheme="majorHAnsi" w:eastAsiaTheme="majorEastAsia" w:hAnsiTheme="majorHAnsi" w:cstheme="majorBidi"/>
+        <w:rFonts w:cstheme="majorBidi"/>
         <w:b/>
         <w:bCs/>
       </w:rPr>
@@ -3846,7 +5257,7 @@
         <w:spacing w:before="0" w:after="0" w:line="240" w:lineRule="auto"/>
       </w:pPr>
       <w:rPr>
-        <w:rFonts w:asciiTheme="majorHAnsi" w:eastAsiaTheme="majorEastAsia" w:hAnsiTheme="majorHAnsi" w:cstheme="majorBidi"/>
+        <w:rFonts w:cstheme="majorBidi"/>
         <w:b/>
         <w:bCs/>
       </w:rPr>
@@ -3867,7 +5278,7 @@
         <w:spacing w:before="0" w:after="0" w:line="240" w:lineRule="auto"/>
       </w:pPr>
       <w:rPr>
-        <w:rFonts w:asciiTheme="majorHAnsi" w:eastAsiaTheme="majorEastAsia" w:hAnsiTheme="majorHAnsi" w:cstheme="majorBidi"/>
+        <w:rFonts w:cstheme="majorBidi"/>
         <w:b/>
         <w:bCs/>
       </w:rPr>
@@ -3885,14 +5296,14 @@
     </w:tblStylePr>
     <w:tblStylePr w:type="firstCol">
       <w:rPr>
-        <w:rFonts w:asciiTheme="majorHAnsi" w:eastAsiaTheme="majorEastAsia" w:hAnsiTheme="majorHAnsi" w:cstheme="majorBidi"/>
+        <w:rFonts w:cstheme="majorBidi"/>
         <w:b/>
         <w:bCs/>
       </w:rPr>
     </w:tblStylePr>
     <w:tblStylePr w:type="lastCol">
       <w:rPr>
-        <w:rFonts w:asciiTheme="majorHAnsi" w:eastAsiaTheme="majorEastAsia" w:hAnsiTheme="majorHAnsi" w:cstheme="majorBidi"/>
+        <w:rFonts w:cstheme="majorBidi"/>
         <w:b/>
         <w:bCs/>
       </w:rPr>
@@ -3976,7 +5387,7 @@
         <w:spacing w:before="0" w:after="0" w:line="240" w:lineRule="auto"/>
       </w:pPr>
       <w:rPr>
-        <w:rFonts w:asciiTheme="majorHAnsi" w:eastAsiaTheme="majorEastAsia" w:hAnsiTheme="majorHAnsi" w:cstheme="majorBidi"/>
+        <w:rFonts w:cstheme="majorBidi"/>
         <w:b/>
         <w:bCs/>
       </w:rPr>
@@ -3997,7 +5408,7 @@
         <w:spacing w:before="0" w:after="0" w:line="240" w:lineRule="auto"/>
       </w:pPr>
       <w:rPr>
-        <w:rFonts w:asciiTheme="majorHAnsi" w:eastAsiaTheme="majorEastAsia" w:hAnsiTheme="majorHAnsi" w:cstheme="majorBidi"/>
+        <w:rFonts w:cstheme="majorBidi"/>
         <w:b/>
         <w:bCs/>
       </w:rPr>
@@ -4015,14 +5426,14 @@
     </w:tblStylePr>
     <w:tblStylePr w:type="firstCol">
       <w:rPr>
-        <w:rFonts w:asciiTheme="majorHAnsi" w:eastAsiaTheme="majorEastAsia" w:hAnsiTheme="majorHAnsi" w:cstheme="majorBidi"/>
+        <w:rFonts w:cstheme="majorBidi"/>
         <w:b/>
         <w:bCs/>
       </w:rPr>
     </w:tblStylePr>
     <w:tblStylePr w:type="lastCol">
       <w:rPr>
-        <w:rFonts w:asciiTheme="majorHAnsi" w:eastAsiaTheme="majorEastAsia" w:hAnsiTheme="majorHAnsi" w:cstheme="majorBidi"/>
+        <w:rFonts w:cstheme="majorBidi"/>
         <w:b/>
         <w:bCs/>
       </w:rPr>
@@ -5887,7 +7298,7 @@
     </w:tblPr>
     <w:tblStylePr w:type="firstRow">
       <w:rPr>
-        <w:rFonts w:asciiTheme="majorHAnsi" w:eastAsiaTheme="majorEastAsia" w:hAnsiTheme="majorHAnsi" w:cstheme="majorBidi"/>
+        <w:rFonts w:cstheme="majorBidi"/>
       </w:rPr>
       <w:tblPr/>
       <w:tcPr>
@@ -5971,7 +7382,7 @@
     </w:tblPr>
     <w:tblStylePr w:type="firstRow">
       <w:rPr>
-        <w:rFonts w:asciiTheme="majorHAnsi" w:eastAsiaTheme="majorEastAsia" w:hAnsiTheme="majorHAnsi" w:cstheme="majorBidi"/>
+        <w:rFonts w:cstheme="majorBidi"/>
       </w:rPr>
       <w:tblPr/>
       <w:tcPr>
@@ -6055,7 +7466,7 @@
     </w:tblPr>
     <w:tblStylePr w:type="firstRow">
       <w:rPr>
-        <w:rFonts w:asciiTheme="majorHAnsi" w:eastAsiaTheme="majorEastAsia" w:hAnsiTheme="majorHAnsi" w:cstheme="majorBidi"/>
+        <w:rFonts w:cstheme="majorBidi"/>
       </w:rPr>
       <w:tblPr/>
       <w:tcPr>
@@ -6139,7 +7550,7 @@
     </w:tblPr>
     <w:tblStylePr w:type="firstRow">
       <w:rPr>
-        <w:rFonts w:asciiTheme="majorHAnsi" w:eastAsiaTheme="majorEastAsia" w:hAnsiTheme="majorHAnsi" w:cstheme="majorBidi"/>
+        <w:rFonts w:cstheme="majorBidi"/>
       </w:rPr>
       <w:tblPr/>
       <w:tcPr>
@@ -6223,7 +7634,7 @@
     </w:tblPr>
     <w:tblStylePr w:type="firstRow">
       <w:rPr>
-        <w:rFonts w:asciiTheme="majorHAnsi" w:eastAsiaTheme="majorEastAsia" w:hAnsiTheme="majorHAnsi" w:cstheme="majorBidi"/>
+        <w:rFonts w:cstheme="majorBidi"/>
       </w:rPr>
       <w:tblPr/>
       <w:tcPr>
@@ -6307,7 +7718,7 @@
     </w:tblPr>
     <w:tblStylePr w:type="firstRow">
       <w:rPr>
-        <w:rFonts w:asciiTheme="majorHAnsi" w:eastAsiaTheme="majorEastAsia" w:hAnsiTheme="majorHAnsi" w:cstheme="majorBidi"/>
+        <w:rFonts w:cstheme="majorBidi"/>
       </w:rPr>
       <w:tblPr/>
       <w:tcPr>
@@ -6391,7 +7802,7 @@
     </w:tblPr>
     <w:tblStylePr w:type="firstRow">
       <w:rPr>
-        <w:rFonts w:asciiTheme="majorHAnsi" w:eastAsiaTheme="majorEastAsia" w:hAnsiTheme="majorHAnsi" w:cstheme="majorBidi"/>
+        <w:rFonts w:cstheme="majorBidi"/>
       </w:rPr>
       <w:tblPr/>
       <w:tcPr>
@@ -6456,7 +7867,7 @@
       <w:spacing w:after="0" w:line="240" w:lineRule="auto"/>
     </w:pPr>
     <w:rPr>
-      <w:rFonts w:asciiTheme="majorHAnsi" w:eastAsiaTheme="majorEastAsia" w:hAnsiTheme="majorHAnsi" w:cstheme="majorBidi"/>
+      <w:rFonts w:cstheme="majorBidi"/>
       <w:color w:val="000000" w:themeColor="text1"/>
     </w:rPr>
     <w:tblPr>
@@ -6584,7 +7995,7 @@
       <w:spacing w:after="0" w:line="240" w:lineRule="auto"/>
     </w:pPr>
     <w:rPr>
-      <w:rFonts w:asciiTheme="majorHAnsi" w:eastAsiaTheme="majorEastAsia" w:hAnsiTheme="majorHAnsi" w:cstheme="majorBidi"/>
+      <w:rFonts w:cstheme="majorBidi"/>
       <w:color w:val="000000" w:themeColor="text1"/>
     </w:rPr>
     <w:tblPr>
@@ -6712,7 +8123,7 @@
       <w:spacing w:after="0" w:line="240" w:lineRule="auto"/>
     </w:pPr>
     <w:rPr>
-      <w:rFonts w:asciiTheme="majorHAnsi" w:eastAsiaTheme="majorEastAsia" w:hAnsiTheme="majorHAnsi" w:cstheme="majorBidi"/>
+      <w:rFonts w:cstheme="majorBidi"/>
       <w:color w:val="000000" w:themeColor="text1"/>
     </w:rPr>
     <w:tblPr>
@@ -6840,7 +8251,7 @@
       <w:spacing w:after="0" w:line="240" w:lineRule="auto"/>
     </w:pPr>
     <w:rPr>
-      <w:rFonts w:asciiTheme="majorHAnsi" w:eastAsiaTheme="majorEastAsia" w:hAnsiTheme="majorHAnsi" w:cstheme="majorBidi"/>
+      <w:rFonts w:cstheme="majorBidi"/>
       <w:color w:val="000000" w:themeColor="text1"/>
     </w:rPr>
     <w:tblPr>
@@ -6968,7 +8379,7 @@
       <w:spacing w:after="0" w:line="240" w:lineRule="auto"/>
     </w:pPr>
     <w:rPr>
-      <w:rFonts w:asciiTheme="majorHAnsi" w:eastAsiaTheme="majorEastAsia" w:hAnsiTheme="majorHAnsi" w:cstheme="majorBidi"/>
+      <w:rFonts w:cstheme="majorBidi"/>
       <w:color w:val="000000" w:themeColor="text1"/>
     </w:rPr>
     <w:tblPr>
@@ -7096,7 +8507,7 @@
       <w:spacing w:after="0" w:line="240" w:lineRule="auto"/>
     </w:pPr>
     <w:rPr>
-      <w:rFonts w:asciiTheme="majorHAnsi" w:eastAsiaTheme="majorEastAsia" w:hAnsiTheme="majorHAnsi" w:cstheme="majorBidi"/>
+      <w:rFonts w:cstheme="majorBidi"/>
       <w:color w:val="000000" w:themeColor="text1"/>
     </w:rPr>
     <w:tblPr>
@@ -7224,7 +8635,7 @@
       <w:spacing w:after="0" w:line="240" w:lineRule="auto"/>
     </w:pPr>
     <w:rPr>
-      <w:rFonts w:asciiTheme="majorHAnsi" w:eastAsiaTheme="majorEastAsia" w:hAnsiTheme="majorHAnsi" w:cstheme="majorBidi"/>
+      <w:rFonts w:cstheme="majorBidi"/>
       <w:color w:val="000000" w:themeColor="text1"/>
     </w:rPr>
     <w:tblPr>
@@ -7863,7 +9274,7 @@
       <w:spacing w:after="0" w:line="240" w:lineRule="auto"/>
     </w:pPr>
     <w:rPr>
-      <w:rFonts w:asciiTheme="majorHAnsi" w:eastAsiaTheme="majorEastAsia" w:hAnsiTheme="majorHAnsi" w:cstheme="majorBidi"/>
+      <w:rFonts w:cstheme="majorBidi"/>
       <w:color w:val="000000" w:themeColor="text1"/>
     </w:rPr>
     <w:tblPr>
@@ -7988,7 +9399,7 @@
       <w:spacing w:after="0" w:line="240" w:lineRule="auto"/>
     </w:pPr>
     <w:rPr>
-      <w:rFonts w:asciiTheme="majorHAnsi" w:eastAsiaTheme="majorEastAsia" w:hAnsiTheme="majorHAnsi" w:cstheme="majorBidi"/>
+      <w:rFonts w:cstheme="majorBidi"/>
       <w:color w:val="000000" w:themeColor="text1"/>
     </w:rPr>
     <w:tblPr>
@@ -8113,7 +9524,7 @@
       <w:spacing w:after="0" w:line="240" w:lineRule="auto"/>
     </w:pPr>
     <w:rPr>
-      <w:rFonts w:asciiTheme="majorHAnsi" w:eastAsiaTheme="majorEastAsia" w:hAnsiTheme="majorHAnsi" w:cstheme="majorBidi"/>
+      <w:rFonts w:cstheme="majorBidi"/>
       <w:color w:val="000000" w:themeColor="text1"/>
     </w:rPr>
     <w:tblPr>
@@ -8238,7 +9649,7 @@
       <w:spacing w:after="0" w:line="240" w:lineRule="auto"/>
     </w:pPr>
     <w:rPr>
-      <w:rFonts w:asciiTheme="majorHAnsi" w:eastAsiaTheme="majorEastAsia" w:hAnsiTheme="majorHAnsi" w:cstheme="majorBidi"/>
+      <w:rFonts w:cstheme="majorBidi"/>
       <w:color w:val="000000" w:themeColor="text1"/>
     </w:rPr>
     <w:tblPr>
@@ -8363,7 +9774,7 @@
       <w:spacing w:after="0" w:line="240" w:lineRule="auto"/>
     </w:pPr>
     <w:rPr>
-      <w:rFonts w:asciiTheme="majorHAnsi" w:eastAsiaTheme="majorEastAsia" w:hAnsiTheme="majorHAnsi" w:cstheme="majorBidi"/>
+      <w:rFonts w:cstheme="majorBidi"/>
       <w:color w:val="000000" w:themeColor="text1"/>
     </w:rPr>
     <w:tblPr>
@@ -8488,7 +9899,7 @@
       <w:spacing w:after="0" w:line="240" w:lineRule="auto"/>
     </w:pPr>
     <w:rPr>
-      <w:rFonts w:asciiTheme="majorHAnsi" w:eastAsiaTheme="majorEastAsia" w:hAnsiTheme="majorHAnsi" w:cstheme="majorBidi"/>
+      <w:rFonts w:cstheme="majorBidi"/>
       <w:color w:val="000000" w:themeColor="text1"/>
     </w:rPr>
     <w:tblPr>
@@ -8613,7 +10024,7 @@
       <w:spacing w:after="0" w:line="240" w:lineRule="auto"/>
     </w:pPr>
     <w:rPr>
-      <w:rFonts w:asciiTheme="majorHAnsi" w:eastAsiaTheme="majorEastAsia" w:hAnsiTheme="majorHAnsi" w:cstheme="majorBidi"/>
+      <w:rFonts w:cstheme="majorBidi"/>
       <w:color w:val="000000" w:themeColor="text1"/>
     </w:rPr>
     <w:tblPr>

--- a/skills/dazzler-frontend/assets/templates/docx/fun.docx
+++ b/skills/dazzler-frontend/assets/templates/docx/fun.docx
@@ -17,7 +17,7 @@
         <w:pStyle w:val="Title"/>
       </w:pPr>
       <w:r>
-        <w:t>The great game night</w:t>
+        <w:t>The Great Game Night</w:t>
       </w:r>
     </w:p>
     <w:p>
@@ -35,6 +35,7 @@
       <w:pPr>
         <w:shd w:fill="EDF2F9"/>
         <w:spacing w:before="120" w:after="160"/>
+        <w:ind w:right="3854"/>
       </w:pPr>
       <w:r>
         <w:rPr>
@@ -258,7 +259,9 @@
       </w:r>
     </w:p>
     <w:p>
-      <w:pPr/>
+      <w:pPr>
+        <w:ind w:right="3854"/>
+      </w:pPr>
       <w:r>
         <w:rPr>
           <w:b w:val="0"/>
@@ -638,11 +641,13 @@
         <w:rPr>
           <w:b w:val="0"/>
         </w:rPr>
-        <w:t>Bring one thing</w:t>
+        <w:t>Bring One Thing</w:t>
       </w:r>
     </w:p>
     <w:p>
-      <w:pPr/>
+      <w:pPr>
+        <w:ind w:right="3854"/>
+      </w:pPr>
       <w:r>
         <w:rPr>
           <w:b w:val="0"/>
@@ -658,11 +663,13 @@
         <w:rPr>
           <w:b w:val="0"/>
         </w:rPr>
-        <w:t>Save your seat</w:t>
+        <w:t>Save Your Seat</w:t>
       </w:r>
     </w:p>
     <w:p>
-      <w:pPr/>
+      <w:pPr>
+        <w:ind w:right="3854"/>
+      </w:pPr>
       <w:r>
         <w:rPr>
           <w:b w:val="0"/>
@@ -683,7 +690,9 @@
       </w:r>
     </w:p>
     <w:p>
-      <w:pPr/>
+      <w:pPr>
+        <w:ind w:right="3854"/>
+      </w:pPr>
       <w:r>
         <w:rPr>
           <w:b w:val="0"/>
@@ -695,6 +704,7 @@
       <w:pPr>
         <w:shd w:fill="EDF2F9"/>
         <w:spacing w:before="120" w:after="160"/>
+        <w:ind w:right="3854"/>
       </w:pPr>
       <w:r>
         <w:rPr>
@@ -732,11 +742,13 @@
         <w:pStyle w:val="Title"/>
       </w:pPr>
       <w:r>
-        <w:t>The host playbook</w:t>
+        <w:t>The Host Playbook</w:t>
       </w:r>
     </w:p>
     <w:p>
-      <w:pPr/>
+      <w:pPr>
+        <w:ind w:right="3854"/>
+      </w:pPr>
       <w:r>
         <w:rPr>
           <w:b w:val="0"/>
@@ -1334,7 +1346,7 @@
         <w:rPr>
           <w:b w:val="0"/>
         </w:rPr>
-        <w:t>Station rotation</w:t>
+        <w:t>Station Rotation</w:t>
       </w:r>
     </w:p>
     <w:tbl>
@@ -1779,6 +1791,7 @@
       <w:pPr>
         <w:shd w:fill="EDF2F9"/>
         <w:spacing w:before="120" w:after="160"/>
+        <w:ind w:right="3854"/>
       </w:pPr>
       <w:r>
         <w:rPr>
@@ -1797,7 +1810,9 @@
       </w:r>
     </w:p>
     <w:p>
-      <w:pPr/>
+      <w:pPr>
+        <w:ind w:right="3854"/>
+      </w:pPr>
       <w:r>
         <w:rPr>
           <w:b w:val="0"/>
@@ -1821,6 +1836,7 @@
     <w:p>
       <w:pPr>
         <w:spacing w:before="140"/>
+        <w:ind w:right="3854"/>
       </w:pPr>
       <w:r>
         <w:rPr>

--- a/skills/dazzler-frontend/assets/templates/docx/fun.docx
+++ b/skills/dazzler-frontend/assets/templates/docx/fun.docx
@@ -15,6 +15,7 @@
     <w:p>
       <w:pPr>
         <w:pStyle w:val="Title"/>
+        <w:shd w:fill="FFE25A"/>
       </w:pPr>
       <w:r>
         <w:t>The Great Game Night</w:t>
@@ -33,7 +34,7 @@
     </w:p>
     <w:p>
       <w:pPr>
-        <w:shd w:fill="EDF2F9"/>
+        <w:shd w:fill="FFF0F6"/>
         <w:spacing w:before="120" w:after="160"/>
         <w:ind w:right="3854"/>
       </w:pPr>
@@ -52,20 +53,7 @@
         </w:rPr>
         <w:t>6:30–10:00 PM  •  The Rivera living room</w:t>
         <w:br/>
-        <w:t xml:space="preserve">18 Willow Lane, Sampletown — </w:t>
-      </w:r>
-      <w:r>
-        <w:rPr>
-          <w:b/>
-          <w:color w:val="AD145B"/>
-        </w:rPr>
-        <w:t>fictional</w:t>
-      </w:r>
-      <w:r>
-        <w:rPr>
-          <w:b w:val="0"/>
-        </w:rPr>
-        <w:t xml:space="preserve"> venue</w:t>
+        <w:t>18 Willow Lane, Sampletown — fictional venue</w:t>
       </w:r>
     </w:p>
     <w:tbl>
@@ -171,7 +159,7 @@
         <w:tc>
           <w:tcPr>
             <w:tcW w:type="dxa" w:w="3485"/>
-            <w:shd w:fill="F0F2F6"/>
+            <w:shd w:fill="FFF0F6"/>
             <w:tcMar>
               <w:top w:w="85" w:type="dxa"/>
               <w:left w:w="85" w:type="dxa"/>
@@ -197,7 +185,7 @@
         <w:tc>
           <w:tcPr>
             <w:tcW w:type="dxa" w:w="3485"/>
-            <w:shd w:fill="F0F2F6"/>
+            <w:shd w:fill="FFF0F6"/>
             <w:tcMar>
               <w:top w:w="85" w:type="dxa"/>
               <w:left w:w="85" w:type="dxa"/>
@@ -223,7 +211,7 @@
         <w:tc>
           <w:tcPr>
             <w:tcW w:type="dxa" w:w="3485"/>
-            <w:shd w:fill="F0F2F6"/>
+            <w:shd w:fill="FFF0F6"/>
             <w:tcMar>
               <w:top w:w="85" w:type="dxa"/>
               <w:left w:w="85" w:type="dxa"/>
@@ -344,7 +332,7 @@
         <w:tc>
           <w:tcPr>
             <w:tcW w:type="dxa" w:w="2091"/>
-            <w:shd w:fill="F0F2F6"/>
+            <w:shd w:fill="FFF0F6"/>
             <w:tcMar>
               <w:top w:w="85" w:type="dxa"/>
               <w:left w:w="85" w:type="dxa"/>
@@ -370,7 +358,7 @@
         <w:tc>
           <w:tcPr>
             <w:tcW w:type="dxa" w:w="8363"/>
-            <w:shd w:fill="F0F2F6"/>
+            <w:shd w:fill="FFF0F6"/>
             <w:tcMar>
               <w:top w:w="85" w:type="dxa"/>
               <w:left w:w="85" w:type="dxa"/>
@@ -458,7 +446,7 @@
         <w:tc>
           <w:tcPr>
             <w:tcW w:type="dxa" w:w="2091"/>
-            <w:shd w:fill="F0F2F6"/>
+            <w:shd w:fill="FFF0F6"/>
             <w:tcMar>
               <w:top w:w="85" w:type="dxa"/>
               <w:left w:w="85" w:type="dxa"/>
@@ -484,7 +472,7 @@
         <w:tc>
           <w:tcPr>
             <w:tcW w:type="dxa" w:w="8363"/>
-            <w:shd w:fill="F0F2F6"/>
+            <w:shd w:fill="FFF0F6"/>
             <w:tcMar>
               <w:top w:w="85" w:type="dxa"/>
               <w:left w:w="85" w:type="dxa"/>
@@ -572,7 +560,7 @@
         <w:tc>
           <w:tcPr>
             <w:tcW w:type="dxa" w:w="2091"/>
-            <w:shd w:fill="F0F2F6"/>
+            <w:shd w:fill="FFF0F6"/>
             <w:tcMar>
               <w:top w:w="85" w:type="dxa"/>
               <w:left w:w="85" w:type="dxa"/>
@@ -598,7 +586,7 @@
         <w:tc>
           <w:tcPr>
             <w:tcW w:type="dxa" w:w="8363"/>
-            <w:shd w:fill="F0F2F6"/>
+            <w:shd w:fill="FFF0F6"/>
             <w:tcMar>
               <w:top w:w="85" w:type="dxa"/>
               <w:left w:w="85" w:type="dxa"/>
@@ -641,7 +629,19 @@
         <w:rPr>
           <w:b w:val="0"/>
         </w:rPr>
-        <w:t>Bring One Thing</w:t>
+      </w:r>
+      <w:r>
+        <w:rPr>
+          <w:b/>
+          <w:color w:val="AD145B"/>
+        </w:rPr>
+        <w:t>Bring</w:t>
+      </w:r>
+      <w:r>
+        <w:rPr>
+          <w:b w:val="0"/>
+        </w:rPr>
+        <w:t xml:space="preserve"> One Thing</w:t>
       </w:r>
     </w:p>
     <w:p>
@@ -702,7 +702,7 @@
     </w:p>
     <w:p>
       <w:pPr>
-        <w:shd w:fill="EDF2F9"/>
+        <w:shd w:fill="FFF0F6"/>
         <w:spacing w:before="120" w:after="160"/>
         <w:ind w:right="3854"/>
       </w:pPr>
@@ -740,6 +740,7 @@
     <w:p>
       <w:pPr>
         <w:pStyle w:val="Title"/>
+        <w:shd w:fill="FFE25A"/>
       </w:pPr>
       <w:r>
         <w:t>The Host Playbook</w:t>
@@ -753,20 +754,7 @@
         <w:rPr>
           <w:b w:val="0"/>
         </w:rPr>
-        <w:t xml:space="preserve">A little planning keeps the evening easy. These are </w:t>
-      </w:r>
-      <w:r>
-        <w:rPr>
-          <w:b/>
-          <w:color w:val="AD145B"/>
-        </w:rPr>
-        <w:t>fictional</w:t>
-      </w:r>
-      <w:r>
-        <w:rPr>
-          <w:b w:val="0"/>
-        </w:rPr>
-        <w:t xml:space="preserve"> RSVPs, not real people or dietary guarantees.</w:t>
+        <w:t>A little planning keeps the evening easy. These are fictional RSVPs, not real people or dietary guarantees.</w:t>
       </w:r>
     </w:p>
     <w:tbl>
@@ -898,7 +886,7 @@
         <w:tc>
           <w:tcPr>
             <w:tcW w:type="dxa" w:w="2300"/>
-            <w:shd w:fill="F0F2F6"/>
+            <w:shd w:fill="FFF0F6"/>
             <w:tcMar>
               <w:top w:w="85" w:type="dxa"/>
               <w:left w:w="85" w:type="dxa"/>
@@ -924,7 +912,7 @@
         <w:tc>
           <w:tcPr>
             <w:tcW w:type="dxa" w:w="1254"/>
-            <w:shd w:fill="F0F2F6"/>
+            <w:shd w:fill="FFF0F6"/>
             <w:tcMar>
               <w:top w:w="85" w:type="dxa"/>
               <w:left w:w="85" w:type="dxa"/>
@@ -950,7 +938,7 @@
         <w:tc>
           <w:tcPr>
             <w:tcW w:type="dxa" w:w="3241"/>
-            <w:shd w:fill="F0F2F6"/>
+            <w:shd w:fill="FFF0F6"/>
             <w:tcMar>
               <w:top w:w="85" w:type="dxa"/>
               <w:left w:w="85" w:type="dxa"/>
@@ -976,7 +964,7 @@
         <w:tc>
           <w:tcPr>
             <w:tcW w:type="dxa" w:w="3659"/>
-            <w:shd w:fill="F0F2F6"/>
+            <w:shd w:fill="FFF0F6"/>
             <w:tcMar>
               <w:top w:w="85" w:type="dxa"/>
               <w:left w:w="85" w:type="dxa"/>
@@ -1116,7 +1104,7 @@
         <w:tc>
           <w:tcPr>
             <w:tcW w:type="dxa" w:w="2300"/>
-            <w:shd w:fill="F0F2F6"/>
+            <w:shd w:fill="FFF0F6"/>
             <w:tcMar>
               <w:top w:w="85" w:type="dxa"/>
               <w:left w:w="85" w:type="dxa"/>
@@ -1142,7 +1130,7 @@
         <w:tc>
           <w:tcPr>
             <w:tcW w:type="dxa" w:w="1254"/>
-            <w:shd w:fill="F0F2F6"/>
+            <w:shd w:fill="FFF0F6"/>
             <w:tcMar>
               <w:top w:w="85" w:type="dxa"/>
               <w:left w:w="85" w:type="dxa"/>
@@ -1168,7 +1156,7 @@
         <w:tc>
           <w:tcPr>
             <w:tcW w:type="dxa" w:w="3241"/>
-            <w:shd w:fill="F0F2F6"/>
+            <w:shd w:fill="FFF0F6"/>
             <w:tcMar>
               <w:top w:w="85" w:type="dxa"/>
               <w:left w:w="85" w:type="dxa"/>
@@ -1194,7 +1182,7 @@
         <w:tc>
           <w:tcPr>
             <w:tcW w:type="dxa" w:w="3659"/>
-            <w:shd w:fill="F0F2F6"/>
+            <w:shd w:fill="FFF0F6"/>
             <w:tcMar>
               <w:top w:w="85" w:type="dxa"/>
               <w:left w:w="85" w:type="dxa"/>
@@ -1451,7 +1439,7 @@
         <w:tc>
           <w:tcPr>
             <w:tcW w:type="dxa" w:w="3485"/>
-            <w:shd w:fill="F0F2F6"/>
+            <w:shd w:fill="FFF0F6"/>
             <w:tcMar>
               <w:top w:w="85" w:type="dxa"/>
               <w:left w:w="85" w:type="dxa"/>
@@ -1477,7 +1465,7 @@
         <w:tc>
           <w:tcPr>
             <w:tcW w:type="dxa" w:w="3485"/>
-            <w:shd w:fill="F0F2F6"/>
+            <w:shd w:fill="FFF0F6"/>
             <w:tcMar>
               <w:top w:w="85" w:type="dxa"/>
               <w:left w:w="85" w:type="dxa"/>
@@ -1503,7 +1491,7 @@
         <w:tc>
           <w:tcPr>
             <w:tcW w:type="dxa" w:w="3485"/>
-            <w:shd w:fill="F0F2F6"/>
+            <w:shd w:fill="FFF0F6"/>
             <w:tcMar>
               <w:top w:w="85" w:type="dxa"/>
               <w:left w:w="85" w:type="dxa"/>
@@ -1617,7 +1605,7 @@
         <w:tc>
           <w:tcPr>
             <w:tcW w:type="dxa" w:w="3485"/>
-            <w:shd w:fill="F0F2F6"/>
+            <w:shd w:fill="FFF0F6"/>
             <w:tcMar>
               <w:top w:w="85" w:type="dxa"/>
               <w:left w:w="85" w:type="dxa"/>
@@ -1643,7 +1631,7 @@
         <w:tc>
           <w:tcPr>
             <w:tcW w:type="dxa" w:w="3485"/>
-            <w:shd w:fill="F0F2F6"/>
+            <w:shd w:fill="FFF0F6"/>
             <w:tcMar>
               <w:top w:w="85" w:type="dxa"/>
               <w:left w:w="85" w:type="dxa"/>
@@ -1669,7 +1657,7 @@
         <w:tc>
           <w:tcPr>
             <w:tcW w:type="dxa" w:w="3485"/>
-            <w:shd w:fill="F0F2F6"/>
+            <w:shd w:fill="FFF0F6"/>
             <w:tcMar>
               <w:top w:w="85" w:type="dxa"/>
               <w:left w:w="85" w:type="dxa"/>
@@ -1789,7 +1777,7 @@
     </w:p>
     <w:p>
       <w:pPr>
-        <w:shd w:fill="EDF2F9"/>
+        <w:shd w:fill="FFF0F6"/>
         <w:spacing w:before="120" w:after="160"/>
         <w:ind w:right="3854"/>
       </w:pPr>
@@ -1817,20 +1805,7 @@
         <w:rPr>
           <w:b w:val="0"/>
         </w:rPr>
-        <w:t xml:space="preserve">Shopping plan: 8 pizzas, 24 reusable cups, 3 pitchers of lemonade and 4 snack bowls. </w:t>
-      </w:r>
-      <w:r>
-        <w:rPr>
-          <w:b/>
-          <w:color w:val="AD145B"/>
-        </w:rPr>
-        <w:t>Review</w:t>
-      </w:r>
-      <w:r>
-        <w:rPr>
-          <w:b w:val="0"/>
-        </w:rPr>
-        <w:t xml:space="preserve"> quantities against the final guest list.</w:t>
+        <w:t>Shopping plan: 8 pizzas, 24 reusable cups, 3 pitchers of lemonade and 4 snack bowls. Review quantities against the final guest list.</w:t>
       </w:r>
     </w:p>
     <w:p>
@@ -1869,21 +1844,7 @@
         <w:b w:val="0"/>
         <w:sz w:val="16"/>
       </w:rPr>
-    </w:r>
-    <w:r>
-      <w:rPr>
-        <w:b/>
-        <w:color w:val="AD145B"/>
-        <w:sz w:val="16"/>
-      </w:rPr>
-      <w:t>FICTIONAL</w:t>
-    </w:r>
-    <w:r>
-      <w:rPr>
-        <w:b w:val="0"/>
-        <w:sz w:val="16"/>
-      </w:rPr>
-      <w:t xml:space="preserve"> EXAMPLE  /  FUN   •   Dazzler   /   </w:t>
+      <w:t xml:space="preserve">FICTIONAL EXAMPLE  /  FUN   •   Dazzler   /   </w:t>
     </w:r>
     <w:fldSimple w:instr="PAGE"/>
   </w:p>

--- a/skills/dazzler-frontend/assets/templates/docx/fun.docx
+++ b/skills/dazzler-frontend/assets/templates/docx/fun.docx
@@ -3,57 +3,187 @@
 <w:document xmlns:wpc="http://schemas.microsoft.com/office/word/2010/wordprocessingCanvas" xmlns:mo="http://schemas.microsoft.com/office/mac/office/2008/main" xmlns:mc="http://schemas.openxmlformats.org/markup-compatibility/2006" xmlns:mv="urn:schemas-microsoft-com:mac:vml" xmlns:o="urn:schemas-microsoft-com:office:office" xmlns:r="http://schemas.openxmlformats.org/officeDocument/2006/relationships" xmlns:m="http://schemas.openxmlformats.org/officeDocument/2006/math" xmlns:v="urn:schemas-microsoft-com:vml" xmlns:wp14="http://schemas.microsoft.com/office/word/2010/wordprocessingDrawing" xmlns:wp="http://schemas.openxmlformats.org/drawingml/2006/wordprocessingDrawing" xmlns:w10="urn:schemas-microsoft-com:office:word" xmlns:w="http://schemas.openxmlformats.org/wordprocessingml/2006/main" xmlns:w14="http://schemas.microsoft.com/office/word/2010/wordml" xmlns:wpg="http://schemas.microsoft.com/office/word/2010/wordprocessingGroup" xmlns:wpi="http://schemas.microsoft.com/office/word/2010/wordprocessingInk" xmlns:wne="http://schemas.microsoft.com/office/word/2006/wordml" xmlns:wps="http://schemas.microsoft.com/office/word/2010/wordprocessingShape" mc:Ignorable="w14 wp14">
   <w:body>
     <w:p>
+      <w:pPr>
+        <w:spacing w:after="280" w:line="269" w:lineRule="auto"/>
+      </w:pPr>
       <w:r>
         <w:rPr>
+          <w:rFonts w:ascii="Arial" w:hAnsi="Arial"/>
           <w:b/>
-          <w:color w:val="AD145B"/>
-          <w:sz w:val="16"/>
+          <w:i w:val="0"/>
+          <w:color w:val="64204C"/>
+          <w:sz w:val="18"/>
         </w:rPr>
-        <w:t>YOU ARE INVITED   /   01</w:t>
+        <w:t>ALDER STREET / SATURDAY 17 JULY</w:t>
+      </w:r>
+    </w:p>
+    <w:p>
+      <w:pPr>
+        <w:spacing w:after="60" w:line="269" w:lineRule="auto"/>
+      </w:pPr>
+      <w:r>
+        <w:rPr>
+          <w:rFonts w:ascii="Arial" w:hAnsi="Arial"/>
+          <w:b/>
+          <w:i w:val="0"/>
+          <w:color w:val="64204C"/>
+          <w:sz w:val="152"/>
+        </w:rPr>
+        <w:t>17 JUL</w:t>
       </w:r>
     </w:p>
     <w:p>
       <w:pPr>
         <w:pStyle w:val="Title"/>
-        <w:shd w:fill="FFE25A"/>
+        <w:spacing w:after="160" w:line="269" w:lineRule="auto"/>
       </w:pPr>
       <w:r>
-        <w:t>The Great Game Night</w:t>
+        <w:rPr>
+          <w:rFonts w:ascii="Arial" w:hAnsi="Arial"/>
+          <w:b/>
+          <w:i w:val="0"/>
+          <w:color w:val="17252B"/>
+          <w:sz w:val="72"/>
+        </w:rPr>
+        <w:t>Meet After Sunset</w:t>
       </w:r>
     </w:p>
     <w:p>
       <w:pPr>
-        <w:pStyle w:val="Subtitle"/>
+        <w:spacing w:after="360" w:line="269" w:lineRule="auto"/>
       </w:pPr>
       <w:r>
         <w:rPr>
-          <w:i/>
+          <w:rFonts w:ascii="Arial" w:hAnsi="Arial"/>
+          <w:b w:val="0"/>
+          <w:i w:val="0"/>
+          <w:color w:val="64204C"/>
+          <w:sz w:val="30"/>
         </w:rPr>
-        <w:t>Pick a team • Bring your best terrible drawing</w:t>
+        <w:t>An evening of food, records and small discoveries. Bring a friend and leave room for dessert.</w:t>
       </w:r>
     </w:p>
     <w:p>
       <w:pPr>
-        <w:shd w:fill="FFF0F6"/>
-        <w:spacing w:before="120" w:after="160"/>
-        <w:ind w:right="3854"/>
+        <w:spacing w:after="160" w:line="269" w:lineRule="auto"/>
       </w:pPr>
       <w:r>
         <w:rPr>
+          <w:rFonts w:ascii="Arial" w:hAnsi="Arial"/>
           <w:b/>
-          <w:color w:val="AD145B"/>
-          <w:sz w:val="18"/>
+          <w:i w:val="0"/>
+          <w:color w:val="64204C"/>
+          <w:sz w:val="24"/>
         </w:rPr>
-        <w:t>SATURDAY 24 JULY</w:t>
-        <w:br/>
+        <w:t>17:00–22:00 · free entry</w:t>
       </w:r>
+    </w:p>
+    <w:p>
+      <w:pPr>
+        <w:spacing w:after="160" w:line="269" w:lineRule="auto"/>
+      </w:pPr>
       <w:r>
         <w:rPr>
+          <w:rFonts w:ascii="Arial" w:hAnsi="Arial"/>
           <w:b w:val="0"/>
+          <w:i w:val="0"/>
+          <w:color w:val="17252B"/>
+          <w:sz w:val="21"/>
         </w:rPr>
-        <w:t>6:30–10:00 PM  •  The Rivera living room</w:t>
-        <w:br/>
-        <w:t>18 Willow Lane, Sampletown — fictional venue</w:t>
+        <w:t>This fictional neighborhood night market fills the pedestrian block between Pine and Alder. No tickets are required; individual stalls set their own prices.</w:t>
+      </w:r>
+    </w:p>
+    <w:p>
+      <w:pPr>
+        <w:pStyle w:val="Heading1"/>
+        <w:spacing w:after="160" w:line="269" w:lineRule="auto"/>
+      </w:pPr>
+      <w:r>
+        <w:rPr>
+          <w:rFonts w:ascii="Arial" w:hAnsi="Arial"/>
+          <w:b/>
+          <w:i w:val="0"/>
+          <w:color w:val="64204C"/>
+          <w:sz w:val="28"/>
+        </w:rPr>
+        <w:t>Make an Evening of It</w:t>
+      </w:r>
+    </w:p>
+    <w:p>
+      <w:pPr>
+        <w:spacing w:after="160" w:line="269" w:lineRule="auto"/>
+      </w:pPr>
+      <w:r>
+        <w:rPr>
+          <w:rFonts w:ascii="Arial" w:hAnsi="Arial"/>
+          <w:b w:val="0"/>
+          <w:i w:val="0"/>
+          <w:color w:val="17252B"/>
+          <w:sz w:val="21"/>
+        </w:rPr>
+        <w:t>Start at the community table, browse the makers and catch the sunset set. Seating is shared and the route is step-free.</w:t>
+      </w:r>
+    </w:p>
+    <w:p>
+      <w:pPr>
+        <w:pStyle w:val="Heading1"/>
+        <w:spacing w:after="160" w:line="269" w:lineRule="auto"/>
+      </w:pPr>
+      <w:r>
+        <w:rPr>
+          <w:rFonts w:ascii="Arial" w:hAnsi="Arial"/>
+          <w:b/>
+          <w:i w:val="0"/>
+          <w:color w:val="64204C"/>
+          <w:sz w:val="28"/>
+        </w:rPr>
+        <w:t>Come Prepared</w:t>
+      </w:r>
+    </w:p>
+    <w:p>
+      <w:pPr>
+        <w:spacing w:after="160" w:line="269" w:lineRule="auto"/>
+      </w:pPr>
+      <w:r>
+        <w:rPr>
+          <w:rFonts w:ascii="Arial" w:hAnsi="Arial"/>
+          <w:b w:val="0"/>
+          <w:i w:val="0"/>
+          <w:color w:val="17252B"/>
+          <w:sz w:val="21"/>
+        </w:rPr>
+        <w:t>Bring a reusable bottle. Water refill points are beside the information tent; quiet seating is at the library end of the block.</w:t>
+      </w:r>
+    </w:p>
+    <w:p>
+      <w:pPr>
+        <w:pStyle w:val="Heading1"/>
+        <w:spacing w:after="160" w:line="269" w:lineRule="auto"/>
+      </w:pPr>
+      <w:r>
+        <w:rPr>
+          <w:rFonts w:ascii="Arial" w:hAnsi="Arial"/>
+          <w:b/>
+          <w:i w:val="0"/>
+          <w:color w:val="64204C"/>
+          <w:sz w:val="28"/>
+        </w:rPr>
+        <w:t>Weather Plan</w:t>
+      </w:r>
+    </w:p>
+    <w:p>
+      <w:pPr>
+        <w:spacing w:after="160" w:line="269" w:lineRule="auto"/>
+      </w:pPr>
+      <w:r>
+        <w:rPr>
+          <w:rFonts w:ascii="Arial" w:hAnsi="Arial"/>
+          <w:b w:val="0"/>
+          <w:i w:val="0"/>
+          <w:color w:val="17252B"/>
+          <w:sz w:val="21"/>
+        </w:rPr>
+        <w:t>If heavy rain is forecast, the event moves to Alder Hall. Check the information board before traveling.</w:t>
       </w:r>
     </w:p>
     <w:tbl>
@@ -61,11 +191,17 @@
         <w:tblW w:type="auto" w:w="0"/>
         <w:tblLayout w:type="fixed"/>
         <w:tblLook w:firstColumn="1" w:firstRow="1" w:lastColumn="0" w:lastRow="0" w:noHBand="0" w:noVBand="1" w:val="04A0"/>
+        <w:tblCellMar>
+          <w:top w:w="90" w:type="dxa"/>
+          <w:left w:w="90" w:type="dxa"/>
+          <w:bottom w:w="90" w:type="dxa"/>
+          <w:right w:w="90" w:type="dxa"/>
+        </w:tblCellMar>
       </w:tblPr>
       <w:tblGrid>
-        <w:gridCol w:w="3485"/>
-        <w:gridCol w:w="3485"/>
-        <w:gridCol w:w="3485"/>
+        <w:gridCol w:w="2592"/>
+        <w:gridCol w:w="4147"/>
+        <w:gridCol w:w="3629"/>
       </w:tblGrid>
       <w:tr>
         <w:trPr>
@@ -74,218 +210,12 @@
         </w:trPr>
         <w:tc>
           <w:tcPr>
-            <w:tcW w:type="dxa" w:w="3485"/>
-            <w:shd w:fill="AD145B"/>
-            <w:tcMar>
-              <w:top w:w="85" w:type="dxa"/>
-              <w:left w:w="85" w:type="dxa"/>
-              <w:bottom w:w="85" w:type="dxa"/>
-              <w:right w:w="85" w:type="dxa"/>
-            </w:tcMar>
+            <w:tcW w:type="dxa" w:w="3456"/>
+            <w:shd w:fill="64204C"/>
           </w:tcPr>
           <w:p>
             <w:pPr>
-              <w:spacing w:after="0"/>
-            </w:pPr>
-            <w:r>
-              <w:rPr>
-                <w:rFonts w:ascii="Arial" w:hAnsi="Arial"/>
-                <w:b/>
-                <w:color w:val="FFFFFF"/>
-                <w:sz w:val="58"/>
-              </w:rPr>
-              <w:t>24</w:t>
-            </w:r>
-          </w:p>
-        </w:tc>
-        <w:tc>
-          <w:tcPr>
-            <w:tcW w:type="dxa" w:w="3485"/>
-            <w:shd w:fill="AD145B"/>
-            <w:tcMar>
-              <w:top w:w="85" w:type="dxa"/>
-              <w:left w:w="85" w:type="dxa"/>
-              <w:bottom w:w="85" w:type="dxa"/>
-              <w:right w:w="85" w:type="dxa"/>
-            </w:tcMar>
-            <w:shd w:fill="2440B2"/>
-          </w:tcPr>
-          <w:p>
-            <w:pPr>
-              <w:spacing w:after="0"/>
-            </w:pPr>
-            <w:r>
-              <w:rPr>
-                <w:rFonts w:ascii="Arial" w:hAnsi="Arial"/>
-                <w:b/>
-                <w:color w:val="FFFFFF"/>
-                <w:sz w:val="58"/>
-              </w:rPr>
-              <w:t>4</w:t>
-            </w:r>
-          </w:p>
-        </w:tc>
-        <w:tc>
-          <w:tcPr>
-            <w:tcW w:type="dxa" w:w="3485"/>
-            <w:shd w:fill="AD145B"/>
-            <w:tcMar>
-              <w:top w:w="85" w:type="dxa"/>
-              <w:left w:w="85" w:type="dxa"/>
-              <w:bottom w:w="85" w:type="dxa"/>
-              <w:right w:w="85" w:type="dxa"/>
-            </w:tcMar>
-          </w:tcPr>
-          <w:p>
-            <w:pPr>
-              <w:spacing w:after="0"/>
-            </w:pPr>
-            <w:r>
-              <w:rPr>
-                <w:rFonts w:ascii="Arial" w:hAnsi="Arial"/>
-                <w:b/>
-                <w:color w:val="FFFFFF"/>
-                <w:sz w:val="58"/>
-              </w:rPr>
-              <w:t>1</w:t>
-            </w:r>
-          </w:p>
-        </w:tc>
-      </w:tr>
-      <w:tr>
-        <w:trPr>
-          <w:cantSplit/>
-        </w:trPr>
-        <w:tc>
-          <w:tcPr>
-            <w:tcW w:type="dxa" w:w="3485"/>
-            <w:shd w:fill="FFF0F6"/>
-            <w:tcMar>
-              <w:top w:w="85" w:type="dxa"/>
-              <w:left w:w="85" w:type="dxa"/>
-              <w:bottom w:w="85" w:type="dxa"/>
-              <w:right w:w="85" w:type="dxa"/>
-            </w:tcMar>
-          </w:tcPr>
-          <w:p>
-            <w:pPr>
-              <w:spacing w:after="0"/>
-            </w:pPr>
-            <w:r>
-              <w:rPr>
-                <w:rFonts w:ascii="Arial" w:hAnsi="Arial"/>
-                <w:b w:val="0"/>
-                <w:color w:val="172033"/>
-                <w:sz w:val="20"/>
-              </w:rPr>
-              <w:t>places planned</w:t>
-            </w:r>
-          </w:p>
-        </w:tc>
-        <w:tc>
-          <w:tcPr>
-            <w:tcW w:type="dxa" w:w="3485"/>
-            <w:shd w:fill="FFF0F6"/>
-            <w:tcMar>
-              <w:top w:w="85" w:type="dxa"/>
-              <w:left w:w="85" w:type="dxa"/>
-              <w:bottom w:w="85" w:type="dxa"/>
-              <w:right w:w="85" w:type="dxa"/>
-            </w:tcMar>
-          </w:tcPr>
-          <w:p>
-            <w:pPr>
-              <w:spacing w:after="0"/>
-            </w:pPr>
-            <w:r>
-              <w:rPr>
-                <w:rFonts w:ascii="Arial" w:hAnsi="Arial"/>
-                <w:b w:val="0"/>
-                <w:color w:val="172033"/>
-                <w:sz w:val="20"/>
-              </w:rPr>
-              <w:t>game stations</w:t>
-            </w:r>
-          </w:p>
-        </w:tc>
-        <w:tc>
-          <w:tcPr>
-            <w:tcW w:type="dxa" w:w="3485"/>
-            <w:shd w:fill="FFF0F6"/>
-            <w:tcMar>
-              <w:top w:w="85" w:type="dxa"/>
-              <w:left w:w="85" w:type="dxa"/>
-              <w:bottom w:w="85" w:type="dxa"/>
-              <w:right w:w="85" w:type="dxa"/>
-            </w:tcMar>
-          </w:tcPr>
-          <w:p>
-            <w:pPr>
-              <w:spacing w:after="0"/>
-            </w:pPr>
-            <w:r>
-              <w:rPr>
-                <w:rFonts w:ascii="Arial" w:hAnsi="Arial"/>
-                <w:b w:val="0"/>
-                <w:color w:val="172033"/>
-                <w:sz w:val="20"/>
-              </w:rPr>
-              <w:t>glorious final round</w:t>
-            </w:r>
-          </w:p>
-        </w:tc>
-      </w:tr>
-    </w:tbl>
-    <w:p>
-      <w:pPr>
-        <w:spacing w:after="0" w:before="0" w:line="60" w:lineRule="exact"/>
-      </w:pPr>
-      <w:r>
-        <w:rPr>
-          <w:sz w:val="6"/>
-        </w:rPr>
-      </w:r>
-    </w:p>
-    <w:p>
-      <w:pPr>
-        <w:ind w:right="3854"/>
-      </w:pPr>
-      <w:r>
-        <w:rPr>
-          <w:b w:val="0"/>
-        </w:rPr>
-        <w:t>Come for the pizza. Stay for the dramatic final round. We are mixing quick team games with a few old favorites, and there is a seat for complete beginners.</w:t>
-      </w:r>
-    </w:p>
-    <w:tbl>
-      <w:tblPr>
-        <w:tblW w:type="auto" w:w="0"/>
-        <w:tblLayout w:type="fixed"/>
-        <w:tblLook w:firstColumn="1" w:firstRow="1" w:lastColumn="0" w:lastRow="0" w:noHBand="0" w:noVBand="1" w:val="04A0"/>
-      </w:tblPr>
-      <w:tblGrid>
-        <w:gridCol w:w="2091"/>
-        <w:gridCol w:w="8363"/>
-      </w:tblGrid>
-      <w:tr>
-        <w:trPr>
-          <w:cantSplit/>
-          <w:tblHeader/>
-        </w:trPr>
-        <w:tc>
-          <w:tcPr>
-            <w:tcW w:type="dxa" w:w="2091"/>
-            <w:shd w:fill="AD145B"/>
-            <w:tcMar>
-              <w:top w:w="85" w:type="dxa"/>
-              <w:left w:w="85" w:type="dxa"/>
-              <w:bottom w:w="85" w:type="dxa"/>
-              <w:right w:w="85" w:type="dxa"/>
-            </w:tcMar>
-          </w:tcPr>
-          <w:p>
-            <w:pPr>
-              <w:spacing w:after="0"/>
+              <w:spacing w:after="160" w:line="269" w:lineRule="auto"/>
             </w:pPr>
             <w:r>
               <w:rPr>
@@ -300,18 +230,12 @@
         </w:tc>
         <w:tc>
           <w:tcPr>
-            <w:tcW w:type="dxa" w:w="8363"/>
-            <w:shd w:fill="AD145B"/>
-            <w:tcMar>
-              <w:top w:w="85" w:type="dxa"/>
-              <w:left w:w="85" w:type="dxa"/>
-              <w:bottom w:w="85" w:type="dxa"/>
-              <w:right w:w="85" w:type="dxa"/>
-            </w:tcMar>
+            <w:tcW w:type="dxa" w:w="3456"/>
+            <w:shd w:fill="64204C"/>
           </w:tcPr>
           <w:p>
             <w:pPr>
-              <w:spacing w:after="0"/>
+              <w:spacing w:after="160" w:line="269" w:lineRule="auto"/>
             </w:pPr>
             <w:r>
               <w:rPr>
@@ -320,7 +244,27 @@
                 <w:color w:val="FFFFFF"/>
                 <w:sz w:val="20"/>
               </w:rPr>
-              <w:t>What is happening</w:t>
+              <w:t>Find</w:t>
+            </w:r>
+          </w:p>
+        </w:tc>
+        <w:tc>
+          <w:tcPr>
+            <w:tcW w:type="dxa" w:w="3456"/>
+            <w:shd w:fill="64204C"/>
+          </w:tcPr>
+          <w:p>
+            <w:pPr>
+              <w:spacing w:after="160" w:line="269" w:lineRule="auto"/>
+            </w:pPr>
+            <w:r>
+              <w:rPr>
+                <w:rFonts w:ascii="Arial" w:hAnsi="Arial"/>
+                <w:b/>
+                <w:color w:val="FFFFFF"/>
+                <w:sz w:val="20"/>
+              </w:rPr>
+              <w:t>Where</w:t>
             </w:r>
           </w:p>
         </w:tc>
@@ -331,53 +275,61 @@
         </w:trPr>
         <w:tc>
           <w:tcPr>
-            <w:tcW w:type="dxa" w:w="2091"/>
-            <w:shd w:fill="FFF0F6"/>
-            <w:tcMar>
-              <w:top w:w="85" w:type="dxa"/>
-              <w:left w:w="85" w:type="dxa"/>
-              <w:bottom w:w="85" w:type="dxa"/>
-              <w:right w:w="85" w:type="dxa"/>
-            </w:tcMar>
+            <w:tcW w:type="dxa" w:w="2592"/>
+            <w:shd w:fill="FFE9A8"/>
           </w:tcPr>
           <w:p>
             <w:pPr>
-              <w:spacing w:after="0"/>
+              <w:spacing w:after="160" w:line="269" w:lineRule="auto"/>
+            </w:pPr>
+            <w:r>
+              <w:rPr>
+                <w:rFonts w:ascii="Arial" w:hAnsi="Arial"/>
+                <w:b/>
+                <w:color w:val="17252B"/>
+                <w:sz w:val="20"/>
+              </w:rPr>
+              <w:t>17:00</w:t>
+            </w:r>
+          </w:p>
+        </w:tc>
+        <w:tc>
+          <w:tcPr>
+            <w:tcW w:type="dxa" w:w="4147"/>
+            <w:shd w:fill="FFE9A8"/>
+          </w:tcPr>
+          <w:p>
+            <w:pPr>
+              <w:spacing w:after="160" w:line="269" w:lineRule="auto"/>
             </w:pPr>
             <w:r>
               <w:rPr>
                 <w:rFonts w:ascii="Arial" w:hAnsi="Arial"/>
                 <w:b w:val="0"/>
-                <w:color w:val="172033"/>
+                <w:color w:val="17252B"/>
                 <w:sz w:val="20"/>
               </w:rPr>
-              <w:t>6:30</w:t>
+              <w:t>Food Stalls Open</w:t>
             </w:r>
           </w:p>
         </w:tc>
         <w:tc>
           <w:tcPr>
-            <w:tcW w:type="dxa" w:w="8363"/>
-            <w:shd w:fill="FFF0F6"/>
-            <w:tcMar>
-              <w:top w:w="85" w:type="dxa"/>
-              <w:left w:w="85" w:type="dxa"/>
-              <w:bottom w:w="85" w:type="dxa"/>
-              <w:right w:w="85" w:type="dxa"/>
-            </w:tcMar>
+            <w:tcW w:type="dxa" w:w="3629"/>
+            <w:shd w:fill="FFE9A8"/>
           </w:tcPr>
           <w:p>
             <w:pPr>
-              <w:spacing w:after="0"/>
+              <w:spacing w:after="160" w:line="269" w:lineRule="auto"/>
             </w:pPr>
             <w:r>
               <w:rPr>
                 <w:rFonts w:ascii="Arial" w:hAnsi="Arial"/>
                 <w:b w:val="0"/>
-                <w:color w:val="172033"/>
+                <w:color w:val="17252B"/>
                 <w:sz w:val="20"/>
               </w:rPr>
-              <w:t>Arrive, choose a team and grab a slice</w:t>
+              <w:t>East end</w:t>
             </w:r>
           </w:p>
         </w:tc>
@@ -388,53 +340,61 @@
         </w:trPr>
         <w:tc>
           <w:tcPr>
-            <w:tcW w:type="dxa" w:w="2091"/>
+            <w:tcW w:type="dxa" w:w="2592"/>
             <w:shd w:fill="FFFFFF"/>
-            <w:tcMar>
-              <w:top w:w="85" w:type="dxa"/>
-              <w:left w:w="85" w:type="dxa"/>
-              <w:bottom w:w="85" w:type="dxa"/>
-              <w:right w:w="85" w:type="dxa"/>
-            </w:tcMar>
           </w:tcPr>
           <w:p>
             <w:pPr>
-              <w:spacing w:after="0"/>
+              <w:spacing w:after="160" w:line="269" w:lineRule="auto"/>
+            </w:pPr>
+            <w:r>
+              <w:rPr>
+                <w:rFonts w:ascii="Arial" w:hAnsi="Arial"/>
+                <w:b/>
+                <w:color w:val="17252B"/>
+                <w:sz w:val="20"/>
+              </w:rPr>
+              <w:t>18:30</w:t>
+            </w:r>
+          </w:p>
+        </w:tc>
+        <w:tc>
+          <w:tcPr>
+            <w:tcW w:type="dxa" w:w="4147"/>
+            <w:shd w:fill="FFFFFF"/>
+          </w:tcPr>
+          <w:p>
+            <w:pPr>
+              <w:spacing w:after="160" w:line="269" w:lineRule="auto"/>
             </w:pPr>
             <w:r>
               <w:rPr>
                 <w:rFonts w:ascii="Arial" w:hAnsi="Arial"/>
                 <w:b w:val="0"/>
-                <w:color w:val="172033"/>
+                <w:color w:val="17252B"/>
                 <w:sz w:val="20"/>
               </w:rPr>
-              <w:t>7:00</w:t>
+              <w:t>Listening Session</w:t>
             </w:r>
           </w:p>
         </w:tc>
         <w:tc>
           <w:tcPr>
-            <w:tcW w:type="dxa" w:w="8363"/>
+            <w:tcW w:type="dxa" w:w="3629"/>
             <w:shd w:fill="FFFFFF"/>
-            <w:tcMar>
-              <w:top w:w="85" w:type="dxa"/>
-              <w:left w:w="85" w:type="dxa"/>
-              <w:bottom w:w="85" w:type="dxa"/>
-              <w:right w:w="85" w:type="dxa"/>
-            </w:tcMar>
           </w:tcPr>
           <w:p>
             <w:pPr>
-              <w:spacing w:after="0"/>
+              <w:spacing w:after="160" w:line="269" w:lineRule="auto"/>
             </w:pPr>
             <w:r>
               <w:rPr>
                 <w:rFonts w:ascii="Arial" w:hAnsi="Arial"/>
                 <w:b w:val="0"/>
-                <w:color w:val="172033"/>
+                <w:color w:val="17252B"/>
                 <w:sz w:val="20"/>
               </w:rPr>
-              <w:t>Drawing game warm-up</w:t>
+              <w:t>Record tent</w:t>
             </w:r>
           </w:p>
         </w:tc>
@@ -445,167 +405,61 @@
         </w:trPr>
         <w:tc>
           <w:tcPr>
-            <w:tcW w:type="dxa" w:w="2091"/>
-            <w:shd w:fill="FFF0F6"/>
-            <w:tcMar>
-              <w:top w:w="85" w:type="dxa"/>
-              <w:left w:w="85" w:type="dxa"/>
-              <w:bottom w:w="85" w:type="dxa"/>
-              <w:right w:w="85" w:type="dxa"/>
-            </w:tcMar>
+            <w:tcW w:type="dxa" w:w="2592"/>
+            <w:shd w:fill="FFE9A8"/>
           </w:tcPr>
           <w:p>
             <w:pPr>
-              <w:spacing w:after="0"/>
+              <w:spacing w:after="160" w:line="269" w:lineRule="auto"/>
+            </w:pPr>
+            <w:r>
+              <w:rPr>
+                <w:rFonts w:ascii="Arial" w:hAnsi="Arial"/>
+                <w:b/>
+                <w:color w:val="17252B"/>
+                <w:sz w:val="20"/>
+              </w:rPr>
+              <w:t>20:00</w:t>
+            </w:r>
+          </w:p>
+        </w:tc>
+        <w:tc>
+          <w:tcPr>
+            <w:tcW w:type="dxa" w:w="4147"/>
+            <w:shd w:fill="FFE9A8"/>
+          </w:tcPr>
+          <w:p>
+            <w:pPr>
+              <w:spacing w:after="160" w:line="269" w:lineRule="auto"/>
             </w:pPr>
             <w:r>
               <w:rPr>
                 <w:rFonts w:ascii="Arial" w:hAnsi="Arial"/>
                 <w:b w:val="0"/>
-                <w:color w:val="172033"/>
+                <w:color w:val="17252B"/>
                 <w:sz w:val="20"/>
               </w:rPr>
-              <w:t>7:45</w:t>
+              <w:t>Sunset Set</w:t>
             </w:r>
           </w:p>
         </w:tc>
         <w:tc>
           <w:tcPr>
-            <w:tcW w:type="dxa" w:w="8363"/>
-            <w:shd w:fill="FFF0F6"/>
-            <w:tcMar>
-              <w:top w:w="85" w:type="dxa"/>
-              <w:left w:w="85" w:type="dxa"/>
-              <w:bottom w:w="85" w:type="dxa"/>
-              <w:right w:w="85" w:type="dxa"/>
-            </w:tcMar>
+            <w:tcW w:type="dxa" w:w="3629"/>
+            <w:shd w:fill="FFE9A8"/>
           </w:tcPr>
           <w:p>
             <w:pPr>
-              <w:spacing w:after="0"/>
+              <w:spacing w:after="160" w:line="269" w:lineRule="auto"/>
             </w:pPr>
             <w:r>
               <w:rPr>
                 <w:rFonts w:ascii="Arial" w:hAnsi="Arial"/>
                 <w:b w:val="0"/>
-                <w:color w:val="172033"/>
+                <w:color w:val="17252B"/>
                 <w:sz w:val="20"/>
               </w:rPr>
-              <w:t>Team trivia and snack break</w:t>
-            </w:r>
-          </w:p>
-        </w:tc>
-      </w:tr>
-      <w:tr>
-        <w:trPr>
-          <w:cantSplit/>
-        </w:trPr>
-        <w:tc>
-          <w:tcPr>
-            <w:tcW w:type="dxa" w:w="2091"/>
-            <w:shd w:fill="FFFFFF"/>
-            <w:tcMar>
-              <w:top w:w="85" w:type="dxa"/>
-              <w:left w:w="85" w:type="dxa"/>
-              <w:bottom w:w="85" w:type="dxa"/>
-              <w:right w:w="85" w:type="dxa"/>
-            </w:tcMar>
-          </w:tcPr>
-          <w:p>
-            <w:pPr>
-              <w:spacing w:after="0"/>
-            </w:pPr>
-            <w:r>
-              <w:rPr>
-                <w:rFonts w:ascii="Arial" w:hAnsi="Arial"/>
-                <w:b w:val="0"/>
-                <w:color w:val="172033"/>
-                <w:sz w:val="20"/>
-              </w:rPr>
-              <w:t>8:45</w:t>
-            </w:r>
-          </w:p>
-        </w:tc>
-        <w:tc>
-          <w:tcPr>
-            <w:tcW w:type="dxa" w:w="8363"/>
-            <w:shd w:fill="FFFFFF"/>
-            <w:tcMar>
-              <w:top w:w="85" w:type="dxa"/>
-              <w:left w:w="85" w:type="dxa"/>
-              <w:bottom w:w="85" w:type="dxa"/>
-              <w:right w:w="85" w:type="dxa"/>
-            </w:tcMar>
-          </w:tcPr>
-          <w:p>
-            <w:pPr>
-              <w:spacing w:after="0"/>
-            </w:pPr>
-            <w:r>
-              <w:rPr>
-                <w:rFonts w:ascii="Arial" w:hAnsi="Arial"/>
-                <w:b w:val="0"/>
-                <w:color w:val="172033"/>
-                <w:sz w:val="20"/>
-              </w:rPr>
-              <w:t>Choose-your-own table games</w:t>
-            </w:r>
-          </w:p>
-        </w:tc>
-      </w:tr>
-      <w:tr>
-        <w:trPr>
-          <w:cantSplit/>
-        </w:trPr>
-        <w:tc>
-          <w:tcPr>
-            <w:tcW w:type="dxa" w:w="2091"/>
-            <w:shd w:fill="FFF0F6"/>
-            <w:tcMar>
-              <w:top w:w="85" w:type="dxa"/>
-              <w:left w:w="85" w:type="dxa"/>
-              <w:bottom w:w="85" w:type="dxa"/>
-              <w:right w:w="85" w:type="dxa"/>
-            </w:tcMar>
-          </w:tcPr>
-          <w:p>
-            <w:pPr>
-              <w:spacing w:after="0"/>
-            </w:pPr>
-            <w:r>
-              <w:rPr>
-                <w:rFonts w:ascii="Arial" w:hAnsi="Arial"/>
-                <w:b w:val="0"/>
-                <w:color w:val="172033"/>
-                <w:sz w:val="20"/>
-              </w:rPr>
-              <w:t>9:45</w:t>
-            </w:r>
-          </w:p>
-        </w:tc>
-        <w:tc>
-          <w:tcPr>
-            <w:tcW w:type="dxa" w:w="8363"/>
-            <w:shd w:fill="FFF0F6"/>
-            <w:tcMar>
-              <w:top w:w="85" w:type="dxa"/>
-              <w:left w:w="85" w:type="dxa"/>
-              <w:bottom w:w="85" w:type="dxa"/>
-              <w:right w:w="85" w:type="dxa"/>
-            </w:tcMar>
-          </w:tcPr>
-          <w:p>
-            <w:pPr>
-              <w:spacing w:after="0"/>
-            </w:pPr>
-            <w:r>
-              <w:rPr>
-                <w:rFonts w:ascii="Arial" w:hAnsi="Arial"/>
-                <w:b w:val="0"/>
-                <w:color w:val="172033"/>
-                <w:sz w:val="20"/>
-              </w:rPr>
-              <w:t>One last round and the extremely unofficial awards</w:t>
+              <w:t>Community stage</w:t>
             </w:r>
           </w:p>
         </w:tc>
@@ -613,1219 +467,24 @@
     </w:tbl>
     <w:p>
       <w:pPr>
-        <w:spacing w:after="0" w:before="0" w:line="60" w:lineRule="exact"/>
+        <w:spacing w:after="80" w:line="269" w:lineRule="auto"/>
       </w:pPr>
       <w:r>
         <w:rPr>
-          <w:sz w:val="6"/>
-        </w:rPr>
-      </w:r>
-    </w:p>
-    <w:p>
-      <w:pPr>
-        <w:pStyle w:val="Heading1"/>
-      </w:pPr>
-      <w:r>
-        <w:rPr>
-          <w:b w:val="0"/>
-        </w:rPr>
-      </w:r>
-      <w:r>
-        <w:rPr>
+          <w:rFonts w:ascii="Arial" w:hAnsi="Arial"/>
           <w:b/>
-          <w:color w:val="AD145B"/>
-        </w:rPr>
-        <w:t>Bring</w:t>
-      </w:r>
-      <w:r>
-        <w:rPr>
-          <w:b w:val="0"/>
-        </w:rPr>
-        <w:t xml:space="preserve"> One Thing</w:t>
-      </w:r>
-    </w:p>
-    <w:p>
-      <w:pPr>
-        <w:ind w:right="3854"/>
-      </w:pPr>
-      <w:r>
-        <w:rPr>
-          <w:b w:val="0"/>
-        </w:rPr>
-        <w:t>A favorite game, a snack to share, or just yourself. Comfortable clothes encouraged. Please tell us about food needs when you reply.</w:t>
-      </w:r>
-    </w:p>
-    <w:p>
-      <w:pPr>
-        <w:pStyle w:val="Heading1"/>
-      </w:pPr>
-      <w:r>
-        <w:rPr>
-          <w:b w:val="0"/>
-        </w:rPr>
-        <w:t>Save Your Seat</w:t>
-      </w:r>
-    </w:p>
-    <w:p>
-      <w:pPr>
-        <w:ind w:right="3854"/>
-      </w:pPr>
-      <w:r>
-        <w:rPr>
-          <w:b w:val="0"/>
-        </w:rPr>
-      </w:r>
-      <w:r>
-        <w:rPr>
-          <w:b/>
-          <w:color w:val="AD145B"/>
-        </w:rPr>
-        <w:t>RSVP</w:t>
-      </w:r>
-      <w:r>
-        <w:rPr>
-          <w:b w:val="0"/>
-        </w:rPr>
-        <w:t xml:space="preserve"> to Alex by 20 July at games@example.com. Let us know how many people are coming so we can plan teams and dinner.</w:t>
-      </w:r>
-    </w:p>
-    <w:p>
-      <w:pPr>
-        <w:ind w:right="3854"/>
-      </w:pPr>
-      <w:r>
-        <w:rPr>
-          <w:b w:val="0"/>
-        </w:rPr>
-        <w:t>All ages welcome with a grown-up. Step-free entry through the side gate. Quiet room available away from the games.</w:t>
-      </w:r>
-    </w:p>
-    <w:p>
-      <w:pPr>
-        <w:shd w:fill="FFF0F6"/>
-        <w:spacing w:before="120" w:after="160"/>
-        <w:ind w:right="3854"/>
-      </w:pPr>
-      <w:r>
-        <w:rPr>
-          <w:b/>
-          <w:color w:val="AD145B"/>
+          <w:i w:val="0"/>
+          <w:color w:val="64204C"/>
           <w:sz w:val="18"/>
         </w:rPr>
-        <w:t>HOUSE RULE</w:t>
-        <w:br/>
-      </w:r>
-      <w:r>
-        <w:rPr>
-          <w:b w:val="0"/>
-        </w:rPr>
-        <w:t>Be kind, explain the rules, and celebrate a good move—even when it is not yours.</w:t>
-      </w:r>
-    </w:p>
-    <w:p>
-      <w:r>
-        <w:br w:type="page"/>
-      </w:r>
-    </w:p>
-    <w:p>
-      <w:r>
-        <w:rPr>
-          <w:b/>
-          <w:color w:val="AD145B"/>
-          <w:sz w:val="16"/>
-        </w:rPr>
-        <w:t>YOU ARE INVITED   /   02</w:t>
-      </w:r>
-    </w:p>
-    <w:p>
-      <w:pPr>
-        <w:pStyle w:val="Title"/>
-        <w:shd w:fill="FFE25A"/>
-      </w:pPr>
-      <w:r>
-        <w:t>The Host Playbook</w:t>
-      </w:r>
-    </w:p>
-    <w:p>
-      <w:pPr>
-        <w:ind w:right="3854"/>
-      </w:pPr>
-      <w:r>
-        <w:rPr>
-          <w:b w:val="0"/>
-        </w:rPr>
-        <w:t>A little planning keeps the evening easy. These are fictional RSVPs, not real people or dietary guarantees.</w:t>
-      </w:r>
-    </w:p>
-    <w:tbl>
-      <w:tblPr>
-        <w:tblW w:type="auto" w:w="0"/>
-        <w:tblLayout w:type="fixed"/>
-        <w:tblLook w:firstColumn="1" w:firstRow="1" w:lastColumn="0" w:lastRow="0" w:noHBand="0" w:noVBand="1" w:val="04A0"/>
-      </w:tblPr>
-      <w:tblGrid>
-        <w:gridCol w:w="2300"/>
-        <w:gridCol w:w="1254"/>
-        <w:gridCol w:w="3241"/>
-        <w:gridCol w:w="3659"/>
-      </w:tblGrid>
-      <w:tr>
-        <w:trPr>
-          <w:cantSplit/>
-          <w:tblHeader/>
-        </w:trPr>
-        <w:tc>
-          <w:tcPr>
-            <w:tcW w:type="dxa" w:w="2300"/>
-            <w:shd w:fill="AD145B"/>
-            <w:tcMar>
-              <w:top w:w="85" w:type="dxa"/>
-              <w:left w:w="85" w:type="dxa"/>
-              <w:bottom w:w="85" w:type="dxa"/>
-              <w:right w:w="85" w:type="dxa"/>
-            </w:tcMar>
-          </w:tcPr>
-          <w:p>
-            <w:pPr>
-              <w:spacing w:after="0"/>
-            </w:pPr>
-            <w:r>
-              <w:rPr>
-                <w:rFonts w:ascii="Arial" w:hAnsi="Arial"/>
-                <w:b/>
-                <w:color w:val="FFFFFF"/>
-                <w:sz w:val="20"/>
-              </w:rPr>
-              <w:t>Team</w:t>
-            </w:r>
-          </w:p>
-        </w:tc>
-        <w:tc>
-          <w:tcPr>
-            <w:tcW w:type="dxa" w:w="1254"/>
-            <w:shd w:fill="AD145B"/>
-            <w:tcMar>
-              <w:top w:w="85" w:type="dxa"/>
-              <w:left w:w="85" w:type="dxa"/>
-              <w:bottom w:w="85" w:type="dxa"/>
-              <w:right w:w="85" w:type="dxa"/>
-            </w:tcMar>
-          </w:tcPr>
-          <w:p>
-            <w:pPr>
-              <w:spacing w:after="0"/>
-            </w:pPr>
-            <w:r>
-              <w:rPr>
-                <w:rFonts w:ascii="Arial" w:hAnsi="Arial"/>
-                <w:b/>
-                <w:color w:val="FFFFFF"/>
-                <w:sz w:val="20"/>
-              </w:rPr>
-              <w:t>Guests</w:t>
-            </w:r>
-          </w:p>
-        </w:tc>
-        <w:tc>
-          <w:tcPr>
-            <w:tcW w:type="dxa" w:w="3241"/>
-            <w:shd w:fill="AD145B"/>
-            <w:tcMar>
-              <w:top w:w="85" w:type="dxa"/>
-              <w:left w:w="85" w:type="dxa"/>
-              <w:bottom w:w="85" w:type="dxa"/>
-              <w:right w:w="85" w:type="dxa"/>
-            </w:tcMar>
-          </w:tcPr>
-          <w:p>
-            <w:pPr>
-              <w:spacing w:after="0"/>
-            </w:pPr>
-            <w:r>
-              <w:rPr>
-                <w:rFonts w:ascii="Arial" w:hAnsi="Arial"/>
-                <w:b/>
-                <w:color w:val="FFFFFF"/>
-                <w:sz w:val="20"/>
-              </w:rPr>
-              <w:t>First station</w:t>
-            </w:r>
-          </w:p>
-        </w:tc>
-        <w:tc>
-          <w:tcPr>
-            <w:tcW w:type="dxa" w:w="3659"/>
-            <w:shd w:fill="AD145B"/>
-            <w:tcMar>
-              <w:top w:w="85" w:type="dxa"/>
-              <w:left w:w="85" w:type="dxa"/>
-              <w:bottom w:w="85" w:type="dxa"/>
-              <w:right w:w="85" w:type="dxa"/>
-            </w:tcMar>
-          </w:tcPr>
-          <w:p>
-            <w:pPr>
-              <w:spacing w:after="0"/>
-            </w:pPr>
-            <w:r>
-              <w:rPr>
-                <w:rFonts w:ascii="Arial" w:hAnsi="Arial"/>
-                <w:b/>
-                <w:color w:val="FFFFFF"/>
-                <w:sz w:val="20"/>
-              </w:rPr>
-              <w:t>Food notes</w:t>
-            </w:r>
-          </w:p>
-        </w:tc>
-      </w:tr>
-      <w:tr>
-        <w:trPr>
-          <w:cantSplit/>
-        </w:trPr>
-        <w:tc>
-          <w:tcPr>
-            <w:tcW w:type="dxa" w:w="2300"/>
-            <w:shd w:fill="FFF0F6"/>
-            <w:tcMar>
-              <w:top w:w="85" w:type="dxa"/>
-              <w:left w:w="85" w:type="dxa"/>
-              <w:bottom w:w="85" w:type="dxa"/>
-              <w:right w:w="85" w:type="dxa"/>
-            </w:tcMar>
-          </w:tcPr>
-          <w:p>
-            <w:pPr>
-              <w:spacing w:after="0"/>
-            </w:pPr>
-            <w:r>
-              <w:rPr>
-                <w:rFonts w:ascii="Arial" w:hAnsi="Arial"/>
-                <w:b w:val="0"/>
-                <w:color w:val="172033"/>
-                <w:sz w:val="20"/>
-              </w:rPr>
-              <w:t>Comets</w:t>
-            </w:r>
-          </w:p>
-        </w:tc>
-        <w:tc>
-          <w:tcPr>
-            <w:tcW w:type="dxa" w:w="1254"/>
-            <w:shd w:fill="FFF0F6"/>
-            <w:tcMar>
-              <w:top w:w="85" w:type="dxa"/>
-              <w:left w:w="85" w:type="dxa"/>
-              <w:bottom w:w="85" w:type="dxa"/>
-              <w:right w:w="85" w:type="dxa"/>
-            </w:tcMar>
-          </w:tcPr>
-          <w:p>
-            <w:pPr>
-              <w:spacing w:after="0"/>
-            </w:pPr>
-            <w:r>
-              <w:rPr>
-                <w:rFonts w:ascii="Arial" w:hAnsi="Arial"/>
-                <w:b w:val="0"/>
-                <w:color w:val="172033"/>
-                <w:sz w:val="20"/>
-              </w:rPr>
-              <w:t>6</w:t>
-            </w:r>
-          </w:p>
-        </w:tc>
-        <w:tc>
-          <w:tcPr>
-            <w:tcW w:type="dxa" w:w="3241"/>
-            <w:shd w:fill="FFF0F6"/>
-            <w:tcMar>
-              <w:top w:w="85" w:type="dxa"/>
-              <w:left w:w="85" w:type="dxa"/>
-              <w:bottom w:w="85" w:type="dxa"/>
-              <w:right w:w="85" w:type="dxa"/>
-            </w:tcMar>
-          </w:tcPr>
-          <w:p>
-            <w:pPr>
-              <w:spacing w:after="0"/>
-            </w:pPr>
-            <w:r>
-              <w:rPr>
-                <w:rFonts w:ascii="Arial" w:hAnsi="Arial"/>
-                <w:b w:val="0"/>
-                <w:color w:val="172033"/>
-                <w:sz w:val="20"/>
-              </w:rPr>
-              <w:t>Word relay</w:t>
-            </w:r>
-          </w:p>
-        </w:tc>
-        <w:tc>
-          <w:tcPr>
-            <w:tcW w:type="dxa" w:w="3659"/>
-            <w:shd w:fill="FFF0F6"/>
-            <w:tcMar>
-              <w:top w:w="85" w:type="dxa"/>
-              <w:left w:w="85" w:type="dxa"/>
-              <w:bottom w:w="85" w:type="dxa"/>
-              <w:right w:w="85" w:type="dxa"/>
-            </w:tcMar>
-          </w:tcPr>
-          <w:p>
-            <w:pPr>
-              <w:spacing w:after="0"/>
-            </w:pPr>
-            <w:r>
-              <w:rPr>
-                <w:rFonts w:ascii="Arial" w:hAnsi="Arial"/>
-                <w:b w:val="0"/>
-                <w:color w:val="172033"/>
-                <w:sz w:val="20"/>
-              </w:rPr>
-              <w:t>1 dairy-free request</w:t>
-            </w:r>
-          </w:p>
-        </w:tc>
-      </w:tr>
-      <w:tr>
-        <w:trPr>
-          <w:cantSplit/>
-        </w:trPr>
-        <w:tc>
-          <w:tcPr>
-            <w:tcW w:type="dxa" w:w="2300"/>
-            <w:shd w:fill="FFFFFF"/>
-            <w:tcMar>
-              <w:top w:w="85" w:type="dxa"/>
-              <w:left w:w="85" w:type="dxa"/>
-              <w:bottom w:w="85" w:type="dxa"/>
-              <w:right w:w="85" w:type="dxa"/>
-            </w:tcMar>
-          </w:tcPr>
-          <w:p>
-            <w:pPr>
-              <w:spacing w:after="0"/>
-            </w:pPr>
-            <w:r>
-              <w:rPr>
-                <w:rFonts w:ascii="Arial" w:hAnsi="Arial"/>
-                <w:b w:val="0"/>
-                <w:color w:val="172033"/>
-                <w:sz w:val="20"/>
-              </w:rPr>
-              <w:t>Fireflies</w:t>
-            </w:r>
-          </w:p>
-        </w:tc>
-        <w:tc>
-          <w:tcPr>
-            <w:tcW w:type="dxa" w:w="1254"/>
-            <w:shd w:fill="FFFFFF"/>
-            <w:tcMar>
-              <w:top w:w="85" w:type="dxa"/>
-              <w:left w:w="85" w:type="dxa"/>
-              <w:bottom w:w="85" w:type="dxa"/>
-              <w:right w:w="85" w:type="dxa"/>
-            </w:tcMar>
-          </w:tcPr>
-          <w:p>
-            <w:pPr>
-              <w:spacing w:after="0"/>
-            </w:pPr>
-            <w:r>
-              <w:rPr>
-                <w:rFonts w:ascii="Arial" w:hAnsi="Arial"/>
-                <w:b w:val="0"/>
-                <w:color w:val="172033"/>
-                <w:sz w:val="20"/>
-              </w:rPr>
-              <w:t>6</w:t>
-            </w:r>
-          </w:p>
-        </w:tc>
-        <w:tc>
-          <w:tcPr>
-            <w:tcW w:type="dxa" w:w="3241"/>
-            <w:shd w:fill="FFFFFF"/>
-            <w:tcMar>
-              <w:top w:w="85" w:type="dxa"/>
-              <w:left w:w="85" w:type="dxa"/>
-              <w:bottom w:w="85" w:type="dxa"/>
-              <w:right w:w="85" w:type="dxa"/>
-            </w:tcMar>
-          </w:tcPr>
-          <w:p>
-            <w:pPr>
-              <w:spacing w:after="0"/>
-            </w:pPr>
-            <w:r>
-              <w:rPr>
-                <w:rFonts w:ascii="Arial" w:hAnsi="Arial"/>
-                <w:b w:val="0"/>
-                <w:color w:val="172033"/>
-                <w:sz w:val="20"/>
-              </w:rPr>
-              <w:t>Card table</w:t>
-            </w:r>
-          </w:p>
-        </w:tc>
-        <w:tc>
-          <w:tcPr>
-            <w:tcW w:type="dxa" w:w="3659"/>
-            <w:shd w:fill="FFFFFF"/>
-            <w:tcMar>
-              <w:top w:w="85" w:type="dxa"/>
-              <w:left w:w="85" w:type="dxa"/>
-              <w:bottom w:w="85" w:type="dxa"/>
-              <w:right w:w="85" w:type="dxa"/>
-            </w:tcMar>
-          </w:tcPr>
-          <w:p>
-            <w:pPr>
-              <w:spacing w:after="0"/>
-            </w:pPr>
-            <w:r>
-              <w:rPr>
-                <w:rFonts w:ascii="Arial" w:hAnsi="Arial"/>
-                <w:b w:val="0"/>
-                <w:color w:val="172033"/>
-                <w:sz w:val="20"/>
-              </w:rPr>
-              <w:t>2 vegetarian requests</w:t>
-            </w:r>
-          </w:p>
-        </w:tc>
-      </w:tr>
-      <w:tr>
-        <w:trPr>
-          <w:cantSplit/>
-        </w:trPr>
-        <w:tc>
-          <w:tcPr>
-            <w:tcW w:type="dxa" w:w="2300"/>
-            <w:shd w:fill="FFF0F6"/>
-            <w:tcMar>
-              <w:top w:w="85" w:type="dxa"/>
-              <w:left w:w="85" w:type="dxa"/>
-              <w:bottom w:w="85" w:type="dxa"/>
-              <w:right w:w="85" w:type="dxa"/>
-            </w:tcMar>
-          </w:tcPr>
-          <w:p>
-            <w:pPr>
-              <w:spacing w:after="0"/>
-            </w:pPr>
-            <w:r>
-              <w:rPr>
-                <w:rFonts w:ascii="Arial" w:hAnsi="Arial"/>
-                <w:b w:val="0"/>
-                <w:color w:val="172033"/>
-                <w:sz w:val="20"/>
-              </w:rPr>
-              <w:t>Orbit</w:t>
-            </w:r>
-          </w:p>
-        </w:tc>
-        <w:tc>
-          <w:tcPr>
-            <w:tcW w:type="dxa" w:w="1254"/>
-            <w:shd w:fill="FFF0F6"/>
-            <w:tcMar>
-              <w:top w:w="85" w:type="dxa"/>
-              <w:left w:w="85" w:type="dxa"/>
-              <w:bottom w:w="85" w:type="dxa"/>
-              <w:right w:w="85" w:type="dxa"/>
-            </w:tcMar>
-          </w:tcPr>
-          <w:p>
-            <w:pPr>
-              <w:spacing w:after="0"/>
-            </w:pPr>
-            <w:r>
-              <w:rPr>
-                <w:rFonts w:ascii="Arial" w:hAnsi="Arial"/>
-                <w:b w:val="0"/>
-                <w:color w:val="172033"/>
-                <w:sz w:val="20"/>
-              </w:rPr>
-              <w:t>6</w:t>
-            </w:r>
-          </w:p>
-        </w:tc>
-        <w:tc>
-          <w:tcPr>
-            <w:tcW w:type="dxa" w:w="3241"/>
-            <w:shd w:fill="FFF0F6"/>
-            <w:tcMar>
-              <w:top w:w="85" w:type="dxa"/>
-              <w:left w:w="85" w:type="dxa"/>
-              <w:bottom w:w="85" w:type="dxa"/>
-              <w:right w:w="85" w:type="dxa"/>
-            </w:tcMar>
-          </w:tcPr>
-          <w:p>
-            <w:pPr>
-              <w:spacing w:after="0"/>
-            </w:pPr>
-            <w:r>
-              <w:rPr>
-                <w:rFonts w:ascii="Arial" w:hAnsi="Arial"/>
-                <w:b w:val="0"/>
-                <w:color w:val="172033"/>
-                <w:sz w:val="20"/>
-              </w:rPr>
-              <w:t>Puzzle corner</w:t>
-            </w:r>
-          </w:p>
-        </w:tc>
-        <w:tc>
-          <w:tcPr>
-            <w:tcW w:type="dxa" w:w="3659"/>
-            <w:shd w:fill="FFF0F6"/>
-            <w:tcMar>
-              <w:top w:w="85" w:type="dxa"/>
-              <w:left w:w="85" w:type="dxa"/>
-              <w:bottom w:w="85" w:type="dxa"/>
-              <w:right w:w="85" w:type="dxa"/>
-            </w:tcMar>
-          </w:tcPr>
-          <w:p>
-            <w:pPr>
-              <w:spacing w:after="0"/>
-            </w:pPr>
-            <w:r>
-              <w:rPr>
-                <w:rFonts w:ascii="Arial" w:hAnsi="Arial"/>
-                <w:b w:val="0"/>
-                <w:color w:val="172033"/>
-                <w:sz w:val="20"/>
-              </w:rPr>
-              <w:t>1 nut-avoidance request</w:t>
-            </w:r>
-          </w:p>
-        </w:tc>
-      </w:tr>
-      <w:tr>
-        <w:trPr>
-          <w:cantSplit/>
-        </w:trPr>
-        <w:tc>
-          <w:tcPr>
-            <w:tcW w:type="dxa" w:w="2300"/>
-            <w:shd w:fill="FFFFFF"/>
-            <w:tcMar>
-              <w:top w:w="85" w:type="dxa"/>
-              <w:left w:w="85" w:type="dxa"/>
-              <w:bottom w:w="85" w:type="dxa"/>
-              <w:right w:w="85" w:type="dxa"/>
-            </w:tcMar>
-          </w:tcPr>
-          <w:p>
-            <w:pPr>
-              <w:spacing w:after="0"/>
-            </w:pPr>
-            <w:r>
-              <w:rPr>
-                <w:rFonts w:ascii="Arial" w:hAnsi="Arial"/>
-                <w:b w:val="0"/>
-                <w:color w:val="172033"/>
-                <w:sz w:val="20"/>
-              </w:rPr>
-              <w:t>Wildcards</w:t>
-            </w:r>
-          </w:p>
-        </w:tc>
-        <w:tc>
-          <w:tcPr>
-            <w:tcW w:type="dxa" w:w="1254"/>
-            <w:shd w:fill="FFFFFF"/>
-            <w:tcMar>
-              <w:top w:w="85" w:type="dxa"/>
-              <w:left w:w="85" w:type="dxa"/>
-              <w:bottom w:w="85" w:type="dxa"/>
-              <w:right w:w="85" w:type="dxa"/>
-            </w:tcMar>
-          </w:tcPr>
-          <w:p>
-            <w:pPr>
-              <w:spacing w:after="0"/>
-            </w:pPr>
-            <w:r>
-              <w:rPr>
-                <w:rFonts w:ascii="Arial" w:hAnsi="Arial"/>
-                <w:b w:val="0"/>
-                <w:color w:val="172033"/>
-                <w:sz w:val="20"/>
-              </w:rPr>
-              <w:t>6</w:t>
-            </w:r>
-          </w:p>
-        </w:tc>
-        <w:tc>
-          <w:tcPr>
-            <w:tcW w:type="dxa" w:w="3241"/>
-            <w:shd w:fill="FFFFFF"/>
-            <w:tcMar>
-              <w:top w:w="85" w:type="dxa"/>
-              <w:left w:w="85" w:type="dxa"/>
-              <w:bottom w:w="85" w:type="dxa"/>
-              <w:right w:w="85" w:type="dxa"/>
-            </w:tcMar>
-          </w:tcPr>
-          <w:p>
-            <w:pPr>
-              <w:spacing w:after="0"/>
-            </w:pPr>
-            <w:r>
-              <w:rPr>
-                <w:rFonts w:ascii="Arial" w:hAnsi="Arial"/>
-                <w:b w:val="0"/>
-                <w:color w:val="172033"/>
-                <w:sz w:val="20"/>
-              </w:rPr>
-              <w:t>Cooperative quest</w:t>
-            </w:r>
-          </w:p>
-        </w:tc>
-        <w:tc>
-          <w:tcPr>
-            <w:tcW w:type="dxa" w:w="3659"/>
-            <w:shd w:fill="FFFFFF"/>
-            <w:tcMar>
-              <w:top w:w="85" w:type="dxa"/>
-              <w:left w:w="85" w:type="dxa"/>
-              <w:bottom w:w="85" w:type="dxa"/>
-              <w:right w:w="85" w:type="dxa"/>
-            </w:tcMar>
-          </w:tcPr>
-          <w:p>
-            <w:pPr>
-              <w:spacing w:after="0"/>
-            </w:pPr>
-            <w:r>
-              <w:rPr>
-                <w:rFonts w:ascii="Arial" w:hAnsi="Arial"/>
-                <w:b w:val="0"/>
-                <w:color w:val="172033"/>
-                <w:sz w:val="20"/>
-              </w:rPr>
-              <w:t>No requests recorded</w:t>
-            </w:r>
-          </w:p>
-        </w:tc>
-      </w:tr>
-    </w:tbl>
-    <w:p>
-      <w:pPr>
-        <w:spacing w:after="0" w:before="0" w:line="60" w:lineRule="exact"/>
-      </w:pPr>
-      <w:r>
-        <w:rPr>
-          <w:sz w:val="6"/>
-        </w:rPr>
-      </w:r>
-    </w:p>
-    <w:p>
-      <w:pPr>
-        <w:pStyle w:val="Heading1"/>
-      </w:pPr>
-      <w:r>
-        <w:rPr>
-          <w:b w:val="0"/>
-        </w:rPr>
-        <w:t>Station Rotation</w:t>
-      </w:r>
-    </w:p>
-    <w:tbl>
-      <w:tblPr>
-        <w:tblW w:type="auto" w:w="0"/>
-        <w:tblLayout w:type="fixed"/>
-        <w:tblLook w:firstColumn="1" w:firstRow="1" w:lastColumn="0" w:lastRow="0" w:noHBand="0" w:noVBand="1" w:val="04A0"/>
-      </w:tblPr>
-      <w:tblGrid>
-        <w:gridCol w:w="3485"/>
-        <w:gridCol w:w="3485"/>
-        <w:gridCol w:w="3485"/>
-      </w:tblGrid>
-      <w:tr>
-        <w:trPr>
-          <w:cantSplit/>
-          <w:tblHeader/>
-        </w:trPr>
-        <w:tc>
-          <w:tcPr>
-            <w:tcW w:type="dxa" w:w="3485"/>
-            <w:shd w:fill="AD145B"/>
-            <w:tcMar>
-              <w:top w:w="85" w:type="dxa"/>
-              <w:left w:w="85" w:type="dxa"/>
-              <w:bottom w:w="85" w:type="dxa"/>
-              <w:right w:w="85" w:type="dxa"/>
-            </w:tcMar>
-          </w:tcPr>
-          <w:p>
-            <w:pPr>
-              <w:spacing w:after="0"/>
-            </w:pPr>
-            <w:r>
-              <w:rPr>
-                <w:rFonts w:ascii="Arial" w:hAnsi="Arial"/>
-                <w:b/>
-                <w:color w:val="FFFFFF"/>
-                <w:sz w:val="20"/>
-              </w:rPr>
-              <w:t>Round</w:t>
-            </w:r>
-          </w:p>
-        </w:tc>
-        <w:tc>
-          <w:tcPr>
-            <w:tcW w:type="dxa" w:w="3485"/>
-            <w:shd w:fill="AD145B"/>
-            <w:tcMar>
-              <w:top w:w="85" w:type="dxa"/>
-              <w:left w:w="85" w:type="dxa"/>
-              <w:bottom w:w="85" w:type="dxa"/>
-              <w:right w:w="85" w:type="dxa"/>
-            </w:tcMar>
-          </w:tcPr>
-          <w:p>
-            <w:pPr>
-              <w:spacing w:after="0"/>
-            </w:pPr>
-            <w:r>
-              <w:rPr>
-                <w:rFonts w:ascii="Arial" w:hAnsi="Arial"/>
-                <w:b/>
-                <w:color w:val="FFFFFF"/>
-                <w:sz w:val="20"/>
-              </w:rPr>
-              <w:t>Time</w:t>
-            </w:r>
-          </w:p>
-        </w:tc>
-        <w:tc>
-          <w:tcPr>
-            <w:tcW w:type="dxa" w:w="3485"/>
-            <w:shd w:fill="AD145B"/>
-            <w:tcMar>
-              <w:top w:w="85" w:type="dxa"/>
-              <w:left w:w="85" w:type="dxa"/>
-              <w:bottom w:w="85" w:type="dxa"/>
-              <w:right w:w="85" w:type="dxa"/>
-            </w:tcMar>
-          </w:tcPr>
-          <w:p>
-            <w:pPr>
-              <w:spacing w:after="0"/>
-            </w:pPr>
-            <w:r>
-              <w:rPr>
-                <w:rFonts w:ascii="Arial" w:hAnsi="Arial"/>
-                <w:b/>
-                <w:color w:val="FFFFFF"/>
-                <w:sz w:val="20"/>
-              </w:rPr>
-              <w:t>Play</w:t>
-            </w:r>
-          </w:p>
-        </w:tc>
-      </w:tr>
-      <w:tr>
-        <w:trPr>
-          <w:cantSplit/>
-        </w:trPr>
-        <w:tc>
-          <w:tcPr>
-            <w:tcW w:type="dxa" w:w="3485"/>
-            <w:shd w:fill="FFF0F6"/>
-            <w:tcMar>
-              <w:top w:w="85" w:type="dxa"/>
-              <w:left w:w="85" w:type="dxa"/>
-              <w:bottom w:w="85" w:type="dxa"/>
-              <w:right w:w="85" w:type="dxa"/>
-            </w:tcMar>
-          </w:tcPr>
-          <w:p>
-            <w:pPr>
-              <w:spacing w:after="0"/>
-            </w:pPr>
-            <w:r>
-              <w:rPr>
-                <w:rFonts w:ascii="Arial" w:hAnsi="Arial"/>
-                <w:b w:val="0"/>
-                <w:color w:val="172033"/>
-                <w:sz w:val="20"/>
-              </w:rPr>
-              <w:t>1</w:t>
-            </w:r>
-          </w:p>
-        </w:tc>
-        <w:tc>
-          <w:tcPr>
-            <w:tcW w:type="dxa" w:w="3485"/>
-            <w:shd w:fill="FFF0F6"/>
-            <w:tcMar>
-              <w:top w:w="85" w:type="dxa"/>
-              <w:left w:w="85" w:type="dxa"/>
-              <w:bottom w:w="85" w:type="dxa"/>
-              <w:right w:w="85" w:type="dxa"/>
-            </w:tcMar>
-          </w:tcPr>
-          <w:p>
-            <w:pPr>
-              <w:spacing w:after="0"/>
-            </w:pPr>
-            <w:r>
-              <w:rPr>
-                <w:rFonts w:ascii="Arial" w:hAnsi="Arial"/>
-                <w:b w:val="0"/>
-                <w:color w:val="172033"/>
-                <w:sz w:val="20"/>
-              </w:rPr>
-              <w:t>19:00–19:25</w:t>
-            </w:r>
-          </w:p>
-        </w:tc>
-        <w:tc>
-          <w:tcPr>
-            <w:tcW w:type="dxa" w:w="3485"/>
-            <w:shd w:fill="FFF0F6"/>
-            <w:tcMar>
-              <w:top w:w="85" w:type="dxa"/>
-              <w:left w:w="85" w:type="dxa"/>
-              <w:bottom w:w="85" w:type="dxa"/>
-              <w:right w:w="85" w:type="dxa"/>
-            </w:tcMar>
-          </w:tcPr>
-          <w:p>
-            <w:pPr>
-              <w:spacing w:after="0"/>
-            </w:pPr>
-            <w:r>
-              <w:rPr>
-                <w:rFonts w:ascii="Arial" w:hAnsi="Arial"/>
-                <w:b w:val="0"/>
-                <w:color w:val="172033"/>
-                <w:sz w:val="20"/>
-              </w:rPr>
-              <w:t>Start at the assigned station</w:t>
-            </w:r>
-          </w:p>
-        </w:tc>
-      </w:tr>
-      <w:tr>
-        <w:trPr>
-          <w:cantSplit/>
-        </w:trPr>
-        <w:tc>
-          <w:tcPr>
-            <w:tcW w:type="dxa" w:w="3485"/>
-            <w:shd w:fill="FFFFFF"/>
-            <w:tcMar>
-              <w:top w:w="85" w:type="dxa"/>
-              <w:left w:w="85" w:type="dxa"/>
-              <w:bottom w:w="85" w:type="dxa"/>
-              <w:right w:w="85" w:type="dxa"/>
-            </w:tcMar>
-          </w:tcPr>
-          <w:p>
-            <w:pPr>
-              <w:spacing w:after="0"/>
-            </w:pPr>
-            <w:r>
-              <w:rPr>
-                <w:rFonts w:ascii="Arial" w:hAnsi="Arial"/>
-                <w:b w:val="0"/>
-                <w:color w:val="172033"/>
-                <w:sz w:val="20"/>
-              </w:rPr>
-              <w:t>2</w:t>
-            </w:r>
-          </w:p>
-        </w:tc>
-        <w:tc>
-          <w:tcPr>
-            <w:tcW w:type="dxa" w:w="3485"/>
-            <w:shd w:fill="FFFFFF"/>
-            <w:tcMar>
-              <w:top w:w="85" w:type="dxa"/>
-              <w:left w:w="85" w:type="dxa"/>
-              <w:bottom w:w="85" w:type="dxa"/>
-              <w:right w:w="85" w:type="dxa"/>
-            </w:tcMar>
-          </w:tcPr>
-          <w:p>
-            <w:pPr>
-              <w:spacing w:after="0"/>
-            </w:pPr>
-            <w:r>
-              <w:rPr>
-                <w:rFonts w:ascii="Arial" w:hAnsi="Arial"/>
-                <w:b w:val="0"/>
-                <w:color w:val="172033"/>
-                <w:sz w:val="20"/>
-              </w:rPr>
-              <w:t>19:30–19:55</w:t>
-            </w:r>
-          </w:p>
-        </w:tc>
-        <w:tc>
-          <w:tcPr>
-            <w:tcW w:type="dxa" w:w="3485"/>
-            <w:shd w:fill="FFFFFF"/>
-            <w:tcMar>
-              <w:top w:w="85" w:type="dxa"/>
-              <w:left w:w="85" w:type="dxa"/>
-              <w:bottom w:w="85" w:type="dxa"/>
-              <w:right w:w="85" w:type="dxa"/>
-            </w:tcMar>
-          </w:tcPr>
-          <w:p>
-            <w:pPr>
-              <w:spacing w:after="0"/>
-            </w:pPr>
-            <w:r>
-              <w:rPr>
-                <w:rFonts w:ascii="Arial" w:hAnsi="Arial"/>
-                <w:b w:val="0"/>
-                <w:color w:val="172033"/>
-                <w:sz w:val="20"/>
-              </w:rPr>
-              <w:t>Rotate clockwise</w:t>
-            </w:r>
-          </w:p>
-        </w:tc>
-      </w:tr>
-      <w:tr>
-        <w:trPr>
-          <w:cantSplit/>
-        </w:trPr>
-        <w:tc>
-          <w:tcPr>
-            <w:tcW w:type="dxa" w:w="3485"/>
-            <w:shd w:fill="FFF0F6"/>
-            <w:tcMar>
-              <w:top w:w="85" w:type="dxa"/>
-              <w:left w:w="85" w:type="dxa"/>
-              <w:bottom w:w="85" w:type="dxa"/>
-              <w:right w:w="85" w:type="dxa"/>
-            </w:tcMar>
-          </w:tcPr>
-          <w:p>
-            <w:pPr>
-              <w:spacing w:after="0"/>
-            </w:pPr>
-            <w:r>
-              <w:rPr>
-                <w:rFonts w:ascii="Arial" w:hAnsi="Arial"/>
-                <w:b w:val="0"/>
-                <w:color w:val="172033"/>
-                <w:sz w:val="20"/>
-              </w:rPr>
-              <w:t>3</w:t>
-            </w:r>
-          </w:p>
-        </w:tc>
-        <w:tc>
-          <w:tcPr>
-            <w:tcW w:type="dxa" w:w="3485"/>
-            <w:shd w:fill="FFF0F6"/>
-            <w:tcMar>
-              <w:top w:w="85" w:type="dxa"/>
-              <w:left w:w="85" w:type="dxa"/>
-              <w:bottom w:w="85" w:type="dxa"/>
-              <w:right w:w="85" w:type="dxa"/>
-            </w:tcMar>
-          </w:tcPr>
-          <w:p>
-            <w:pPr>
-              <w:spacing w:after="0"/>
-            </w:pPr>
-            <w:r>
-              <w:rPr>
-                <w:rFonts w:ascii="Arial" w:hAnsi="Arial"/>
-                <w:b w:val="0"/>
-                <w:color w:val="172033"/>
-                <w:sz w:val="20"/>
-              </w:rPr>
-              <w:t>20:00–20:25</w:t>
-            </w:r>
-          </w:p>
-        </w:tc>
-        <w:tc>
-          <w:tcPr>
-            <w:tcW w:type="dxa" w:w="3485"/>
-            <w:shd w:fill="FFF0F6"/>
-            <w:tcMar>
-              <w:top w:w="85" w:type="dxa"/>
-              <w:left w:w="85" w:type="dxa"/>
-              <w:bottom w:w="85" w:type="dxa"/>
-              <w:right w:w="85" w:type="dxa"/>
-            </w:tcMar>
-          </w:tcPr>
-          <w:p>
-            <w:pPr>
-              <w:spacing w:after="0"/>
-            </w:pPr>
-            <w:r>
-              <w:rPr>
-                <w:rFonts w:ascii="Arial" w:hAnsi="Arial"/>
-                <w:b w:val="0"/>
-                <w:color w:val="172033"/>
-                <w:sz w:val="20"/>
-              </w:rPr>
-              <w:t>Choose a favorite</w:t>
-            </w:r>
-          </w:p>
-        </w:tc>
-      </w:tr>
-      <w:tr>
-        <w:trPr>
-          <w:cantSplit/>
-        </w:trPr>
-        <w:tc>
-          <w:tcPr>
-            <w:tcW w:type="dxa" w:w="3485"/>
-            <w:shd w:fill="FFFFFF"/>
-            <w:tcMar>
-              <w:top w:w="85" w:type="dxa"/>
-              <w:left w:w="85" w:type="dxa"/>
-              <w:bottom w:w="85" w:type="dxa"/>
-              <w:right w:w="85" w:type="dxa"/>
-            </w:tcMar>
-          </w:tcPr>
-          <w:p>
-            <w:pPr>
-              <w:spacing w:after="0"/>
-            </w:pPr>
-            <w:r>
-              <w:rPr>
-                <w:rFonts w:ascii="Arial" w:hAnsi="Arial"/>
-                <w:b w:val="0"/>
-                <w:color w:val="172033"/>
-                <w:sz w:val="20"/>
-              </w:rPr>
-              <w:t>Final</w:t>
-            </w:r>
-          </w:p>
-        </w:tc>
-        <w:tc>
-          <w:tcPr>
-            <w:tcW w:type="dxa" w:w="3485"/>
-            <w:shd w:fill="FFFFFF"/>
-            <w:tcMar>
-              <w:top w:w="85" w:type="dxa"/>
-              <w:left w:w="85" w:type="dxa"/>
-              <w:bottom w:w="85" w:type="dxa"/>
-              <w:right w:w="85" w:type="dxa"/>
-            </w:tcMar>
-          </w:tcPr>
-          <w:p>
-            <w:pPr>
-              <w:spacing w:after="0"/>
-            </w:pPr>
-            <w:r>
-              <w:rPr>
-                <w:rFonts w:ascii="Arial" w:hAnsi="Arial"/>
-                <w:b w:val="0"/>
-                <w:color w:val="172033"/>
-                <w:sz w:val="20"/>
-              </w:rPr>
-              <w:t>20:40–21:10</w:t>
-            </w:r>
-          </w:p>
-        </w:tc>
-        <w:tc>
-          <w:tcPr>
-            <w:tcW w:type="dxa" w:w="3485"/>
-            <w:shd w:fill="FFFFFF"/>
-            <w:tcMar>
-              <w:top w:w="85" w:type="dxa"/>
-              <w:left w:w="85" w:type="dxa"/>
-              <w:bottom w:w="85" w:type="dxa"/>
-              <w:right w:w="85" w:type="dxa"/>
-            </w:tcMar>
-          </w:tcPr>
-          <w:p>
-            <w:pPr>
-              <w:spacing w:after="0"/>
-            </w:pPr>
-            <w:r>
-              <w:rPr>
-                <w:rFonts w:ascii="Arial" w:hAnsi="Arial"/>
-                <w:b w:val="0"/>
-                <w:color w:val="172033"/>
-                <w:sz w:val="20"/>
-              </w:rPr>
-              <w:t>Whole-room team challenge</w:t>
-            </w:r>
-          </w:p>
-        </w:tc>
-      </w:tr>
-    </w:tbl>
-    <w:p>
-      <w:pPr>
-        <w:spacing w:after="0" w:before="0" w:line="60" w:lineRule="exact"/>
-      </w:pPr>
-      <w:r>
-        <w:rPr>
-          <w:sz w:val="6"/>
-        </w:rPr>
-      </w:r>
-    </w:p>
-    <w:p>
-      <w:pPr>
-        <w:shd w:fill="FFF0F6"/>
-        <w:spacing w:before="120" w:after="160"/>
-        <w:ind w:right="3854"/>
-      </w:pPr>
-      <w:r>
-        <w:rPr>
-          <w:b/>
-          <w:color w:val="AD145B"/>
-          <w:sz w:val="18"/>
-        </w:rPr>
-        <w:t>GOOD HOSTING</w:t>
-        <w:br/>
-      </w:r>
-      <w:r>
-        <w:rPr>
-          <w:b w:val="0"/>
-        </w:rPr>
-        <w:t>Confirm food needs directly, keep packaging available and ask before sharing photos. A quiet room and beginner-friendly rules are part of the plan.</w:t>
-      </w:r>
-    </w:p>
-    <w:p>
-      <w:pPr>
-        <w:ind w:right="3854"/>
-      </w:pPr>
-      <w:r>
-        <w:rPr>
-          <w:b w:val="0"/>
-        </w:rPr>
-        <w:t>Shopping plan: 8 pizzas, 24 reusable cups, 3 pitchers of lemonade and 4 snack bowls. Review quantities against the final guest list.</w:t>
-      </w:r>
-    </w:p>
-    <w:p>
-      <w:pPr>
-        <w:spacing w:before="140"/>
-        <w:ind w:right="3854"/>
-      </w:pPr>
-      <w:r>
-        <w:rPr>
-          <w:i/>
-          <w:color w:val="505968"/>
-          <w:sz w:val="16"/>
-        </w:rPr>
-        <w:t>Design notes: Expressive type, accessible event information and a host worksheet. Original Dazzler template, Apache-2.0. All sample facts are fictional.</w:t>
+        <w:t>Fictional event · No real booking or attendance service.</w:t>
       </w:r>
     </w:p>
     <w:sectPr>
-      <w:footerReference w:type="default" r:id="rId9"/>
+      <w:headerReference w:type="default" r:id="rId9"/>
+      <w:footerReference w:type="default" r:id="rId10"/>
       <w:pgSz w:w="12240" w:h="15840"/>
-      <w:pgMar w:top="749" w:right="893" w:bottom="749" w:left="893" w:header="720" w:footer="720" w:gutter="0"/>
+      <w:pgMar w:top="792" w:right="936" w:bottom="792" w:left="936" w:header="720" w:footer="720" w:gutter="0"/>
       <w:cols w:space="720"/>
       <w:docGrid w:linePitch="360"/>
     </w:sectPr>
@@ -1841,14 +500,30 @@
     </w:pPr>
     <w:r>
       <w:rPr>
-        <w:b w:val="0"/>
+        <w:color w:val="64204C"/>
         <w:sz w:val="16"/>
       </w:rPr>
-      <w:t xml:space="preserve">FICTIONAL EXAMPLE  /  FUN   •   Dazzler   /   </w:t>
+      <w:t>DAZZLER  /  FICTIONAL EXAMPLE  /  FUN</w:t>
     </w:r>
-    <w:fldSimple w:instr="PAGE"/>
   </w:p>
 </w:ftr>
+</file>
+
+<file path=word/header1.xml><?xml version="1.0" encoding="utf-8"?>
+<w:hdr xmlns:m="http://schemas.openxmlformats.org/officeDocument/2006/math" xmlns:mc="http://schemas.openxmlformats.org/markup-compatibility/2006" xmlns:mo="http://schemas.microsoft.com/office/mac/office/2008/main" xmlns:mv="urn:schemas-microsoft-com:mac:vml" xmlns:o="urn:schemas-microsoft-com:office:office" xmlns:r="http://schemas.openxmlformats.org/officeDocument/2006/relationships" xmlns:v="urn:schemas-microsoft-com:vml" xmlns:w10="urn:schemas-microsoft-com:office:word" xmlns:w14="http://schemas.microsoft.com/office/word/2010/wordml" xmlns:w="http://schemas.openxmlformats.org/wordprocessingml/2006/main" xmlns:wne="http://schemas.microsoft.com/office/word/2006/wordml" xmlns:wp14="http://schemas.microsoft.com/office/word/2010/wordprocessingDrawing" xmlns:wp="http://schemas.openxmlformats.org/drawingml/2006/wordprocessingDrawing" xmlns:wpc="http://schemas.microsoft.com/office/word/2010/wordprocessingCanvas" xmlns:wpg="http://schemas.microsoft.com/office/word/2010/wordprocessingGroup" xmlns:wpi="http://schemas.microsoft.com/office/word/2010/wordprocessingInk" xmlns:wps="http://schemas.microsoft.com/office/word/2010/wordprocessingShape" mc:Ignorable="w14 wp14">
+  <w:p>
+    <w:pPr>
+      <w:pStyle w:val="Header"/>
+    </w:pPr>
+    <w:r>
+      <w:pict>
+        <v:rect id="DazzlerPageSurface" style="position:absolute;margin-left:0;margin-top:0;width:612pt;height:792pt;z-index:-251654144;mso-position-horizontal-relative:page;mso-position-vertical-relative:page" fillcolor="#FFE9A8" stroked="f">
+          <v:fill color="#FFE9A8"/>
+        </v:rect>
+      </w:pict>
+    </w:r>
+  </w:p>
+</w:hdr>
 </file>
 
 <file path=word/numbering.xml><?xml version="1.0" encoding="utf-8"?>
@@ -2215,12 +890,11 @@
     <w:qFormat/>
     <w:rsid w:val="00FC693F"/>
     <w:pPr>
-      <w:spacing w:after="140" w:line="264" w:lineRule="auto"/>
+      <w:spacing w:after="160"/>
     </w:pPr>
     <w:rPr>
       <w:rFonts w:ascii="Arial" w:hAnsi="Arial"/>
-      <w:color w:val="172033"/>
-      <w:sz w:val="22"/>
+      <w:sz w:val="21"/>
     </w:rPr>
   </w:style>
   <w:style w:type="paragraph" w:styleId="Header">
@@ -2278,15 +952,15 @@
     <w:pPr>
       <w:keepNext/>
       <w:keepLines/>
-      <w:spacing w:before="180" w:after="140" w:line="264" w:lineRule="auto"/>
+      <w:spacing w:before="480" w:after="0"/>
       <w:outlineLvl w:val="0"/>
     </w:pPr>
     <w:rPr>
-      <w:rFonts w:cstheme="majorBidi" w:ascii="Trebuchet MS" w:hAnsi="Trebuchet MS"/>
+      <w:rFonts w:asciiTheme="majorHAnsi" w:eastAsiaTheme="majorEastAsia" w:hAnsiTheme="majorHAnsi" w:cstheme="majorBidi"/>
       <w:b/>
       <w:bCs/>
-      <w:color w:val="AD145B"/>
-      <w:sz w:val="30"/>
+      <w:color w:val="365F91" w:themeColor="accent1" w:themeShade="BF"/>
+      <w:sz w:val="28"/>
       <w:szCs w:val="28"/>
     </w:rPr>
   </w:style>
@@ -2302,15 +976,15 @@
     <w:pPr>
       <w:keepNext/>
       <w:keepLines/>
-      <w:spacing w:before="200" w:after="140" w:line="264" w:lineRule="auto"/>
+      <w:spacing w:before="200" w:after="0"/>
       <w:outlineLvl w:val="1"/>
     </w:pPr>
     <w:rPr>
-      <w:rFonts w:cstheme="majorBidi" w:ascii="Arial" w:hAnsi="Arial"/>
+      <w:rFonts w:asciiTheme="majorHAnsi" w:eastAsiaTheme="majorEastAsia" w:hAnsiTheme="majorHAnsi" w:cstheme="majorBidi"/>
       <w:b/>
       <w:bCs/>
-      <w:color w:val="172033"/>
-      <w:sz w:val="24"/>
+      <w:color w:val="4F81BD" w:themeColor="accent1"/>
+      <w:sz w:val="26"/>
       <w:szCs w:val="26"/>
     </w:rPr>
   </w:style>
@@ -2330,7 +1004,7 @@
       <w:outlineLvl w:val="2"/>
     </w:pPr>
     <w:rPr>
-      <w:rFonts w:cstheme="majorBidi"/>
+      <w:rFonts w:asciiTheme="majorHAnsi" w:eastAsiaTheme="majorEastAsia" w:hAnsiTheme="majorHAnsi" w:cstheme="majorBidi"/>
       <w:b/>
       <w:bCs/>
       <w:color w:val="4F81BD" w:themeColor="accent1"/>
@@ -2353,7 +1027,7 @@
       <w:outlineLvl w:val="3"/>
     </w:pPr>
     <w:rPr>
-      <w:rFonts w:cstheme="majorBidi"/>
+      <w:rFonts w:asciiTheme="majorHAnsi" w:eastAsiaTheme="majorEastAsia" w:hAnsiTheme="majorHAnsi" w:cstheme="majorBidi"/>
       <w:b/>
       <w:bCs/>
       <w:i/>
@@ -2378,7 +1052,7 @@
       <w:outlineLvl w:val="4"/>
     </w:pPr>
     <w:rPr>
-      <w:rFonts w:cstheme="majorBidi"/>
+      <w:rFonts w:asciiTheme="majorHAnsi" w:eastAsiaTheme="majorEastAsia" w:hAnsiTheme="majorHAnsi" w:cstheme="majorBidi"/>
       <w:color w:val="243F60" w:themeColor="accent1" w:themeShade="7F"/>
     </w:rPr>
   </w:style>
@@ -2399,7 +1073,7 @@
       <w:outlineLvl w:val="5"/>
     </w:pPr>
     <w:rPr>
-      <w:rFonts w:cstheme="majorBidi"/>
+      <w:rFonts w:asciiTheme="majorHAnsi" w:eastAsiaTheme="majorEastAsia" w:hAnsiTheme="majorHAnsi" w:cstheme="majorBidi"/>
       <w:i/>
       <w:iCs/>
       <w:color w:val="243F60" w:themeColor="accent1" w:themeShade="7F"/>
@@ -2422,7 +1096,7 @@
       <w:outlineLvl w:val="6"/>
     </w:pPr>
     <w:rPr>
-      <w:rFonts w:cstheme="majorBidi"/>
+      <w:rFonts w:asciiTheme="majorHAnsi" w:eastAsiaTheme="majorEastAsia" w:hAnsiTheme="majorHAnsi" w:cstheme="majorBidi"/>
       <w:i/>
       <w:iCs/>
       <w:color w:val="404040" w:themeColor="text1" w:themeTint="BF"/>
@@ -2445,7 +1119,7 @@
       <w:outlineLvl w:val="7"/>
     </w:pPr>
     <w:rPr>
-      <w:rFonts w:cstheme="majorBidi"/>
+      <w:rFonts w:asciiTheme="majorHAnsi" w:eastAsiaTheme="majorEastAsia" w:hAnsiTheme="majorHAnsi" w:cstheme="majorBidi"/>
       <w:color w:val="4F81BD" w:themeColor="accent1"/>
       <w:sz w:val="20"/>
       <w:szCs w:val="20"/>
@@ -2468,7 +1142,7 @@
       <w:outlineLvl w:val="8"/>
     </w:pPr>
     <w:rPr>
-      <w:rFonts w:cstheme="majorBidi"/>
+      <w:rFonts w:asciiTheme="majorHAnsi" w:eastAsiaTheme="majorEastAsia" w:hAnsiTheme="majorHAnsi" w:cstheme="majorBidi"/>
       <w:i/>
       <w:iCs/>
       <w:color w:val="404040" w:themeColor="text1" w:themeTint="BF"/>
@@ -2519,7 +1193,7 @@
     <w:uiPriority w:val="9"/>
     <w:rsid w:val="00FC693F"/>
     <w:rPr>
-      <w:rFonts w:cstheme="majorBidi"/>
+      <w:rFonts w:asciiTheme="majorHAnsi" w:eastAsiaTheme="majorEastAsia" w:hAnsiTheme="majorHAnsi" w:cstheme="majorBidi"/>
       <w:b/>
       <w:bCs/>
       <w:color w:val="365F91" w:themeColor="accent1" w:themeShade="BF"/>
@@ -2534,7 +1208,7 @@
     <w:uiPriority w:val="9"/>
     <w:rsid w:val="00FC693F"/>
     <w:rPr>
-      <w:rFonts w:cstheme="majorBidi"/>
+      <w:rFonts w:asciiTheme="majorHAnsi" w:eastAsiaTheme="majorEastAsia" w:hAnsiTheme="majorHAnsi" w:cstheme="majorBidi"/>
       <w:b/>
       <w:bCs/>
       <w:color w:val="4F81BD" w:themeColor="accent1"/>
@@ -2549,7 +1223,7 @@
     <w:uiPriority w:val="9"/>
     <w:rsid w:val="00FC693F"/>
     <w:rPr>
-      <w:rFonts w:cstheme="majorBidi"/>
+      <w:rFonts w:asciiTheme="majorHAnsi" w:eastAsiaTheme="majorEastAsia" w:hAnsiTheme="majorHAnsi" w:cstheme="majorBidi"/>
       <w:b/>
       <w:bCs/>
       <w:color w:val="4F81BD" w:themeColor="accent1"/>
@@ -2564,17 +1238,15 @@
     <w:qFormat/>
     <w:rsid w:val="00FC693F"/>
     <w:pPr>
-      <w:keepNext/>
-      <w:spacing w:after="140" w:line="264" w:lineRule="auto"/>
+      <w:spacing w:after="300" w:line="240" w:lineRule="auto"/>
       <w:contextualSpacing/>
     </w:pPr>
     <w:rPr>
-      <w:rFonts w:cstheme="majorBidi" w:ascii="Trebuchet MS" w:hAnsi="Trebuchet MS"/>
-      <w:b/>
-      <w:color w:val="AD145B"/>
+      <w:rFonts w:asciiTheme="majorHAnsi" w:eastAsiaTheme="majorEastAsia" w:hAnsiTheme="majorHAnsi" w:cstheme="majorBidi"/>
+      <w:color w:val="17365D" w:themeColor="text2" w:themeShade="BF"/>
       <w:spacing w:val="5"/>
       <w:kern w:val="28"/>
-      <w:sz w:val="86"/>
+      <w:sz w:val="52"/>
       <w:szCs w:val="52"/>
     </w:rPr>
   </w:style>
@@ -2585,7 +1257,7 @@
     <w:uiPriority w:val="10"/>
     <w:rsid w:val="00FC693F"/>
     <w:rPr>
-      <w:rFonts w:cstheme="majorBidi"/>
+      <w:rFonts w:asciiTheme="majorHAnsi" w:eastAsiaTheme="majorEastAsia" w:hAnsiTheme="majorHAnsi" w:cstheme="majorBidi"/>
       <w:color w:val="17365D" w:themeColor="text2" w:themeShade="BF"/>
       <w:spacing w:val="5"/>
       <w:kern w:val="28"/>
@@ -2605,13 +1277,12 @@
       <w:numPr>
         <w:ilvl w:val="1"/>
       </w:numPr>
-      <w:spacing w:after="140" w:line="264" w:lineRule="auto"/>
     </w:pPr>
     <w:rPr>
-      <w:rFonts w:cstheme="majorBidi" w:ascii="Arial" w:hAnsi="Arial"/>
+      <w:rFonts w:asciiTheme="majorHAnsi" w:eastAsiaTheme="majorEastAsia" w:hAnsiTheme="majorHAnsi" w:cstheme="majorBidi"/>
       <w:i/>
       <w:iCs/>
-      <w:color w:val="172033"/>
+      <w:color w:val="4F81BD" w:themeColor="accent1"/>
       <w:spacing w:val="15"/>
       <w:sz w:val="24"/>
       <w:szCs w:val="24"/>
@@ -2624,7 +1295,7 @@
     <w:uiPriority w:val="11"/>
     <w:rsid w:val="00FC693F"/>
     <w:rPr>
-      <w:rFonts w:cstheme="majorBidi"/>
+      <w:rFonts w:asciiTheme="majorHAnsi" w:eastAsiaTheme="majorEastAsia" w:hAnsiTheme="majorHAnsi" w:cstheme="majorBidi"/>
       <w:i/>
       <w:iCs/>
       <w:color w:val="4F81BD" w:themeColor="accent1"/>
@@ -2749,14 +1420,8 @@
       <w:numPr>
         <w:numId w:val="1"/>
       </w:numPr>
-      <w:spacing w:after="140" w:line="264" w:lineRule="auto"/>
       <w:contextualSpacing/>
     </w:pPr>
-    <w:rPr>
-      <w:rFonts w:ascii="Arial" w:hAnsi="Arial"/>
-      <w:color w:val="172033"/>
-      <w:sz w:val="22"/>
-    </w:rPr>
   </w:style>
   <w:style w:type="paragraph" w:styleId="ListBullet2">
     <w:name w:val="List Bullet 2"/>
@@ -2928,7 +1593,7 @@
     <w:semiHidden/>
     <w:rsid w:val="00FC693F"/>
     <w:rPr>
-      <w:rFonts w:cstheme="majorBidi"/>
+      <w:rFonts w:asciiTheme="majorHAnsi" w:eastAsiaTheme="majorEastAsia" w:hAnsiTheme="majorHAnsi" w:cstheme="majorBidi"/>
       <w:b/>
       <w:bCs/>
       <w:i/>
@@ -2944,7 +1609,7 @@
     <w:semiHidden/>
     <w:rsid w:val="00FC693F"/>
     <w:rPr>
-      <w:rFonts w:cstheme="majorBidi"/>
+      <w:rFonts w:asciiTheme="majorHAnsi" w:eastAsiaTheme="majorEastAsia" w:hAnsiTheme="majorHAnsi" w:cstheme="majorBidi"/>
       <w:color w:val="243F60" w:themeColor="accent1" w:themeShade="7F"/>
     </w:rPr>
   </w:style>
@@ -2956,7 +1621,7 @@
     <w:semiHidden/>
     <w:rsid w:val="00FC693F"/>
     <w:rPr>
-      <w:rFonts w:cstheme="majorBidi"/>
+      <w:rFonts w:asciiTheme="majorHAnsi" w:eastAsiaTheme="majorEastAsia" w:hAnsiTheme="majorHAnsi" w:cstheme="majorBidi"/>
       <w:i/>
       <w:iCs/>
       <w:color w:val="243F60" w:themeColor="accent1" w:themeShade="7F"/>
@@ -2970,7 +1635,7 @@
     <w:semiHidden/>
     <w:rsid w:val="00FC693F"/>
     <w:rPr>
-      <w:rFonts w:cstheme="majorBidi"/>
+      <w:rFonts w:asciiTheme="majorHAnsi" w:eastAsiaTheme="majorEastAsia" w:hAnsiTheme="majorHAnsi" w:cstheme="majorBidi"/>
       <w:i/>
       <w:iCs/>
       <w:color w:val="404040" w:themeColor="text1" w:themeTint="BF"/>
@@ -2984,7 +1649,7 @@
     <w:semiHidden/>
     <w:rsid w:val="00FC693F"/>
     <w:rPr>
-      <w:rFonts w:cstheme="majorBidi"/>
+      <w:rFonts w:asciiTheme="majorHAnsi" w:eastAsiaTheme="majorEastAsia" w:hAnsiTheme="majorHAnsi" w:cstheme="majorBidi"/>
       <w:color w:val="4F81BD" w:themeColor="accent1"/>
       <w:sz w:val="20"/>
       <w:szCs w:val="20"/>
@@ -2998,7 +1663,7 @@
     <w:semiHidden/>
     <w:rsid w:val="00FC693F"/>
     <w:rPr>
-      <w:rFonts w:cstheme="majorBidi"/>
+      <w:rFonts w:asciiTheme="majorHAnsi" w:eastAsiaTheme="majorEastAsia" w:hAnsiTheme="majorHAnsi" w:cstheme="majorBidi"/>
       <w:i/>
       <w:iCs/>
       <w:color w:val="404040" w:themeColor="text1" w:themeTint="BF"/>
@@ -4584,7 +3249,7 @@
         <w:spacing w:before="0" w:after="0" w:line="240" w:lineRule="auto"/>
       </w:pPr>
       <w:rPr>
-        <w:rFonts w:cstheme="majorBidi"/>
+        <w:rFonts w:asciiTheme="majorHAnsi" w:eastAsiaTheme="majorEastAsia" w:hAnsiTheme="majorHAnsi" w:cstheme="majorBidi"/>
         <w:b/>
         <w:bCs/>
       </w:rPr>
@@ -4605,7 +3270,7 @@
         <w:spacing w:before="0" w:after="0" w:line="240" w:lineRule="auto"/>
       </w:pPr>
       <w:rPr>
-        <w:rFonts w:cstheme="majorBidi"/>
+        <w:rFonts w:asciiTheme="majorHAnsi" w:eastAsiaTheme="majorEastAsia" w:hAnsiTheme="majorHAnsi" w:cstheme="majorBidi"/>
         <w:b/>
         <w:bCs/>
       </w:rPr>
@@ -4623,14 +3288,14 @@
     </w:tblStylePr>
     <w:tblStylePr w:type="firstCol">
       <w:rPr>
-        <w:rFonts w:cstheme="majorBidi"/>
+        <w:rFonts w:asciiTheme="majorHAnsi" w:eastAsiaTheme="majorEastAsia" w:hAnsiTheme="majorHAnsi" w:cstheme="majorBidi"/>
         <w:b/>
         <w:bCs/>
       </w:rPr>
     </w:tblStylePr>
     <w:tblStylePr w:type="lastCol">
       <w:rPr>
-        <w:rFonts w:cstheme="majorBidi"/>
+        <w:rFonts w:asciiTheme="majorHAnsi" w:eastAsiaTheme="majorEastAsia" w:hAnsiTheme="majorHAnsi" w:cstheme="majorBidi"/>
         <w:b/>
         <w:bCs/>
       </w:rPr>
@@ -4714,7 +3379,7 @@
         <w:spacing w:before="0" w:after="0" w:line="240" w:lineRule="auto"/>
       </w:pPr>
       <w:rPr>
-        <w:rFonts w:cstheme="majorBidi"/>
+        <w:rFonts w:asciiTheme="majorHAnsi" w:eastAsiaTheme="majorEastAsia" w:hAnsiTheme="majorHAnsi" w:cstheme="majorBidi"/>
         <w:b/>
         <w:bCs/>
       </w:rPr>
@@ -4735,7 +3400,7 @@
         <w:spacing w:before="0" w:after="0" w:line="240" w:lineRule="auto"/>
       </w:pPr>
       <w:rPr>
-        <w:rFonts w:cstheme="majorBidi"/>
+        <w:rFonts w:asciiTheme="majorHAnsi" w:eastAsiaTheme="majorEastAsia" w:hAnsiTheme="majorHAnsi" w:cstheme="majorBidi"/>
         <w:b/>
         <w:bCs/>
       </w:rPr>
@@ -4753,14 +3418,14 @@
     </w:tblStylePr>
     <w:tblStylePr w:type="firstCol">
       <w:rPr>
-        <w:rFonts w:cstheme="majorBidi"/>
+        <w:rFonts w:asciiTheme="majorHAnsi" w:eastAsiaTheme="majorEastAsia" w:hAnsiTheme="majorHAnsi" w:cstheme="majorBidi"/>
         <w:b/>
         <w:bCs/>
       </w:rPr>
     </w:tblStylePr>
     <w:tblStylePr w:type="lastCol">
       <w:rPr>
-        <w:rFonts w:cstheme="majorBidi"/>
+        <w:rFonts w:asciiTheme="majorHAnsi" w:eastAsiaTheme="majorEastAsia" w:hAnsiTheme="majorHAnsi" w:cstheme="majorBidi"/>
         <w:b/>
         <w:bCs/>
       </w:rPr>
@@ -4844,7 +3509,7 @@
         <w:spacing w:before="0" w:after="0" w:line="240" w:lineRule="auto"/>
       </w:pPr>
       <w:rPr>
-        <w:rFonts w:cstheme="majorBidi"/>
+        <w:rFonts w:asciiTheme="majorHAnsi" w:eastAsiaTheme="majorEastAsia" w:hAnsiTheme="majorHAnsi" w:cstheme="majorBidi"/>
         <w:b/>
         <w:bCs/>
       </w:rPr>
@@ -4865,7 +3530,7 @@
         <w:spacing w:before="0" w:after="0" w:line="240" w:lineRule="auto"/>
       </w:pPr>
       <w:rPr>
-        <w:rFonts w:cstheme="majorBidi"/>
+        <w:rFonts w:asciiTheme="majorHAnsi" w:eastAsiaTheme="majorEastAsia" w:hAnsiTheme="majorHAnsi" w:cstheme="majorBidi"/>
         <w:b/>
         <w:bCs/>
       </w:rPr>
@@ -4883,14 +3548,14 @@
     </w:tblStylePr>
     <w:tblStylePr w:type="firstCol">
       <w:rPr>
-        <w:rFonts w:cstheme="majorBidi"/>
+        <w:rFonts w:asciiTheme="majorHAnsi" w:eastAsiaTheme="majorEastAsia" w:hAnsiTheme="majorHAnsi" w:cstheme="majorBidi"/>
         <w:b/>
         <w:bCs/>
       </w:rPr>
     </w:tblStylePr>
     <w:tblStylePr w:type="lastCol">
       <w:rPr>
-        <w:rFonts w:cstheme="majorBidi"/>
+        <w:rFonts w:asciiTheme="majorHAnsi" w:eastAsiaTheme="majorEastAsia" w:hAnsiTheme="majorHAnsi" w:cstheme="majorBidi"/>
         <w:b/>
         <w:bCs/>
       </w:rPr>
@@ -4974,7 +3639,7 @@
         <w:spacing w:before="0" w:after="0" w:line="240" w:lineRule="auto"/>
       </w:pPr>
       <w:rPr>
-        <w:rFonts w:cstheme="majorBidi"/>
+        <w:rFonts w:asciiTheme="majorHAnsi" w:eastAsiaTheme="majorEastAsia" w:hAnsiTheme="majorHAnsi" w:cstheme="majorBidi"/>
         <w:b/>
         <w:bCs/>
       </w:rPr>
@@ -4995,7 +3660,7 @@
         <w:spacing w:before="0" w:after="0" w:line="240" w:lineRule="auto"/>
       </w:pPr>
       <w:rPr>
-        <w:rFonts w:cstheme="majorBidi"/>
+        <w:rFonts w:asciiTheme="majorHAnsi" w:eastAsiaTheme="majorEastAsia" w:hAnsiTheme="majorHAnsi" w:cstheme="majorBidi"/>
         <w:b/>
         <w:bCs/>
       </w:rPr>
@@ -5013,14 +3678,14 @@
     </w:tblStylePr>
     <w:tblStylePr w:type="firstCol">
       <w:rPr>
-        <w:rFonts w:cstheme="majorBidi"/>
+        <w:rFonts w:asciiTheme="majorHAnsi" w:eastAsiaTheme="majorEastAsia" w:hAnsiTheme="majorHAnsi" w:cstheme="majorBidi"/>
         <w:b/>
         <w:bCs/>
       </w:rPr>
     </w:tblStylePr>
     <w:tblStylePr w:type="lastCol">
       <w:rPr>
-        <w:rFonts w:cstheme="majorBidi"/>
+        <w:rFonts w:asciiTheme="majorHAnsi" w:eastAsiaTheme="majorEastAsia" w:hAnsiTheme="majorHAnsi" w:cstheme="majorBidi"/>
         <w:b/>
         <w:bCs/>
       </w:rPr>
@@ -5104,7 +3769,7 @@
         <w:spacing w:before="0" w:after="0" w:line="240" w:lineRule="auto"/>
       </w:pPr>
       <w:rPr>
-        <w:rFonts w:cstheme="majorBidi"/>
+        <w:rFonts w:asciiTheme="majorHAnsi" w:eastAsiaTheme="majorEastAsia" w:hAnsiTheme="majorHAnsi" w:cstheme="majorBidi"/>
         <w:b/>
         <w:bCs/>
       </w:rPr>
@@ -5125,7 +3790,7 @@
         <w:spacing w:before="0" w:after="0" w:line="240" w:lineRule="auto"/>
       </w:pPr>
       <w:rPr>
-        <w:rFonts w:cstheme="majorBidi"/>
+        <w:rFonts w:asciiTheme="majorHAnsi" w:eastAsiaTheme="majorEastAsia" w:hAnsiTheme="majorHAnsi" w:cstheme="majorBidi"/>
         <w:b/>
         <w:bCs/>
       </w:rPr>
@@ -5143,14 +3808,14 @@
     </w:tblStylePr>
     <w:tblStylePr w:type="firstCol">
       <w:rPr>
-        <w:rFonts w:cstheme="majorBidi"/>
+        <w:rFonts w:asciiTheme="majorHAnsi" w:eastAsiaTheme="majorEastAsia" w:hAnsiTheme="majorHAnsi" w:cstheme="majorBidi"/>
         <w:b/>
         <w:bCs/>
       </w:rPr>
     </w:tblStylePr>
     <w:tblStylePr w:type="lastCol">
       <w:rPr>
-        <w:rFonts w:cstheme="majorBidi"/>
+        <w:rFonts w:asciiTheme="majorHAnsi" w:eastAsiaTheme="majorEastAsia" w:hAnsiTheme="majorHAnsi" w:cstheme="majorBidi"/>
         <w:b/>
         <w:bCs/>
       </w:rPr>
@@ -5234,7 +3899,7 @@
         <w:spacing w:before="0" w:after="0" w:line="240" w:lineRule="auto"/>
       </w:pPr>
       <w:rPr>
-        <w:rFonts w:cstheme="majorBidi"/>
+        <w:rFonts w:asciiTheme="majorHAnsi" w:eastAsiaTheme="majorEastAsia" w:hAnsiTheme="majorHAnsi" w:cstheme="majorBidi"/>
         <w:b/>
         <w:bCs/>
       </w:rPr>
@@ -5255,7 +3920,7 @@
         <w:spacing w:before="0" w:after="0" w:line="240" w:lineRule="auto"/>
       </w:pPr>
       <w:rPr>
-        <w:rFonts w:cstheme="majorBidi"/>
+        <w:rFonts w:asciiTheme="majorHAnsi" w:eastAsiaTheme="majorEastAsia" w:hAnsiTheme="majorHAnsi" w:cstheme="majorBidi"/>
         <w:b/>
         <w:bCs/>
       </w:rPr>
@@ -5273,14 +3938,14 @@
     </w:tblStylePr>
     <w:tblStylePr w:type="firstCol">
       <w:rPr>
-        <w:rFonts w:cstheme="majorBidi"/>
+        <w:rFonts w:asciiTheme="majorHAnsi" w:eastAsiaTheme="majorEastAsia" w:hAnsiTheme="majorHAnsi" w:cstheme="majorBidi"/>
         <w:b/>
         <w:bCs/>
       </w:rPr>
     </w:tblStylePr>
     <w:tblStylePr w:type="lastCol">
       <w:rPr>
-        <w:rFonts w:cstheme="majorBidi"/>
+        <w:rFonts w:asciiTheme="majorHAnsi" w:eastAsiaTheme="majorEastAsia" w:hAnsiTheme="majorHAnsi" w:cstheme="majorBidi"/>
         <w:b/>
         <w:bCs/>
       </w:rPr>
@@ -5364,7 +4029,7 @@
         <w:spacing w:before="0" w:after="0" w:line="240" w:lineRule="auto"/>
       </w:pPr>
       <w:rPr>
-        <w:rFonts w:cstheme="majorBidi"/>
+        <w:rFonts w:asciiTheme="majorHAnsi" w:eastAsiaTheme="majorEastAsia" w:hAnsiTheme="majorHAnsi" w:cstheme="majorBidi"/>
         <w:b/>
         <w:bCs/>
       </w:rPr>
@@ -5385,7 +4050,7 @@
         <w:spacing w:before="0" w:after="0" w:line="240" w:lineRule="auto"/>
       </w:pPr>
       <w:rPr>
-        <w:rFonts w:cstheme="majorBidi"/>
+        <w:rFonts w:asciiTheme="majorHAnsi" w:eastAsiaTheme="majorEastAsia" w:hAnsiTheme="majorHAnsi" w:cstheme="majorBidi"/>
         <w:b/>
         <w:bCs/>
       </w:rPr>
@@ -5403,14 +4068,14 @@
     </w:tblStylePr>
     <w:tblStylePr w:type="firstCol">
       <w:rPr>
-        <w:rFonts w:cstheme="majorBidi"/>
+        <w:rFonts w:asciiTheme="majorHAnsi" w:eastAsiaTheme="majorEastAsia" w:hAnsiTheme="majorHAnsi" w:cstheme="majorBidi"/>
         <w:b/>
         <w:bCs/>
       </w:rPr>
     </w:tblStylePr>
     <w:tblStylePr w:type="lastCol">
       <w:rPr>
-        <w:rFonts w:cstheme="majorBidi"/>
+        <w:rFonts w:asciiTheme="majorHAnsi" w:eastAsiaTheme="majorEastAsia" w:hAnsiTheme="majorHAnsi" w:cstheme="majorBidi"/>
         <w:b/>
         <w:bCs/>
       </w:rPr>
@@ -7275,7 +5940,7 @@
     </w:tblPr>
     <w:tblStylePr w:type="firstRow">
       <w:rPr>
-        <w:rFonts w:cstheme="majorBidi"/>
+        <w:rFonts w:asciiTheme="majorHAnsi" w:eastAsiaTheme="majorEastAsia" w:hAnsiTheme="majorHAnsi" w:cstheme="majorBidi"/>
       </w:rPr>
       <w:tblPr/>
       <w:tcPr>
@@ -7359,7 +6024,7 @@
     </w:tblPr>
     <w:tblStylePr w:type="firstRow">
       <w:rPr>
-        <w:rFonts w:cstheme="majorBidi"/>
+        <w:rFonts w:asciiTheme="majorHAnsi" w:eastAsiaTheme="majorEastAsia" w:hAnsiTheme="majorHAnsi" w:cstheme="majorBidi"/>
       </w:rPr>
       <w:tblPr/>
       <w:tcPr>
@@ -7443,7 +6108,7 @@
     </w:tblPr>
     <w:tblStylePr w:type="firstRow">
       <w:rPr>
-        <w:rFonts w:cstheme="majorBidi"/>
+        <w:rFonts w:asciiTheme="majorHAnsi" w:eastAsiaTheme="majorEastAsia" w:hAnsiTheme="majorHAnsi" w:cstheme="majorBidi"/>
       </w:rPr>
       <w:tblPr/>
       <w:tcPr>
@@ -7527,7 +6192,7 @@
     </w:tblPr>
     <w:tblStylePr w:type="firstRow">
       <w:rPr>
-        <w:rFonts w:cstheme="majorBidi"/>
+        <w:rFonts w:asciiTheme="majorHAnsi" w:eastAsiaTheme="majorEastAsia" w:hAnsiTheme="majorHAnsi" w:cstheme="majorBidi"/>
       </w:rPr>
       <w:tblPr/>
       <w:tcPr>
@@ -7611,7 +6276,7 @@
     </w:tblPr>
     <w:tblStylePr w:type="firstRow">
       <w:rPr>
-        <w:rFonts w:cstheme="majorBidi"/>
+        <w:rFonts w:asciiTheme="majorHAnsi" w:eastAsiaTheme="majorEastAsia" w:hAnsiTheme="majorHAnsi" w:cstheme="majorBidi"/>
       </w:rPr>
       <w:tblPr/>
       <w:tcPr>
@@ -7695,7 +6360,7 @@
     </w:tblPr>
     <w:tblStylePr w:type="firstRow">
       <w:rPr>
-        <w:rFonts w:cstheme="majorBidi"/>
+        <w:rFonts w:asciiTheme="majorHAnsi" w:eastAsiaTheme="majorEastAsia" w:hAnsiTheme="majorHAnsi" w:cstheme="majorBidi"/>
       </w:rPr>
       <w:tblPr/>
       <w:tcPr>
@@ -7779,7 +6444,7 @@
     </w:tblPr>
     <w:tblStylePr w:type="firstRow">
       <w:rPr>
-        <w:rFonts w:cstheme="majorBidi"/>
+        <w:rFonts w:asciiTheme="majorHAnsi" w:eastAsiaTheme="majorEastAsia" w:hAnsiTheme="majorHAnsi" w:cstheme="majorBidi"/>
       </w:rPr>
       <w:tblPr/>
       <w:tcPr>
@@ -7844,7 +6509,7 @@
       <w:spacing w:after="0" w:line="240" w:lineRule="auto"/>
     </w:pPr>
     <w:rPr>
-      <w:rFonts w:cstheme="majorBidi"/>
+      <w:rFonts w:asciiTheme="majorHAnsi" w:eastAsiaTheme="majorEastAsia" w:hAnsiTheme="majorHAnsi" w:cstheme="majorBidi"/>
       <w:color w:val="000000" w:themeColor="text1"/>
     </w:rPr>
     <w:tblPr>
@@ -7972,7 +6637,7 @@
       <w:spacing w:after="0" w:line="240" w:lineRule="auto"/>
     </w:pPr>
     <w:rPr>
-      <w:rFonts w:cstheme="majorBidi"/>
+      <w:rFonts w:asciiTheme="majorHAnsi" w:eastAsiaTheme="majorEastAsia" w:hAnsiTheme="majorHAnsi" w:cstheme="majorBidi"/>
       <w:color w:val="000000" w:themeColor="text1"/>
     </w:rPr>
     <w:tblPr>
@@ -8100,7 +6765,7 @@
       <w:spacing w:after="0" w:line="240" w:lineRule="auto"/>
     </w:pPr>
     <w:rPr>
-      <w:rFonts w:cstheme="majorBidi"/>
+      <w:rFonts w:asciiTheme="majorHAnsi" w:eastAsiaTheme="majorEastAsia" w:hAnsiTheme="majorHAnsi" w:cstheme="majorBidi"/>
       <w:color w:val="000000" w:themeColor="text1"/>
     </w:rPr>
     <w:tblPr>
@@ -8228,7 +6893,7 @@
       <w:spacing w:after="0" w:line="240" w:lineRule="auto"/>
     </w:pPr>
     <w:rPr>
-      <w:rFonts w:cstheme="majorBidi"/>
+      <w:rFonts w:asciiTheme="majorHAnsi" w:eastAsiaTheme="majorEastAsia" w:hAnsiTheme="majorHAnsi" w:cstheme="majorBidi"/>
       <w:color w:val="000000" w:themeColor="text1"/>
     </w:rPr>
     <w:tblPr>
@@ -8356,7 +7021,7 @@
       <w:spacing w:after="0" w:line="240" w:lineRule="auto"/>
     </w:pPr>
     <w:rPr>
-      <w:rFonts w:cstheme="majorBidi"/>
+      <w:rFonts w:asciiTheme="majorHAnsi" w:eastAsiaTheme="majorEastAsia" w:hAnsiTheme="majorHAnsi" w:cstheme="majorBidi"/>
       <w:color w:val="000000" w:themeColor="text1"/>
     </w:rPr>
     <w:tblPr>
@@ -8484,7 +7149,7 @@
       <w:spacing w:after="0" w:line="240" w:lineRule="auto"/>
     </w:pPr>
     <w:rPr>
-      <w:rFonts w:cstheme="majorBidi"/>
+      <w:rFonts w:asciiTheme="majorHAnsi" w:eastAsiaTheme="majorEastAsia" w:hAnsiTheme="majorHAnsi" w:cstheme="majorBidi"/>
       <w:color w:val="000000" w:themeColor="text1"/>
     </w:rPr>
     <w:tblPr>
@@ -8612,7 +7277,7 @@
       <w:spacing w:after="0" w:line="240" w:lineRule="auto"/>
     </w:pPr>
     <w:rPr>
-      <w:rFonts w:cstheme="majorBidi"/>
+      <w:rFonts w:asciiTheme="majorHAnsi" w:eastAsiaTheme="majorEastAsia" w:hAnsiTheme="majorHAnsi" w:cstheme="majorBidi"/>
       <w:color w:val="000000" w:themeColor="text1"/>
     </w:rPr>
     <w:tblPr>
@@ -9251,7 +7916,7 @@
       <w:spacing w:after="0" w:line="240" w:lineRule="auto"/>
     </w:pPr>
     <w:rPr>
-      <w:rFonts w:cstheme="majorBidi"/>
+      <w:rFonts w:asciiTheme="majorHAnsi" w:eastAsiaTheme="majorEastAsia" w:hAnsiTheme="majorHAnsi" w:cstheme="majorBidi"/>
       <w:color w:val="000000" w:themeColor="text1"/>
     </w:rPr>
     <w:tblPr>
@@ -9376,7 +8041,7 @@
       <w:spacing w:after="0" w:line="240" w:lineRule="auto"/>
     </w:pPr>
     <w:rPr>
-      <w:rFonts w:cstheme="majorBidi"/>
+      <w:rFonts w:asciiTheme="majorHAnsi" w:eastAsiaTheme="majorEastAsia" w:hAnsiTheme="majorHAnsi" w:cstheme="majorBidi"/>
       <w:color w:val="000000" w:themeColor="text1"/>
     </w:rPr>
     <w:tblPr>
@@ -9501,7 +8166,7 @@
       <w:spacing w:after="0" w:line="240" w:lineRule="auto"/>
     </w:pPr>
     <w:rPr>
-      <w:rFonts w:cstheme="majorBidi"/>
+      <w:rFonts w:asciiTheme="majorHAnsi" w:eastAsiaTheme="majorEastAsia" w:hAnsiTheme="majorHAnsi" w:cstheme="majorBidi"/>
       <w:color w:val="000000" w:themeColor="text1"/>
     </w:rPr>
     <w:tblPr>
@@ -9626,7 +8291,7 @@
       <w:spacing w:after="0" w:line="240" w:lineRule="auto"/>
     </w:pPr>
     <w:rPr>
-      <w:rFonts w:cstheme="majorBidi"/>
+      <w:rFonts w:asciiTheme="majorHAnsi" w:eastAsiaTheme="majorEastAsia" w:hAnsiTheme="majorHAnsi" w:cstheme="majorBidi"/>
       <w:color w:val="000000" w:themeColor="text1"/>
     </w:rPr>
     <w:tblPr>
@@ -9751,7 +8416,7 @@
       <w:spacing w:after="0" w:line="240" w:lineRule="auto"/>
     </w:pPr>
     <w:rPr>
-      <w:rFonts w:cstheme="majorBidi"/>
+      <w:rFonts w:asciiTheme="majorHAnsi" w:eastAsiaTheme="majorEastAsia" w:hAnsiTheme="majorHAnsi" w:cstheme="majorBidi"/>
       <w:color w:val="000000" w:themeColor="text1"/>
     </w:rPr>
     <w:tblPr>
@@ -9876,7 +8541,7 @@
       <w:spacing w:after="0" w:line="240" w:lineRule="auto"/>
     </w:pPr>
     <w:rPr>
-      <w:rFonts w:cstheme="majorBidi"/>
+      <w:rFonts w:asciiTheme="majorHAnsi" w:eastAsiaTheme="majorEastAsia" w:hAnsiTheme="majorHAnsi" w:cstheme="majorBidi"/>
       <w:color w:val="000000" w:themeColor="text1"/>
     </w:rPr>
     <w:tblPr>
@@ -10001,7 +8666,7 @@
       <w:spacing w:after="0" w:line="240" w:lineRule="auto"/>
     </w:pPr>
     <w:rPr>
-      <w:rFonts w:cstheme="majorBidi"/>
+      <w:rFonts w:asciiTheme="majorHAnsi" w:eastAsiaTheme="majorEastAsia" w:hAnsiTheme="majorHAnsi" w:cstheme="majorBidi"/>
       <w:color w:val="000000" w:themeColor="text1"/>
     </w:rPr>
     <w:tblPr>

--- a/skills/dazzler-frontend/assets/templates/docx/fun.docx
+++ b/skills/dazzler-frontend/assets/templates/docx/fun.docx
@@ -11,7 +11,7 @@
           <w:rFonts w:ascii="Arial" w:hAnsi="Arial"/>
           <w:b/>
           <w:i w:val="0"/>
-          <w:color w:val="64204C"/>
+          <w:color w:val="000000"/>
           <w:sz w:val="18"/>
         </w:rPr>
         <w:t>ALDER STREET / SATURDAY 17 JULY</w:t>
@@ -26,7 +26,7 @@
           <w:rFonts w:ascii="Arial" w:hAnsi="Arial"/>
           <w:b/>
           <w:i w:val="0"/>
-          <w:color w:val="64204C"/>
+          <w:color w:val="000000"/>
           <w:sz w:val="152"/>
         </w:rPr>
         <w:t>17 JUL</w:t>
@@ -42,7 +42,7 @@
           <w:rFonts w:ascii="Arial" w:hAnsi="Arial"/>
           <w:b/>
           <w:i w:val="0"/>
-          <w:color w:val="17252B"/>
+          <w:color w:val="191818"/>
           <w:sz w:val="72"/>
         </w:rPr>
         <w:t>Meet After Sunset</w:t>
@@ -57,7 +57,7 @@
           <w:rFonts w:ascii="Arial" w:hAnsi="Arial"/>
           <w:b w:val="0"/>
           <w:i w:val="0"/>
-          <w:color w:val="64204C"/>
+          <w:color w:val="000000"/>
           <w:sz w:val="30"/>
         </w:rPr>
         <w:t>An evening of food, records and small discoveries. Bring a friend and leave room for dessert.</w:t>
@@ -72,7 +72,7 @@
           <w:rFonts w:ascii="Arial" w:hAnsi="Arial"/>
           <w:b/>
           <w:i w:val="0"/>
-          <w:color w:val="64204C"/>
+          <w:color w:val="000000"/>
           <w:sz w:val="24"/>
         </w:rPr>
         <w:t>17:00–22:00 · free entry</w:t>
@@ -87,7 +87,7 @@
           <w:rFonts w:ascii="Arial" w:hAnsi="Arial"/>
           <w:b w:val="0"/>
           <w:i w:val="0"/>
-          <w:color w:val="17252B"/>
+          <w:color w:val="191818"/>
           <w:sz w:val="21"/>
         </w:rPr>
         <w:t>This fictional neighborhood night market fills the pedestrian block between Pine and Alder. No tickets are required; individual stalls set their own prices.</w:t>
@@ -103,7 +103,7 @@
           <w:rFonts w:ascii="Arial" w:hAnsi="Arial"/>
           <w:b/>
           <w:i w:val="0"/>
-          <w:color w:val="64204C"/>
+          <w:color w:val="000000"/>
           <w:sz w:val="28"/>
         </w:rPr>
         <w:t>Make an Evening of It</w:t>
@@ -118,7 +118,7 @@
           <w:rFonts w:ascii="Arial" w:hAnsi="Arial"/>
           <w:b w:val="0"/>
           <w:i w:val="0"/>
-          <w:color w:val="17252B"/>
+          <w:color w:val="191818"/>
           <w:sz w:val="21"/>
         </w:rPr>
         <w:t>Start at the community table, browse the makers and catch the sunset set. Seating is shared and the route is step-free.</w:t>
@@ -134,7 +134,7 @@
           <w:rFonts w:ascii="Arial" w:hAnsi="Arial"/>
           <w:b/>
           <w:i w:val="0"/>
-          <w:color w:val="64204C"/>
+          <w:color w:val="000000"/>
           <w:sz w:val="28"/>
         </w:rPr>
         <w:t>Come Prepared</w:t>
@@ -149,7 +149,7 @@
           <w:rFonts w:ascii="Arial" w:hAnsi="Arial"/>
           <w:b w:val="0"/>
           <w:i w:val="0"/>
-          <w:color w:val="17252B"/>
+          <w:color w:val="191818"/>
           <w:sz w:val="21"/>
         </w:rPr>
         <w:t>Bring a reusable bottle. Water refill points are beside the information tent; quiet seating is at the library end of the block.</w:t>
@@ -165,7 +165,7 @@
           <w:rFonts w:ascii="Arial" w:hAnsi="Arial"/>
           <w:b/>
           <w:i w:val="0"/>
-          <w:color w:val="64204C"/>
+          <w:color w:val="000000"/>
           <w:sz w:val="28"/>
         </w:rPr>
         <w:t>Weather Plan</w:t>
@@ -180,7 +180,7 @@
           <w:rFonts w:ascii="Arial" w:hAnsi="Arial"/>
           <w:b w:val="0"/>
           <w:i w:val="0"/>
-          <w:color w:val="17252B"/>
+          <w:color w:val="191818"/>
           <w:sz w:val="21"/>
         </w:rPr>
         <w:t>If heavy rain is forecast, the event moves to Alder Hall. Check the information board before traveling.</w:t>
@@ -211,7 +211,7 @@
         <w:tc>
           <w:tcPr>
             <w:tcW w:type="dxa" w:w="3456"/>
-            <w:shd w:fill="64204C"/>
+            <w:shd w:fill="4D00C2"/>
           </w:tcPr>
           <w:p>
             <w:pPr>
@@ -231,7 +231,7 @@
         <w:tc>
           <w:tcPr>
             <w:tcW w:type="dxa" w:w="3456"/>
-            <w:shd w:fill="64204C"/>
+            <w:shd w:fill="4D00C2"/>
           </w:tcPr>
           <w:p>
             <w:pPr>
@@ -251,7 +251,7 @@
         <w:tc>
           <w:tcPr>
             <w:tcW w:type="dxa" w:w="3456"/>
-            <w:shd w:fill="64204C"/>
+            <w:shd w:fill="4D00C2"/>
           </w:tcPr>
           <w:p>
             <w:pPr>
@@ -276,7 +276,7 @@
         <w:tc>
           <w:tcPr>
             <w:tcW w:type="dxa" w:w="2592"/>
-            <w:shd w:fill="FFE9A8"/>
+            <w:shd w:fill="FF542E"/>
           </w:tcPr>
           <w:p>
             <w:pPr>
@@ -286,7 +286,7 @@
               <w:rPr>
                 <w:rFonts w:ascii="Arial" w:hAnsi="Arial"/>
                 <w:b/>
-                <w:color w:val="17252B"/>
+                <w:color w:val="191818"/>
                 <w:sz w:val="20"/>
               </w:rPr>
               <w:t>17:00</w:t>
@@ -296,7 +296,7 @@
         <w:tc>
           <w:tcPr>
             <w:tcW w:type="dxa" w:w="4147"/>
-            <w:shd w:fill="FFE9A8"/>
+            <w:shd w:fill="FF542E"/>
           </w:tcPr>
           <w:p>
             <w:pPr>
@@ -306,7 +306,7 @@
               <w:rPr>
                 <w:rFonts w:ascii="Arial" w:hAnsi="Arial"/>
                 <w:b w:val="0"/>
-                <w:color w:val="17252B"/>
+                <w:color w:val="191818"/>
                 <w:sz w:val="20"/>
               </w:rPr>
               <w:t>Food Stalls Open</w:t>
@@ -316,7 +316,7 @@
         <w:tc>
           <w:tcPr>
             <w:tcW w:type="dxa" w:w="3629"/>
-            <w:shd w:fill="FFE9A8"/>
+            <w:shd w:fill="FF542E"/>
           </w:tcPr>
           <w:p>
             <w:pPr>
@@ -326,7 +326,7 @@
               <w:rPr>
                 <w:rFonts w:ascii="Arial" w:hAnsi="Arial"/>
                 <w:b w:val="0"/>
-                <w:color w:val="17252B"/>
+                <w:color w:val="191818"/>
                 <w:sz w:val="20"/>
               </w:rPr>
               <w:t>East end</w:t>
@@ -351,7 +351,7 @@
               <w:rPr>
                 <w:rFonts w:ascii="Arial" w:hAnsi="Arial"/>
                 <w:b/>
-                <w:color w:val="17252B"/>
+                <w:color w:val="191818"/>
                 <w:sz w:val="20"/>
               </w:rPr>
               <w:t>18:30</w:t>
@@ -371,7 +371,7 @@
               <w:rPr>
                 <w:rFonts w:ascii="Arial" w:hAnsi="Arial"/>
                 <w:b w:val="0"/>
-                <w:color w:val="17252B"/>
+                <w:color w:val="191818"/>
                 <w:sz w:val="20"/>
               </w:rPr>
               <w:t>Listening Session</w:t>
@@ -391,7 +391,7 @@
               <w:rPr>
                 <w:rFonts w:ascii="Arial" w:hAnsi="Arial"/>
                 <w:b w:val="0"/>
-                <w:color w:val="17252B"/>
+                <w:color w:val="191818"/>
                 <w:sz w:val="20"/>
               </w:rPr>
               <w:t>Record tent</w:t>
@@ -406,7 +406,7 @@
         <w:tc>
           <w:tcPr>
             <w:tcW w:type="dxa" w:w="2592"/>
-            <w:shd w:fill="FFE9A8"/>
+            <w:shd w:fill="FF542E"/>
           </w:tcPr>
           <w:p>
             <w:pPr>
@@ -416,7 +416,7 @@
               <w:rPr>
                 <w:rFonts w:ascii="Arial" w:hAnsi="Arial"/>
                 <w:b/>
-                <w:color w:val="17252B"/>
+                <w:color w:val="191818"/>
                 <w:sz w:val="20"/>
               </w:rPr>
               <w:t>20:00</w:t>
@@ -426,7 +426,7 @@
         <w:tc>
           <w:tcPr>
             <w:tcW w:type="dxa" w:w="4147"/>
-            <w:shd w:fill="FFE9A8"/>
+            <w:shd w:fill="FF542E"/>
           </w:tcPr>
           <w:p>
             <w:pPr>
@@ -436,7 +436,7 @@
               <w:rPr>
                 <w:rFonts w:ascii="Arial" w:hAnsi="Arial"/>
                 <w:b w:val="0"/>
-                <w:color w:val="17252B"/>
+                <w:color w:val="191818"/>
                 <w:sz w:val="20"/>
               </w:rPr>
               <w:t>Sunset Set</w:t>
@@ -446,7 +446,7 @@
         <w:tc>
           <w:tcPr>
             <w:tcW w:type="dxa" w:w="3629"/>
-            <w:shd w:fill="FFE9A8"/>
+            <w:shd w:fill="FF542E"/>
           </w:tcPr>
           <w:p>
             <w:pPr>
@@ -456,7 +456,7 @@
               <w:rPr>
                 <w:rFonts w:ascii="Arial" w:hAnsi="Arial"/>
                 <w:b w:val="0"/>
-                <w:color w:val="17252B"/>
+                <w:color w:val="191818"/>
                 <w:sz w:val="20"/>
               </w:rPr>
               <w:t>Community stage</w:t>
@@ -474,7 +474,7 @@
           <w:rFonts w:ascii="Arial" w:hAnsi="Arial"/>
           <w:b/>
           <w:i w:val="0"/>
-          <w:color w:val="64204C"/>
+          <w:color w:val="000000"/>
           <w:sz w:val="18"/>
         </w:rPr>
         <w:t>Fictional event · No real booking or attendance service.</w:t>
@@ -500,7 +500,7 @@
     </w:pPr>
     <w:r>
       <w:rPr>
-        <w:color w:val="64204C"/>
+        <w:color w:val="191818"/>
         <w:sz w:val="16"/>
       </w:rPr>
       <w:t>DAZZLER  /  FICTIONAL EXAMPLE  /  FUN</w:t>
@@ -515,10 +515,11 @@
     <w:pPr>
       <w:pStyle w:val="Header"/>
     </w:pPr>
+    <w:r/>
     <w:r>
       <w:pict>
-        <v:rect id="DazzlerPageSurface" style="position:absolute;margin-left:0;margin-top:0;width:612pt;height:792pt;z-index:-251654144;mso-position-horizontal-relative:page;mso-position-vertical-relative:page" fillcolor="#FFE9A8" stroked="f">
-          <v:fill color="#FFE9A8"/>
+        <v:rect id="DazzlerPageSurface" style="position:absolute;margin-left:0;margin-top:0;width:612.0pt;height:792.0pt;z-index:-251654144;mso-position-horizontal-relative:page;mso-position-vertical-relative:page" fillcolor="#FF542E" stroked="f">
+          <v:fill color="#FF542E"/>
         </v:rect>
       </w:pict>
     </w:r>

--- a/skills/dazzler-frontend/assets/templates/docx/fun.docx
+++ b/skills/dazzler-frontend/assets/templates/docx/fun.docx
@@ -4,462 +4,493 @@
   <w:body>
     <w:p>
       <w:pPr>
-        <w:spacing w:after="280" w:line="269" w:lineRule="auto"/>
+        <w:spacing w:after="140" w:line="269" w:lineRule="auto"/>
       </w:pPr>
       <w:r>
         <w:rPr>
           <w:rFonts w:ascii="Arial" w:hAnsi="Arial"/>
           <w:b/>
-          <w:i w:val="0"/>
-          <w:color w:val="000000"/>
+          <w:color w:val="8A183A"/>
           <w:sz w:val="18"/>
         </w:rPr>
-        <w:t>ALDER STREET / SATURDAY 17 JULY</w:t>
+        <w:t>ALDER STREET / SATURDAY 17 JULY / THE EVENING PROGRAM</w:t>
       </w:r>
     </w:p>
     <w:p>
       <w:pPr>
-        <w:spacing w:after="60" w:line="269" w:lineRule="auto"/>
+        <w:pStyle w:val="Title"/>
+        <w:spacing w:after="140" w:line="269" w:lineRule="auto"/>
       </w:pPr>
       <w:r>
         <w:rPr>
           <w:rFonts w:ascii="Arial" w:hAnsi="Arial"/>
           <w:b/>
-          <w:i w:val="0"/>
           <w:color w:val="000000"/>
-          <w:sz w:val="152"/>
+          <w:sz w:val="64"/>
         </w:rPr>
-        <w:t>17 JUL</w:t>
+        <w:t>Night Market on Alder Street</w:t>
       </w:r>
     </w:p>
     <w:p>
       <w:pPr>
-        <w:pStyle w:val="Title"/>
-        <w:spacing w:after="160" w:line="269" w:lineRule="auto"/>
+        <w:spacing w:after="140" w:line="269" w:lineRule="auto"/>
       </w:pPr>
       <w:r>
         <w:rPr>
           <w:rFonts w:ascii="Arial" w:hAnsi="Arial"/>
           <w:b/>
-          <w:i w:val="0"/>
-          <w:color w:val="191818"/>
-          <w:sz w:val="72"/>
-        </w:rPr>
-        <w:t>Meet After Sunset</w:t>
-      </w:r>
-    </w:p>
-    <w:p>
-      <w:pPr>
-        <w:spacing w:after="360" w:line="269" w:lineRule="auto"/>
-      </w:pPr>
-      <w:r>
-        <w:rPr>
-          <w:rFonts w:ascii="Arial" w:hAnsi="Arial"/>
-          <w:b w:val="0"/>
-          <w:i w:val="0"/>
-          <w:color w:val="000000"/>
-          <w:sz w:val="30"/>
+          <w:color w:val="8A183A"/>
+          <w:sz w:val="24"/>
         </w:rPr>
         <w:t>An evening of food, records and small discoveries. Bring a friend and leave room for dessert.</w:t>
-      </w:r>
-    </w:p>
-    <w:p>
-      <w:pPr>
-        <w:spacing w:after="160" w:line="269" w:lineRule="auto"/>
-      </w:pPr>
-      <w:r>
-        <w:rPr>
-          <w:rFonts w:ascii="Arial" w:hAnsi="Arial"/>
-          <w:b/>
-          <w:i w:val="0"/>
-          <w:color w:val="000000"/>
-          <w:sz w:val="24"/>
-        </w:rPr>
-        <w:t>17:00–22:00 · free entry</w:t>
-      </w:r>
-    </w:p>
-    <w:p>
-      <w:pPr>
-        <w:spacing w:after="160" w:line="269" w:lineRule="auto"/>
-      </w:pPr>
-      <w:r>
-        <w:rPr>
-          <w:rFonts w:ascii="Arial" w:hAnsi="Arial"/>
-          <w:b w:val="0"/>
-          <w:i w:val="0"/>
-          <w:color w:val="191818"/>
-          <w:sz w:val="21"/>
-        </w:rPr>
-        <w:t>This fictional neighborhood night market fills the pedestrian block between Pine and Alder. No tickets are required; individual stalls set their own prices.</w:t>
-      </w:r>
-    </w:p>
-    <w:p>
-      <w:pPr>
-        <w:pStyle w:val="Heading1"/>
-        <w:spacing w:after="160" w:line="269" w:lineRule="auto"/>
-      </w:pPr>
-      <w:r>
-        <w:rPr>
-          <w:rFonts w:ascii="Arial" w:hAnsi="Arial"/>
-          <w:b/>
-          <w:i w:val="0"/>
-          <w:color w:val="000000"/>
-          <w:sz w:val="28"/>
-        </w:rPr>
-        <w:t>Make an Evening of It</w:t>
-      </w:r>
-    </w:p>
-    <w:p>
-      <w:pPr>
-        <w:spacing w:after="160" w:line="269" w:lineRule="auto"/>
-      </w:pPr>
-      <w:r>
-        <w:rPr>
-          <w:rFonts w:ascii="Arial" w:hAnsi="Arial"/>
-          <w:b w:val="0"/>
-          <w:i w:val="0"/>
-          <w:color w:val="191818"/>
-          <w:sz w:val="21"/>
-        </w:rPr>
-        <w:t>Start at the community table, browse the makers and catch the sunset set. Seating is shared and the route is step-free.</w:t>
-      </w:r>
-    </w:p>
-    <w:p>
-      <w:pPr>
-        <w:pStyle w:val="Heading1"/>
-        <w:spacing w:after="160" w:line="269" w:lineRule="auto"/>
-      </w:pPr>
-      <w:r>
-        <w:rPr>
-          <w:rFonts w:ascii="Arial" w:hAnsi="Arial"/>
-          <w:b/>
-          <w:i w:val="0"/>
-          <w:color w:val="000000"/>
-          <w:sz w:val="28"/>
-        </w:rPr>
-        <w:t>Come Prepared</w:t>
-      </w:r>
-    </w:p>
-    <w:p>
-      <w:pPr>
-        <w:spacing w:after="160" w:line="269" w:lineRule="auto"/>
-      </w:pPr>
-      <w:r>
-        <w:rPr>
-          <w:rFonts w:ascii="Arial" w:hAnsi="Arial"/>
-          <w:b w:val="0"/>
-          <w:i w:val="0"/>
-          <w:color w:val="191818"/>
-          <w:sz w:val="21"/>
-        </w:rPr>
-        <w:t>Bring a reusable bottle. Water refill points are beside the information tent; quiet seating is at the library end of the block.</w:t>
-      </w:r>
-    </w:p>
-    <w:p>
-      <w:pPr>
-        <w:pStyle w:val="Heading1"/>
-        <w:spacing w:after="160" w:line="269" w:lineRule="auto"/>
-      </w:pPr>
-      <w:r>
-        <w:rPr>
-          <w:rFonts w:ascii="Arial" w:hAnsi="Arial"/>
-          <w:b/>
-          <w:i w:val="0"/>
-          <w:color w:val="000000"/>
-          <w:sz w:val="28"/>
-        </w:rPr>
-        <w:t>Weather Plan</w:t>
-      </w:r>
-    </w:p>
-    <w:p>
-      <w:pPr>
-        <w:spacing w:after="160" w:line="269" w:lineRule="auto"/>
-      </w:pPr>
-      <w:r>
-        <w:rPr>
-          <w:rFonts w:ascii="Arial" w:hAnsi="Arial"/>
-          <w:b w:val="0"/>
-          <w:i w:val="0"/>
-          <w:color w:val="191818"/>
-          <w:sz w:val="21"/>
-        </w:rPr>
-        <w:t>If heavy rain is forecast, the event moves to Alder Hall. Check the information board before traveling.</w:t>
       </w:r>
     </w:p>
     <w:tbl>
       <w:tblPr>
         <w:tblW w:type="auto" w:w="0"/>
-        <w:tblLayout w:type="fixed"/>
         <w:tblLook w:firstColumn="1" w:firstRow="1" w:lastColumn="0" w:lastRow="0" w:noHBand="0" w:noVBand="1" w:val="04A0"/>
-        <w:tblCellMar>
-          <w:top w:w="90" w:type="dxa"/>
-          <w:left w:w="90" w:type="dxa"/>
-          <w:bottom w:w="90" w:type="dxa"/>
-          <w:right w:w="90" w:type="dxa"/>
-        </w:tblCellMar>
       </w:tblPr>
       <w:tblGrid>
-        <w:gridCol w:w="2592"/>
-        <w:gridCol w:w="4147"/>
-        <w:gridCol w:w="3629"/>
+        <w:gridCol w:w="7560"/>
+        <w:gridCol w:w="7560"/>
       </w:tblGrid>
       <w:tr>
-        <w:trPr>
-          <w:cantSplit/>
-          <w:tblHeader/>
-        </w:trPr>
         <w:tc>
           <w:tcPr>
-            <w:tcW w:type="dxa" w:w="3456"/>
-            <w:shd w:fill="4D00C2"/>
+            <w:tcW w:type="dxa" w:w="7560"/>
+            <w:shd w:fill="8A183A"/>
           </w:tcPr>
+          <w:p/>
           <w:p>
             <w:pPr>
-              <w:spacing w:after="160" w:line="269" w:lineRule="auto"/>
+              <w:spacing w:after="140" w:line="269" w:lineRule="auto"/>
             </w:pPr>
             <w:r>
               <w:rPr>
                 <w:rFonts w:ascii="Arial" w:hAnsi="Arial"/>
                 <w:b/>
                 <w:color w:val="FFFFFF"/>
-                <w:sz w:val="20"/>
+                <w:sz w:val="104"/>
               </w:rPr>
-              <w:t>Time</w:t>
+              <w:t>17 JUL</w:t>
             </w:r>
           </w:p>
-        </w:tc>
-        <w:tc>
-          <w:tcPr>
-            <w:tcW w:type="dxa" w:w="3456"/>
-            <w:shd w:fill="4D00C2"/>
-          </w:tcPr>
           <w:p>
             <w:pPr>
-              <w:spacing w:after="160" w:line="269" w:lineRule="auto"/>
+              <w:spacing w:after="140" w:line="269" w:lineRule="auto"/>
             </w:pPr>
             <w:r>
               <w:rPr>
                 <w:rFonts w:ascii="Arial" w:hAnsi="Arial"/>
                 <w:b/>
                 <w:color w:val="FFFFFF"/>
-                <w:sz w:val="20"/>
+                <w:sz w:val="30"/>
               </w:rPr>
-              <w:t>Find</w:t>
+              <w:t>17:00–22:00 · free entry</w:t>
+            </w:r>
+          </w:p>
+          <w:p>
+            <w:pPr>
+              <w:spacing w:after="140" w:line="269" w:lineRule="auto"/>
+            </w:pPr>
+            <w:r>
+              <w:rPr>
+                <w:rFonts w:ascii="Arial" w:hAnsi="Arial"/>
+                <w:b w:val="0"/>
+                <w:color w:val="FFFFFF"/>
+                <w:sz w:val="22"/>
+              </w:rPr>
+              <w:t>This fictional neighborhood night market fills the pedestrian block between Pine and Alder. No tickets are required; individual stalls set their own prices.</w:t>
             </w:r>
           </w:p>
         </w:tc>
         <w:tc>
           <w:tcPr>
-            <w:tcW w:type="dxa" w:w="3456"/>
-            <w:shd w:fill="4D00C2"/>
+            <w:tcW w:type="dxa" w:w="7560"/>
           </w:tcPr>
+          <w:p/>
+          <w:tbl>
+            <w:tblPr>
+              <w:tblW w:type="auto" w:w="0"/>
+              <w:tblLook w:firstColumn="1" w:firstRow="1" w:lastColumn="0" w:lastRow="0" w:noHBand="0" w:noVBand="1" w:val="04A0"/>
+            </w:tblPr>
+            <w:tblGrid>
+              <w:gridCol w:w="2520"/>
+              <w:gridCol w:w="2520"/>
+              <w:gridCol w:w="2520"/>
+            </w:tblGrid>
+            <w:tr>
+              <w:trPr>
+                <w:tblHeader/>
+              </w:trPr>
+              <w:tc>
+                <w:tcPr>
+                  <w:tcW w:type="dxa" w:w="2520"/>
+                  <w:shd w:fill="8A183A"/>
+                </w:tcPr>
+                <w:p>
+                  <w:pPr>
+                    <w:spacing w:after="160" w:before="100"/>
+                  </w:pPr>
+                  <w:r>
+                    <w:rPr>
+                      <w:rFonts w:ascii="Arial" w:hAnsi="Arial"/>
+                      <w:b/>
+                      <w:color w:val="FFFFFF"/>
+                      <w:sz w:val="20"/>
+                    </w:rPr>
+                    <w:t>Time</w:t>
+                  </w:r>
+                </w:p>
+              </w:tc>
+              <w:tc>
+                <w:tcPr>
+                  <w:tcW w:type="dxa" w:w="2520"/>
+                  <w:shd w:fill="8A183A"/>
+                </w:tcPr>
+                <w:p>
+                  <w:pPr>
+                    <w:spacing w:after="160" w:before="100"/>
+                  </w:pPr>
+                  <w:r>
+                    <w:rPr>
+                      <w:rFonts w:ascii="Arial" w:hAnsi="Arial"/>
+                      <w:b/>
+                      <w:color w:val="FFFFFF"/>
+                      <w:sz w:val="20"/>
+                    </w:rPr>
+                    <w:t>Find</w:t>
+                  </w:r>
+                </w:p>
+              </w:tc>
+              <w:tc>
+                <w:tcPr>
+                  <w:tcW w:type="dxa" w:w="2520"/>
+                  <w:shd w:fill="8A183A"/>
+                </w:tcPr>
+                <w:p>
+                  <w:pPr>
+                    <w:spacing w:after="160" w:before="100"/>
+                  </w:pPr>
+                  <w:r>
+                    <w:rPr>
+                      <w:rFonts w:ascii="Arial" w:hAnsi="Arial"/>
+                      <w:b/>
+                      <w:color w:val="FFFFFF"/>
+                      <w:sz w:val="20"/>
+                    </w:rPr>
+                    <w:t>Where</w:t>
+                  </w:r>
+                </w:p>
+              </w:tc>
+            </w:tr>
+            <w:tr>
+              <w:tc>
+                <w:tcPr>
+                  <w:tcW w:type="dxa" w:w="2520"/>
+                  <w:shd w:fill="FFD950"/>
+                </w:tcPr>
+                <w:p>
+                  <w:pPr>
+                    <w:spacing w:after="160" w:before="100"/>
+                  </w:pPr>
+                  <w:r>
+                    <w:rPr>
+                      <w:rFonts w:ascii="Arial" w:hAnsi="Arial"/>
+                      <w:b w:val="0"/>
+                      <w:color w:val="17212B"/>
+                      <w:sz w:val="20"/>
+                    </w:rPr>
+                    <w:t>17:00</w:t>
+                  </w:r>
+                </w:p>
+              </w:tc>
+              <w:tc>
+                <w:tcPr>
+                  <w:tcW w:type="dxa" w:w="2520"/>
+                  <w:shd w:fill="FFD950"/>
+                </w:tcPr>
+                <w:p>
+                  <w:pPr>
+                    <w:spacing w:after="160" w:before="100"/>
+                  </w:pPr>
+                  <w:r>
+                    <w:rPr>
+                      <w:rFonts w:ascii="Arial" w:hAnsi="Arial"/>
+                      <w:b w:val="0"/>
+                      <w:color w:val="17212B"/>
+                      <w:sz w:val="20"/>
+                    </w:rPr>
+                    <w:t>Food Stalls Open</w:t>
+                  </w:r>
+                </w:p>
+              </w:tc>
+              <w:tc>
+                <w:tcPr>
+                  <w:tcW w:type="dxa" w:w="2520"/>
+                  <w:shd w:fill="FFD950"/>
+                </w:tcPr>
+                <w:p>
+                  <w:pPr>
+                    <w:spacing w:after="160" w:before="100"/>
+                  </w:pPr>
+                  <w:r>
+                    <w:rPr>
+                      <w:rFonts w:ascii="Arial" w:hAnsi="Arial"/>
+                      <w:b w:val="0"/>
+                      <w:color w:val="17212B"/>
+                      <w:sz w:val="20"/>
+                    </w:rPr>
+                    <w:t>East end</w:t>
+                  </w:r>
+                </w:p>
+              </w:tc>
+            </w:tr>
+            <w:tr>
+              <w:tc>
+                <w:tcPr>
+                  <w:tcW w:type="dxa" w:w="2520"/>
+                  <w:shd w:fill="FFFFFF"/>
+                </w:tcPr>
+                <w:p>
+                  <w:pPr>
+                    <w:spacing w:after="160" w:before="100"/>
+                  </w:pPr>
+                  <w:r>
+                    <w:rPr>
+                      <w:rFonts w:ascii="Arial" w:hAnsi="Arial"/>
+                      <w:b w:val="0"/>
+                      <w:color w:val="17212B"/>
+                      <w:sz w:val="20"/>
+                    </w:rPr>
+                    <w:t>18:30</w:t>
+                  </w:r>
+                </w:p>
+              </w:tc>
+              <w:tc>
+                <w:tcPr>
+                  <w:tcW w:type="dxa" w:w="2520"/>
+                  <w:shd w:fill="FFFFFF"/>
+                </w:tcPr>
+                <w:p>
+                  <w:pPr>
+                    <w:spacing w:after="160" w:before="100"/>
+                  </w:pPr>
+                  <w:r>
+                    <w:rPr>
+                      <w:rFonts w:ascii="Arial" w:hAnsi="Arial"/>
+                      <w:b w:val="0"/>
+                      <w:color w:val="17212B"/>
+                      <w:sz w:val="20"/>
+                    </w:rPr>
+                    <w:t>Listening Session</w:t>
+                  </w:r>
+                </w:p>
+              </w:tc>
+              <w:tc>
+                <w:tcPr>
+                  <w:tcW w:type="dxa" w:w="2520"/>
+                  <w:shd w:fill="FFFFFF"/>
+                </w:tcPr>
+                <w:p>
+                  <w:pPr>
+                    <w:spacing w:after="160" w:before="100"/>
+                  </w:pPr>
+                  <w:r>
+                    <w:rPr>
+                      <w:rFonts w:ascii="Arial" w:hAnsi="Arial"/>
+                      <w:b w:val="0"/>
+                      <w:color w:val="17212B"/>
+                      <w:sz w:val="20"/>
+                    </w:rPr>
+                    <w:t>Record tent</w:t>
+                  </w:r>
+                </w:p>
+              </w:tc>
+            </w:tr>
+            <w:tr>
+              <w:tc>
+                <w:tcPr>
+                  <w:tcW w:type="dxa" w:w="2520"/>
+                  <w:shd w:fill="FFD950"/>
+                </w:tcPr>
+                <w:p>
+                  <w:pPr>
+                    <w:spacing w:after="160" w:before="100"/>
+                  </w:pPr>
+                  <w:r>
+                    <w:rPr>
+                      <w:rFonts w:ascii="Arial" w:hAnsi="Arial"/>
+                      <w:b w:val="0"/>
+                      <w:color w:val="17212B"/>
+                      <w:sz w:val="20"/>
+                    </w:rPr>
+                    <w:t>20:00</w:t>
+                  </w:r>
+                </w:p>
+              </w:tc>
+              <w:tc>
+                <w:tcPr>
+                  <w:tcW w:type="dxa" w:w="2520"/>
+                  <w:shd w:fill="FFD950"/>
+                </w:tcPr>
+                <w:p>
+                  <w:pPr>
+                    <w:spacing w:after="160" w:before="100"/>
+                  </w:pPr>
+                  <w:r>
+                    <w:rPr>
+                      <w:rFonts w:ascii="Arial" w:hAnsi="Arial"/>
+                      <w:b w:val="0"/>
+                      <w:color w:val="17212B"/>
+                      <w:sz w:val="20"/>
+                    </w:rPr>
+                    <w:t>Sunset Set</w:t>
+                  </w:r>
+                </w:p>
+              </w:tc>
+              <w:tc>
+                <w:tcPr>
+                  <w:tcW w:type="dxa" w:w="2520"/>
+                  <w:shd w:fill="FFD950"/>
+                </w:tcPr>
+                <w:p>
+                  <w:pPr>
+                    <w:spacing w:after="160" w:before="100"/>
+                  </w:pPr>
+                  <w:r>
+                    <w:rPr>
+                      <w:rFonts w:ascii="Arial" w:hAnsi="Arial"/>
+                      <w:b w:val="0"/>
+                      <w:color w:val="17212B"/>
+                      <w:sz w:val="20"/>
+                    </w:rPr>
+                    <w:t>Community stage</w:t>
+                  </w:r>
+                </w:p>
+              </w:tc>
+            </w:tr>
+          </w:tbl>
+          <w:p/>
+        </w:tc>
+      </w:tr>
+    </w:tbl>
+    <w:tbl>
+      <w:tblPr>
+        <w:tblW w:type="auto" w:w="0"/>
+        <w:tblLook w:firstColumn="1" w:firstRow="1" w:lastColumn="0" w:lastRow="0" w:noHBand="0" w:noVBand="1" w:val="04A0"/>
+      </w:tblPr>
+      <w:tblGrid>
+        <w:gridCol w:w="5040"/>
+        <w:gridCol w:w="5040"/>
+        <w:gridCol w:w="5040"/>
+      </w:tblGrid>
+      <w:tr>
+        <w:tc>
+          <w:tcPr>
+            <w:tcW w:type="dxa" w:w="5040"/>
+            <w:shd w:fill="FFD950"/>
+          </w:tcPr>
+          <w:p/>
           <w:p>
             <w:pPr>
-              <w:spacing w:after="160" w:line="269" w:lineRule="auto"/>
+              <w:pStyle w:val="Heading1"/>
+              <w:spacing w:after="140" w:line="269" w:lineRule="auto"/>
             </w:pPr>
             <w:r>
               <w:rPr>
                 <w:rFonts w:ascii="Arial" w:hAnsi="Arial"/>
                 <w:b/>
-                <w:color w:val="FFFFFF"/>
-                <w:sz w:val="20"/>
+                <w:color w:val="8A183A"/>
+                <w:sz w:val="30"/>
               </w:rPr>
-              <w:t>Where</w:t>
+              <w:t>Make an Evening of It</w:t>
+            </w:r>
+          </w:p>
+          <w:p>
+            <w:pPr>
+              <w:spacing w:after="140" w:line="269" w:lineRule="auto"/>
+            </w:pPr>
+            <w:r>
+              <w:rPr>
+                <w:rFonts w:ascii="Arial" w:hAnsi="Arial"/>
+                <w:b w:val="0"/>
+                <w:color w:val="17212B"/>
+                <w:sz w:val="22"/>
+              </w:rPr>
+              <w:t>Start at the community table, browse the makers and catch the sunset set. Seating is shared and the route is step-free.</w:t>
             </w:r>
           </w:p>
         </w:tc>
-      </w:tr>
-      <w:tr>
-        <w:trPr>
-          <w:cantSplit/>
-        </w:trPr>
         <w:tc>
           <w:tcPr>
-            <w:tcW w:type="dxa" w:w="2592"/>
-            <w:shd w:fill="FF542E"/>
+            <w:tcW w:type="dxa" w:w="5040"/>
+            <w:shd w:fill="FFD950"/>
           </w:tcPr>
+          <w:p/>
           <w:p>
             <w:pPr>
-              <w:spacing w:after="160" w:line="269" w:lineRule="auto"/>
+              <w:pStyle w:val="Heading1"/>
+              <w:spacing w:after="140" w:line="269" w:lineRule="auto"/>
             </w:pPr>
             <w:r>
               <w:rPr>
                 <w:rFonts w:ascii="Arial" w:hAnsi="Arial"/>
                 <w:b/>
-                <w:color w:val="191818"/>
-                <w:sz w:val="20"/>
+                <w:color w:val="8A183A"/>
+                <w:sz w:val="30"/>
               </w:rPr>
-              <w:t>17:00</w:t>
+              <w:t>Come Prepared</w:t>
+            </w:r>
+          </w:p>
+          <w:p>
+            <w:pPr>
+              <w:spacing w:after="140" w:line="269" w:lineRule="auto"/>
+            </w:pPr>
+            <w:r>
+              <w:rPr>
+                <w:rFonts w:ascii="Arial" w:hAnsi="Arial"/>
+                <w:b w:val="0"/>
+                <w:color w:val="17212B"/>
+                <w:sz w:val="22"/>
+              </w:rPr>
+              <w:t>Bring a reusable bottle. Water refill points are beside the information tent; quiet seating is at the library end of the block.</w:t>
             </w:r>
           </w:p>
         </w:tc>
         <w:tc>
           <w:tcPr>
-            <w:tcW w:type="dxa" w:w="4147"/>
-            <w:shd w:fill="FF542E"/>
+            <w:tcW w:type="dxa" w:w="5040"/>
+            <w:shd w:fill="FFD950"/>
           </w:tcPr>
+          <w:p/>
           <w:p>
             <w:pPr>
-              <w:spacing w:after="160" w:line="269" w:lineRule="auto"/>
+              <w:pStyle w:val="Heading1"/>
+              <w:spacing w:after="140" w:line="269" w:lineRule="auto"/>
+            </w:pPr>
+            <w:r>
+              <w:rPr>
+                <w:rFonts w:ascii="Arial" w:hAnsi="Arial"/>
+                <w:b/>
+                <w:color w:val="8A183A"/>
+                <w:sz w:val="30"/>
+              </w:rPr>
+              <w:t>Weather Plan</w:t>
+            </w:r>
+          </w:p>
+          <w:p>
+            <w:pPr>
+              <w:spacing w:after="140" w:line="269" w:lineRule="auto"/>
             </w:pPr>
             <w:r>
               <w:rPr>
                 <w:rFonts w:ascii="Arial" w:hAnsi="Arial"/>
                 <w:b w:val="0"/>
-                <w:color w:val="191818"/>
-                <w:sz w:val="20"/>
+                <w:color w:val="17212B"/>
+                <w:sz w:val="22"/>
               </w:rPr>
-              <w:t>Food Stalls Open</w:t>
-            </w:r>
-          </w:p>
-        </w:tc>
-        <w:tc>
-          <w:tcPr>
-            <w:tcW w:type="dxa" w:w="3629"/>
-            <w:shd w:fill="FF542E"/>
-          </w:tcPr>
-          <w:p>
-            <w:pPr>
-              <w:spacing w:after="160" w:line="269" w:lineRule="auto"/>
-            </w:pPr>
-            <w:r>
-              <w:rPr>
-                <w:rFonts w:ascii="Arial" w:hAnsi="Arial"/>
-                <w:b w:val="0"/>
-                <w:color w:val="191818"/>
-                <w:sz w:val="20"/>
-              </w:rPr>
-              <w:t>East end</w:t>
-            </w:r>
-          </w:p>
-        </w:tc>
-      </w:tr>
-      <w:tr>
-        <w:trPr>
-          <w:cantSplit/>
-        </w:trPr>
-        <w:tc>
-          <w:tcPr>
-            <w:tcW w:type="dxa" w:w="2592"/>
-            <w:shd w:fill="FFFFFF"/>
-          </w:tcPr>
-          <w:p>
-            <w:pPr>
-              <w:spacing w:after="160" w:line="269" w:lineRule="auto"/>
-            </w:pPr>
-            <w:r>
-              <w:rPr>
-                <w:rFonts w:ascii="Arial" w:hAnsi="Arial"/>
-                <w:b/>
-                <w:color w:val="191818"/>
-                <w:sz w:val="20"/>
-              </w:rPr>
-              <w:t>18:30</w:t>
-            </w:r>
-          </w:p>
-        </w:tc>
-        <w:tc>
-          <w:tcPr>
-            <w:tcW w:type="dxa" w:w="4147"/>
-            <w:shd w:fill="FFFFFF"/>
-          </w:tcPr>
-          <w:p>
-            <w:pPr>
-              <w:spacing w:after="160" w:line="269" w:lineRule="auto"/>
-            </w:pPr>
-            <w:r>
-              <w:rPr>
-                <w:rFonts w:ascii="Arial" w:hAnsi="Arial"/>
-                <w:b w:val="0"/>
-                <w:color w:val="191818"/>
-                <w:sz w:val="20"/>
-              </w:rPr>
-              <w:t>Listening Session</w:t>
-            </w:r>
-          </w:p>
-        </w:tc>
-        <w:tc>
-          <w:tcPr>
-            <w:tcW w:type="dxa" w:w="3629"/>
-            <w:shd w:fill="FFFFFF"/>
-          </w:tcPr>
-          <w:p>
-            <w:pPr>
-              <w:spacing w:after="160" w:line="269" w:lineRule="auto"/>
-            </w:pPr>
-            <w:r>
-              <w:rPr>
-                <w:rFonts w:ascii="Arial" w:hAnsi="Arial"/>
-                <w:b w:val="0"/>
-                <w:color w:val="191818"/>
-                <w:sz w:val="20"/>
-              </w:rPr>
-              <w:t>Record tent</w:t>
-            </w:r>
-          </w:p>
-        </w:tc>
-      </w:tr>
-      <w:tr>
-        <w:trPr>
-          <w:cantSplit/>
-        </w:trPr>
-        <w:tc>
-          <w:tcPr>
-            <w:tcW w:type="dxa" w:w="2592"/>
-            <w:shd w:fill="FF542E"/>
-          </w:tcPr>
-          <w:p>
-            <w:pPr>
-              <w:spacing w:after="160" w:line="269" w:lineRule="auto"/>
-            </w:pPr>
-            <w:r>
-              <w:rPr>
-                <w:rFonts w:ascii="Arial" w:hAnsi="Arial"/>
-                <w:b/>
-                <w:color w:val="191818"/>
-                <w:sz w:val="20"/>
-              </w:rPr>
-              <w:t>20:00</w:t>
-            </w:r>
-          </w:p>
-        </w:tc>
-        <w:tc>
-          <w:tcPr>
-            <w:tcW w:type="dxa" w:w="4147"/>
-            <w:shd w:fill="FF542E"/>
-          </w:tcPr>
-          <w:p>
-            <w:pPr>
-              <w:spacing w:after="160" w:line="269" w:lineRule="auto"/>
-            </w:pPr>
-            <w:r>
-              <w:rPr>
-                <w:rFonts w:ascii="Arial" w:hAnsi="Arial"/>
-                <w:b w:val="0"/>
-                <w:color w:val="191818"/>
-                <w:sz w:val="20"/>
-              </w:rPr>
-              <w:t>Sunset Set</w:t>
-            </w:r>
-          </w:p>
-        </w:tc>
-        <w:tc>
-          <w:tcPr>
-            <w:tcW w:type="dxa" w:w="3629"/>
-            <w:shd w:fill="FF542E"/>
-          </w:tcPr>
-          <w:p>
-            <w:pPr>
-              <w:spacing w:after="160" w:line="269" w:lineRule="auto"/>
-            </w:pPr>
-            <w:r>
-              <w:rPr>
-                <w:rFonts w:ascii="Arial" w:hAnsi="Arial"/>
-                <w:b w:val="0"/>
-                <w:color w:val="191818"/>
-                <w:sz w:val="20"/>
-              </w:rPr>
-              <w:t>Community stage</w:t>
+              <w:t>If heavy rain is forecast, the event moves to Alder Hall. Check the information board before traveling.</w:t>
             </w:r>
           </w:p>
         </w:tc>
@@ -467,24 +498,22 @@
     </w:tbl>
     <w:p>
       <w:pPr>
-        <w:spacing w:after="80" w:line="269" w:lineRule="auto"/>
+        <w:spacing w:after="140" w:line="269" w:lineRule="auto"/>
       </w:pPr>
       <w:r>
         <w:rPr>
           <w:rFonts w:ascii="Arial" w:hAnsi="Arial"/>
           <w:b/>
-          <w:i w:val="0"/>
-          <w:color w:val="000000"/>
-          <w:sz w:val="18"/>
+          <w:color w:val="8A183A"/>
+          <w:sz w:val="20"/>
         </w:rPr>
         <w:t>Fictional event · No real booking or attendance service.</w:t>
       </w:r>
     </w:p>
     <w:sectPr>
-      <w:headerReference w:type="default" r:id="rId9"/>
-      <w:footerReference w:type="default" r:id="rId10"/>
-      <w:pgSz w:w="12240" w:h="15840"/>
-      <w:pgMar w:top="792" w:right="936" w:bottom="792" w:left="936" w:header="720" w:footer="720" w:gutter="0"/>
+      <w:footerReference w:type="default" r:id="rId9"/>
+      <w:pgSz w:w="16848" w:h="11952"/>
+      <w:pgMar w:top="792" w:right="864" w:bottom="792" w:left="864" w:header="720" w:footer="720" w:gutter="0"/>
       <w:cols w:space="720"/>
       <w:docGrid w:linePitch="360"/>
     </w:sectPr>
@@ -498,33 +527,22 @@
     <w:pPr>
       <w:pStyle w:val="Footer"/>
     </w:pPr>
+  </w:p>
+  <w:p>
+    <w:pPr>
+      <w:spacing w:after="140" w:line="269" w:lineRule="auto"/>
+    </w:pPr>
     <w:r>
       <w:rPr>
-        <w:color w:val="191818"/>
+        <w:rFonts w:ascii="Arial" w:hAnsi="Arial"/>
+        <w:b w:val="0"/>
+        <w:color w:val="17212B"/>
         <w:sz w:val="16"/>
       </w:rPr>
-      <w:t>DAZZLER  /  FICTIONAL EXAMPLE  /  FUN</w:t>
+      <w:t>Fictional Worked Example / The Evening Program / 01</w:t>
     </w:r>
   </w:p>
 </w:ftr>
-</file>
-
-<file path=word/header1.xml><?xml version="1.0" encoding="utf-8"?>
-<w:hdr xmlns:m="http://schemas.openxmlformats.org/officeDocument/2006/math" xmlns:mc="http://schemas.openxmlformats.org/markup-compatibility/2006" xmlns:mo="http://schemas.microsoft.com/office/mac/office/2008/main" xmlns:mv="urn:schemas-microsoft-com:mac:vml" xmlns:o="urn:schemas-microsoft-com:office:office" xmlns:r="http://schemas.openxmlformats.org/officeDocument/2006/relationships" xmlns:v="urn:schemas-microsoft-com:vml" xmlns:w10="urn:schemas-microsoft-com:office:word" xmlns:w14="http://schemas.microsoft.com/office/word/2010/wordml" xmlns:w="http://schemas.openxmlformats.org/wordprocessingml/2006/main" xmlns:wne="http://schemas.microsoft.com/office/word/2006/wordml" xmlns:wp14="http://schemas.microsoft.com/office/word/2010/wordprocessingDrawing" xmlns:wp="http://schemas.openxmlformats.org/drawingml/2006/wordprocessingDrawing" xmlns:wpc="http://schemas.microsoft.com/office/word/2010/wordprocessingCanvas" xmlns:wpg="http://schemas.microsoft.com/office/word/2010/wordprocessingGroup" xmlns:wpi="http://schemas.microsoft.com/office/word/2010/wordprocessingInk" xmlns:wps="http://schemas.microsoft.com/office/word/2010/wordprocessingShape" mc:Ignorable="w14 wp14">
-  <w:p>
-    <w:pPr>
-      <w:pStyle w:val="Header"/>
-    </w:pPr>
-    <w:r/>
-    <w:r>
-      <w:pict>
-        <v:rect id="DazzlerPageSurface" style="position:absolute;margin-left:0;margin-top:0;width:612.0pt;height:792.0pt;z-index:-251654144;mso-position-horizontal-relative:page;mso-position-vertical-relative:page" fillcolor="#FF542E" stroked="f">
-          <v:fill color="#FF542E"/>
-        </v:rect>
-      </w:pict>
-    </w:r>
-  </w:p>
-</w:hdr>
 </file>
 
 <file path=word/numbering.xml><?xml version="1.0" encoding="utf-8"?>
@@ -890,12 +908,9 @@
     <w:name w:val="Normal"/>
     <w:qFormat/>
     <w:rsid w:val="00FC693F"/>
-    <w:pPr>
-      <w:spacing w:after="160"/>
-    </w:pPr>
     <w:rPr>
       <w:rFonts w:ascii="Arial" w:hAnsi="Arial"/>
-      <w:sz w:val="21"/>
+      <w:sz w:val="22"/>
     </w:rPr>
   </w:style>
   <w:style w:type="paragraph" w:styleId="Header">
@@ -912,6 +927,10 @@
       </w:tabs>
       <w:spacing w:after="0" w:line="240" w:lineRule="auto"/>
     </w:pPr>
+    <w:rPr>
+      <w:rFonts w:ascii="Arial" w:hAnsi="Arial"/>
+      <w:sz w:val="22"/>
+    </w:rPr>
   </w:style>
   <w:style w:type="character" w:customStyle="1" w:styleId="HeaderChar">
     <w:name w:val="Header Char"/>
@@ -934,6 +953,10 @@
       </w:tabs>
       <w:spacing w:after="0" w:line="240" w:lineRule="auto"/>
     </w:pPr>
+    <w:rPr>
+      <w:rFonts w:ascii="Arial" w:hAnsi="Arial"/>
+      <w:sz w:val="22"/>
+    </w:rPr>
   </w:style>
   <w:style w:type="character" w:customStyle="1" w:styleId="FooterChar">
     <w:name w:val="Footer Char"/>
@@ -957,11 +980,11 @@
       <w:outlineLvl w:val="0"/>
     </w:pPr>
     <w:rPr>
-      <w:rFonts w:asciiTheme="majorHAnsi" w:eastAsiaTheme="majorEastAsia" w:hAnsiTheme="majorHAnsi" w:cstheme="majorBidi"/>
+      <w:rFonts w:cstheme="majorBidi" w:ascii="Arial" w:hAnsi="Arial"/>
       <w:b/>
       <w:bCs/>
       <w:color w:val="365F91" w:themeColor="accent1" w:themeShade="BF"/>
-      <w:sz w:val="28"/>
+      <w:sz w:val="22"/>
       <w:szCs w:val="28"/>
     </w:rPr>
   </w:style>
@@ -981,11 +1004,11 @@
       <w:outlineLvl w:val="1"/>
     </w:pPr>
     <w:rPr>
-      <w:rFonts w:asciiTheme="majorHAnsi" w:eastAsiaTheme="majorEastAsia" w:hAnsiTheme="majorHAnsi" w:cstheme="majorBidi"/>
+      <w:rFonts w:cstheme="majorBidi" w:ascii="Arial" w:hAnsi="Arial"/>
       <w:b/>
       <w:bCs/>
       <w:color w:val="4F81BD" w:themeColor="accent1"/>
-      <w:sz w:val="26"/>
+      <w:sz w:val="22"/>
       <w:szCs w:val="26"/>
     </w:rPr>
   </w:style>
@@ -1005,10 +1028,11 @@
       <w:outlineLvl w:val="2"/>
     </w:pPr>
     <w:rPr>
-      <w:rFonts w:asciiTheme="majorHAnsi" w:eastAsiaTheme="majorEastAsia" w:hAnsiTheme="majorHAnsi" w:cstheme="majorBidi"/>
+      <w:rFonts w:cstheme="majorBidi" w:ascii="Arial" w:hAnsi="Arial"/>
       <w:b/>
       <w:bCs/>
       <w:color w:val="4F81BD" w:themeColor="accent1"/>
+      <w:sz w:val="22"/>
     </w:rPr>
   </w:style>
   <w:style w:type="paragraph" w:styleId="Heading4">
@@ -1028,12 +1052,13 @@
       <w:outlineLvl w:val="3"/>
     </w:pPr>
     <w:rPr>
-      <w:rFonts w:asciiTheme="majorHAnsi" w:eastAsiaTheme="majorEastAsia" w:hAnsiTheme="majorHAnsi" w:cstheme="majorBidi"/>
+      <w:rFonts w:cstheme="majorBidi" w:ascii="Arial" w:hAnsi="Arial"/>
       <w:b/>
       <w:bCs/>
       <w:i/>
       <w:iCs/>
       <w:color w:val="4F81BD" w:themeColor="accent1"/>
+      <w:sz w:val="22"/>
     </w:rPr>
   </w:style>
   <w:style w:type="paragraph" w:styleId="Heading5">
@@ -1053,8 +1078,9 @@
       <w:outlineLvl w:val="4"/>
     </w:pPr>
     <w:rPr>
-      <w:rFonts w:asciiTheme="majorHAnsi" w:eastAsiaTheme="majorEastAsia" w:hAnsiTheme="majorHAnsi" w:cstheme="majorBidi"/>
+      <w:rFonts w:cstheme="majorBidi" w:ascii="Arial" w:hAnsi="Arial"/>
       <w:color w:val="243F60" w:themeColor="accent1" w:themeShade="7F"/>
+      <w:sz w:val="22"/>
     </w:rPr>
   </w:style>
   <w:style w:type="paragraph" w:styleId="Heading6">
@@ -1074,10 +1100,11 @@
       <w:outlineLvl w:val="5"/>
     </w:pPr>
     <w:rPr>
-      <w:rFonts w:asciiTheme="majorHAnsi" w:eastAsiaTheme="majorEastAsia" w:hAnsiTheme="majorHAnsi" w:cstheme="majorBidi"/>
+      <w:rFonts w:cstheme="majorBidi" w:ascii="Arial" w:hAnsi="Arial"/>
       <w:i/>
       <w:iCs/>
       <w:color w:val="243F60" w:themeColor="accent1" w:themeShade="7F"/>
+      <w:sz w:val="22"/>
     </w:rPr>
   </w:style>
   <w:style w:type="paragraph" w:styleId="Heading7">
@@ -1097,10 +1124,11 @@
       <w:outlineLvl w:val="6"/>
     </w:pPr>
     <w:rPr>
-      <w:rFonts w:asciiTheme="majorHAnsi" w:eastAsiaTheme="majorEastAsia" w:hAnsiTheme="majorHAnsi" w:cstheme="majorBidi"/>
+      <w:rFonts w:cstheme="majorBidi" w:ascii="Arial" w:hAnsi="Arial"/>
       <w:i/>
       <w:iCs/>
       <w:color w:val="404040" w:themeColor="text1" w:themeTint="BF"/>
+      <w:sz w:val="22"/>
     </w:rPr>
   </w:style>
   <w:style w:type="paragraph" w:styleId="Heading8">
@@ -1120,9 +1148,9 @@
       <w:outlineLvl w:val="7"/>
     </w:pPr>
     <w:rPr>
-      <w:rFonts w:asciiTheme="majorHAnsi" w:eastAsiaTheme="majorEastAsia" w:hAnsiTheme="majorHAnsi" w:cstheme="majorBidi"/>
+      <w:rFonts w:cstheme="majorBidi" w:ascii="Arial" w:hAnsi="Arial"/>
       <w:color w:val="4F81BD" w:themeColor="accent1"/>
-      <w:sz w:val="20"/>
+      <w:sz w:val="22"/>
       <w:szCs w:val="20"/>
     </w:rPr>
   </w:style>
@@ -1143,11 +1171,11 @@
       <w:outlineLvl w:val="8"/>
     </w:pPr>
     <w:rPr>
-      <w:rFonts w:asciiTheme="majorHAnsi" w:eastAsiaTheme="majorEastAsia" w:hAnsiTheme="majorHAnsi" w:cstheme="majorBidi"/>
+      <w:rFonts w:cstheme="majorBidi" w:ascii="Arial" w:hAnsi="Arial"/>
       <w:i/>
       <w:iCs/>
       <w:color w:val="404040" w:themeColor="text1" w:themeTint="BF"/>
-      <w:sz w:val="20"/>
+      <w:sz w:val="22"/>
       <w:szCs w:val="20"/>
     </w:rPr>
   </w:style>
@@ -1186,6 +1214,10 @@
     <w:pPr>
       <w:spacing w:after="0" w:line="240" w:lineRule="auto"/>
     </w:pPr>
+    <w:rPr>
+      <w:rFonts w:ascii="Arial" w:hAnsi="Arial"/>
+      <w:sz w:val="22"/>
+    </w:rPr>
   </w:style>
   <w:style w:type="character" w:customStyle="1" w:styleId="Heading1Char">
     <w:name w:val="Heading 1 Char"/>
@@ -1243,11 +1275,11 @@
       <w:contextualSpacing/>
     </w:pPr>
     <w:rPr>
-      <w:rFonts w:asciiTheme="majorHAnsi" w:eastAsiaTheme="majorEastAsia" w:hAnsiTheme="majorHAnsi" w:cstheme="majorBidi"/>
+      <w:rFonts w:cstheme="majorBidi" w:ascii="Arial" w:hAnsi="Arial"/>
       <w:color w:val="17365D" w:themeColor="text2" w:themeShade="BF"/>
       <w:spacing w:val="5"/>
       <w:kern w:val="28"/>
-      <w:sz w:val="52"/>
+      <w:sz w:val="22"/>
       <w:szCs w:val="52"/>
     </w:rPr>
   </w:style>
@@ -1280,12 +1312,12 @@
       </w:numPr>
     </w:pPr>
     <w:rPr>
-      <w:rFonts w:asciiTheme="majorHAnsi" w:eastAsiaTheme="majorEastAsia" w:hAnsiTheme="majorHAnsi" w:cstheme="majorBidi"/>
+      <w:rFonts w:cstheme="majorBidi" w:ascii="Arial" w:hAnsi="Arial"/>
       <w:i/>
       <w:iCs/>
       <w:color w:val="4F81BD" w:themeColor="accent1"/>
       <w:spacing w:val="15"/>
-      <w:sz w:val="24"/>
+      <w:sz w:val="22"/>
       <w:szCs w:val="24"/>
     </w:rPr>
   </w:style>
@@ -1315,6 +1347,10 @@
       <w:ind w:left="720"/>
       <w:contextualSpacing/>
     </w:pPr>
+    <w:rPr>
+      <w:rFonts w:ascii="Arial" w:hAnsi="Arial"/>
+      <w:sz w:val="22"/>
+    </w:rPr>
   </w:style>
   <w:style w:type="paragraph" w:styleId="BodyText">
     <w:name w:val="Body Text"/>
@@ -1326,6 +1362,10 @@
     <w:pPr>
       <w:spacing w:after="120"/>
     </w:pPr>
+    <w:rPr>
+      <w:rFonts w:ascii="Arial" w:hAnsi="Arial"/>
+      <w:sz w:val="22"/>
+    </w:rPr>
   </w:style>
   <w:style w:type="character" w:customStyle="1" w:styleId="BodyTextChar">
     <w:name w:val="Body Text Char"/>
@@ -1344,6 +1384,10 @@
     <w:pPr>
       <w:spacing w:after="120" w:line="480" w:lineRule="auto"/>
     </w:pPr>
+    <w:rPr>
+      <w:rFonts w:ascii="Arial" w:hAnsi="Arial"/>
+      <w:sz w:val="22"/>
+    </w:rPr>
   </w:style>
   <w:style w:type="character" w:customStyle="1" w:styleId="BodyText2Char">
     <w:name w:val="Body Text 2 Char"/>
@@ -1363,7 +1407,8 @@
       <w:spacing w:after="120"/>
     </w:pPr>
     <w:rPr>
-      <w:sz w:val="16"/>
+      <w:rFonts w:ascii="Arial" w:hAnsi="Arial"/>
+      <w:sz w:val="22"/>
       <w:szCs w:val="16"/>
     </w:rPr>
   </w:style>
@@ -1388,6 +1433,10 @@
       <w:ind w:left="360" w:hanging="360"/>
       <w:contextualSpacing/>
     </w:pPr>
+    <w:rPr>
+      <w:rFonts w:ascii="Arial" w:hAnsi="Arial"/>
+      <w:sz w:val="22"/>
+    </w:rPr>
   </w:style>
   <w:style w:type="paragraph" w:styleId="List2">
     <w:name w:val="List 2"/>
@@ -1399,6 +1448,10 @@
       <w:ind w:left="720" w:hanging="360"/>
       <w:contextualSpacing/>
     </w:pPr>
+    <w:rPr>
+      <w:rFonts w:ascii="Arial" w:hAnsi="Arial"/>
+      <w:sz w:val="22"/>
+    </w:rPr>
   </w:style>
   <w:style w:type="paragraph" w:styleId="List3">
     <w:name w:val="List 3"/>
@@ -1410,6 +1463,10 @@
       <w:ind w:left="1080" w:hanging="360"/>
       <w:contextualSpacing/>
     </w:pPr>
+    <w:rPr>
+      <w:rFonts w:ascii="Arial" w:hAnsi="Arial"/>
+      <w:sz w:val="22"/>
+    </w:rPr>
   </w:style>
   <w:style w:type="paragraph" w:styleId="ListBullet">
     <w:name w:val="List Bullet"/>
@@ -1423,6 +1480,10 @@
       </w:numPr>
       <w:contextualSpacing/>
     </w:pPr>
+    <w:rPr>
+      <w:rFonts w:ascii="Arial" w:hAnsi="Arial"/>
+      <w:sz w:val="22"/>
+    </w:rPr>
   </w:style>
   <w:style w:type="paragraph" w:styleId="ListBullet2">
     <w:name w:val="List Bullet 2"/>
@@ -1436,6 +1497,10 @@
       </w:numPr>
       <w:contextualSpacing/>
     </w:pPr>
+    <w:rPr>
+      <w:rFonts w:ascii="Arial" w:hAnsi="Arial"/>
+      <w:sz w:val="22"/>
+    </w:rPr>
   </w:style>
   <w:style w:type="paragraph" w:styleId="ListBullet3">
     <w:name w:val="List Bullet 3"/>
@@ -1449,6 +1514,10 @@
       </w:numPr>
       <w:contextualSpacing/>
     </w:pPr>
+    <w:rPr>
+      <w:rFonts w:ascii="Arial" w:hAnsi="Arial"/>
+      <w:sz w:val="22"/>
+    </w:rPr>
   </w:style>
   <w:style w:type="paragraph" w:styleId="ListNumber">
     <w:name w:val="List Number"/>
@@ -1462,6 +1531,10 @@
       </w:numPr>
       <w:contextualSpacing/>
     </w:pPr>
+    <w:rPr>
+      <w:rFonts w:ascii="Arial" w:hAnsi="Arial"/>
+      <w:sz w:val="22"/>
+    </w:rPr>
   </w:style>
   <w:style w:type="paragraph" w:styleId="ListNumber2">
     <w:name w:val="List Number 2"/>
@@ -1475,6 +1548,10 @@
       </w:numPr>
       <w:contextualSpacing/>
     </w:pPr>
+    <w:rPr>
+      <w:rFonts w:ascii="Arial" w:hAnsi="Arial"/>
+      <w:sz w:val="22"/>
+    </w:rPr>
   </w:style>
   <w:style w:type="paragraph" w:styleId="ListNumber3">
     <w:name w:val="List Number 3"/>
@@ -1488,6 +1565,10 @@
       </w:numPr>
       <w:contextualSpacing/>
     </w:pPr>
+    <w:rPr>
+      <w:rFonts w:ascii="Arial" w:hAnsi="Arial"/>
+      <w:sz w:val="22"/>
+    </w:rPr>
   </w:style>
   <w:style w:type="paragraph" w:styleId="ListContinue">
     <w:name w:val="List Continue"/>
@@ -1500,6 +1581,10 @@
       <w:ind w:left="360"/>
       <w:contextualSpacing/>
     </w:pPr>
+    <w:rPr>
+      <w:rFonts w:ascii="Arial" w:hAnsi="Arial"/>
+      <w:sz w:val="22"/>
+    </w:rPr>
   </w:style>
   <w:style w:type="paragraph" w:styleId="ListContinue2">
     <w:name w:val="List Continue 2"/>
@@ -1512,6 +1597,10 @@
       <w:ind w:left="720"/>
       <w:contextualSpacing/>
     </w:pPr>
+    <w:rPr>
+      <w:rFonts w:ascii="Arial" w:hAnsi="Arial"/>
+      <w:sz w:val="22"/>
+    </w:rPr>
   </w:style>
   <w:style w:type="paragraph" w:styleId="ListContinue3">
     <w:name w:val="List Continue 3"/>
@@ -1524,6 +1613,10 @@
       <w:ind w:left="1080"/>
       <w:contextualSpacing/>
     </w:pPr>
+    <w:rPr>
+      <w:rFonts w:ascii="Arial" w:hAnsi="Arial"/>
+      <w:sz w:val="22"/>
+    </w:rPr>
   </w:style>
   <w:style w:type="paragraph" w:styleId="MacroText">
     <w:name w:val="macro"/>
@@ -1543,8 +1636,8 @@
       </w:tabs>
     </w:pPr>
     <w:rPr>
-      <w:rFonts w:ascii="Courier" w:hAnsi="Courier"/>
-      <w:sz w:val="20"/>
+      <w:rFonts w:ascii="Arial" w:hAnsi="Arial"/>
+      <w:sz w:val="22"/>
       <w:szCs w:val="20"/>
     </w:rPr>
   </w:style>
@@ -1569,9 +1662,11 @@
     <w:qFormat/>
     <w:rsid w:val="00FC693F"/>
     <w:rPr>
+      <w:rFonts w:ascii="Arial" w:hAnsi="Arial"/>
       <w:i/>
       <w:iCs/>
       <w:color w:val="000000" w:themeColor="text1"/>
+      <w:sz w:val="22"/>
     </w:rPr>
   </w:style>
   <w:style w:type="character" w:customStyle="1" w:styleId="QuoteChar">
@@ -1685,10 +1780,11 @@
       <w:spacing w:line="240" w:lineRule="auto"/>
     </w:pPr>
     <w:rPr>
+      <w:rFonts w:ascii="Arial" w:hAnsi="Arial"/>
       <w:b/>
       <w:bCs/>
       <w:color w:val="4F81BD" w:themeColor="accent1"/>
-      <w:sz w:val="18"/>
+      <w:sz w:val="22"/>
       <w:szCs w:val="18"/>
     </w:rPr>
   </w:style>
@@ -1727,11 +1823,13 @@
       <w:ind w:left="936" w:right="936"/>
     </w:pPr>
     <w:rPr>
+      <w:rFonts w:ascii="Arial" w:hAnsi="Arial"/>
       <w:b/>
       <w:bCs/>
       <w:i/>
       <w:iCs/>
       <w:color w:val="4F81BD" w:themeColor="accent1"/>
+      <w:sz w:val="22"/>
     </w:rPr>
   </w:style>
   <w:style w:type="character" w:customStyle="1" w:styleId="IntenseQuoteChar">
@@ -1826,6 +1924,10 @@
     <w:pPr>
       <w:outlineLvl w:val="9"/>
     </w:pPr>
+    <w:rPr>
+      <w:rFonts w:ascii="Arial" w:hAnsi="Arial"/>
+      <w:sz w:val="22"/>
+    </w:rPr>
   </w:style>
   <w:style w:type="table" w:styleId="TableGrid">
     <w:name w:val="Table Grid"/>

--- a/skills/dazzler-frontend/assets/templates/docx/fun.docx
+++ b/skills/dazzler-frontend/assets/templates/docx/fun.docx
@@ -4,42 +4,70 @@
   <w:body>
     <w:p>
       <w:pPr>
-        <w:spacing w:after="140" w:line="269" w:lineRule="auto"/>
+        <w:spacing w:after="140" w:line="259" w:lineRule="auto"/>
       </w:pPr>
       <w:r>
         <w:rPr>
           <w:rFonts w:ascii="Arial" w:hAnsi="Arial"/>
           <w:b/>
-          <w:color w:val="8A183A"/>
+          <w:color w:val="452378"/>
           <w:sz w:val="18"/>
         </w:rPr>
-        <w:t>ALDER STREET / SATURDAY 17 JULY / THE EVENING PROGRAM</w:t>
+        <w:t>ALDER STREET / SATURDAY 17 JULY</w:t>
+      </w:r>
+    </w:p>
+    <w:p>
+      <w:pPr>
+        <w:spacing w:after="140" w:line="259" w:lineRule="auto"/>
+      </w:pPr>
+      <w:r>
+        <w:rPr>
+          <w:rFonts w:ascii="Arial" w:hAnsi="Arial"/>
+          <w:b/>
+          <w:color w:val="452378"/>
+          <w:sz w:val="58"/>
+        </w:rPr>
+        <w:t>17 JUL</w:t>
+      </w:r>
+    </w:p>
+    <w:p>
+      <w:pPr>
+        <w:spacing w:after="140" w:line="259" w:lineRule="auto"/>
+      </w:pPr>
+      <w:r>
+        <w:rPr>
+          <w:rFonts w:ascii="Arial" w:hAnsi="Arial"/>
+          <w:b w:val="0"/>
+          <w:color w:val="17212B"/>
+          <w:sz w:val="20"/>
+        </w:rPr>
+        <w:t>17:00–22:00 · free entry</w:t>
       </w:r>
     </w:p>
     <w:p>
       <w:pPr>
         <w:pStyle w:val="Title"/>
-        <w:spacing w:after="140" w:line="269" w:lineRule="auto"/>
+        <w:spacing w:after="140" w:line="259" w:lineRule="auto"/>
       </w:pPr>
       <w:r>
         <w:rPr>
           <w:rFonts w:ascii="Arial" w:hAnsi="Arial"/>
           <w:b/>
-          <w:color w:val="000000"/>
-          <w:sz w:val="64"/>
+          <w:color w:val="17212B"/>
+          <w:sz w:val="60"/>
         </w:rPr>
         <w:t>Night Market on Alder Street</w:t>
       </w:r>
     </w:p>
     <w:p>
       <w:pPr>
-        <w:spacing w:after="140" w:line="269" w:lineRule="auto"/>
+        <w:spacing w:after="140" w:line="259" w:lineRule="auto"/>
       </w:pPr>
       <w:r>
         <w:rPr>
           <w:rFonts w:ascii="Arial" w:hAnsi="Arial"/>
           <w:b/>
-          <w:color w:val="8A183A"/>
+          <w:color w:val="452378"/>
           <w:sz w:val="24"/>
         </w:rPr>
         <w:t>An evening of food, records and small discoveries. Bring a friend and leave room for dessert.</w:t>
@@ -51,372 +79,342 @@
         <w:tblLook w:firstColumn="1" w:firstRow="1" w:lastColumn="0" w:lastRow="0" w:noHBand="0" w:noVBand="1" w:val="04A0"/>
       </w:tblPr>
       <w:tblGrid>
-        <w:gridCol w:w="7560"/>
-        <w:gridCol w:w="7560"/>
+        <w:gridCol w:w="3456"/>
+        <w:gridCol w:w="3456"/>
+        <w:gridCol w:w="3456"/>
       </w:tblGrid>
       <w:tr>
+        <w:trPr>
+          <w:tblHeader/>
+          <w:cantSplit/>
+        </w:trPr>
         <w:tc>
           <w:tcPr>
-            <w:tcW w:type="dxa" w:w="7560"/>
-            <w:shd w:fill="8A183A"/>
+            <w:tcW w:type="dxa" w:w="3456"/>
+            <w:shd w:fill="452378"/>
           </w:tcPr>
           <w:p/>
           <w:p>
             <w:pPr>
-              <w:spacing w:after="140" w:line="269" w:lineRule="auto"/>
+              <w:spacing w:after="140" w:line="259" w:lineRule="auto"/>
             </w:pPr>
             <w:r>
               <w:rPr>
                 <w:rFonts w:ascii="Arial" w:hAnsi="Arial"/>
                 <w:b/>
                 <w:color w:val="FFFFFF"/>
-                <w:sz w:val="104"/>
+                <w:sz w:val="18"/>
               </w:rPr>
-              <w:t>17 JUL</w:t>
+              <w:t>Time</w:t>
             </w:r>
           </w:p>
+        </w:tc>
+        <w:tc>
+          <w:tcPr>
+            <w:tcW w:type="dxa" w:w="3456"/>
+            <w:shd w:fill="452378"/>
+          </w:tcPr>
+          <w:p/>
           <w:p>
             <w:pPr>
-              <w:spacing w:after="140" w:line="269" w:lineRule="auto"/>
+              <w:spacing w:after="140" w:line="259" w:lineRule="auto"/>
             </w:pPr>
             <w:r>
               <w:rPr>
                 <w:rFonts w:ascii="Arial" w:hAnsi="Arial"/>
                 <w:b/>
                 <w:color w:val="FFFFFF"/>
-                <w:sz w:val="30"/>
+                <w:sz w:val="18"/>
               </w:rPr>
-              <w:t>17:00–22:00 · free entry</w:t>
+              <w:t>Find</w:t>
             </w:r>
           </w:p>
+        </w:tc>
+        <w:tc>
+          <w:tcPr>
+            <w:tcW w:type="dxa" w:w="3456"/>
+            <w:shd w:fill="452378"/>
+          </w:tcPr>
+          <w:p/>
           <w:p>
             <w:pPr>
-              <w:spacing w:after="140" w:line="269" w:lineRule="auto"/>
+              <w:spacing w:after="140" w:line="259" w:lineRule="auto"/>
+            </w:pPr>
+            <w:r>
+              <w:rPr>
+                <w:rFonts w:ascii="Arial" w:hAnsi="Arial"/>
+                <w:b/>
+                <w:color w:val="FFFFFF"/>
+                <w:sz w:val="18"/>
+              </w:rPr>
+              <w:t>Where</w:t>
+            </w:r>
+          </w:p>
+        </w:tc>
+      </w:tr>
+      <w:tr>
+        <w:trPr>
+          <w:cantSplit/>
+        </w:trPr>
+        <w:tc>
+          <w:tcPr>
+            <w:tcW w:type="dxa" w:w="3456"/>
+            <w:shd w:fill="FFFFFF"/>
+          </w:tcPr>
+          <w:p/>
+          <w:p>
+            <w:pPr>
+              <w:spacing w:after="140" w:line="259" w:lineRule="auto"/>
             </w:pPr>
             <w:r>
               <w:rPr>
                 <w:rFonts w:ascii="Arial" w:hAnsi="Arial"/>
                 <w:b w:val="0"/>
-                <w:color w:val="FFFFFF"/>
-                <w:sz w:val="22"/>
+                <w:color w:val="17212B"/>
+                <w:sz w:val="18"/>
               </w:rPr>
-              <w:t>This fictional neighborhood night market fills the pedestrian block between Pine and Alder. No tickets are required; individual stalls set their own prices.</w:t>
+              <w:t>17:00</w:t>
             </w:r>
           </w:p>
         </w:tc>
         <w:tc>
           <w:tcPr>
-            <w:tcW w:type="dxa" w:w="7560"/>
+            <w:tcW w:type="dxa" w:w="3456"/>
+            <w:shd w:fill="FFFFFF"/>
           </w:tcPr>
           <w:p/>
-          <w:tbl>
-            <w:tblPr>
-              <w:tblW w:type="auto" w:w="0"/>
-              <w:tblLook w:firstColumn="1" w:firstRow="1" w:lastColumn="0" w:lastRow="0" w:noHBand="0" w:noVBand="1" w:val="04A0"/>
-            </w:tblPr>
-            <w:tblGrid>
-              <w:gridCol w:w="2520"/>
-              <w:gridCol w:w="2520"/>
-              <w:gridCol w:w="2520"/>
-            </w:tblGrid>
-            <w:tr>
-              <w:trPr>
-                <w:tblHeader/>
-              </w:trPr>
-              <w:tc>
-                <w:tcPr>
-                  <w:tcW w:type="dxa" w:w="2520"/>
-                  <w:shd w:fill="8A183A"/>
-                </w:tcPr>
-                <w:p>
-                  <w:pPr>
-                    <w:spacing w:after="160" w:before="100"/>
-                  </w:pPr>
-                  <w:r>
-                    <w:rPr>
-                      <w:rFonts w:ascii="Arial" w:hAnsi="Arial"/>
-                      <w:b/>
-                      <w:color w:val="FFFFFF"/>
-                      <w:sz w:val="20"/>
-                    </w:rPr>
-                    <w:t>Time</w:t>
-                  </w:r>
-                </w:p>
-              </w:tc>
-              <w:tc>
-                <w:tcPr>
-                  <w:tcW w:type="dxa" w:w="2520"/>
-                  <w:shd w:fill="8A183A"/>
-                </w:tcPr>
-                <w:p>
-                  <w:pPr>
-                    <w:spacing w:after="160" w:before="100"/>
-                  </w:pPr>
-                  <w:r>
-                    <w:rPr>
-                      <w:rFonts w:ascii="Arial" w:hAnsi="Arial"/>
-                      <w:b/>
-                      <w:color w:val="FFFFFF"/>
-                      <w:sz w:val="20"/>
-                    </w:rPr>
-                    <w:t>Find</w:t>
-                  </w:r>
-                </w:p>
-              </w:tc>
-              <w:tc>
-                <w:tcPr>
-                  <w:tcW w:type="dxa" w:w="2520"/>
-                  <w:shd w:fill="8A183A"/>
-                </w:tcPr>
-                <w:p>
-                  <w:pPr>
-                    <w:spacing w:after="160" w:before="100"/>
-                  </w:pPr>
-                  <w:r>
-                    <w:rPr>
-                      <w:rFonts w:ascii="Arial" w:hAnsi="Arial"/>
-                      <w:b/>
-                      <w:color w:val="FFFFFF"/>
-                      <w:sz w:val="20"/>
-                    </w:rPr>
-                    <w:t>Where</w:t>
-                  </w:r>
-                </w:p>
-              </w:tc>
-            </w:tr>
-            <w:tr>
-              <w:tc>
-                <w:tcPr>
-                  <w:tcW w:type="dxa" w:w="2520"/>
-                  <w:shd w:fill="FFD950"/>
-                </w:tcPr>
-                <w:p>
-                  <w:pPr>
-                    <w:spacing w:after="160" w:before="100"/>
-                  </w:pPr>
-                  <w:r>
-                    <w:rPr>
-                      <w:rFonts w:ascii="Arial" w:hAnsi="Arial"/>
-                      <w:b w:val="0"/>
-                      <w:color w:val="17212B"/>
-                      <w:sz w:val="20"/>
-                    </w:rPr>
-                    <w:t>17:00</w:t>
-                  </w:r>
-                </w:p>
-              </w:tc>
-              <w:tc>
-                <w:tcPr>
-                  <w:tcW w:type="dxa" w:w="2520"/>
-                  <w:shd w:fill="FFD950"/>
-                </w:tcPr>
-                <w:p>
-                  <w:pPr>
-                    <w:spacing w:after="160" w:before="100"/>
-                  </w:pPr>
-                  <w:r>
-                    <w:rPr>
-                      <w:rFonts w:ascii="Arial" w:hAnsi="Arial"/>
-                      <w:b w:val="0"/>
-                      <w:color w:val="17212B"/>
-                      <w:sz w:val="20"/>
-                    </w:rPr>
-                    <w:t>Food Stalls Open</w:t>
-                  </w:r>
-                </w:p>
-              </w:tc>
-              <w:tc>
-                <w:tcPr>
-                  <w:tcW w:type="dxa" w:w="2520"/>
-                  <w:shd w:fill="FFD950"/>
-                </w:tcPr>
-                <w:p>
-                  <w:pPr>
-                    <w:spacing w:after="160" w:before="100"/>
-                  </w:pPr>
-                  <w:r>
-                    <w:rPr>
-                      <w:rFonts w:ascii="Arial" w:hAnsi="Arial"/>
-                      <w:b w:val="0"/>
-                      <w:color w:val="17212B"/>
-                      <w:sz w:val="20"/>
-                    </w:rPr>
-                    <w:t>East end</w:t>
-                  </w:r>
-                </w:p>
-              </w:tc>
-            </w:tr>
-            <w:tr>
-              <w:tc>
-                <w:tcPr>
-                  <w:tcW w:type="dxa" w:w="2520"/>
-                  <w:shd w:fill="FFFFFF"/>
-                </w:tcPr>
-                <w:p>
-                  <w:pPr>
-                    <w:spacing w:after="160" w:before="100"/>
-                  </w:pPr>
-                  <w:r>
-                    <w:rPr>
-                      <w:rFonts w:ascii="Arial" w:hAnsi="Arial"/>
-                      <w:b w:val="0"/>
-                      <w:color w:val="17212B"/>
-                      <w:sz w:val="20"/>
-                    </w:rPr>
-                    <w:t>18:30</w:t>
-                  </w:r>
-                </w:p>
-              </w:tc>
-              <w:tc>
-                <w:tcPr>
-                  <w:tcW w:type="dxa" w:w="2520"/>
-                  <w:shd w:fill="FFFFFF"/>
-                </w:tcPr>
-                <w:p>
-                  <w:pPr>
-                    <w:spacing w:after="160" w:before="100"/>
-                  </w:pPr>
-                  <w:r>
-                    <w:rPr>
-                      <w:rFonts w:ascii="Arial" w:hAnsi="Arial"/>
-                      <w:b w:val="0"/>
-                      <w:color w:val="17212B"/>
-                      <w:sz w:val="20"/>
-                    </w:rPr>
-                    <w:t>Listening Session</w:t>
-                  </w:r>
-                </w:p>
-              </w:tc>
-              <w:tc>
-                <w:tcPr>
-                  <w:tcW w:type="dxa" w:w="2520"/>
-                  <w:shd w:fill="FFFFFF"/>
-                </w:tcPr>
-                <w:p>
-                  <w:pPr>
-                    <w:spacing w:after="160" w:before="100"/>
-                  </w:pPr>
-                  <w:r>
-                    <w:rPr>
-                      <w:rFonts w:ascii="Arial" w:hAnsi="Arial"/>
-                      <w:b w:val="0"/>
-                      <w:color w:val="17212B"/>
-                      <w:sz w:val="20"/>
-                    </w:rPr>
-                    <w:t>Record tent</w:t>
-                  </w:r>
-                </w:p>
-              </w:tc>
-            </w:tr>
-            <w:tr>
-              <w:tc>
-                <w:tcPr>
-                  <w:tcW w:type="dxa" w:w="2520"/>
-                  <w:shd w:fill="FFD950"/>
-                </w:tcPr>
-                <w:p>
-                  <w:pPr>
-                    <w:spacing w:after="160" w:before="100"/>
-                  </w:pPr>
-                  <w:r>
-                    <w:rPr>
-                      <w:rFonts w:ascii="Arial" w:hAnsi="Arial"/>
-                      <w:b w:val="0"/>
-                      <w:color w:val="17212B"/>
-                      <w:sz w:val="20"/>
-                    </w:rPr>
-                    <w:t>20:00</w:t>
-                  </w:r>
-                </w:p>
-              </w:tc>
-              <w:tc>
-                <w:tcPr>
-                  <w:tcW w:type="dxa" w:w="2520"/>
-                  <w:shd w:fill="FFD950"/>
-                </w:tcPr>
-                <w:p>
-                  <w:pPr>
-                    <w:spacing w:after="160" w:before="100"/>
-                  </w:pPr>
-                  <w:r>
-                    <w:rPr>
-                      <w:rFonts w:ascii="Arial" w:hAnsi="Arial"/>
-                      <w:b w:val="0"/>
-                      <w:color w:val="17212B"/>
-                      <w:sz w:val="20"/>
-                    </w:rPr>
-                    <w:t>Sunset Set</w:t>
-                  </w:r>
-                </w:p>
-              </w:tc>
-              <w:tc>
-                <w:tcPr>
-                  <w:tcW w:type="dxa" w:w="2520"/>
-                  <w:shd w:fill="FFD950"/>
-                </w:tcPr>
-                <w:p>
-                  <w:pPr>
-                    <w:spacing w:after="160" w:before="100"/>
-                  </w:pPr>
-                  <w:r>
-                    <w:rPr>
-                      <w:rFonts w:ascii="Arial" w:hAnsi="Arial"/>
-                      <w:b w:val="0"/>
-                      <w:color w:val="17212B"/>
-                      <w:sz w:val="20"/>
-                    </w:rPr>
-                    <w:t>Community stage</w:t>
-                  </w:r>
-                </w:p>
-              </w:tc>
-            </w:tr>
-          </w:tbl>
+          <w:p>
+            <w:pPr>
+              <w:spacing w:after="140" w:line="259" w:lineRule="auto"/>
+            </w:pPr>
+            <w:r>
+              <w:rPr>
+                <w:rFonts w:ascii="Arial" w:hAnsi="Arial"/>
+                <w:b w:val="0"/>
+                <w:color w:val="17212B"/>
+                <w:sz w:val="18"/>
+              </w:rPr>
+              <w:t>Food Stalls Open</w:t>
+            </w:r>
+          </w:p>
+        </w:tc>
+        <w:tc>
+          <w:tcPr>
+            <w:tcW w:type="dxa" w:w="3456"/>
+            <w:shd w:fill="FFFFFF"/>
+          </w:tcPr>
           <w:p/>
+          <w:p>
+            <w:pPr>
+              <w:spacing w:after="140" w:line="259" w:lineRule="auto"/>
+            </w:pPr>
+            <w:r>
+              <w:rPr>
+                <w:rFonts w:ascii="Arial" w:hAnsi="Arial"/>
+                <w:b w:val="0"/>
+                <w:color w:val="17212B"/>
+                <w:sz w:val="18"/>
+              </w:rPr>
+              <w:t>East end</w:t>
+            </w:r>
+          </w:p>
+        </w:tc>
+      </w:tr>
+      <w:tr>
+        <w:trPr>
+          <w:cantSplit/>
+        </w:trPr>
+        <w:tc>
+          <w:tcPr>
+            <w:tcW w:type="dxa" w:w="3456"/>
+            <w:shd w:fill="FFFFFF"/>
+          </w:tcPr>
+          <w:p/>
+          <w:p>
+            <w:pPr>
+              <w:spacing w:after="140" w:line="259" w:lineRule="auto"/>
+            </w:pPr>
+            <w:r>
+              <w:rPr>
+                <w:rFonts w:ascii="Arial" w:hAnsi="Arial"/>
+                <w:b w:val="0"/>
+                <w:color w:val="17212B"/>
+                <w:sz w:val="18"/>
+              </w:rPr>
+              <w:t>18:30</w:t>
+            </w:r>
+          </w:p>
+        </w:tc>
+        <w:tc>
+          <w:tcPr>
+            <w:tcW w:type="dxa" w:w="3456"/>
+            <w:shd w:fill="FFFFFF"/>
+          </w:tcPr>
+          <w:p/>
+          <w:p>
+            <w:pPr>
+              <w:spacing w:after="140" w:line="259" w:lineRule="auto"/>
+            </w:pPr>
+            <w:r>
+              <w:rPr>
+                <w:rFonts w:ascii="Arial" w:hAnsi="Arial"/>
+                <w:b w:val="0"/>
+                <w:color w:val="17212B"/>
+                <w:sz w:val="18"/>
+              </w:rPr>
+              <w:t>Listening Session</w:t>
+            </w:r>
+          </w:p>
+        </w:tc>
+        <w:tc>
+          <w:tcPr>
+            <w:tcW w:type="dxa" w:w="3456"/>
+            <w:shd w:fill="FFFFFF"/>
+          </w:tcPr>
+          <w:p/>
+          <w:p>
+            <w:pPr>
+              <w:spacing w:after="140" w:line="259" w:lineRule="auto"/>
+            </w:pPr>
+            <w:r>
+              <w:rPr>
+                <w:rFonts w:ascii="Arial" w:hAnsi="Arial"/>
+                <w:b w:val="0"/>
+                <w:color w:val="17212B"/>
+                <w:sz w:val="18"/>
+              </w:rPr>
+              <w:t>Record tent</w:t>
+            </w:r>
+          </w:p>
+        </w:tc>
+      </w:tr>
+      <w:tr>
+        <w:trPr>
+          <w:cantSplit/>
+        </w:trPr>
+        <w:tc>
+          <w:tcPr>
+            <w:tcW w:type="dxa" w:w="3456"/>
+            <w:shd w:fill="FFFFFF"/>
+          </w:tcPr>
+          <w:p/>
+          <w:p>
+            <w:pPr>
+              <w:spacing w:after="140" w:line="259" w:lineRule="auto"/>
+            </w:pPr>
+            <w:r>
+              <w:rPr>
+                <w:rFonts w:ascii="Arial" w:hAnsi="Arial"/>
+                <w:b w:val="0"/>
+                <w:color w:val="17212B"/>
+                <w:sz w:val="18"/>
+              </w:rPr>
+              <w:t>20:00</w:t>
+            </w:r>
+          </w:p>
+        </w:tc>
+        <w:tc>
+          <w:tcPr>
+            <w:tcW w:type="dxa" w:w="3456"/>
+            <w:shd w:fill="FFFFFF"/>
+          </w:tcPr>
+          <w:p/>
+          <w:p>
+            <w:pPr>
+              <w:spacing w:after="140" w:line="259" w:lineRule="auto"/>
+            </w:pPr>
+            <w:r>
+              <w:rPr>
+                <w:rFonts w:ascii="Arial" w:hAnsi="Arial"/>
+                <w:b w:val="0"/>
+                <w:color w:val="17212B"/>
+                <w:sz w:val="18"/>
+              </w:rPr>
+              <w:t>Sunset Set</w:t>
+            </w:r>
+          </w:p>
+        </w:tc>
+        <w:tc>
+          <w:tcPr>
+            <w:tcW w:type="dxa" w:w="3456"/>
+            <w:shd w:fill="FFFFFF"/>
+          </w:tcPr>
+          <w:p/>
+          <w:p>
+            <w:pPr>
+              <w:spacing w:after="140" w:line="259" w:lineRule="auto"/>
+            </w:pPr>
+            <w:r>
+              <w:rPr>
+                <w:rFonts w:ascii="Arial" w:hAnsi="Arial"/>
+                <w:b w:val="0"/>
+                <w:color w:val="17212B"/>
+                <w:sz w:val="18"/>
+              </w:rPr>
+              <w:t>Community stage</w:t>
+            </w:r>
+          </w:p>
         </w:tc>
       </w:tr>
     </w:tbl>
+    <w:p>
+      <w:pPr>
+        <w:spacing w:after="140" w:line="259" w:lineRule="auto"/>
+        <w:ind w:right="4278"/>
+      </w:pPr>
+      <w:r>
+        <w:rPr>
+          <w:rFonts w:ascii="Arial" w:hAnsi="Arial"/>
+          <w:b w:val="0"/>
+          <w:color w:val="17212B"/>
+          <w:sz w:val="21"/>
+        </w:rPr>
+        <w:t>This fictional neighborhood night market fills the pedestrian block between Pine and Alder. No tickets are required; individual stalls set their own prices.</w:t>
+      </w:r>
+    </w:p>
     <w:tbl>
       <w:tblPr>
         <w:tblW w:type="auto" w:w="0"/>
+        <w:tblLayout w:type="fixed"/>
         <w:tblLook w:firstColumn="1" w:firstRow="1" w:lastColumn="0" w:lastRow="0" w:noHBand="0" w:noVBand="1" w:val="04A0"/>
       </w:tblPr>
       <w:tblGrid>
-        <w:gridCol w:w="5040"/>
-        <w:gridCol w:w="5040"/>
-        <w:gridCol w:w="5040"/>
+        <w:gridCol w:w="3312"/>
+        <w:gridCol w:w="3312"/>
+        <w:gridCol w:w="3312"/>
       </w:tblGrid>
       <w:tr>
         <w:tc>
           <w:tcPr>
-            <w:tcW w:type="dxa" w:w="5040"/>
-            <w:shd w:fill="FFD950"/>
+            <w:tcW w:type="dxa" w:w="3312"/>
           </w:tcPr>
           <w:p/>
           <w:p>
             <w:pPr>
               <w:pStyle w:val="Heading1"/>
-              <w:spacing w:after="140" w:line="269" w:lineRule="auto"/>
+              <w:spacing w:after="140" w:line="259" w:lineRule="auto"/>
             </w:pPr>
             <w:r>
               <w:rPr>
                 <w:rFonts w:ascii="Arial" w:hAnsi="Arial"/>
                 <w:b/>
-                <w:color w:val="8A183A"/>
-                <w:sz w:val="30"/>
+                <w:color w:val="452378"/>
+                <w:sz w:val="28"/>
               </w:rPr>
               <w:t>Make an Evening of It</w:t>
             </w:r>
           </w:p>
           <w:p>
             <w:pPr>
-              <w:spacing w:after="140" w:line="269" w:lineRule="auto"/>
+              <w:spacing w:after="140" w:line="259" w:lineRule="auto"/>
+              <w:ind w:right="0"/>
             </w:pPr>
             <w:r>
               <w:rPr>
                 <w:rFonts w:ascii="Arial" w:hAnsi="Arial"/>
                 <w:b w:val="0"/>
                 <w:color w:val="17212B"/>
-                <w:sz w:val="22"/>
+                <w:sz w:val="21"/>
               </w:rPr>
               <w:t>Start at the community table, browse the makers and catch the sunset set. Seating is shared and the route is step-free.</w:t>
             </w:r>
@@ -424,35 +422,35 @@
         </w:tc>
         <w:tc>
           <w:tcPr>
-            <w:tcW w:type="dxa" w:w="5040"/>
-            <w:shd w:fill="FFD950"/>
+            <w:tcW w:type="dxa" w:w="3312"/>
           </w:tcPr>
           <w:p/>
           <w:p>
             <w:pPr>
               <w:pStyle w:val="Heading1"/>
-              <w:spacing w:after="140" w:line="269" w:lineRule="auto"/>
+              <w:spacing w:after="140" w:line="259" w:lineRule="auto"/>
             </w:pPr>
             <w:r>
               <w:rPr>
                 <w:rFonts w:ascii="Arial" w:hAnsi="Arial"/>
                 <w:b/>
-                <w:color w:val="8A183A"/>
-                <w:sz w:val="30"/>
+                <w:color w:val="452378"/>
+                <w:sz w:val="28"/>
               </w:rPr>
               <w:t>Come Prepared</w:t>
             </w:r>
           </w:p>
           <w:p>
             <w:pPr>
-              <w:spacing w:after="140" w:line="269" w:lineRule="auto"/>
+              <w:spacing w:after="140" w:line="259" w:lineRule="auto"/>
+              <w:ind w:right="0"/>
             </w:pPr>
             <w:r>
               <w:rPr>
                 <w:rFonts w:ascii="Arial" w:hAnsi="Arial"/>
                 <w:b w:val="0"/>
                 <w:color w:val="17212B"/>
-                <w:sz w:val="22"/>
+                <w:sz w:val="21"/>
               </w:rPr>
               <w:t>Bring a reusable bottle. Water refill points are beside the information tent; quiet seating is at the library end of the block.</w:t>
             </w:r>
@@ -460,35 +458,35 @@
         </w:tc>
         <w:tc>
           <w:tcPr>
-            <w:tcW w:type="dxa" w:w="5040"/>
-            <w:shd w:fill="FFD950"/>
+            <w:tcW w:type="dxa" w:w="3312"/>
           </w:tcPr>
           <w:p/>
           <w:p>
             <w:pPr>
               <w:pStyle w:val="Heading1"/>
-              <w:spacing w:after="140" w:line="269" w:lineRule="auto"/>
+              <w:spacing w:after="140" w:line="259" w:lineRule="auto"/>
             </w:pPr>
             <w:r>
               <w:rPr>
                 <w:rFonts w:ascii="Arial" w:hAnsi="Arial"/>
                 <w:b/>
-                <w:color w:val="8A183A"/>
-                <w:sz w:val="30"/>
+                <w:color w:val="452378"/>
+                <w:sz w:val="28"/>
               </w:rPr>
               <w:t>Weather Plan</w:t>
             </w:r>
           </w:p>
           <w:p>
             <w:pPr>
-              <w:spacing w:after="140" w:line="269" w:lineRule="auto"/>
+              <w:spacing w:after="140" w:line="259" w:lineRule="auto"/>
+              <w:ind w:right="0"/>
             </w:pPr>
             <w:r>
               <w:rPr>
                 <w:rFonts w:ascii="Arial" w:hAnsi="Arial"/>
                 <w:b w:val="0"/>
                 <w:color w:val="17212B"/>
-                <w:sz w:val="22"/>
+                <w:sz w:val="21"/>
               </w:rPr>
               <w:t>If heavy rain is forecast, the event moves to Alder Hall. Check the information board before traveling.</w:t>
             </w:r>
@@ -498,22 +496,23 @@
     </w:tbl>
     <w:p>
       <w:pPr>
-        <w:spacing w:after="140" w:line="269" w:lineRule="auto"/>
+        <w:spacing w:after="140" w:line="259" w:lineRule="auto"/>
       </w:pPr>
       <w:r>
         <w:rPr>
           <w:rFonts w:ascii="Arial" w:hAnsi="Arial"/>
           <w:b/>
-          <w:color w:val="8A183A"/>
-          <w:sz w:val="20"/>
+          <w:color w:val="452378"/>
+          <w:sz w:val="18"/>
         </w:rPr>
         <w:t>Fictional event · No real booking or attendance service.</w:t>
       </w:r>
     </w:p>
     <w:sectPr>
       <w:footerReference w:type="default" r:id="rId9"/>
-      <w:pgSz w:w="16848" w:h="11952"/>
-      <w:pgMar w:top="792" w:right="864" w:bottom="792" w:left="864" w:header="720" w:footer="720" w:gutter="0"/>
+      <w:headerReference w:type="default" r:id="rId10"/>
+      <w:pgSz w:w="11952" w:h="16848"/>
+      <w:pgMar w:top="691" w:right="792" w:bottom="691" w:left="792" w:header="720" w:footer="720" w:gutter="0"/>
       <w:cols w:space="720"/>
       <w:docGrid w:linePitch="360"/>
     </w:sectPr>
@@ -530,7 +529,7 @@
   </w:p>
   <w:p>
     <w:pPr>
-      <w:spacing w:after="140" w:line="269" w:lineRule="auto"/>
+      <w:spacing w:after="140" w:line="259" w:lineRule="auto"/>
     </w:pPr>
     <w:r>
       <w:rPr>
@@ -539,10 +538,27 @@
         <w:color w:val="17212B"/>
         <w:sz w:val="16"/>
       </w:rPr>
-      <w:t>Fictional Worked Example / The Evening Program / 01</w:t>
+      <w:t>Fictional Dazzler example / Apache-2.0 / Editable text and tables</w:t>
     </w:r>
   </w:p>
 </w:ftr>
+</file>
+
+<file path=word/header1.xml><?xml version="1.0" encoding="utf-8"?>
+<w:hdr xmlns:m="http://schemas.openxmlformats.org/officeDocument/2006/math" xmlns:mc="http://schemas.openxmlformats.org/markup-compatibility/2006" xmlns:mo="http://schemas.microsoft.com/office/mac/office/2008/main" xmlns:mv="urn:schemas-microsoft-com:mac:vml" xmlns:o="urn:schemas-microsoft-com:office:office" xmlns:r="http://schemas.openxmlformats.org/officeDocument/2006/relationships" xmlns:v="urn:schemas-microsoft-com:vml" xmlns:w10="urn:schemas-microsoft-com:office:word" xmlns:w14="http://schemas.microsoft.com/office/word/2010/wordml" xmlns:w="http://schemas.openxmlformats.org/wordprocessingml/2006/main" xmlns:wne="http://schemas.microsoft.com/office/word/2006/wordml" xmlns:wp14="http://schemas.microsoft.com/office/word/2010/wordprocessingDrawing" xmlns:wp="http://schemas.openxmlformats.org/drawingml/2006/wordprocessingDrawing" xmlns:wpc="http://schemas.microsoft.com/office/word/2010/wordprocessingCanvas" xmlns:wpg="http://schemas.microsoft.com/office/word/2010/wordprocessingGroup" xmlns:wpi="http://schemas.microsoft.com/office/word/2010/wordprocessingInk" xmlns:wps="http://schemas.microsoft.com/office/word/2010/wordprocessingShape" mc:Ignorable="w14 wp14">
+  <w:p>
+    <w:pPr>
+      <w:pStyle w:val="Header"/>
+    </w:pPr>
+    <w:r>
+      <w:pict>
+        <v:rect id="DazzlerPageSurface" style="position:absolute;margin-left:0;margin-top:0;width:597.6pt;height:842.4pt;z-index:-251654144;mso-position-horizontal-relative:page;mso-position-vertical-relative:page" fillcolor="#FF9068" stroked="f">
+          <v:fill color="#FF9068"/>
+        </v:rect>
+      </w:pict>
+    </w:r>
+  </w:p>
+</w:hdr>
 </file>
 
 <file path=word/numbering.xml><?xml version="1.0" encoding="utf-8"?>
@@ -908,9 +924,13 @@
     <w:name w:val="Normal"/>
     <w:qFormat/>
     <w:rsid w:val="00FC693F"/>
+    <w:pPr>
+      <w:spacing w:after="120"/>
+    </w:pPr>
     <w:rPr>
       <w:rFonts w:ascii="Arial" w:hAnsi="Arial"/>
-      <w:sz w:val="22"/>
+      <w:color w:val="17212B"/>
+      <w:sz w:val="21"/>
     </w:rPr>
   </w:style>
   <w:style w:type="paragraph" w:styleId="Header">
@@ -927,10 +947,6 @@
       </w:tabs>
       <w:spacing w:after="0" w:line="240" w:lineRule="auto"/>
     </w:pPr>
-    <w:rPr>
-      <w:rFonts w:ascii="Arial" w:hAnsi="Arial"/>
-      <w:sz w:val="22"/>
-    </w:rPr>
   </w:style>
   <w:style w:type="character" w:customStyle="1" w:styleId="HeaderChar">
     <w:name w:val="Header Char"/>
@@ -953,10 +969,6 @@
       </w:tabs>
       <w:spacing w:after="0" w:line="240" w:lineRule="auto"/>
     </w:pPr>
-    <w:rPr>
-      <w:rFonts w:ascii="Arial" w:hAnsi="Arial"/>
-      <w:sz w:val="22"/>
-    </w:rPr>
   </w:style>
   <w:style w:type="character" w:customStyle="1" w:styleId="FooterChar">
     <w:name w:val="Footer Char"/>
@@ -976,15 +988,15 @@
     <w:pPr>
       <w:keepNext/>
       <w:keepLines/>
-      <w:spacing w:before="480" w:after="0"/>
+      <w:spacing w:before="480" w:after="120"/>
       <w:outlineLvl w:val="0"/>
     </w:pPr>
     <w:rPr>
-      <w:rFonts w:cstheme="majorBidi" w:ascii="Arial" w:hAnsi="Arial"/>
+      <w:rFonts w:asciiTheme="majorHAnsi" w:eastAsiaTheme="majorEastAsia" w:hAnsiTheme="majorHAnsi" w:cstheme="majorBidi" w:ascii="Arial" w:hAnsi="Arial"/>
       <w:b/>
       <w:bCs/>
-      <w:color w:val="365F91" w:themeColor="accent1" w:themeShade="BF"/>
-      <w:sz w:val="22"/>
+      <w:color w:val="17212B"/>
+      <w:sz w:val="21"/>
       <w:szCs w:val="28"/>
     </w:rPr>
   </w:style>
@@ -1000,15 +1012,15 @@
     <w:pPr>
       <w:keepNext/>
       <w:keepLines/>
-      <w:spacing w:before="200" w:after="0"/>
+      <w:spacing w:before="200" w:after="120"/>
       <w:outlineLvl w:val="1"/>
     </w:pPr>
     <w:rPr>
-      <w:rFonts w:cstheme="majorBidi" w:ascii="Arial" w:hAnsi="Arial"/>
+      <w:rFonts w:asciiTheme="majorHAnsi" w:eastAsiaTheme="majorEastAsia" w:hAnsiTheme="majorHAnsi" w:cstheme="majorBidi" w:ascii="Arial" w:hAnsi="Arial"/>
       <w:b/>
       <w:bCs/>
-      <w:color w:val="4F81BD" w:themeColor="accent1"/>
-      <w:sz w:val="22"/>
+      <w:color w:val="17212B"/>
+      <w:sz w:val="21"/>
       <w:szCs w:val="26"/>
     </w:rPr>
   </w:style>
@@ -1028,11 +1040,10 @@
       <w:outlineLvl w:val="2"/>
     </w:pPr>
     <w:rPr>
-      <w:rFonts w:cstheme="majorBidi" w:ascii="Arial" w:hAnsi="Arial"/>
+      <w:rFonts w:asciiTheme="majorHAnsi" w:eastAsiaTheme="majorEastAsia" w:hAnsiTheme="majorHAnsi" w:cstheme="majorBidi"/>
       <w:b/>
       <w:bCs/>
       <w:color w:val="4F81BD" w:themeColor="accent1"/>
-      <w:sz w:val="22"/>
     </w:rPr>
   </w:style>
   <w:style w:type="paragraph" w:styleId="Heading4">
@@ -1052,13 +1063,12 @@
       <w:outlineLvl w:val="3"/>
     </w:pPr>
     <w:rPr>
-      <w:rFonts w:cstheme="majorBidi" w:ascii="Arial" w:hAnsi="Arial"/>
+      <w:rFonts w:asciiTheme="majorHAnsi" w:eastAsiaTheme="majorEastAsia" w:hAnsiTheme="majorHAnsi" w:cstheme="majorBidi"/>
       <w:b/>
       <w:bCs/>
       <w:i/>
       <w:iCs/>
       <w:color w:val="4F81BD" w:themeColor="accent1"/>
-      <w:sz w:val="22"/>
     </w:rPr>
   </w:style>
   <w:style w:type="paragraph" w:styleId="Heading5">
@@ -1078,9 +1088,8 @@
       <w:outlineLvl w:val="4"/>
     </w:pPr>
     <w:rPr>
-      <w:rFonts w:cstheme="majorBidi" w:ascii="Arial" w:hAnsi="Arial"/>
+      <w:rFonts w:asciiTheme="majorHAnsi" w:eastAsiaTheme="majorEastAsia" w:hAnsiTheme="majorHAnsi" w:cstheme="majorBidi"/>
       <w:color w:val="243F60" w:themeColor="accent1" w:themeShade="7F"/>
-      <w:sz w:val="22"/>
     </w:rPr>
   </w:style>
   <w:style w:type="paragraph" w:styleId="Heading6">
@@ -1100,11 +1109,10 @@
       <w:outlineLvl w:val="5"/>
     </w:pPr>
     <w:rPr>
-      <w:rFonts w:cstheme="majorBidi" w:ascii="Arial" w:hAnsi="Arial"/>
+      <w:rFonts w:asciiTheme="majorHAnsi" w:eastAsiaTheme="majorEastAsia" w:hAnsiTheme="majorHAnsi" w:cstheme="majorBidi"/>
       <w:i/>
       <w:iCs/>
       <w:color w:val="243F60" w:themeColor="accent1" w:themeShade="7F"/>
-      <w:sz w:val="22"/>
     </w:rPr>
   </w:style>
   <w:style w:type="paragraph" w:styleId="Heading7">
@@ -1124,11 +1132,10 @@
       <w:outlineLvl w:val="6"/>
     </w:pPr>
     <w:rPr>
-      <w:rFonts w:cstheme="majorBidi" w:ascii="Arial" w:hAnsi="Arial"/>
+      <w:rFonts w:asciiTheme="majorHAnsi" w:eastAsiaTheme="majorEastAsia" w:hAnsiTheme="majorHAnsi" w:cstheme="majorBidi"/>
       <w:i/>
       <w:iCs/>
       <w:color w:val="404040" w:themeColor="text1" w:themeTint="BF"/>
-      <w:sz w:val="22"/>
     </w:rPr>
   </w:style>
   <w:style w:type="paragraph" w:styleId="Heading8">
@@ -1148,9 +1155,9 @@
       <w:outlineLvl w:val="7"/>
     </w:pPr>
     <w:rPr>
-      <w:rFonts w:cstheme="majorBidi" w:ascii="Arial" w:hAnsi="Arial"/>
+      <w:rFonts w:asciiTheme="majorHAnsi" w:eastAsiaTheme="majorEastAsia" w:hAnsiTheme="majorHAnsi" w:cstheme="majorBidi"/>
       <w:color w:val="4F81BD" w:themeColor="accent1"/>
-      <w:sz w:val="22"/>
+      <w:sz w:val="20"/>
       <w:szCs w:val="20"/>
     </w:rPr>
   </w:style>
@@ -1171,11 +1178,11 @@
       <w:outlineLvl w:val="8"/>
     </w:pPr>
     <w:rPr>
-      <w:rFonts w:cstheme="majorBidi" w:ascii="Arial" w:hAnsi="Arial"/>
+      <w:rFonts w:asciiTheme="majorHAnsi" w:eastAsiaTheme="majorEastAsia" w:hAnsiTheme="majorHAnsi" w:cstheme="majorBidi"/>
       <w:i/>
       <w:iCs/>
       <w:color w:val="404040" w:themeColor="text1" w:themeTint="BF"/>
-      <w:sz w:val="22"/>
+      <w:sz w:val="20"/>
       <w:szCs w:val="20"/>
     </w:rPr>
   </w:style>
@@ -1214,10 +1221,6 @@
     <w:pPr>
       <w:spacing w:after="0" w:line="240" w:lineRule="auto"/>
     </w:pPr>
-    <w:rPr>
-      <w:rFonts w:ascii="Arial" w:hAnsi="Arial"/>
-      <w:sz w:val="22"/>
-    </w:rPr>
   </w:style>
   <w:style w:type="character" w:customStyle="1" w:styleId="Heading1Char">
     <w:name w:val="Heading 1 Char"/>
@@ -1271,15 +1274,15 @@
     <w:qFormat/>
     <w:rsid w:val="00FC693F"/>
     <w:pPr>
-      <w:spacing w:after="300" w:line="240" w:lineRule="auto"/>
+      <w:spacing w:after="120" w:line="240" w:lineRule="auto"/>
       <w:contextualSpacing/>
     </w:pPr>
     <w:rPr>
-      <w:rFonts w:cstheme="majorBidi" w:ascii="Arial" w:hAnsi="Arial"/>
-      <w:color w:val="17365D" w:themeColor="text2" w:themeShade="BF"/>
+      <w:rFonts w:asciiTheme="majorHAnsi" w:eastAsiaTheme="majorEastAsia" w:hAnsiTheme="majorHAnsi" w:cstheme="majorBidi" w:ascii="Arial" w:hAnsi="Arial"/>
+      <w:color w:val="17212B"/>
       <w:spacing w:val="5"/>
       <w:kern w:val="28"/>
-      <w:sz w:val="22"/>
+      <w:sz w:val="21"/>
       <w:szCs w:val="52"/>
     </w:rPr>
   </w:style>
@@ -1312,12 +1315,12 @@
       </w:numPr>
     </w:pPr>
     <w:rPr>
-      <w:rFonts w:cstheme="majorBidi" w:ascii="Arial" w:hAnsi="Arial"/>
+      <w:rFonts w:asciiTheme="majorHAnsi" w:eastAsiaTheme="majorEastAsia" w:hAnsiTheme="majorHAnsi" w:cstheme="majorBidi"/>
       <w:i/>
       <w:iCs/>
       <w:color w:val="4F81BD" w:themeColor="accent1"/>
       <w:spacing w:val="15"/>
-      <w:sz w:val="22"/>
+      <w:sz w:val="24"/>
       <w:szCs w:val="24"/>
     </w:rPr>
   </w:style>
@@ -1347,10 +1350,6 @@
       <w:ind w:left="720"/>
       <w:contextualSpacing/>
     </w:pPr>
-    <w:rPr>
-      <w:rFonts w:ascii="Arial" w:hAnsi="Arial"/>
-      <w:sz w:val="22"/>
-    </w:rPr>
   </w:style>
   <w:style w:type="paragraph" w:styleId="BodyText">
     <w:name w:val="Body Text"/>
@@ -1362,10 +1361,6 @@
     <w:pPr>
       <w:spacing w:after="120"/>
     </w:pPr>
-    <w:rPr>
-      <w:rFonts w:ascii="Arial" w:hAnsi="Arial"/>
-      <w:sz w:val="22"/>
-    </w:rPr>
   </w:style>
   <w:style w:type="character" w:customStyle="1" w:styleId="BodyTextChar">
     <w:name w:val="Body Text Char"/>
@@ -1384,10 +1379,6 @@
     <w:pPr>
       <w:spacing w:after="120" w:line="480" w:lineRule="auto"/>
     </w:pPr>
-    <w:rPr>
-      <w:rFonts w:ascii="Arial" w:hAnsi="Arial"/>
-      <w:sz w:val="22"/>
-    </w:rPr>
   </w:style>
   <w:style w:type="character" w:customStyle="1" w:styleId="BodyText2Char">
     <w:name w:val="Body Text 2 Char"/>
@@ -1407,8 +1398,7 @@
       <w:spacing w:after="120"/>
     </w:pPr>
     <w:rPr>
-      <w:rFonts w:ascii="Arial" w:hAnsi="Arial"/>
-      <w:sz w:val="22"/>
+      <w:sz w:val="16"/>
       <w:szCs w:val="16"/>
     </w:rPr>
   </w:style>
@@ -1433,10 +1423,6 @@
       <w:ind w:left="360" w:hanging="360"/>
       <w:contextualSpacing/>
     </w:pPr>
-    <w:rPr>
-      <w:rFonts w:ascii="Arial" w:hAnsi="Arial"/>
-      <w:sz w:val="22"/>
-    </w:rPr>
   </w:style>
   <w:style w:type="paragraph" w:styleId="List2">
     <w:name w:val="List 2"/>
@@ -1448,10 +1434,6 @@
       <w:ind w:left="720" w:hanging="360"/>
       <w:contextualSpacing/>
     </w:pPr>
-    <w:rPr>
-      <w:rFonts w:ascii="Arial" w:hAnsi="Arial"/>
-      <w:sz w:val="22"/>
-    </w:rPr>
   </w:style>
   <w:style w:type="paragraph" w:styleId="List3">
     <w:name w:val="List 3"/>
@@ -1463,10 +1445,6 @@
       <w:ind w:left="1080" w:hanging="360"/>
       <w:contextualSpacing/>
     </w:pPr>
-    <w:rPr>
-      <w:rFonts w:ascii="Arial" w:hAnsi="Arial"/>
-      <w:sz w:val="22"/>
-    </w:rPr>
   </w:style>
   <w:style w:type="paragraph" w:styleId="ListBullet">
     <w:name w:val="List Bullet"/>
@@ -1480,10 +1458,6 @@
       </w:numPr>
       <w:contextualSpacing/>
     </w:pPr>
-    <w:rPr>
-      <w:rFonts w:ascii="Arial" w:hAnsi="Arial"/>
-      <w:sz w:val="22"/>
-    </w:rPr>
   </w:style>
   <w:style w:type="paragraph" w:styleId="ListBullet2">
     <w:name w:val="List Bullet 2"/>
@@ -1497,10 +1471,6 @@
       </w:numPr>
       <w:contextualSpacing/>
     </w:pPr>
-    <w:rPr>
-      <w:rFonts w:ascii="Arial" w:hAnsi="Arial"/>
-      <w:sz w:val="22"/>
-    </w:rPr>
   </w:style>
   <w:style w:type="paragraph" w:styleId="ListBullet3">
     <w:name w:val="List Bullet 3"/>
@@ -1514,10 +1484,6 @@
       </w:numPr>
       <w:contextualSpacing/>
     </w:pPr>
-    <w:rPr>
-      <w:rFonts w:ascii="Arial" w:hAnsi="Arial"/>
-      <w:sz w:val="22"/>
-    </w:rPr>
   </w:style>
   <w:style w:type="paragraph" w:styleId="ListNumber">
     <w:name w:val="List Number"/>
@@ -1531,10 +1497,6 @@
       </w:numPr>
       <w:contextualSpacing/>
     </w:pPr>
-    <w:rPr>
-      <w:rFonts w:ascii="Arial" w:hAnsi="Arial"/>
-      <w:sz w:val="22"/>
-    </w:rPr>
   </w:style>
   <w:style w:type="paragraph" w:styleId="ListNumber2">
     <w:name w:val="List Number 2"/>
@@ -1548,10 +1510,6 @@
       </w:numPr>
       <w:contextualSpacing/>
     </w:pPr>
-    <w:rPr>
-      <w:rFonts w:ascii="Arial" w:hAnsi="Arial"/>
-      <w:sz w:val="22"/>
-    </w:rPr>
   </w:style>
   <w:style w:type="paragraph" w:styleId="ListNumber3">
     <w:name w:val="List Number 3"/>
@@ -1565,10 +1523,6 @@
       </w:numPr>
       <w:contextualSpacing/>
     </w:pPr>
-    <w:rPr>
-      <w:rFonts w:ascii="Arial" w:hAnsi="Arial"/>
-      <w:sz w:val="22"/>
-    </w:rPr>
   </w:style>
   <w:style w:type="paragraph" w:styleId="ListContinue">
     <w:name w:val="List Continue"/>
@@ -1581,10 +1535,6 @@
       <w:ind w:left="360"/>
       <w:contextualSpacing/>
     </w:pPr>
-    <w:rPr>
-      <w:rFonts w:ascii="Arial" w:hAnsi="Arial"/>
-      <w:sz w:val="22"/>
-    </w:rPr>
   </w:style>
   <w:style w:type="paragraph" w:styleId="ListContinue2">
     <w:name w:val="List Continue 2"/>
@@ -1597,10 +1547,6 @@
       <w:ind w:left="720"/>
       <w:contextualSpacing/>
     </w:pPr>
-    <w:rPr>
-      <w:rFonts w:ascii="Arial" w:hAnsi="Arial"/>
-      <w:sz w:val="22"/>
-    </w:rPr>
   </w:style>
   <w:style w:type="paragraph" w:styleId="ListContinue3">
     <w:name w:val="List Continue 3"/>
@@ -1613,10 +1559,6 @@
       <w:ind w:left="1080"/>
       <w:contextualSpacing/>
     </w:pPr>
-    <w:rPr>
-      <w:rFonts w:ascii="Arial" w:hAnsi="Arial"/>
-      <w:sz w:val="22"/>
-    </w:rPr>
   </w:style>
   <w:style w:type="paragraph" w:styleId="MacroText">
     <w:name w:val="macro"/>
@@ -1636,8 +1578,8 @@
       </w:tabs>
     </w:pPr>
     <w:rPr>
-      <w:rFonts w:ascii="Arial" w:hAnsi="Arial"/>
-      <w:sz w:val="22"/>
+      <w:rFonts w:ascii="Courier" w:hAnsi="Courier"/>
+      <w:sz w:val="20"/>
       <w:szCs w:val="20"/>
     </w:rPr>
   </w:style>
@@ -1662,11 +1604,9 @@
     <w:qFormat/>
     <w:rsid w:val="00FC693F"/>
     <w:rPr>
-      <w:rFonts w:ascii="Arial" w:hAnsi="Arial"/>
       <w:i/>
       <w:iCs/>
       <w:color w:val="000000" w:themeColor="text1"/>
-      <w:sz w:val="22"/>
     </w:rPr>
   </w:style>
   <w:style w:type="character" w:customStyle="1" w:styleId="QuoteChar">
@@ -1780,11 +1720,10 @@
       <w:spacing w:line="240" w:lineRule="auto"/>
     </w:pPr>
     <w:rPr>
-      <w:rFonts w:ascii="Arial" w:hAnsi="Arial"/>
       <w:b/>
       <w:bCs/>
       <w:color w:val="4F81BD" w:themeColor="accent1"/>
-      <w:sz w:val="22"/>
+      <w:sz w:val="18"/>
       <w:szCs w:val="18"/>
     </w:rPr>
   </w:style>
@@ -1823,13 +1762,11 @@
       <w:ind w:left="936" w:right="936"/>
     </w:pPr>
     <w:rPr>
-      <w:rFonts w:ascii="Arial" w:hAnsi="Arial"/>
       <w:b/>
       <w:bCs/>
       <w:i/>
       <w:iCs/>
       <w:color w:val="4F81BD" w:themeColor="accent1"/>
-      <w:sz w:val="22"/>
     </w:rPr>
   </w:style>
   <w:style w:type="character" w:customStyle="1" w:styleId="IntenseQuoteChar">
@@ -1924,10 +1861,6 @@
     <w:pPr>
       <w:outlineLvl w:val="9"/>
     </w:pPr>
-    <w:rPr>
-      <w:rFonts w:ascii="Arial" w:hAnsi="Arial"/>
-      <w:sz w:val="22"/>
-    </w:rPr>
   </w:style>
   <w:style w:type="table" w:styleId="TableGrid">
     <w:name w:val="Table Grid"/>

--- a/skills/dazzler-frontend/assets/templates/docx/fun.docx
+++ b/skills/dazzler-frontend/assets/templates/docx/fun.docx
@@ -10,12 +10,358 @@
         <w:rPr>
           <w:rFonts w:ascii="Arial" w:hAnsi="Arial"/>
           <w:b/>
-          <w:color w:val="452378"/>
+          <w:color w:val="6C2449"/>
           <w:sz w:val="18"/>
         </w:rPr>
         <w:t>ALDER STREET / SATURDAY 17 JULY</w:t>
       </w:r>
     </w:p>
+    <w:tbl>
+      <w:tblPr>
+        <w:tblW w:type="auto" w:w="0"/>
+        <w:tblLayout w:type="fixed"/>
+        <w:tblLook w:firstColumn="1" w:firstRow="1" w:lastColumn="0" w:lastRow="0" w:noHBand="0" w:noVBand="1" w:val="04A0"/>
+      </w:tblPr>
+      <w:tblGrid>
+        <w:gridCol w:w="7488"/>
+        <w:gridCol w:w="7488"/>
+      </w:tblGrid>
+      <w:tr>
+        <w:tc>
+          <w:tcPr>
+            <w:tcW w:type="dxa" w:w="7488"/>
+          </w:tcPr>
+          <w:p/>
+          <w:p>
+            <w:pPr>
+              <w:pStyle w:val="Title"/>
+              <w:spacing w:after="140" w:line="259" w:lineRule="auto"/>
+            </w:pPr>
+            <w:r>
+              <w:rPr>
+                <w:rFonts w:ascii="Arial" w:hAnsi="Arial"/>
+                <w:b/>
+                <w:color w:val="17212B"/>
+                <w:sz w:val="54"/>
+              </w:rPr>
+              <w:t>Night Market on Alder Street</w:t>
+            </w:r>
+          </w:p>
+          <w:p>
+            <w:pPr>
+              <w:spacing w:after="140" w:line="259" w:lineRule="auto"/>
+            </w:pPr>
+            <w:r>
+              <w:rPr>
+                <w:rFonts w:ascii="Arial" w:hAnsi="Arial"/>
+                <w:b/>
+                <w:color w:val="6C2449"/>
+                <w:sz w:val="22"/>
+              </w:rPr>
+              <w:t>An evening of food, records and small discoveries. Bring a friend and leave room for dessert.</w:t>
+            </w:r>
+          </w:p>
+          <w:p>
+            <w:pPr>
+              <w:spacing w:after="140" w:line="259" w:lineRule="auto"/>
+              <w:ind w:right="668"/>
+            </w:pPr>
+            <w:r>
+              <w:rPr>
+                <w:rFonts w:ascii="Arial" w:hAnsi="Arial"/>
+                <w:b w:val="0"/>
+                <w:color w:val="17212B"/>
+                <w:sz w:val="22"/>
+              </w:rPr>
+              <w:t>This fictional neighborhood night market fills the pedestrian block between Pine and Alder. No tickets are required; individual stalls set their own prices.</w:t>
+            </w:r>
+          </w:p>
+        </w:tc>
+        <w:tc>
+          <w:tcPr>
+            <w:tcW w:type="dxa" w:w="7488"/>
+          </w:tcPr>
+          <w:p/>
+          <w:tbl>
+            <w:tblPr>
+              <w:tblW w:type="auto" w:w="0"/>
+              <w:tblLayout w:type="autofit"/>
+              <w:tblLook w:firstColumn="1" w:firstRow="1" w:lastColumn="0" w:lastRow="0" w:noHBand="0" w:noVBand="1" w:val="04A0"/>
+            </w:tblPr>
+            <w:tblGrid>
+              <w:gridCol w:w="2496"/>
+              <w:gridCol w:w="2496"/>
+              <w:gridCol w:w="2496"/>
+            </w:tblGrid>
+            <w:tr>
+              <w:trPr>
+                <w:tblHeader/>
+                <w:cantSplit/>
+              </w:trPr>
+              <w:tc>
+                <w:tcPr>
+                  <w:tcW w:type="dxa" w:w="2496"/>
+                  <w:shd w:fill="6C2449"/>
+                </w:tcPr>
+                <w:p/>
+                <w:p>
+                  <w:pPr>
+                    <w:spacing w:after="140" w:line="259" w:lineRule="auto"/>
+                  </w:pPr>
+                  <w:r>
+                    <w:rPr>
+                      <w:rFonts w:ascii="Arial" w:hAnsi="Arial"/>
+                      <w:b/>
+                      <w:color w:val="FFFFFF"/>
+                      <w:sz w:val="20"/>
+                    </w:rPr>
+                    <w:t>Time</w:t>
+                  </w:r>
+                </w:p>
+              </w:tc>
+              <w:tc>
+                <w:tcPr>
+                  <w:tcW w:type="dxa" w:w="2496"/>
+                  <w:shd w:fill="6C2449"/>
+                </w:tcPr>
+                <w:p/>
+                <w:p>
+                  <w:pPr>
+                    <w:spacing w:after="140" w:line="259" w:lineRule="auto"/>
+                  </w:pPr>
+                  <w:r>
+                    <w:rPr>
+                      <w:rFonts w:ascii="Arial" w:hAnsi="Arial"/>
+                      <w:b/>
+                      <w:color w:val="FFFFFF"/>
+                      <w:sz w:val="20"/>
+                    </w:rPr>
+                    <w:t>Find</w:t>
+                  </w:r>
+                </w:p>
+              </w:tc>
+              <w:tc>
+                <w:tcPr>
+                  <w:tcW w:type="dxa" w:w="2496"/>
+                  <w:shd w:fill="6C2449"/>
+                </w:tcPr>
+                <w:p/>
+                <w:p>
+                  <w:pPr>
+                    <w:spacing w:after="140" w:line="259" w:lineRule="auto"/>
+                  </w:pPr>
+                  <w:r>
+                    <w:rPr>
+                      <w:rFonts w:ascii="Arial" w:hAnsi="Arial"/>
+                      <w:b/>
+                      <w:color w:val="FFFFFF"/>
+                      <w:sz w:val="20"/>
+                    </w:rPr>
+                    <w:t>Where</w:t>
+                  </w:r>
+                </w:p>
+              </w:tc>
+            </w:tr>
+            <w:tr>
+              <w:trPr>
+                <w:cantSplit/>
+              </w:trPr>
+              <w:tc>
+                <w:tcPr>
+                  <w:tcW w:type="dxa" w:w="2496"/>
+                </w:tcPr>
+                <w:p/>
+                <w:p>
+                  <w:pPr>
+                    <w:spacing w:after="140" w:line="259" w:lineRule="auto"/>
+                  </w:pPr>
+                  <w:r>
+                    <w:rPr>
+                      <w:rFonts w:ascii="Arial" w:hAnsi="Arial"/>
+                      <w:b w:val="0"/>
+                      <w:color w:val="17212B"/>
+                      <w:sz w:val="20"/>
+                    </w:rPr>
+                    <w:t>17:00</w:t>
+                  </w:r>
+                </w:p>
+              </w:tc>
+              <w:tc>
+                <w:tcPr>
+                  <w:tcW w:type="dxa" w:w="2496"/>
+                </w:tcPr>
+                <w:p/>
+                <w:p>
+                  <w:pPr>
+                    <w:spacing w:after="140" w:line="259" w:lineRule="auto"/>
+                  </w:pPr>
+                  <w:r>
+                    <w:rPr>
+                      <w:rFonts w:ascii="Arial" w:hAnsi="Arial"/>
+                      <w:b w:val="0"/>
+                      <w:color w:val="17212B"/>
+                      <w:sz w:val="20"/>
+                    </w:rPr>
+                    <w:t>Food Stalls Open</w:t>
+                  </w:r>
+                </w:p>
+              </w:tc>
+              <w:tc>
+                <w:tcPr>
+                  <w:tcW w:type="dxa" w:w="2496"/>
+                </w:tcPr>
+                <w:p/>
+                <w:p>
+                  <w:pPr>
+                    <w:spacing w:after="140" w:line="259" w:lineRule="auto"/>
+                  </w:pPr>
+                  <w:r>
+                    <w:rPr>
+                      <w:rFonts w:ascii="Arial" w:hAnsi="Arial"/>
+                      <w:b w:val="0"/>
+                      <w:color w:val="17212B"/>
+                      <w:sz w:val="20"/>
+                    </w:rPr>
+                    <w:t>East end</w:t>
+                  </w:r>
+                </w:p>
+              </w:tc>
+            </w:tr>
+            <w:tr>
+              <w:trPr>
+                <w:cantSplit/>
+              </w:trPr>
+              <w:tc>
+                <w:tcPr>
+                  <w:tcW w:type="dxa" w:w="2496"/>
+                </w:tcPr>
+                <w:p/>
+                <w:p>
+                  <w:pPr>
+                    <w:spacing w:after="140" w:line="259" w:lineRule="auto"/>
+                  </w:pPr>
+                  <w:r>
+                    <w:rPr>
+                      <w:rFonts w:ascii="Arial" w:hAnsi="Arial"/>
+                      <w:b w:val="0"/>
+                      <w:color w:val="17212B"/>
+                      <w:sz w:val="20"/>
+                    </w:rPr>
+                    <w:t>18:30</w:t>
+                  </w:r>
+                </w:p>
+              </w:tc>
+              <w:tc>
+                <w:tcPr>
+                  <w:tcW w:type="dxa" w:w="2496"/>
+                </w:tcPr>
+                <w:p/>
+                <w:p>
+                  <w:pPr>
+                    <w:spacing w:after="140" w:line="259" w:lineRule="auto"/>
+                  </w:pPr>
+                  <w:r>
+                    <w:rPr>
+                      <w:rFonts w:ascii="Arial" w:hAnsi="Arial"/>
+                      <w:b w:val="0"/>
+                      <w:color w:val="17212B"/>
+                      <w:sz w:val="20"/>
+                    </w:rPr>
+                    <w:t>Listening Session</w:t>
+                  </w:r>
+                </w:p>
+              </w:tc>
+              <w:tc>
+                <w:tcPr>
+                  <w:tcW w:type="dxa" w:w="2496"/>
+                </w:tcPr>
+                <w:p/>
+                <w:p>
+                  <w:pPr>
+                    <w:spacing w:after="140" w:line="259" w:lineRule="auto"/>
+                  </w:pPr>
+                  <w:r>
+                    <w:rPr>
+                      <w:rFonts w:ascii="Arial" w:hAnsi="Arial"/>
+                      <w:b w:val="0"/>
+                      <w:color w:val="17212B"/>
+                      <w:sz w:val="20"/>
+                    </w:rPr>
+                    <w:t>Record tent</w:t>
+                  </w:r>
+                </w:p>
+              </w:tc>
+            </w:tr>
+            <w:tr>
+              <w:trPr>
+                <w:cantSplit/>
+              </w:trPr>
+              <w:tc>
+                <w:tcPr>
+                  <w:tcW w:type="dxa" w:w="2496"/>
+                </w:tcPr>
+                <w:p/>
+                <w:p>
+                  <w:pPr>
+                    <w:spacing w:after="140" w:line="259" w:lineRule="auto"/>
+                  </w:pPr>
+                  <w:r>
+                    <w:rPr>
+                      <w:rFonts w:ascii="Arial" w:hAnsi="Arial"/>
+                      <w:b w:val="0"/>
+                      <w:color w:val="17212B"/>
+                      <w:sz w:val="20"/>
+                    </w:rPr>
+                    <w:t>20:00</w:t>
+                  </w:r>
+                </w:p>
+              </w:tc>
+              <w:tc>
+                <w:tcPr>
+                  <w:tcW w:type="dxa" w:w="2496"/>
+                </w:tcPr>
+                <w:p/>
+                <w:p>
+                  <w:pPr>
+                    <w:spacing w:after="140" w:line="259" w:lineRule="auto"/>
+                  </w:pPr>
+                  <w:r>
+                    <w:rPr>
+                      <w:rFonts w:ascii="Arial" w:hAnsi="Arial"/>
+                      <w:b w:val="0"/>
+                      <w:color w:val="17212B"/>
+                      <w:sz w:val="20"/>
+                    </w:rPr>
+                    <w:t>Sunset Set</w:t>
+                  </w:r>
+                </w:p>
+              </w:tc>
+              <w:tc>
+                <w:tcPr>
+                  <w:tcW w:type="dxa" w:w="2496"/>
+                </w:tcPr>
+                <w:p/>
+                <w:p>
+                  <w:pPr>
+                    <w:spacing w:after="140" w:line="259" w:lineRule="auto"/>
+                  </w:pPr>
+                  <w:r>
+                    <w:rPr>
+                      <w:rFonts w:ascii="Arial" w:hAnsi="Arial"/>
+                      <w:b w:val="0"/>
+                      <w:color w:val="17212B"/>
+                      <w:sz w:val="20"/>
+                    </w:rPr>
+                    <w:t>Community stage</w:t>
+                  </w:r>
+                </w:p>
+              </w:tc>
+            </w:tr>
+          </w:tbl>
+          <w:p/>
+        </w:tc>
+      </w:tr>
+    </w:tbl>
     <w:p>
       <w:pPr>
         <w:spacing w:after="140" w:line="259" w:lineRule="auto"/>
@@ -24,8 +370,8 @@
         <w:rPr>
           <w:rFonts w:ascii="Arial" w:hAnsi="Arial"/>
           <w:b/>
-          <w:color w:val="452378"/>
-          <w:sz w:val="58"/>
+          <w:color w:val="6C2449"/>
+          <w:sz w:val="50"/>
         </w:rPr>
         <w:t>17 JUL</w:t>
       </w:r>
@@ -39,337 +385,9 @@
           <w:rFonts w:ascii="Arial" w:hAnsi="Arial"/>
           <w:b w:val="0"/>
           <w:color w:val="17212B"/>
-          <w:sz w:val="20"/>
+          <w:sz w:val="22"/>
         </w:rPr>
         <w:t>17:00–22:00 · free entry</w:t>
-      </w:r>
-    </w:p>
-    <w:p>
-      <w:pPr>
-        <w:pStyle w:val="Title"/>
-        <w:spacing w:after="140" w:line="259" w:lineRule="auto"/>
-      </w:pPr>
-      <w:r>
-        <w:rPr>
-          <w:rFonts w:ascii="Arial" w:hAnsi="Arial"/>
-          <w:b/>
-          <w:color w:val="17212B"/>
-          <w:sz w:val="60"/>
-        </w:rPr>
-        <w:t>Night Market on Alder Street</w:t>
-      </w:r>
-    </w:p>
-    <w:p>
-      <w:pPr>
-        <w:spacing w:after="140" w:line="259" w:lineRule="auto"/>
-      </w:pPr>
-      <w:r>
-        <w:rPr>
-          <w:rFonts w:ascii="Arial" w:hAnsi="Arial"/>
-          <w:b/>
-          <w:color w:val="452378"/>
-          <w:sz w:val="24"/>
-        </w:rPr>
-        <w:t>An evening of food, records and small discoveries. Bring a friend and leave room for dessert.</w:t>
-      </w:r>
-    </w:p>
-    <w:tbl>
-      <w:tblPr>
-        <w:tblW w:type="auto" w:w="0"/>
-        <w:tblLook w:firstColumn="1" w:firstRow="1" w:lastColumn="0" w:lastRow="0" w:noHBand="0" w:noVBand="1" w:val="04A0"/>
-      </w:tblPr>
-      <w:tblGrid>
-        <w:gridCol w:w="3456"/>
-        <w:gridCol w:w="3456"/>
-        <w:gridCol w:w="3456"/>
-      </w:tblGrid>
-      <w:tr>
-        <w:trPr>
-          <w:tblHeader/>
-          <w:cantSplit/>
-        </w:trPr>
-        <w:tc>
-          <w:tcPr>
-            <w:tcW w:type="dxa" w:w="3456"/>
-            <w:shd w:fill="452378"/>
-          </w:tcPr>
-          <w:p/>
-          <w:p>
-            <w:pPr>
-              <w:spacing w:after="140" w:line="259" w:lineRule="auto"/>
-            </w:pPr>
-            <w:r>
-              <w:rPr>
-                <w:rFonts w:ascii="Arial" w:hAnsi="Arial"/>
-                <w:b/>
-                <w:color w:val="FFFFFF"/>
-                <w:sz w:val="18"/>
-              </w:rPr>
-              <w:t>Time</w:t>
-            </w:r>
-          </w:p>
-        </w:tc>
-        <w:tc>
-          <w:tcPr>
-            <w:tcW w:type="dxa" w:w="3456"/>
-            <w:shd w:fill="452378"/>
-          </w:tcPr>
-          <w:p/>
-          <w:p>
-            <w:pPr>
-              <w:spacing w:after="140" w:line="259" w:lineRule="auto"/>
-            </w:pPr>
-            <w:r>
-              <w:rPr>
-                <w:rFonts w:ascii="Arial" w:hAnsi="Arial"/>
-                <w:b/>
-                <w:color w:val="FFFFFF"/>
-                <w:sz w:val="18"/>
-              </w:rPr>
-              <w:t>Find</w:t>
-            </w:r>
-          </w:p>
-        </w:tc>
-        <w:tc>
-          <w:tcPr>
-            <w:tcW w:type="dxa" w:w="3456"/>
-            <w:shd w:fill="452378"/>
-          </w:tcPr>
-          <w:p/>
-          <w:p>
-            <w:pPr>
-              <w:spacing w:after="140" w:line="259" w:lineRule="auto"/>
-            </w:pPr>
-            <w:r>
-              <w:rPr>
-                <w:rFonts w:ascii="Arial" w:hAnsi="Arial"/>
-                <w:b/>
-                <w:color w:val="FFFFFF"/>
-                <w:sz w:val="18"/>
-              </w:rPr>
-              <w:t>Where</w:t>
-            </w:r>
-          </w:p>
-        </w:tc>
-      </w:tr>
-      <w:tr>
-        <w:trPr>
-          <w:cantSplit/>
-        </w:trPr>
-        <w:tc>
-          <w:tcPr>
-            <w:tcW w:type="dxa" w:w="3456"/>
-            <w:shd w:fill="FFFFFF"/>
-          </w:tcPr>
-          <w:p/>
-          <w:p>
-            <w:pPr>
-              <w:spacing w:after="140" w:line="259" w:lineRule="auto"/>
-            </w:pPr>
-            <w:r>
-              <w:rPr>
-                <w:rFonts w:ascii="Arial" w:hAnsi="Arial"/>
-                <w:b w:val="0"/>
-                <w:color w:val="17212B"/>
-                <w:sz w:val="18"/>
-              </w:rPr>
-              <w:t>17:00</w:t>
-            </w:r>
-          </w:p>
-        </w:tc>
-        <w:tc>
-          <w:tcPr>
-            <w:tcW w:type="dxa" w:w="3456"/>
-            <w:shd w:fill="FFFFFF"/>
-          </w:tcPr>
-          <w:p/>
-          <w:p>
-            <w:pPr>
-              <w:spacing w:after="140" w:line="259" w:lineRule="auto"/>
-            </w:pPr>
-            <w:r>
-              <w:rPr>
-                <w:rFonts w:ascii="Arial" w:hAnsi="Arial"/>
-                <w:b w:val="0"/>
-                <w:color w:val="17212B"/>
-                <w:sz w:val="18"/>
-              </w:rPr>
-              <w:t>Food Stalls Open</w:t>
-            </w:r>
-          </w:p>
-        </w:tc>
-        <w:tc>
-          <w:tcPr>
-            <w:tcW w:type="dxa" w:w="3456"/>
-            <w:shd w:fill="FFFFFF"/>
-          </w:tcPr>
-          <w:p/>
-          <w:p>
-            <w:pPr>
-              <w:spacing w:after="140" w:line="259" w:lineRule="auto"/>
-            </w:pPr>
-            <w:r>
-              <w:rPr>
-                <w:rFonts w:ascii="Arial" w:hAnsi="Arial"/>
-                <w:b w:val="0"/>
-                <w:color w:val="17212B"/>
-                <w:sz w:val="18"/>
-              </w:rPr>
-              <w:t>East end</w:t>
-            </w:r>
-          </w:p>
-        </w:tc>
-      </w:tr>
-      <w:tr>
-        <w:trPr>
-          <w:cantSplit/>
-        </w:trPr>
-        <w:tc>
-          <w:tcPr>
-            <w:tcW w:type="dxa" w:w="3456"/>
-            <w:shd w:fill="FFFFFF"/>
-          </w:tcPr>
-          <w:p/>
-          <w:p>
-            <w:pPr>
-              <w:spacing w:after="140" w:line="259" w:lineRule="auto"/>
-            </w:pPr>
-            <w:r>
-              <w:rPr>
-                <w:rFonts w:ascii="Arial" w:hAnsi="Arial"/>
-                <w:b w:val="0"/>
-                <w:color w:val="17212B"/>
-                <w:sz w:val="18"/>
-              </w:rPr>
-              <w:t>18:30</w:t>
-            </w:r>
-          </w:p>
-        </w:tc>
-        <w:tc>
-          <w:tcPr>
-            <w:tcW w:type="dxa" w:w="3456"/>
-            <w:shd w:fill="FFFFFF"/>
-          </w:tcPr>
-          <w:p/>
-          <w:p>
-            <w:pPr>
-              <w:spacing w:after="140" w:line="259" w:lineRule="auto"/>
-            </w:pPr>
-            <w:r>
-              <w:rPr>
-                <w:rFonts w:ascii="Arial" w:hAnsi="Arial"/>
-                <w:b w:val="0"/>
-                <w:color w:val="17212B"/>
-                <w:sz w:val="18"/>
-              </w:rPr>
-              <w:t>Listening Session</w:t>
-            </w:r>
-          </w:p>
-        </w:tc>
-        <w:tc>
-          <w:tcPr>
-            <w:tcW w:type="dxa" w:w="3456"/>
-            <w:shd w:fill="FFFFFF"/>
-          </w:tcPr>
-          <w:p/>
-          <w:p>
-            <w:pPr>
-              <w:spacing w:after="140" w:line="259" w:lineRule="auto"/>
-            </w:pPr>
-            <w:r>
-              <w:rPr>
-                <w:rFonts w:ascii="Arial" w:hAnsi="Arial"/>
-                <w:b w:val="0"/>
-                <w:color w:val="17212B"/>
-                <w:sz w:val="18"/>
-              </w:rPr>
-              <w:t>Record tent</w:t>
-            </w:r>
-          </w:p>
-        </w:tc>
-      </w:tr>
-      <w:tr>
-        <w:trPr>
-          <w:cantSplit/>
-        </w:trPr>
-        <w:tc>
-          <w:tcPr>
-            <w:tcW w:type="dxa" w:w="3456"/>
-            <w:shd w:fill="FFFFFF"/>
-          </w:tcPr>
-          <w:p/>
-          <w:p>
-            <w:pPr>
-              <w:spacing w:after="140" w:line="259" w:lineRule="auto"/>
-            </w:pPr>
-            <w:r>
-              <w:rPr>
-                <w:rFonts w:ascii="Arial" w:hAnsi="Arial"/>
-                <w:b w:val="0"/>
-                <w:color w:val="17212B"/>
-                <w:sz w:val="18"/>
-              </w:rPr>
-              <w:t>20:00</w:t>
-            </w:r>
-          </w:p>
-        </w:tc>
-        <w:tc>
-          <w:tcPr>
-            <w:tcW w:type="dxa" w:w="3456"/>
-            <w:shd w:fill="FFFFFF"/>
-          </w:tcPr>
-          <w:p/>
-          <w:p>
-            <w:pPr>
-              <w:spacing w:after="140" w:line="259" w:lineRule="auto"/>
-            </w:pPr>
-            <w:r>
-              <w:rPr>
-                <w:rFonts w:ascii="Arial" w:hAnsi="Arial"/>
-                <w:b w:val="0"/>
-                <w:color w:val="17212B"/>
-                <w:sz w:val="18"/>
-              </w:rPr>
-              <w:t>Sunset Set</w:t>
-            </w:r>
-          </w:p>
-        </w:tc>
-        <w:tc>
-          <w:tcPr>
-            <w:tcW w:type="dxa" w:w="3456"/>
-            <w:shd w:fill="FFFFFF"/>
-          </w:tcPr>
-          <w:p/>
-          <w:p>
-            <w:pPr>
-              <w:spacing w:after="140" w:line="259" w:lineRule="auto"/>
-            </w:pPr>
-            <w:r>
-              <w:rPr>
-                <w:rFonts w:ascii="Arial" w:hAnsi="Arial"/>
-                <w:b w:val="0"/>
-                <w:color w:val="17212B"/>
-                <w:sz w:val="18"/>
-              </w:rPr>
-              <w:t>Community stage</w:t>
-            </w:r>
-          </w:p>
-        </w:tc>
-      </w:tr>
-    </w:tbl>
-    <w:p>
-      <w:pPr>
-        <w:spacing w:after="140" w:line="259" w:lineRule="auto"/>
-        <w:ind w:right="4278"/>
-      </w:pPr>
-      <w:r>
-        <w:rPr>
-          <w:rFonts w:ascii="Arial" w:hAnsi="Arial"/>
-          <w:b w:val="0"/>
-          <w:color w:val="17212B"/>
-          <w:sz w:val="21"/>
-        </w:rPr>
-        <w:t>This fictional neighborhood night market fills the pedestrian block between Pine and Alder. No tickets are required; individual stalls set their own prices.</w:t>
       </w:r>
     </w:p>
     <w:tbl>
@@ -379,14 +397,14 @@
         <w:tblLook w:firstColumn="1" w:firstRow="1" w:lastColumn="0" w:lastRow="0" w:noHBand="0" w:noVBand="1" w:val="04A0"/>
       </w:tblPr>
       <w:tblGrid>
-        <w:gridCol w:w="3312"/>
-        <w:gridCol w:w="3312"/>
-        <w:gridCol w:w="3312"/>
+        <w:gridCol w:w="4968"/>
+        <w:gridCol w:w="4968"/>
+        <w:gridCol w:w="4968"/>
       </w:tblGrid>
       <w:tr>
         <w:tc>
           <w:tcPr>
-            <w:tcW w:type="dxa" w:w="3312"/>
+            <w:tcW w:type="dxa" w:w="4968"/>
           </w:tcPr>
           <w:p/>
           <w:p>
@@ -398,8 +416,8 @@
               <w:rPr>
                 <w:rFonts w:ascii="Arial" w:hAnsi="Arial"/>
                 <w:b/>
-                <w:color w:val="452378"/>
-                <w:sz w:val="28"/>
+                <w:color w:val="6C2449"/>
+                <w:sz w:val="26"/>
               </w:rPr>
               <w:t>Make an Evening of It</w:t>
             </w:r>
@@ -414,7 +432,7 @@
                 <w:rFonts w:ascii="Arial" w:hAnsi="Arial"/>
                 <w:b w:val="0"/>
                 <w:color w:val="17212B"/>
-                <w:sz w:val="21"/>
+                <w:sz w:val="22"/>
               </w:rPr>
               <w:t>Start at the community table, browse the makers and catch the sunset set. Seating is shared and the route is step-free.</w:t>
             </w:r>
@@ -422,7 +440,7 @@
         </w:tc>
         <w:tc>
           <w:tcPr>
-            <w:tcW w:type="dxa" w:w="3312"/>
+            <w:tcW w:type="dxa" w:w="4968"/>
           </w:tcPr>
           <w:p/>
           <w:p>
@@ -434,8 +452,8 @@
               <w:rPr>
                 <w:rFonts w:ascii="Arial" w:hAnsi="Arial"/>
                 <w:b/>
-                <w:color w:val="452378"/>
-                <w:sz w:val="28"/>
+                <w:color w:val="6C2449"/>
+                <w:sz w:val="26"/>
               </w:rPr>
               <w:t>Come Prepared</w:t>
             </w:r>
@@ -450,7 +468,7 @@
                 <w:rFonts w:ascii="Arial" w:hAnsi="Arial"/>
                 <w:b w:val="0"/>
                 <w:color w:val="17212B"/>
-                <w:sz w:val="21"/>
+                <w:sz w:val="22"/>
               </w:rPr>
               <w:t>Bring a reusable bottle. Water refill points are beside the information tent; quiet seating is at the library end of the block.</w:t>
             </w:r>
@@ -458,7 +476,7 @@
         </w:tc>
         <w:tc>
           <w:tcPr>
-            <w:tcW w:type="dxa" w:w="3312"/>
+            <w:tcW w:type="dxa" w:w="4968"/>
           </w:tcPr>
           <w:p/>
           <w:p>
@@ -470,8 +488,8 @@
               <w:rPr>
                 <w:rFonts w:ascii="Arial" w:hAnsi="Arial"/>
                 <w:b/>
-                <w:color w:val="452378"/>
-                <w:sz w:val="28"/>
+                <w:color w:val="6C2449"/>
+                <w:sz w:val="26"/>
               </w:rPr>
               <w:t>Weather Plan</w:t>
             </w:r>
@@ -486,7 +504,7 @@
                 <w:rFonts w:ascii="Arial" w:hAnsi="Arial"/>
                 <w:b w:val="0"/>
                 <w:color w:val="17212B"/>
-                <w:sz w:val="21"/>
+                <w:sz w:val="22"/>
               </w:rPr>
               <w:t>If heavy rain is forecast, the event moves to Alder Hall. Check the information board before traveling.</w:t>
             </w:r>
@@ -502,7 +520,7 @@
         <w:rPr>
           <w:rFonts w:ascii="Arial" w:hAnsi="Arial"/>
           <w:b/>
-          <w:color w:val="452378"/>
+          <w:color w:val="6C2449"/>
           <w:sz w:val="18"/>
         </w:rPr>
         <w:t>Fictional event · No real booking or attendance service.</w:t>
@@ -511,7 +529,7 @@
     <w:sectPr>
       <w:footerReference w:type="default" r:id="rId9"/>
       <w:headerReference w:type="default" r:id="rId10"/>
-      <w:pgSz w:w="11952" w:h="16848"/>
+      <w:pgSz w:w="16848" w:h="11952"/>
       <w:pgMar w:top="691" w:right="792" w:bottom="691" w:left="792" w:header="720" w:footer="720" w:gutter="0"/>
       <w:cols w:space="720"/>
       <w:docGrid w:linePitch="360"/>
@@ -552,8 +570,8 @@
     </w:pPr>
     <w:r>
       <w:pict>
-        <v:rect id="DazzlerPageSurface" style="position:absolute;margin-left:0;margin-top:0;width:597.6pt;height:842.4pt;z-index:-251654144;mso-position-horizontal-relative:page;mso-position-vertical-relative:page" fillcolor="#FF9068" stroked="f">
-          <v:fill color="#FF9068"/>
+        <v:rect id="DazzlerPageSurface" style="position:absolute;margin-left:0;margin-top:0;width:842.4pt;height:597.6pt;z-index:-251654144;mso-position-horizontal-relative:page;mso-position-vertical-relative:page" fillcolor="#FFD85A" stroked="f">
+          <v:fill color="#FFD85A"/>
         </v:rect>
       </w:pict>
     </w:r>
@@ -924,13 +942,10 @@
     <w:name w:val="Normal"/>
     <w:qFormat/>
     <w:rsid w:val="00FC693F"/>
-    <w:pPr>
-      <w:spacing w:after="120"/>
-    </w:pPr>
     <w:rPr>
       <w:rFonts w:ascii="Arial" w:hAnsi="Arial"/>
       <w:color w:val="17212B"/>
-      <w:sz w:val="21"/>
+      <w:sz w:val="20"/>
     </w:rPr>
   </w:style>
   <w:style w:type="paragraph" w:styleId="Header">
@@ -988,7 +1003,7 @@
     <w:pPr>
       <w:keepNext/>
       <w:keepLines/>
-      <w:spacing w:before="480" w:after="120"/>
+      <w:spacing w:before="480" w:after="0"/>
       <w:outlineLvl w:val="0"/>
     </w:pPr>
     <w:rPr>
@@ -996,7 +1011,7 @@
       <w:b/>
       <w:bCs/>
       <w:color w:val="17212B"/>
-      <w:sz w:val="21"/>
+      <w:sz w:val="20"/>
       <w:szCs w:val="28"/>
     </w:rPr>
   </w:style>
@@ -1012,15 +1027,15 @@
     <w:pPr>
       <w:keepNext/>
       <w:keepLines/>
-      <w:spacing w:before="200" w:after="120"/>
+      <w:spacing w:before="200" w:after="0"/>
       <w:outlineLvl w:val="1"/>
     </w:pPr>
     <w:rPr>
-      <w:rFonts w:asciiTheme="majorHAnsi" w:eastAsiaTheme="majorEastAsia" w:hAnsiTheme="majorHAnsi" w:cstheme="majorBidi" w:ascii="Arial" w:hAnsi="Arial"/>
+      <w:rFonts w:asciiTheme="majorHAnsi" w:eastAsiaTheme="majorEastAsia" w:hAnsiTheme="majorHAnsi" w:cstheme="majorBidi"/>
       <w:b/>
       <w:bCs/>
-      <w:color w:val="17212B"/>
-      <w:sz w:val="21"/>
+      <w:color w:val="4F81BD" w:themeColor="accent1"/>
+      <w:sz w:val="26"/>
       <w:szCs w:val="26"/>
     </w:rPr>
   </w:style>
@@ -1274,7 +1289,7 @@
     <w:qFormat/>
     <w:rsid w:val="00FC693F"/>
     <w:pPr>
-      <w:spacing w:after="120" w:line="240" w:lineRule="auto"/>
+      <w:spacing w:after="300" w:line="240" w:lineRule="auto"/>
       <w:contextualSpacing/>
     </w:pPr>
     <w:rPr>
@@ -1282,7 +1297,7 @@
       <w:color w:val="17212B"/>
       <w:spacing w:val="5"/>
       <w:kern w:val="28"/>
-      <w:sz w:val="21"/>
+      <w:sz w:val="20"/>
       <w:szCs w:val="52"/>
     </w:rPr>
   </w:style>
